--- a/docs/SystemDocumentation.docx
+++ b/docs/SystemDocumentation.docx
@@ -3860,7 +3860,7 @@
                     </wp:inline>
                   </w:drawing>
                 </mc:Choice>
-                <mc:Fallback xmlns:a="http://schemas.openxmlformats.org/drawingml/2006/main" xmlns:pic="http://schemas.openxmlformats.org/drawingml/2006/picture" xmlns:a14="http://schemas.microsoft.com/office/drawing/2010/main" xmlns:arto="http://schemas.microsoft.com/office/word/2006/arto">
+                <mc:Fallback xmlns:arto="http://schemas.microsoft.com/office/word/2006/arto" xmlns:a14="http://schemas.microsoft.com/office/drawing/2010/main" xmlns:pic="http://schemas.openxmlformats.org/drawingml/2006/picture" xmlns:a="http://schemas.openxmlformats.org/drawingml/2006/main">
                   <w:pict>
                     <v:rect id=" 4" style="width:86.25pt;height:31.8pt;visibility:visible;mso-wrap-style:square;mso-left-percent:-10001;mso-top-percent:-10001;mso-position-horizontal:absolute;mso-position-horizontal-relative:char;mso-position-vertical:absolute;mso-position-vertical-relative:line;mso-left-percent:-10001;mso-top-percent:-10001;v-text-anchor:top" o:spid="_x0000_s1026" filled="f" stroked="f" w14:anchorId="6DD0AF5F" o:gfxdata="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">
                       <v:path arrowok="t"/>
@@ -3965,7 +3965,7 @@
                 <w:noProof/>
               </w:rPr>
               <w:drawing>
-                <wp:inline distT="0" distB="0" distL="0" distR="0" wp14:anchorId="67E93D3F" wp14:editId="56DFF299">
+                <wp:inline distT="0" distB="0" distL="0" distR="0" wp14:anchorId="67E93D3F" wp14:editId="3B89EC63">
                   <wp:extent cx="801858" cy="451923"/>
                   <wp:effectExtent l="0" t="0" r="0" b="5715"/>
                   <wp:docPr id="1346382961" name="圖片 4"/>
@@ -4836,7 +4836,7 @@
                 <w:noProof/>
               </w:rPr>
               <w:drawing>
-                <wp:inline distT="0" distB="0" distL="0" distR="0" wp14:anchorId="3312B997" wp14:editId="7475663C">
+                <wp:inline distT="0" distB="0" distL="0" distR="0" wp14:anchorId="3312B997" wp14:editId="33A77D98">
                   <wp:extent cx="564543" cy="423407"/>
                   <wp:effectExtent l="0" t="0" r="6985" b="0"/>
                   <wp:docPr id="562365715" name="圖片 3" descr="一張含有 文字, 字型, 圖形, 標誌 的圖片&#10;&#10;AI 產生的內容可能不正確。"/>
@@ -5777,7 +5777,7 @@
                 <w:noProof/>
               </w:rPr>
               <w:drawing>
-                <wp:inline distT="0" distB="0" distL="0" distR="0" wp14:anchorId="3FAA5D14" wp14:editId="3239F4E9">
+                <wp:inline distT="0" distB="0" distL="0" distR="0" wp14:anchorId="3FAA5D14" wp14:editId="1EF838CB">
                   <wp:extent cx="907366" cy="453683"/>
                   <wp:effectExtent l="0" t="0" r="7620" b="3810"/>
                   <wp:docPr id="835250715" name="圖片 2"/>
@@ -6022,7 +6022,7 @@
                 <w:noProof/>
               </w:rPr>
               <w:drawing>
-                <wp:inline distT="0" distB="0" distL="0" distR="0" wp14:anchorId="1AAC7C4A" wp14:editId="194CCBFA">
+                <wp:inline distT="0" distB="0" distL="0" distR="0" wp14:anchorId="1AAC7C4A" wp14:editId="53953AA9">
                   <wp:extent cx="450850" cy="450850"/>
                   <wp:effectExtent l="0" t="0" r="6350" b="6350"/>
                   <wp:docPr id="1797307115" name="圖片 2"/>
@@ -9337,7 +9337,7 @@
           <w:noProof/>
         </w:rPr>
         <w:drawing>
-          <wp:inline distT="0" distB="0" distL="0" distR="0" wp14:anchorId="6406CFD7" wp14:editId="205C8AFD">
+          <wp:inline distT="0" distB="0" distL="0" distR="0" wp14:anchorId="6406CFD7" wp14:editId="2D709873">
             <wp:extent cx="5274310" cy="1543045"/>
             <wp:effectExtent l="0" t="0" r="2540" b="635"/>
             <wp:docPr id="22" name="圖片 1" descr="一張含有 文字, 螢幕擷取畫面, 字型, 行 的圖片&#10;&#10;AI 產生的內容可能不正確。"/>
@@ -9413,33 +9413,33 @@
       <w:pPr>
         <w:spacing w:line="240" w:lineRule="auto"/>
         <w:rPr>
-          <w:rFonts w:ascii="Times New Roman" w:eastAsia="標楷體" w:hAnsi="Times New Roman" w:cs="Times New Roman"/>
-          <w:sz w:val="28"/>
-          <w:szCs w:val="28"/>
-        </w:rPr>
-      </w:pPr>
-      <w:r>
-        <w:rPr>
           <w:rFonts w:ascii="Times New Roman" w:eastAsia="標楷體" w:hAnsi="Times New Roman" w:cs="Times New Roman" w:hint="eastAsia"/>
           <w:sz w:val="28"/>
           <w:szCs w:val="28"/>
         </w:rPr>
-        <w:t>4.1</w:t>
-      </w:r>
+      </w:pPr>
       <w:r>
         <w:rPr>
           <w:rFonts w:ascii="Times New Roman" w:eastAsia="標楷體" w:hAnsi="Times New Roman" w:cs="Times New Roman" w:hint="eastAsia"/>
           <w:sz w:val="28"/>
           <w:szCs w:val="28"/>
         </w:rPr>
-        <w:t xml:space="preserve"> </w:t>
-      </w:r>
-      <w:r>
-        <w:rPr>
-          <w:rFonts w:ascii="Times New Roman" w:eastAsia="標楷體" w:hAnsi="Times New Roman" w:cs="Times New Roman"/>
+        <w:t>4.1</w:t>
+      </w:r>
+      <w:r>
+        <w:rPr>
+          <w:rFonts w:ascii="Times New Roman" w:eastAsia="標楷體" w:hAnsi="Times New Roman" w:cs="Times New Roman" w:hint="eastAsia"/>
           <w:sz w:val="28"/>
           <w:szCs w:val="28"/>
         </w:rPr>
+        <w:t xml:space="preserve"> </w:t>
+      </w:r>
+      <w:r>
+        <w:rPr>
+          <w:rFonts w:ascii="Times New Roman" w:eastAsia="標楷體" w:hAnsi="Times New Roman" w:cs="Times New Roman"/>
+          <w:sz w:val="28"/>
+          <w:szCs w:val="28"/>
+        </w:rPr>
         <w:t>使用的開發工具</w:t>
       </w:r>
     </w:p>
@@ -9449,16 +9449,439 @@
         <w:ind w:firstLine="480"/>
         <w:rPr>
           <w:rFonts w:ascii="Times New Roman" w:eastAsia="標楷體" w:hAnsi="Times New Roman" w:cs="Times New Roman"/>
+        </w:rPr>
+      </w:pPr>
+      <w:r>
+        <w:rPr>
+          <w:rFonts w:ascii="Times New Roman" w:eastAsia="標楷體" w:hAnsi="Times New Roman" w:cs="Times New Roman"/>
+        </w:rPr>
+        <w:t>在本專題中，系統實作</w:t>
+      </w:r>
+      <w:r>
+        <w:rPr>
+          <w:rFonts w:ascii="Times New Roman" w:eastAsia="標楷體" w:hAnsi="Times New Roman" w:cs="Times New Roman" w:hint="eastAsia"/>
+        </w:rPr>
+        <w:t>以</w:t>
+      </w:r>
+      <w:r>
+        <w:rPr>
+          <w:rFonts w:ascii="Times New Roman" w:eastAsia="標楷體" w:hAnsi="Times New Roman" w:cs="Times New Roman"/>
+        </w:rPr>
+        <w:t>Unity</w:t>
+      </w:r>
+      <w:r>
+        <w:rPr>
+          <w:rFonts w:ascii="Times New Roman" w:eastAsia="標楷體" w:hAnsi="Times New Roman" w:cs="Times New Roman"/>
+        </w:rPr>
+        <w:t>作為核心開發與執行平台，並以</w:t>
+      </w:r>
+      <w:r>
+        <w:rPr>
+          <w:rFonts w:ascii="Times New Roman" w:eastAsia="標楷體" w:hAnsi="Times New Roman" w:cs="Times New Roman"/>
+        </w:rPr>
+        <w:t>Microsoft Visual Studio 2022</w:t>
+      </w:r>
+      <w:r>
+        <w:rPr>
+          <w:rFonts w:ascii="Times New Roman" w:eastAsia="標楷體" w:hAnsi="Times New Roman" w:cs="Times New Roman"/>
+        </w:rPr>
+        <w:t>進行程式碼撰寫與除錯，採用</w:t>
+      </w:r>
+      <w:r>
+        <w:rPr>
+          <w:rFonts w:ascii="Times New Roman" w:eastAsia="標楷體" w:hAnsi="Times New Roman" w:cs="Times New Roman"/>
+        </w:rPr>
+        <w:t>C#</w:t>
+      </w:r>
+      <w:r>
+        <w:rPr>
+          <w:rFonts w:ascii="Times New Roman" w:eastAsia="標楷體" w:hAnsi="Times New Roman" w:cs="Times New Roman"/>
+        </w:rPr>
+        <w:t>作為主要程式語言。我們使用</w:t>
+      </w:r>
+      <w:r>
+        <w:rPr>
+          <w:rFonts w:ascii="Times New Roman" w:eastAsia="標楷體" w:hAnsi="Times New Roman" w:cs="Times New Roman"/>
+        </w:rPr>
+        <w:t xml:space="preserve">Meta Quest </w:t>
+      </w:r>
+      <w:r>
+        <w:rPr>
+          <w:rFonts w:ascii="Times New Roman" w:eastAsia="標楷體" w:hAnsi="Times New Roman" w:cs="Times New Roman" w:hint="eastAsia"/>
+        </w:rPr>
+        <w:t>3</w:t>
+      </w:r>
+      <w:r>
+        <w:rPr>
+          <w:rFonts w:ascii="Times New Roman" w:eastAsia="標楷體" w:hAnsi="Times New Roman" w:cs="Times New Roman"/>
+        </w:rPr>
+        <w:t>作為</w:t>
+      </w:r>
+      <w:r>
+        <w:rPr>
+          <w:rFonts w:ascii="Times New Roman" w:eastAsia="標楷體" w:hAnsi="Times New Roman" w:cs="Times New Roman"/>
+        </w:rPr>
+        <w:t xml:space="preserve"> VR </w:t>
+      </w:r>
+      <w:r>
+        <w:rPr>
+          <w:rFonts w:ascii="Times New Roman" w:eastAsia="標楷體" w:hAnsi="Times New Roman" w:cs="Times New Roman"/>
+        </w:rPr>
+        <w:t>測試設備，並透過</w:t>
+      </w:r>
+      <w:r>
+        <w:rPr>
+          <w:rFonts w:ascii="Times New Roman" w:eastAsia="標楷體" w:hAnsi="Times New Roman" w:cs="Times New Roman"/>
+        </w:rPr>
+        <w:t>Meta Quest Link</w:t>
+      </w:r>
+      <w:r>
+        <w:rPr>
+          <w:rFonts w:ascii="Times New Roman" w:eastAsia="標楷體" w:hAnsi="Times New Roman" w:cs="Times New Roman"/>
+        </w:rPr>
+        <w:t>進行運行測試，以確保系統在沉浸式環境中的穩定性與效能。</w:t>
+      </w:r>
+    </w:p>
+    <w:p>
+      <w:pPr>
+        <w:spacing w:before="240" w:after="240" w:line="240" w:lineRule="auto"/>
+        <w:ind w:firstLine="480"/>
+        <w:rPr>
+          <w:rFonts w:ascii="Times New Roman" w:eastAsia="標楷體" w:hAnsi="Times New Roman" w:cs="Times New Roman"/>
+        </w:rPr>
+      </w:pPr>
+      <w:r>
+        <w:rPr>
+          <w:rFonts w:ascii="Times New Roman" w:eastAsia="標楷體" w:hAnsi="Times New Roman" w:cs="Times New Roman"/>
+        </w:rPr>
+        <w:t>在系統建構方面，我們運用了</w:t>
+      </w:r>
+      <w:r>
+        <w:rPr>
+          <w:rFonts w:ascii="Times New Roman" w:eastAsia="標楷體" w:hAnsi="Times New Roman" w:cs="Times New Roman"/>
+        </w:rPr>
+        <w:t>Blender</w:t>
+      </w:r>
+      <w:r>
+        <w:rPr>
+          <w:rFonts w:ascii="Times New Roman" w:eastAsia="標楷體" w:hAnsi="Times New Roman" w:cs="Times New Roman"/>
+        </w:rPr>
+        <w:t>製作與輸出</w:t>
+      </w:r>
+      <w:r>
+        <w:rPr>
+          <w:rFonts w:ascii="Times New Roman" w:eastAsia="標楷體" w:hAnsi="Times New Roman" w:cs="Times New Roman"/>
+        </w:rPr>
+        <w:t>3D</w:t>
+      </w:r>
+      <w:r>
+        <w:rPr>
+          <w:rFonts w:ascii="Times New Roman" w:eastAsia="標楷體" w:hAnsi="Times New Roman" w:cs="Times New Roman"/>
+        </w:rPr>
+        <w:t>模型，並依據統一規範進行貼圖與材質處理，確保能夠順利導入</w:t>
+      </w:r>
+      <w:r>
+        <w:rPr>
+          <w:rFonts w:ascii="Times New Roman" w:eastAsia="標楷體" w:hAnsi="Times New Roman" w:cs="Times New Roman"/>
+        </w:rPr>
+        <w:t>Unity</w:t>
+      </w:r>
+      <w:r>
+        <w:rPr>
+          <w:rFonts w:ascii="Times New Roman" w:eastAsia="標楷體" w:hAnsi="Times New Roman" w:cs="Times New Roman"/>
+        </w:rPr>
+        <w:t>。介面設計部分，則透過</w:t>
+      </w:r>
+      <w:r>
+        <w:rPr>
+          <w:rFonts w:ascii="Times New Roman" w:eastAsia="標楷體" w:hAnsi="Times New Roman" w:cs="Times New Roman"/>
+        </w:rPr>
+        <w:t xml:space="preserve"> Canva </w:t>
+      </w:r>
+      <w:r>
+        <w:rPr>
+          <w:rFonts w:ascii="Times New Roman" w:eastAsia="標楷體" w:hAnsi="Times New Roman" w:cs="Times New Roman"/>
+        </w:rPr>
+        <w:t>建立互動流程原型與設計系統，提供一致的</w:t>
+      </w:r>
+      <w:r>
+        <w:rPr>
+          <w:rFonts w:ascii="Times New Roman" w:eastAsia="標楷體" w:hAnsi="Times New Roman" w:cs="Times New Roman"/>
+        </w:rPr>
+        <w:t xml:space="preserve"> UI/UX </w:t>
+      </w:r>
+      <w:r>
+        <w:rPr>
+          <w:rFonts w:ascii="Times New Roman" w:eastAsia="標楷體" w:hAnsi="Times New Roman" w:cs="Times New Roman"/>
+        </w:rPr>
+        <w:t>樣式，作為</w:t>
+      </w:r>
+      <w:r>
+        <w:rPr>
+          <w:rFonts w:ascii="Times New Roman" w:eastAsia="標楷體" w:hAnsi="Times New Roman" w:cs="Times New Roman"/>
+        </w:rPr>
+        <w:t xml:space="preserve"> Unity UI </w:t>
+      </w:r>
+      <w:r>
+        <w:rPr>
+          <w:rFonts w:ascii="Times New Roman" w:eastAsia="標楷體" w:hAnsi="Times New Roman" w:cs="Times New Roman"/>
+        </w:rPr>
+        <w:t>開發的依據。</w:t>
+      </w:r>
+    </w:p>
+    <w:p>
+      <w:pPr>
+        <w:spacing w:before="240" w:after="240" w:line="240" w:lineRule="auto"/>
+        <w:ind w:firstLine="480"/>
+        <w:rPr>
+          <w:rFonts w:ascii="Times New Roman" w:eastAsia="標楷體" w:hAnsi="Times New Roman" w:cs="Times New Roman"/>
+        </w:rPr>
+      </w:pPr>
+      <w:r>
+        <w:rPr>
+          <w:rFonts w:ascii="Times New Roman" w:eastAsia="標楷體" w:hAnsi="Times New Roman" w:cs="Times New Roman"/>
+        </w:rPr>
+        <w:t>在</w:t>
+      </w:r>
+      <w:r>
+        <w:rPr>
+          <w:rFonts w:ascii="Times New Roman" w:eastAsia="標楷體" w:hAnsi="Times New Roman" w:cs="Times New Roman" w:hint="eastAsia"/>
+        </w:rPr>
+        <w:t>學習歷程</w:t>
+      </w:r>
+      <w:r>
+        <w:rPr>
+          <w:rFonts w:ascii="Times New Roman" w:eastAsia="標楷體" w:hAnsi="Times New Roman" w:cs="Times New Roman"/>
+        </w:rPr>
+        <w:t>服務</w:t>
+      </w:r>
+      <w:r>
+        <w:rPr>
+          <w:rFonts w:ascii="Times New Roman" w:eastAsia="標楷體" w:hAnsi="Times New Roman" w:cs="Times New Roman" w:hint="eastAsia"/>
+        </w:rPr>
+        <w:t>中</w:t>
+      </w:r>
+      <w:r>
+        <w:rPr>
+          <w:rFonts w:ascii="Times New Roman" w:eastAsia="標楷體" w:hAnsi="Times New Roman" w:cs="Times New Roman"/>
+        </w:rPr>
+        <w:t>，專題採用</w:t>
+      </w:r>
+      <w:r>
+        <w:rPr>
+          <w:rFonts w:ascii="Times New Roman" w:eastAsia="標楷體" w:hAnsi="Times New Roman" w:cs="Times New Roman"/>
+        </w:rPr>
+        <w:t>Deno</w:t>
+      </w:r>
+      <w:r>
+        <w:rPr>
+          <w:rFonts w:ascii="Times New Roman" w:eastAsia="標楷體" w:hAnsi="Times New Roman" w:cs="Times New Roman"/>
+        </w:rPr>
+        <w:t>架設課程管理與資料存取介面，並與</w:t>
+      </w:r>
+      <w:r>
+        <w:rPr>
+          <w:rFonts w:ascii="Times New Roman" w:eastAsia="標楷體" w:hAnsi="Times New Roman" w:cs="Times New Roman"/>
+        </w:rPr>
+        <w:t>MySQL</w:t>
+      </w:r>
+      <w:r>
+        <w:rPr>
+          <w:rFonts w:ascii="Times New Roman" w:eastAsia="標楷體" w:hAnsi="Times New Roman" w:cs="Times New Roman"/>
+        </w:rPr>
+        <w:t>資料庫連線，實現使用者帳號、學習進度與語音檔索引的管理。所有請求再透過</w:t>
+      </w:r>
+      <w:r>
+        <w:rPr>
+          <w:rFonts w:ascii="Times New Roman" w:eastAsia="標楷體" w:hAnsi="Times New Roman" w:cs="Times New Roman"/>
+        </w:rPr>
+        <w:t>API Proxy</w:t>
+      </w:r>
+      <w:r>
+        <w:rPr>
+          <w:rFonts w:ascii="Times New Roman" w:eastAsia="標楷體" w:hAnsi="Times New Roman" w:cs="Times New Roman"/>
+        </w:rPr>
+        <w:t>進行轉發與權限控管，確保系統安全。</w:t>
+      </w:r>
+    </w:p>
+    <w:p>
+      <w:pPr>
+        <w:spacing w:before="240" w:after="240" w:line="240" w:lineRule="auto"/>
+        <w:ind w:firstLine="480"/>
+        <w:rPr>
+          <w:rFonts w:ascii="Times New Roman" w:eastAsia="標楷體" w:hAnsi="Times New Roman" w:cs="Times New Roman"/>
+        </w:rPr>
+      </w:pPr>
+      <w:r>
+        <w:rPr>
+          <w:rFonts w:ascii="Times New Roman" w:eastAsia="標楷體" w:hAnsi="Times New Roman" w:cs="Times New Roman"/>
+        </w:rPr>
+        <w:t>在智慧互動方面，我們整合</w:t>
+      </w:r>
+      <w:r>
+        <w:rPr>
+          <w:rFonts w:ascii="Times New Roman" w:eastAsia="標楷體" w:hAnsi="Times New Roman" w:cs="Times New Roman"/>
+        </w:rPr>
+        <w:t>GPT-4o</w:t>
+      </w:r>
+      <w:r>
+        <w:rPr>
+          <w:rFonts w:ascii="Times New Roman" w:eastAsia="標楷體" w:hAnsi="Times New Roman" w:cs="Times New Roman"/>
+        </w:rPr>
+        <w:t>作為語言推理核心，根據使用者行為生成動態回饋與教學內容，並結合</w:t>
+      </w:r>
+      <w:r>
+        <w:rPr>
+          <w:rFonts w:ascii="Times New Roman" w:eastAsia="標楷體" w:hAnsi="Times New Roman" w:cs="Times New Roman"/>
+        </w:rPr>
+        <w:t>F5-TTS</w:t>
+      </w:r>
+      <w:r>
+        <w:rPr>
+          <w:rFonts w:ascii="Times New Roman" w:eastAsia="標楷體" w:hAnsi="Times New Roman" w:cs="Times New Roman"/>
+        </w:rPr>
+        <w:t>轉換為語音播放。</w:t>
+      </w:r>
+      <w:r>
+        <w:rPr>
+          <w:rFonts w:ascii="Times New Roman" w:eastAsia="標楷體" w:hAnsi="Times New Roman" w:cs="Times New Roman"/>
+        </w:rPr>
+        <w:t>F5-TTS</w:t>
+      </w:r>
+      <w:r>
+        <w:rPr>
+          <w:rFonts w:ascii="Times New Roman" w:eastAsia="標楷體" w:hAnsi="Times New Roman" w:cs="Times New Roman"/>
+        </w:rPr>
+        <w:t>部署於</w:t>
+      </w:r>
+      <w:r>
+        <w:rPr>
+          <w:rFonts w:ascii="Times New Roman" w:eastAsia="標楷體" w:hAnsi="Times New Roman" w:cs="Times New Roman"/>
+        </w:rPr>
+        <w:t>Docker</w:t>
+      </w:r>
+      <w:r>
+        <w:rPr>
+          <w:rFonts w:ascii="Times New Roman" w:eastAsia="標楷體" w:hAnsi="Times New Roman" w:cs="Times New Roman"/>
+        </w:rPr>
+        <w:t>容器中，並依賴</w:t>
+      </w:r>
+      <w:r>
+        <w:rPr>
+          <w:rFonts w:ascii="Times New Roman" w:eastAsia="標楷體" w:hAnsi="Times New Roman" w:cs="Times New Roman"/>
+        </w:rPr>
+        <w:t>WSL2</w:t>
+      </w:r>
+      <w:r>
+        <w:rPr>
+          <w:rFonts w:ascii="Times New Roman" w:eastAsia="標楷體" w:hAnsi="Times New Roman" w:cs="Times New Roman"/>
+        </w:rPr>
+        <w:t>提供的</w:t>
+      </w:r>
+      <w:r>
+        <w:rPr>
+          <w:rFonts w:ascii="Times New Roman" w:eastAsia="標楷體" w:hAnsi="Times New Roman" w:cs="Times New Roman"/>
+        </w:rPr>
+        <w:t>GPU</w:t>
+      </w:r>
+      <w:r>
+        <w:rPr>
+          <w:rFonts w:ascii="Times New Roman" w:eastAsia="標楷體" w:hAnsi="Times New Roman" w:cs="Times New Roman"/>
+        </w:rPr>
+        <w:t>支援，使其能在</w:t>
+      </w:r>
+      <w:r>
+        <w:rPr>
+          <w:rFonts w:ascii="Times New Roman" w:eastAsia="標楷體" w:hAnsi="Times New Roman" w:cs="Times New Roman"/>
+        </w:rPr>
+        <w:t>Windows</w:t>
+      </w:r>
+      <w:r>
+        <w:rPr>
+          <w:rFonts w:ascii="Times New Roman" w:eastAsia="標楷體" w:hAnsi="Times New Roman" w:cs="Times New Roman"/>
+        </w:rPr>
+        <w:t>環境下高效運行並與</w:t>
+      </w:r>
+      <w:r>
+        <w:rPr>
+          <w:rFonts w:ascii="Times New Roman" w:eastAsia="標楷體" w:hAnsi="Times New Roman" w:cs="Times New Roman"/>
+        </w:rPr>
+        <w:t>Unity</w:t>
+      </w:r>
+      <w:r>
+        <w:rPr>
+          <w:rFonts w:ascii="Times New Roman" w:eastAsia="標楷體" w:hAnsi="Times New Roman" w:cs="Times New Roman"/>
+        </w:rPr>
+        <w:t>無縫串接。</w:t>
+      </w:r>
+    </w:p>
+    <w:p>
+      <w:pPr>
+        <w:spacing w:before="240" w:after="240" w:line="240" w:lineRule="auto"/>
+        <w:ind w:firstLine="480"/>
+        <w:rPr>
+          <w:rFonts w:ascii="Times New Roman" w:eastAsia="標楷體" w:hAnsi="Times New Roman" w:cs="Times New Roman"/>
+        </w:rPr>
+      </w:pPr>
+      <w:r>
+        <w:rPr>
+          <w:rFonts w:ascii="Times New Roman" w:eastAsia="標楷體" w:hAnsi="Times New Roman" w:cs="Times New Roman"/>
+        </w:rPr>
+        <w:t>在團隊協作與版本管理部分，我們使用</w:t>
+      </w:r>
+      <w:r>
+        <w:rPr>
+          <w:rFonts w:ascii="Times New Roman" w:eastAsia="標楷體" w:hAnsi="Times New Roman" w:cs="Times New Roman"/>
+        </w:rPr>
+        <w:t>GitHub</w:t>
+      </w:r>
+      <w:r>
+        <w:rPr>
+          <w:rFonts w:ascii="Times New Roman" w:eastAsia="標楷體" w:hAnsi="Times New Roman" w:cs="Times New Roman"/>
+        </w:rPr>
+        <w:t>進行程式碼的版本控制，並搭配</w:t>
+      </w:r>
+      <w:r>
+        <w:rPr>
+          <w:rFonts w:ascii="Times New Roman" w:eastAsia="標楷體" w:hAnsi="Times New Roman" w:cs="Times New Roman"/>
+        </w:rPr>
+        <w:t>Unity DevOps Version Control</w:t>
+      </w:r>
+      <w:r>
+        <w:rPr>
+          <w:rFonts w:ascii="Times New Roman" w:eastAsia="標楷體" w:hAnsi="Times New Roman" w:cs="Times New Roman"/>
+        </w:rPr>
+        <w:t>管理專案中的大型資產。透過分支策略與版本標記，能有效追蹤每個里程碑的進展，確保專案開發過程中的穩定性與一致性。</w:t>
+      </w:r>
+    </w:p>
+    <w:p>
+      <w:pPr>
+        <w:spacing w:before="240" w:after="240" w:line="240" w:lineRule="auto"/>
+        <w:ind w:firstLine="480"/>
+        <w:rPr>
+          <w:rFonts w:ascii="Times New Roman" w:eastAsia="標楷體" w:hAnsi="Times New Roman" w:cs="Times New Roman"/>
           <w:b/>
           <w:bCs/>
         </w:rPr>
       </w:pPr>
-      <w:r>
+    </w:p>
+    <w:p>
+      <w:pPr>
+        <w:spacing w:before="240" w:after="240" w:line="240" w:lineRule="auto"/>
+        <w:ind w:firstLine="480"/>
         <w:rPr>
           <w:rFonts w:ascii="Times New Roman" w:eastAsia="標楷體" w:hAnsi="Times New Roman" w:cs="Times New Roman"/>
           <w:b/>
           <w:bCs/>
         </w:rPr>
+      </w:pPr>
+      <w:r>
+        <w:rPr>
+          <w:rFonts w:ascii="Times New Roman" w:eastAsia="標楷體" w:hAnsi="Times New Roman" w:cs="Times New Roman"/>
+          <w:b/>
+          <w:bCs/>
+        </w:rPr>
+        <w:lastRenderedPageBreak/>
         <w:t>版本控制工具</w:t>
       </w:r>
       <w:r>
@@ -15061,7 +15484,7 @@
                 <w:noProof/>
               </w:rPr>
               <w:drawing>
-                <wp:inline distT="0" distB="0" distL="0" distR="0" wp14:anchorId="09CFBBB9" wp14:editId="7AEE3B0E">
+                <wp:inline distT="0" distB="0" distL="0" distR="0" wp14:anchorId="09CFBBB9" wp14:editId="088690E0">
                   <wp:extent cx="1371600" cy="581025"/>
                   <wp:effectExtent l="0" t="0" r="0" b="9525"/>
                   <wp:docPr id="422674535" name="圖片 7" descr="一張含有 文字, 字型, 圖形, 標誌 的圖片&#10;&#10;AI 產生的內容可能不正確。"/>
@@ -16965,25 +17388,7 @@
           <w:sz w:val="28"/>
           <w:szCs w:val="28"/>
         </w:rPr>
-        <w:t xml:space="preserve">Baker, R., &amp; Siemens, G. (2014). </w:t>
-      </w:r>
-      <w:proofErr w:type="gramStart"/>
-      <w:r>
-        <w:rPr>
-          <w:rFonts w:ascii="Times New Roman" w:eastAsia="標楷體" w:hAnsi="Times New Roman" w:cs="Times New Roman"/>
-          <w:sz w:val="28"/>
-          <w:szCs w:val="28"/>
-        </w:rPr>
-        <w:t>Learning</w:t>
-      </w:r>
-      <w:proofErr w:type="gramEnd"/>
-      <w:r>
-        <w:rPr>
-          <w:rFonts w:ascii="Times New Roman" w:eastAsia="標楷體" w:hAnsi="Times New Roman" w:cs="Times New Roman"/>
-          <w:sz w:val="28"/>
-          <w:szCs w:val="28"/>
-        </w:rPr>
-        <w:t xml:space="preserve"> analytics and educational data mining. </w:t>
+        <w:t>Baker, R., &amp; Siemens, G. (2014). Learning analytics and educational data mining. </w:t>
       </w:r>
       <w:r>
         <w:rPr>
@@ -19656,7 +20061,6 @@
   <w:style w:type="character" w:default="1" w:styleId="a0">
     <w:name w:val="Default Paragraph Font"/>
     <w:uiPriority w:val="1"/>
-    <w:semiHidden/>
     <w:unhideWhenUsed/>
   </w:style>
   <w:style w:type="table" w:default="1" w:styleId="a1">
@@ -20236,15 +20640,6 @@
 </file>
 
 <file path=customXml/item1.xml><?xml version="1.0" encoding="utf-8"?>
-<?mso-contentType ?>
-<FormTemplates xmlns="http://schemas.microsoft.com/sharepoint/v3/contenttype/forms">
-  <Display>DocumentLibraryForm</Display>
-  <Edit>DocumentLibraryForm</Edit>
-  <New>DocumentLibraryForm</New>
-</FormTemplates>
-</file>
-
-<file path=customXml/item2.xml><?xml version="1.0" encoding="utf-8"?>
 <ct:contentTypeSchema xmlns:ct="http://schemas.microsoft.com/office/2006/metadata/contentType" xmlns:ma="http://schemas.microsoft.com/office/2006/metadata/properties/metaAttributes" ct:_="" ma:_="" ma:contentTypeName="Document" ma:contentTypeID="0x010100F62136DE91B5AC4FB8B4D80E37AED433" ma:contentTypeVersion="8" ma:contentTypeDescription="Create a new document." ma:contentTypeScope="" ma:versionID="9a9e3728d040380f904eeedc2dfb2fdd">
   <xsd:schema xmlns:xsd="http://www.w3.org/2001/XMLSchema" xmlns:xs="http://www.w3.org/2001/XMLSchema" xmlns:p="http://schemas.microsoft.com/office/2006/metadata/properties" xmlns:ns3="c8f83424-7f8a-4aff-b741-fd9118c82e8b" xmlns:ns4="e263fdbe-65cf-44ae-be34-143a9c00679c" targetNamespace="http://schemas.microsoft.com/office/2006/metadata/properties" ma:root="true" ma:fieldsID="6306756411fd9c7368aef0a412bb4e16" ns3:_="" ns4:_="">
     <xsd:import namespace="c8f83424-7f8a-4aff-b741-fd9118c82e8b"/>
@@ -20433,6 +20828,15 @@
 </ct:contentTypeSchema>
 </file>
 
+<file path=customXml/item2.xml><?xml version="1.0" encoding="utf-8"?>
+<?mso-contentType ?>
+<FormTemplates xmlns="http://schemas.microsoft.com/sharepoint/v3/contenttype/forms">
+  <Display>DocumentLibraryForm</Display>
+  <Edit>DocumentLibraryForm</Edit>
+  <New>DocumentLibraryForm</New>
+</FormTemplates>
+</file>
+
 <file path=customXml/item3.xml><?xml version="1.0" encoding="utf-8"?>
 <p:properties xmlns:p="http://schemas.microsoft.com/office/2006/metadata/properties" xmlns:xsi="http://www.w3.org/2001/XMLSchema-instance" xmlns:pc="http://schemas.microsoft.com/office/infopath/2007/PartnerControls">
   <documentManagement>
@@ -20442,14 +20846,6 @@
 </file>
 
 <file path=customXml/itemProps1.xml><?xml version="1.0" encoding="utf-8"?>
-<ds:datastoreItem xmlns:ds="http://schemas.openxmlformats.org/officeDocument/2006/customXml" ds:itemID="{01F46C17-5D3B-4ADF-A1A7-FD0F8313A3ED}">
-  <ds:schemaRefs>
-    <ds:schemaRef ds:uri="http://schemas.microsoft.com/sharepoint/v3/contenttype/forms"/>
-  </ds:schemaRefs>
-</ds:datastoreItem>
-</file>
-
-<file path=customXml/itemProps2.xml><?xml version="1.0" encoding="utf-8"?>
 <ds:datastoreItem xmlns:ds="http://schemas.openxmlformats.org/officeDocument/2006/customXml" ds:itemID="{DBD6D342-861A-429A-96C9-FA164F3916EF}">
   <ds:schemaRefs>
     <ds:schemaRef ds:uri="http://schemas.microsoft.com/office/2006/metadata/contentType"/>
@@ -20468,6 +20864,14 @@
 </ds:datastoreItem>
 </file>
 
+<file path=customXml/itemProps2.xml><?xml version="1.0" encoding="utf-8"?>
+<ds:datastoreItem xmlns:ds="http://schemas.openxmlformats.org/officeDocument/2006/customXml" ds:itemID="{01F46C17-5D3B-4ADF-A1A7-FD0F8313A3ED}">
+  <ds:schemaRefs>
+    <ds:schemaRef ds:uri="http://schemas.microsoft.com/sharepoint/v3/contenttype/forms"/>
+  </ds:schemaRefs>
+</ds:datastoreItem>
+</file>
+
 <file path=customXml/itemProps3.xml><?xml version="1.0" encoding="utf-8"?>
 <ds:datastoreItem xmlns:ds="http://schemas.openxmlformats.org/officeDocument/2006/customXml" ds:itemID="{760F4C65-8AC2-4A69-8B0A-DB44BA02D025}">
   <ds:schemaRefs>

--- a/docs/SystemDocumentation.docx
+++ b/docs/SystemDocumentation.docx
@@ -91,13 +91,23 @@
           <w:szCs w:val="40"/>
         </w:rPr>
       </w:pPr>
+      <w:proofErr w:type="gramStart"/>
       <w:r>
         <w:rPr>
           <w:rFonts w:ascii="Times New Roman" w:eastAsia="標楷體" w:hAnsi="Times New Roman" w:cs="Times New Roman"/>
           <w:sz w:val="40"/>
           <w:szCs w:val="40"/>
         </w:rPr>
-        <w:t>創新資安教育訓練系統</w:t>
+        <w:t>創新資安教育</w:t>
+      </w:r>
+      <w:proofErr w:type="gramEnd"/>
+      <w:r>
+        <w:rPr>
+          <w:rFonts w:ascii="Times New Roman" w:eastAsia="標楷體" w:hAnsi="Times New Roman" w:cs="Times New Roman"/>
+          <w:sz w:val="40"/>
+          <w:szCs w:val="40"/>
+        </w:rPr>
+        <w:t>訓練系統</w:t>
       </w:r>
     </w:p>
     <w:p>
@@ -512,7 +522,21 @@
               <w:rPr>
                 <w:rFonts w:ascii="Times New Roman" w:eastAsia="標楷體" w:hAnsi="Times New Roman" w:cs="Times New Roman"/>
               </w:rPr>
-              <w:t>張柞晨</w:t>
+              <w:t>張</w:t>
+            </w:r>
+            <w:proofErr w:type="gramStart"/>
+            <w:r>
+              <w:rPr>
+                <w:rFonts w:ascii="Times New Roman" w:eastAsia="標楷體" w:hAnsi="Times New Roman" w:cs="Times New Roman"/>
+              </w:rPr>
+              <w:t>柞</w:t>
+            </w:r>
+            <w:proofErr w:type="gramEnd"/>
+            <w:r>
+              <w:rPr>
+                <w:rFonts w:ascii="Times New Roman" w:eastAsia="標楷體" w:hAnsi="Times New Roman" w:cs="Times New Roman"/>
+              </w:rPr>
+              <w:t>晨</w:t>
             </w:r>
           </w:p>
         </w:tc>
@@ -686,7 +710,21 @@
               <w:rPr>
                 <w:rFonts w:ascii="Times New Roman" w:eastAsia="標楷體" w:hAnsi="Times New Roman" w:cs="Times New Roman"/>
               </w:rPr>
-              <w:t>陳竑楷</w:t>
+              <w:t>陳</w:t>
+            </w:r>
+            <w:proofErr w:type="gramStart"/>
+            <w:r>
+              <w:rPr>
+                <w:rFonts w:ascii="Times New Roman" w:eastAsia="標楷體" w:hAnsi="Times New Roman" w:cs="Times New Roman"/>
+              </w:rPr>
+              <w:t>竑</w:t>
+            </w:r>
+            <w:proofErr w:type="gramEnd"/>
+            <w:r>
+              <w:rPr>
+                <w:rFonts w:ascii="Times New Roman" w:eastAsia="標楷體" w:hAnsi="Times New Roman" w:cs="Times New Roman"/>
+              </w:rPr>
+              <w:t>楷</w:t>
             </w:r>
           </w:p>
         </w:tc>
@@ -856,12 +894,14 @@
                 <w:rFonts w:ascii="Times New Roman" w:eastAsia="標楷體" w:hAnsi="Times New Roman" w:cs="Times New Roman"/>
               </w:rPr>
             </w:pPr>
+            <w:proofErr w:type="gramStart"/>
             <w:r>
               <w:rPr>
                 <w:rFonts w:ascii="Times New Roman" w:eastAsia="標楷體" w:hAnsi="Times New Roman" w:cs="Times New Roman"/>
               </w:rPr>
               <w:t>闕聖儒</w:t>
             </w:r>
+            <w:proofErr w:type="gramEnd"/>
           </w:p>
         </w:tc>
         <w:tc>
@@ -1027,7 +1067,35 @@
         <w:rPr>
           <w:rFonts w:ascii="Times New Roman" w:eastAsia="標楷體" w:hAnsi="Times New Roman" w:cs="Times New Roman"/>
         </w:rPr>
-        <w:t>技術，開發一套沉浸式資安教育訓練系統。系統透過</w:t>
+        <w:t>技術，開發一套</w:t>
+      </w:r>
+      <w:proofErr w:type="gramStart"/>
+      <w:r>
+        <w:rPr>
+          <w:rFonts w:ascii="Times New Roman" w:eastAsia="標楷體" w:hAnsi="Times New Roman" w:cs="Times New Roman"/>
+        </w:rPr>
+        <w:t>沉</w:t>
+      </w:r>
+      <w:proofErr w:type="gramEnd"/>
+      <w:r>
+        <w:rPr>
+          <w:rFonts w:ascii="Times New Roman" w:eastAsia="標楷體" w:hAnsi="Times New Roman" w:cs="Times New Roman"/>
+        </w:rPr>
+        <w:t>浸</w:t>
+      </w:r>
+      <w:proofErr w:type="gramStart"/>
+      <w:r>
+        <w:rPr>
+          <w:rFonts w:ascii="Times New Roman" w:eastAsia="標楷體" w:hAnsi="Times New Roman" w:cs="Times New Roman"/>
+        </w:rPr>
+        <w:t>式資安</w:t>
+      </w:r>
+      <w:proofErr w:type="gramEnd"/>
+      <w:r>
+        <w:rPr>
+          <w:rFonts w:ascii="Times New Roman" w:eastAsia="標楷體" w:hAnsi="Times New Roman" w:cs="Times New Roman"/>
+        </w:rPr>
+        <w:t>教育訓練系統。系統透過</w:t>
       </w:r>
       <w:r>
         <w:rPr>
@@ -1057,7 +1125,21 @@
         <w:rPr>
           <w:rFonts w:ascii="Times New Roman" w:eastAsia="標楷體" w:hAnsi="Times New Roman" w:cs="Times New Roman"/>
         </w:rPr>
-        <w:t>提供即時回饋，提升使用者的學習參與與應變能力。同時結合國際資訊安全標準，確保內容實務性與專業度。系統配備管理平台</w:t>
+        <w:t>提供即時回饋，提升使用者的學習參與</w:t>
+      </w:r>
+      <w:proofErr w:type="gramStart"/>
+      <w:r>
+        <w:rPr>
+          <w:rFonts w:ascii="Times New Roman" w:eastAsia="標楷體" w:hAnsi="Times New Roman" w:cs="Times New Roman"/>
+        </w:rPr>
+        <w:t>與</w:t>
+      </w:r>
+      <w:proofErr w:type="gramEnd"/>
+      <w:r>
+        <w:rPr>
+          <w:rFonts w:ascii="Times New Roman" w:eastAsia="標楷體" w:hAnsi="Times New Roman" w:cs="Times New Roman"/>
+        </w:rPr>
+        <w:t>應變能力。同時結合國際資訊安全標準，確保內容實務性與專業度。系統配備管理平台</w:t>
       </w:r>
       <w:r>
         <w:rPr>
@@ -1101,6 +1183,7 @@
         </w:rPr>
         <w:t>此系統能有效提升使用者</w:t>
       </w:r>
+      <w:proofErr w:type="gramStart"/>
       <w:r>
         <w:rPr>
           <w:rFonts w:ascii="Times New Roman" w:eastAsia="標楷體" w:hAnsi="Times New Roman" w:cs="Times New Roman"/>
@@ -1111,7 +1194,14 @@
         <w:rPr>
           <w:rFonts w:ascii="Times New Roman" w:eastAsia="標楷體" w:hAnsi="Times New Roman" w:cs="Times New Roman"/>
         </w:rPr>
-        <w:t>資安意識與實作能力，具備良好的應用潛力與推廣價值。</w:t>
+        <w:t>資安意識</w:t>
+      </w:r>
+      <w:proofErr w:type="gramEnd"/>
+      <w:r>
+        <w:rPr>
+          <w:rFonts w:ascii="Times New Roman" w:eastAsia="標楷體" w:hAnsi="Times New Roman" w:cs="Times New Roman"/>
+        </w:rPr>
+        <w:t>與實作能力，具備良好的應用潛力與推廣價值。</w:t>
       </w:r>
     </w:p>
     <w:p>
@@ -1202,7 +1292,35 @@
         <w:rPr>
           <w:rFonts w:ascii="Times New Roman" w:eastAsia="標楷體" w:hAnsi="Times New Roman" w:cs="Times New Roman"/>
         </w:rPr>
-        <w:t>產品已成為人們日常生活中的必需品，網路技術也隨著個人電腦與行動裝置的普及而快速發展，使人類社會對數位科技的依賴程度日益加深。然而，「網網相連」的特性也讓惡意攻擊者有機可乘，進行如資料竄改、密碼竊取、商業機密洩露等網路犯罪行為，導致企業與個人面臨日益嚴重的資訊安全威脅。因此，資訊安全教育訓練的重要性與日俱增，如何有效培養使用者的資安防範意識與應變能力，成為目前資訊社會中的一大挑戰。</w:t>
+        <w:t>產品已成為人們日常生活中的必需品，網路技術也隨著個人電腦與行動裝置的普及而快速發展，使人類社會對數位科技的依賴程度日益加深。然而，「網</w:t>
+      </w:r>
+      <w:proofErr w:type="gramStart"/>
+      <w:r>
+        <w:rPr>
+          <w:rFonts w:ascii="Times New Roman" w:eastAsia="標楷體" w:hAnsi="Times New Roman" w:cs="Times New Roman"/>
+        </w:rPr>
+        <w:t>網</w:t>
+      </w:r>
+      <w:proofErr w:type="gramEnd"/>
+      <w:r>
+        <w:rPr>
+          <w:rFonts w:ascii="Times New Roman" w:eastAsia="標楷體" w:hAnsi="Times New Roman" w:cs="Times New Roman"/>
+        </w:rPr>
+        <w:t>相連」的特性也讓惡意攻擊者有機可乘，進行如資料竄改、密碼竊取、商業機密洩露等網路犯罪行為，導致企業與個人面臨日益嚴重的資訊安全威脅。因此，資訊安全教育訓練的重要性與日俱增，如何有效培養使用者</w:t>
+      </w:r>
+      <w:proofErr w:type="gramStart"/>
+      <w:r>
+        <w:rPr>
+          <w:rFonts w:ascii="Times New Roman" w:eastAsia="標楷體" w:hAnsi="Times New Roman" w:cs="Times New Roman"/>
+        </w:rPr>
+        <w:t>的資安防範</w:t>
+      </w:r>
+      <w:proofErr w:type="gramEnd"/>
+      <w:r>
+        <w:rPr>
+          <w:rFonts w:ascii="Times New Roman" w:eastAsia="標楷體" w:hAnsi="Times New Roman" w:cs="Times New Roman"/>
+        </w:rPr>
+        <w:t>意識與應變能力，成為目前資訊社會中的一大挑戰。</w:t>
       </w:r>
     </w:p>
     <w:p>
@@ -1287,7 +1405,21 @@
         <w:rPr>
           <w:rFonts w:ascii="Times New Roman" w:eastAsia="標楷體" w:hAnsi="Times New Roman" w:cs="Times New Roman"/>
         </w:rPr>
-        <w:t>技術的資安教育訓練系統。透過</w:t>
+        <w:t>技術</w:t>
+      </w:r>
+      <w:proofErr w:type="gramStart"/>
+      <w:r>
+        <w:rPr>
+          <w:rFonts w:ascii="Times New Roman" w:eastAsia="標楷體" w:hAnsi="Times New Roman" w:cs="Times New Roman"/>
+        </w:rPr>
+        <w:t>的資安教育</w:t>
+      </w:r>
+      <w:proofErr w:type="gramEnd"/>
+      <w:r>
+        <w:rPr>
+          <w:rFonts w:ascii="Times New Roman" w:eastAsia="標楷體" w:hAnsi="Times New Roman" w:cs="Times New Roman"/>
+        </w:rPr>
+        <w:t>訓練系統。透過</w:t>
       </w:r>
       <w:r>
         <w:rPr>
@@ -1299,7 +1431,35 @@
         <w:rPr>
           <w:rFonts w:ascii="Times New Roman" w:eastAsia="標楷體" w:hAnsi="Times New Roman" w:cs="Times New Roman"/>
         </w:rPr>
-        <w:t>平台開發出的沉浸式學習環境，模擬真實職場中常見的資訊安全情境，讓使用者能夠親身體驗資安挑戰並學習相應的應對策略。本系統更進一步導入互動式</w:t>
+        <w:t>平台開發出的</w:t>
+      </w:r>
+      <w:proofErr w:type="gramStart"/>
+      <w:r>
+        <w:rPr>
+          <w:rFonts w:ascii="Times New Roman" w:eastAsia="標楷體" w:hAnsi="Times New Roman" w:cs="Times New Roman"/>
+        </w:rPr>
+        <w:t>沉</w:t>
+      </w:r>
+      <w:proofErr w:type="gramEnd"/>
+      <w:r>
+        <w:rPr>
+          <w:rFonts w:ascii="Times New Roman" w:eastAsia="標楷體" w:hAnsi="Times New Roman" w:cs="Times New Roman"/>
+        </w:rPr>
+        <w:t>浸式學習環境，模擬真實職場中常見的資訊安全情境，讓使用者能夠親身</w:t>
+      </w:r>
+      <w:proofErr w:type="gramStart"/>
+      <w:r>
+        <w:rPr>
+          <w:rFonts w:ascii="Times New Roman" w:eastAsia="標楷體" w:hAnsi="Times New Roman" w:cs="Times New Roman"/>
+        </w:rPr>
+        <w:t>體驗資安挑戰</w:t>
+      </w:r>
+      <w:proofErr w:type="gramEnd"/>
+      <w:r>
+        <w:rPr>
+          <w:rFonts w:ascii="Times New Roman" w:eastAsia="標楷體" w:hAnsi="Times New Roman" w:cs="Times New Roman"/>
+        </w:rPr>
+        <w:t>並學習相應的應對策略。本系統更進一步導入互動式</w:t>
       </w:r>
       <w:r>
         <w:rPr>
@@ -1311,7 +1471,21 @@
         <w:rPr>
           <w:rFonts w:ascii="Times New Roman" w:eastAsia="標楷體" w:hAnsi="Times New Roman" w:cs="Times New Roman"/>
         </w:rPr>
-        <w:t>與即時反饋機制，以提升學習參與度與教學成效。此創新教學模式有助於彌補傳統教學在實務應用上的不足，進而提升整體資安素養與企業防禦能力，具有高度的應用價值與發展潛力。</w:t>
+        <w:t>與即時反饋機制，以提升學習參與度與教學成效。此創新教學模式有助於彌補傳統教學在實務應用上的不足，進而提升</w:t>
+      </w:r>
+      <w:proofErr w:type="gramStart"/>
+      <w:r>
+        <w:rPr>
+          <w:rFonts w:ascii="Times New Roman" w:eastAsia="標楷體" w:hAnsi="Times New Roman" w:cs="Times New Roman"/>
+        </w:rPr>
+        <w:t>整體資安素養</w:t>
+      </w:r>
+      <w:proofErr w:type="gramEnd"/>
+      <w:r>
+        <w:rPr>
+          <w:rFonts w:ascii="Times New Roman" w:eastAsia="標楷體" w:hAnsi="Times New Roman" w:cs="Times New Roman"/>
+        </w:rPr>
+        <w:t>與企業防禦能力，具有高度的應用價值與發展潛力。</w:t>
       </w:r>
     </w:p>
     <w:p>
@@ -1369,7 +1543,71 @@
           <w:rFonts w:ascii="Times New Roman" w:eastAsia="標楷體" w:hAnsi="Times New Roman" w:cs="Times New Roman"/>
           <w:color w:val="000000" w:themeColor="text1"/>
         </w:rPr>
-        <w:t>本研究之目的在於解決當前資安教育訓練的技術，為提升企業與個人的整體資安防護能力，提升資安學習成效，最終達成智慧化資安訓練的願景。</w:t>
+        <w:t>本研究之目的在於解決</w:t>
+      </w:r>
+      <w:proofErr w:type="gramStart"/>
+      <w:r>
+        <w:rPr>
+          <w:rFonts w:ascii="Times New Roman" w:eastAsia="標楷體" w:hAnsi="Times New Roman" w:cs="Times New Roman"/>
+          <w:color w:val="000000" w:themeColor="text1"/>
+        </w:rPr>
+        <w:t>當前資安教育</w:t>
+      </w:r>
+      <w:proofErr w:type="gramEnd"/>
+      <w:r>
+        <w:rPr>
+          <w:rFonts w:ascii="Times New Roman" w:eastAsia="標楷體" w:hAnsi="Times New Roman" w:cs="Times New Roman"/>
+          <w:color w:val="000000" w:themeColor="text1"/>
+        </w:rPr>
+        <w:t>訓練的技術，為提升企業與個人的</w:t>
+      </w:r>
+      <w:proofErr w:type="gramStart"/>
+      <w:r>
+        <w:rPr>
+          <w:rFonts w:ascii="Times New Roman" w:eastAsia="標楷體" w:hAnsi="Times New Roman" w:cs="Times New Roman"/>
+          <w:color w:val="000000" w:themeColor="text1"/>
+        </w:rPr>
+        <w:t>整體資安防護</w:t>
+      </w:r>
+      <w:proofErr w:type="gramEnd"/>
+      <w:r>
+        <w:rPr>
+          <w:rFonts w:ascii="Times New Roman" w:eastAsia="標楷體" w:hAnsi="Times New Roman" w:cs="Times New Roman"/>
+          <w:color w:val="000000" w:themeColor="text1"/>
+        </w:rPr>
+        <w:t>能力，</w:t>
+      </w:r>
+      <w:proofErr w:type="gramStart"/>
+      <w:r>
+        <w:rPr>
+          <w:rFonts w:ascii="Times New Roman" w:eastAsia="標楷體" w:hAnsi="Times New Roman" w:cs="Times New Roman"/>
+          <w:color w:val="000000" w:themeColor="text1"/>
+        </w:rPr>
+        <w:t>提升資安學習</w:t>
+      </w:r>
+      <w:proofErr w:type="gramEnd"/>
+      <w:r>
+        <w:rPr>
+          <w:rFonts w:ascii="Times New Roman" w:eastAsia="標楷體" w:hAnsi="Times New Roman" w:cs="Times New Roman"/>
+          <w:color w:val="000000" w:themeColor="text1"/>
+        </w:rPr>
+        <w:t>成效，最終達成智慧</w:t>
+      </w:r>
+      <w:proofErr w:type="gramStart"/>
+      <w:r>
+        <w:rPr>
+          <w:rFonts w:ascii="Times New Roman" w:eastAsia="標楷體" w:hAnsi="Times New Roman" w:cs="Times New Roman"/>
+          <w:color w:val="000000" w:themeColor="text1"/>
+        </w:rPr>
+        <w:t>化資安</w:t>
+      </w:r>
+      <w:proofErr w:type="gramEnd"/>
+      <w:r>
+        <w:rPr>
+          <w:rFonts w:ascii="Times New Roman" w:eastAsia="標楷體" w:hAnsi="Times New Roman" w:cs="Times New Roman"/>
+          <w:color w:val="000000" w:themeColor="text1"/>
+        </w:rPr>
+        <w:t>訓練的願景。</w:t>
       </w:r>
     </w:p>
     <w:p>
@@ -1404,7 +1642,21 @@
         <w:rPr>
           <w:rFonts w:ascii="Times New Roman" w:eastAsia="標楷體" w:hAnsi="Times New Roman" w:cs="Times New Roman"/>
         </w:rPr>
-        <w:t>建立一個具備互動性與情境模擬功能的資安教育系統，強化使用者對資訊安全議題的理解與實作能力。</w:t>
+        <w:t>建立一個具備互動性與情境模擬功能</w:t>
+      </w:r>
+      <w:proofErr w:type="gramStart"/>
+      <w:r>
+        <w:rPr>
+          <w:rFonts w:ascii="Times New Roman" w:eastAsia="標楷體" w:hAnsi="Times New Roman" w:cs="Times New Roman"/>
+        </w:rPr>
+        <w:t>的資安教育</w:t>
+      </w:r>
+      <w:proofErr w:type="gramEnd"/>
+      <w:r>
+        <w:rPr>
+          <w:rFonts w:ascii="Times New Roman" w:eastAsia="標楷體" w:hAnsi="Times New Roman" w:cs="Times New Roman"/>
+        </w:rPr>
+        <w:t>系統，強化使用者對資訊安全議題的理解與實作能力。</w:t>
       </w:r>
     </w:p>
     <w:p>
@@ -1447,7 +1699,21 @@
         <w:rPr>
           <w:rFonts w:ascii="Times New Roman" w:eastAsia="標楷體" w:hAnsi="Times New Roman" w:cs="Times New Roman"/>
         </w:rPr>
-        <w:t>技術，提升學習過程中的沉浸感、參與度及個人化程度。</w:t>
+        <w:t>技術，提升學習過程中的</w:t>
+      </w:r>
+      <w:proofErr w:type="gramStart"/>
+      <w:r>
+        <w:rPr>
+          <w:rFonts w:ascii="Times New Roman" w:eastAsia="標楷體" w:hAnsi="Times New Roman" w:cs="Times New Roman"/>
+        </w:rPr>
+        <w:t>沉浸感</w:t>
+      </w:r>
+      <w:proofErr w:type="gramEnd"/>
+      <w:r>
+        <w:rPr>
+          <w:rFonts w:ascii="Times New Roman" w:eastAsia="標楷體" w:hAnsi="Times New Roman" w:cs="Times New Roman"/>
+        </w:rPr>
+        <w:t>、參與度及個人化程度。</w:t>
       </w:r>
     </w:p>
     <w:p>
@@ -1569,7 +1835,35 @@
         <w:rPr>
           <w:rFonts w:ascii="Times New Roman" w:eastAsia="標楷體" w:hAnsi="Times New Roman" w:cs="Times New Roman"/>
         </w:rPr>
-        <w:t>建構一個完整的虛擬職場環境，模擬真實企業中員工可能面臨的資安挑戰，包括社交工程攻擊、防範敏感資料外洩及密碼管理等議題。在這個虛擬環境中，使用者將通過</w:t>
+        <w:t>建構一個完整的虛擬職場環境，模擬真實企業中員工可能面臨</w:t>
+      </w:r>
+      <w:proofErr w:type="gramStart"/>
+      <w:r>
+        <w:rPr>
+          <w:rFonts w:ascii="Times New Roman" w:eastAsia="標楷體" w:hAnsi="Times New Roman" w:cs="Times New Roman"/>
+        </w:rPr>
+        <w:t>的資安挑戰</w:t>
+      </w:r>
+      <w:proofErr w:type="gramEnd"/>
+      <w:r>
+        <w:rPr>
+          <w:rFonts w:ascii="Times New Roman" w:eastAsia="標楷體" w:hAnsi="Times New Roman" w:cs="Times New Roman"/>
+        </w:rPr>
+        <w:t>，包括社交工程攻擊、防範敏感資料外</w:t>
+      </w:r>
+      <w:proofErr w:type="gramStart"/>
+      <w:r>
+        <w:rPr>
+          <w:rFonts w:ascii="Times New Roman" w:eastAsia="標楷體" w:hAnsi="Times New Roman" w:cs="Times New Roman"/>
+        </w:rPr>
+        <w:t>洩</w:t>
+      </w:r>
+      <w:proofErr w:type="gramEnd"/>
+      <w:r>
+        <w:rPr>
+          <w:rFonts w:ascii="Times New Roman" w:eastAsia="標楷體" w:hAnsi="Times New Roman" w:cs="Times New Roman"/>
+        </w:rPr>
+        <w:t>及密碼管理等議題。在這個虛擬環境中，使用者將通過</w:t>
       </w:r>
       <w:r>
         <w:rPr>
@@ -1581,7 +1875,21 @@
         <w:rPr>
           <w:rFonts w:ascii="Times New Roman" w:eastAsia="標楷體" w:hAnsi="Times New Roman" w:cs="Times New Roman"/>
         </w:rPr>
-        <w:t>技術，透過自我分身進行情境互動，體驗並學習資安實作方法。</w:t>
+        <w:t>技術，透過自我分身進行情境互動，體驗並學習</w:t>
+      </w:r>
+      <w:proofErr w:type="gramStart"/>
+      <w:r>
+        <w:rPr>
+          <w:rFonts w:ascii="Times New Roman" w:eastAsia="標楷體" w:hAnsi="Times New Roman" w:cs="Times New Roman"/>
+        </w:rPr>
+        <w:t>資安實</w:t>
+      </w:r>
+      <w:proofErr w:type="gramEnd"/>
+      <w:r>
+        <w:rPr>
+          <w:rFonts w:ascii="Times New Roman" w:eastAsia="標楷體" w:hAnsi="Times New Roman" w:cs="Times New Roman"/>
+        </w:rPr>
+        <w:t>作方法。</w:t>
       </w:r>
     </w:p>
     <w:p>
@@ -1641,7 +1949,35 @@
         <w:rPr>
           <w:rFonts w:ascii="Times New Roman" w:eastAsia="標楷體" w:hAnsi="Times New Roman" w:cs="Times New Roman"/>
         </w:rPr>
-        <w:t>每個情境都設有動態學習過程與實作任務，讓使用者能夠親身體驗並應對真實工作環境中的資安挑戰。</w:t>
+        <w:t>每</w:t>
+      </w:r>
+      <w:proofErr w:type="gramStart"/>
+      <w:r>
+        <w:rPr>
+          <w:rFonts w:ascii="Times New Roman" w:eastAsia="標楷體" w:hAnsi="Times New Roman" w:cs="Times New Roman"/>
+        </w:rPr>
+        <w:t>個</w:t>
+      </w:r>
+      <w:proofErr w:type="gramEnd"/>
+      <w:r>
+        <w:rPr>
+          <w:rFonts w:ascii="Times New Roman" w:eastAsia="標楷體" w:hAnsi="Times New Roman" w:cs="Times New Roman"/>
+        </w:rPr>
+        <w:t>情境都設有動態學習過程與實作任務，讓使用者能夠親身體驗並應對真實工作環境</w:t>
+      </w:r>
+      <w:proofErr w:type="gramStart"/>
+      <w:r>
+        <w:rPr>
+          <w:rFonts w:ascii="Times New Roman" w:eastAsia="標楷體" w:hAnsi="Times New Roman" w:cs="Times New Roman"/>
+        </w:rPr>
+        <w:t>中的資安挑戰</w:t>
+      </w:r>
+      <w:proofErr w:type="gramEnd"/>
+      <w:r>
+        <w:rPr>
+          <w:rFonts w:ascii="Times New Roman" w:eastAsia="標楷體" w:hAnsi="Times New Roman" w:cs="Times New Roman"/>
+        </w:rPr>
+        <w:t>。</w:t>
       </w:r>
     </w:p>
     <w:p>
@@ -1766,11 +2102,19 @@
           <w:rFonts w:ascii="Times New Roman" w:eastAsia="標楷體" w:hAnsi="Times New Roman" w:cs="Times New Roman"/>
         </w:rPr>
       </w:pPr>
-      <w:r>
-        <w:rPr>
-          <w:rFonts w:ascii="Times New Roman" w:eastAsia="標楷體" w:hAnsi="Times New Roman" w:cs="Times New Roman"/>
-        </w:rPr>
-        <w:t>沉浸式、個人化學習體驗：</w:t>
+      <w:proofErr w:type="gramStart"/>
+      <w:r>
+        <w:rPr>
+          <w:rFonts w:ascii="Times New Roman" w:eastAsia="標楷體" w:hAnsi="Times New Roman" w:cs="Times New Roman"/>
+        </w:rPr>
+        <w:t>沉</w:t>
+      </w:r>
+      <w:proofErr w:type="gramEnd"/>
+      <w:r>
+        <w:rPr>
+          <w:rFonts w:ascii="Times New Roman" w:eastAsia="標楷體" w:hAnsi="Times New Roman" w:cs="Times New Roman"/>
+        </w:rPr>
+        <w:t>浸式、個人化學習體驗：</w:t>
       </w:r>
       <w:r>
         <w:rPr>
@@ -1806,7 +2150,21 @@
         <w:rPr>
           <w:rFonts w:ascii="Times New Roman" w:eastAsia="標楷體" w:hAnsi="Times New Roman" w:cs="Times New Roman"/>
         </w:rPr>
-        <w:t>技術，為使用者提供沉浸式的學習環境與個性化的訓練體驗，有效提升學習的專注度與參與度，並減少訓練成本。</w:t>
+        <w:t>技術，為使用者提供</w:t>
+      </w:r>
+      <w:proofErr w:type="gramStart"/>
+      <w:r>
+        <w:rPr>
+          <w:rFonts w:ascii="Times New Roman" w:eastAsia="標楷體" w:hAnsi="Times New Roman" w:cs="Times New Roman"/>
+        </w:rPr>
+        <w:t>沉浸式的學習</w:t>
+      </w:r>
+      <w:proofErr w:type="gramEnd"/>
+      <w:r>
+        <w:rPr>
+          <w:rFonts w:ascii="Times New Roman" w:eastAsia="標楷體" w:hAnsi="Times New Roman" w:cs="Times New Roman"/>
+        </w:rPr>
+        <w:t>環境與個性化的訓練體驗，有效提升學習的專注度與參與度，並減少訓練成本。</w:t>
       </w:r>
     </w:p>
     <w:p>
@@ -1856,7 +2214,21 @@
         <w:rPr>
           <w:rFonts w:ascii="Times New Roman" w:eastAsia="標楷體" w:hAnsi="Times New Roman" w:cs="Times New Roman"/>
         </w:rPr>
-        <w:t>本研究的資安教育訓練系統適用於企業員工、資訊</w:t>
+        <w:t>本研究</w:t>
+      </w:r>
+      <w:proofErr w:type="gramStart"/>
+      <w:r>
+        <w:rPr>
+          <w:rFonts w:ascii="Times New Roman" w:eastAsia="標楷體" w:hAnsi="Times New Roman" w:cs="Times New Roman"/>
+        </w:rPr>
+        <w:t>的資安教育</w:t>
+      </w:r>
+      <w:proofErr w:type="gramEnd"/>
+      <w:r>
+        <w:rPr>
+          <w:rFonts w:ascii="Times New Roman" w:eastAsia="標楷體" w:hAnsi="Times New Roman" w:cs="Times New Roman"/>
+        </w:rPr>
+        <w:t>訓練系統適用於企業員工、資訊</w:t>
       </w:r>
       <w:r>
         <w:rPr>
@@ -1868,7 +2240,21 @@
         <w:rPr>
           <w:rFonts w:ascii="Times New Roman" w:eastAsia="標楷體" w:hAnsi="Times New Roman" w:cs="Times New Roman"/>
         </w:rPr>
-        <w:t>人員、教育機構與培訓機構，以及個人使用者。對於企業員工，系統提供模擬真實資安情境的學習環境，幫助他們提高應對網路攻擊的能力。資訊</w:t>
+        <w:t>人員、教育機構與培訓機構，以及個人使用者。對於企業員工，系統提供模擬</w:t>
+      </w:r>
+      <w:proofErr w:type="gramStart"/>
+      <w:r>
+        <w:rPr>
+          <w:rFonts w:ascii="Times New Roman" w:eastAsia="標楷體" w:hAnsi="Times New Roman" w:cs="Times New Roman"/>
+        </w:rPr>
+        <w:t>真實資安情境</w:t>
+      </w:r>
+      <w:proofErr w:type="gramEnd"/>
+      <w:r>
+        <w:rPr>
+          <w:rFonts w:ascii="Times New Roman" w:eastAsia="標楷體" w:hAnsi="Times New Roman" w:cs="Times New Roman"/>
+        </w:rPr>
+        <w:t>的學習環境，幫助他們提高應對網路攻擊的能力。資訊</w:t>
       </w:r>
       <w:r>
         <w:rPr>
@@ -1888,11 +2274,19 @@
         </w:rPr>
         <w:t>增加</w:t>
       </w:r>
-      <w:r>
-        <w:rPr>
-          <w:rFonts w:ascii="Times New Roman" w:eastAsia="標楷體" w:hAnsi="Times New Roman" w:cs="Times New Roman"/>
-        </w:rPr>
-        <w:t>應對資安威脅的</w:t>
+      <w:proofErr w:type="gramStart"/>
+      <w:r>
+        <w:rPr>
+          <w:rFonts w:ascii="Times New Roman" w:eastAsia="標楷體" w:hAnsi="Times New Roman" w:cs="Times New Roman"/>
+        </w:rPr>
+        <w:t>應對資安威脅</w:t>
+      </w:r>
+      <w:proofErr w:type="gramEnd"/>
+      <w:r>
+        <w:rPr>
+          <w:rFonts w:ascii="Times New Roman" w:eastAsia="標楷體" w:hAnsi="Times New Roman" w:cs="Times New Roman"/>
+        </w:rPr>
+        <w:t>的</w:t>
       </w:r>
       <w:r>
         <w:rPr>
@@ -1928,7 +2322,21 @@
         <w:rPr>
           <w:rFonts w:ascii="Times New Roman" w:eastAsia="標楷體" w:hAnsi="Times New Roman" w:cs="Times New Roman"/>
         </w:rPr>
-        <w:t>，系統提供無風險的虛擬學習平台，幫助他們提升資安意識和應變能力。</w:t>
+        <w:t>，系統提供無風險的虛擬學習平台，幫助他們</w:t>
+      </w:r>
+      <w:proofErr w:type="gramStart"/>
+      <w:r>
+        <w:rPr>
+          <w:rFonts w:ascii="Times New Roman" w:eastAsia="標楷體" w:hAnsi="Times New Roman" w:cs="Times New Roman"/>
+        </w:rPr>
+        <w:t>提升資安意識</w:t>
+      </w:r>
+      <w:proofErr w:type="gramEnd"/>
+      <w:r>
+        <w:rPr>
+          <w:rFonts w:ascii="Times New Roman" w:eastAsia="標楷體" w:hAnsi="Times New Roman" w:cs="Times New Roman"/>
+        </w:rPr>
+        <w:t>和應變能力。</w:t>
       </w:r>
       <w:r>
         <w:rPr>
@@ -1946,7 +2354,21 @@
         <w:rPr>
           <w:rFonts w:ascii="Times New Roman" w:eastAsia="標楷體" w:hAnsi="Times New Roman" w:cs="Times New Roman"/>
         </w:rPr>
-        <w:t>能夠滿足不同使用者的需求，並提高他們的資安防護能力。</w:t>
+        <w:t>能夠滿足不同使用者的需求，並提高他們</w:t>
+      </w:r>
+      <w:proofErr w:type="gramStart"/>
+      <w:r>
+        <w:rPr>
+          <w:rFonts w:ascii="Times New Roman" w:eastAsia="標楷體" w:hAnsi="Times New Roman" w:cs="Times New Roman"/>
+        </w:rPr>
+        <w:t>的資安防護</w:t>
+      </w:r>
+      <w:proofErr w:type="gramEnd"/>
+      <w:r>
+        <w:rPr>
+          <w:rFonts w:ascii="Times New Roman" w:eastAsia="標楷體" w:hAnsi="Times New Roman" w:cs="Times New Roman"/>
+        </w:rPr>
+        <w:t>能力。</w:t>
       </w:r>
     </w:p>
     <w:p>
@@ -2015,7 +2437,21 @@
         <w:rPr>
           <w:rFonts w:ascii="Times New Roman" w:eastAsia="標楷體" w:hAnsi="Times New Roman" w:cs="Times New Roman"/>
         </w:rPr>
-        <w:t>本研究開發的資安教育訓練系統結合</w:t>
+        <w:t>本研究開發</w:t>
+      </w:r>
+      <w:proofErr w:type="gramStart"/>
+      <w:r>
+        <w:rPr>
+          <w:rFonts w:ascii="Times New Roman" w:eastAsia="標楷體" w:hAnsi="Times New Roman" w:cs="Times New Roman"/>
+        </w:rPr>
+        <w:t>的資安教育</w:t>
+      </w:r>
+      <w:proofErr w:type="gramEnd"/>
+      <w:r>
+        <w:rPr>
+          <w:rFonts w:ascii="Times New Roman" w:eastAsia="標楷體" w:hAnsi="Times New Roman" w:cs="Times New Roman"/>
+        </w:rPr>
+        <w:t>訓練系統結合</w:t>
       </w:r>
       <w:r>
         <w:rPr>
@@ -2063,7 +2499,21 @@
         <w:rPr>
           <w:rFonts w:ascii="Times New Roman" w:eastAsia="標楷體" w:hAnsi="Times New Roman" w:cs="Times New Roman"/>
         </w:rPr>
-        <w:t>，為使用者提供沉浸式、個人化的學習體驗</w:t>
+        <w:t>，為使用者提供</w:t>
+      </w:r>
+      <w:proofErr w:type="gramStart"/>
+      <w:r>
+        <w:rPr>
+          <w:rFonts w:ascii="Times New Roman" w:eastAsia="標楷體" w:hAnsi="Times New Roman" w:cs="Times New Roman"/>
+        </w:rPr>
+        <w:t>沉</w:t>
+      </w:r>
+      <w:proofErr w:type="gramEnd"/>
+      <w:r>
+        <w:rPr>
+          <w:rFonts w:ascii="Times New Roman" w:eastAsia="標楷體" w:hAnsi="Times New Roman" w:cs="Times New Roman"/>
+        </w:rPr>
+        <w:t>浸式、個人化的學習體驗</w:t>
       </w:r>
       <w:r>
         <w:rPr>
@@ -2075,14 +2525,36 @@
         <w:rPr>
           <w:rFonts w:ascii="Times New Roman" w:eastAsia="標楷體" w:hAnsi="Times New Roman" w:cs="Times New Roman"/>
         </w:rPr>
-        <w:t>有效呈現真實的工作場域中潛在的資安威脅與應對方式</w:t>
-      </w:r>
-      <w:r>
-        <w:rPr>
-          <w:rFonts w:ascii="Times New Roman" w:eastAsia="標楷體" w:hAnsi="Times New Roman" w:cs="Times New Roman"/>
-        </w:rPr>
-        <w:t>，讓使用者能夠在互動中學習並應對資安挑戰</w:t>
-      </w:r>
+        <w:t>有效呈現真實的工作場域中潛在</w:t>
+      </w:r>
+      <w:proofErr w:type="gramStart"/>
+      <w:r>
+        <w:rPr>
+          <w:rFonts w:ascii="Times New Roman" w:eastAsia="標楷體" w:hAnsi="Times New Roman" w:cs="Times New Roman"/>
+        </w:rPr>
+        <w:t>的資安威脅</w:t>
+      </w:r>
+      <w:proofErr w:type="gramEnd"/>
+      <w:r>
+        <w:rPr>
+          <w:rFonts w:ascii="Times New Roman" w:eastAsia="標楷體" w:hAnsi="Times New Roman" w:cs="Times New Roman"/>
+        </w:rPr>
+        <w:t>與應對方式</w:t>
+      </w:r>
+      <w:r>
+        <w:rPr>
+          <w:rFonts w:ascii="Times New Roman" w:eastAsia="標楷體" w:hAnsi="Times New Roman" w:cs="Times New Roman"/>
+        </w:rPr>
+        <w:t>，讓使用者能夠在互動中學習並</w:t>
+      </w:r>
+      <w:proofErr w:type="gramStart"/>
+      <w:r>
+        <w:rPr>
+          <w:rFonts w:ascii="Times New Roman" w:eastAsia="標楷體" w:hAnsi="Times New Roman" w:cs="Times New Roman"/>
+        </w:rPr>
+        <w:t>應對資安挑戰</w:t>
+      </w:r>
+      <w:proofErr w:type="gramEnd"/>
       <w:r>
         <w:rPr>
           <w:rFonts w:ascii="Times New Roman" w:eastAsia="標楷體" w:hAnsi="Times New Roman" w:cs="Times New Roman"/>
@@ -2131,11 +2603,19 @@
         </w:rPr>
         <w:t>。</w:t>
       </w:r>
-      <w:r>
-        <w:rPr>
-          <w:rFonts w:ascii="Times New Roman" w:eastAsia="標楷體" w:hAnsi="Times New Roman" w:cs="Times New Roman"/>
-        </w:rPr>
-        <w:t>此外，我們利用</w:t>
+      <w:proofErr w:type="gramStart"/>
+      <w:r>
+        <w:rPr>
+          <w:rFonts w:ascii="Times New Roman" w:eastAsia="標楷體" w:hAnsi="Times New Roman" w:cs="Times New Roman"/>
+        </w:rPr>
+        <w:t>此外，</w:t>
+      </w:r>
+      <w:proofErr w:type="gramEnd"/>
+      <w:r>
+        <w:rPr>
+          <w:rFonts w:ascii="Times New Roman" w:eastAsia="標楷體" w:hAnsi="Times New Roman" w:cs="Times New Roman"/>
+        </w:rPr>
+        <w:t>我們利用</w:t>
       </w:r>
       <w:r>
         <w:rPr>
@@ -2235,14 +2715,24 @@
           <w:sz w:val="28"/>
           <w:szCs w:val="28"/>
         </w:rPr>
-        <w:t>虛擬實境與資安教育</w:t>
-      </w:r>
+        <w:t>虛擬實境</w:t>
+      </w:r>
+      <w:proofErr w:type="gramStart"/>
       <w:r>
         <w:rPr>
           <w:rFonts w:ascii="Times New Roman" w:eastAsia="標楷體" w:hAnsi="Times New Roman" w:cs="Times New Roman"/>
           <w:sz w:val="28"/>
           <w:szCs w:val="28"/>
         </w:rPr>
+        <w:t>與資安教育</w:t>
+      </w:r>
+      <w:proofErr w:type="gramEnd"/>
+      <w:r>
+        <w:rPr>
+          <w:rFonts w:ascii="Times New Roman" w:eastAsia="標楷體" w:hAnsi="Times New Roman" w:cs="Times New Roman"/>
+          <w:sz w:val="28"/>
+          <w:szCs w:val="28"/>
+        </w:rPr>
         <w:t xml:space="preserve"> </w:t>
       </w:r>
     </w:p>
@@ -2270,7 +2760,21 @@
         <w:rPr>
           <w:rFonts w:ascii="Times New Roman" w:eastAsia="標楷體" w:hAnsi="Times New Roman" w:cs="Times New Roman"/>
         </w:rPr>
-        <w:t>）應用於資安教育的研究中，許多學者指出</w:t>
+        <w:t>）應用</w:t>
+      </w:r>
+      <w:proofErr w:type="gramStart"/>
+      <w:r>
+        <w:rPr>
+          <w:rFonts w:ascii="Times New Roman" w:eastAsia="標楷體" w:hAnsi="Times New Roman" w:cs="Times New Roman"/>
+        </w:rPr>
+        <w:t>於資安教育</w:t>
+      </w:r>
+      <w:proofErr w:type="gramEnd"/>
+      <w:r>
+        <w:rPr>
+          <w:rFonts w:ascii="Times New Roman" w:eastAsia="標楷體" w:hAnsi="Times New Roman" w:cs="Times New Roman"/>
+        </w:rPr>
+        <w:t>的研究中，許多學者指出</w:t>
       </w:r>
       <w:r>
         <w:rPr>
@@ -2282,7 +2786,21 @@
         <w:rPr>
           <w:rFonts w:ascii="Times New Roman" w:eastAsia="標楷體" w:hAnsi="Times New Roman" w:cs="Times New Roman"/>
         </w:rPr>
-        <w:t>具備高度沉浸感和互動性，因此成為提升學習效果和學習動機的重要工具。根據</w:t>
+        <w:t>具備高度</w:t>
+      </w:r>
+      <w:proofErr w:type="gramStart"/>
+      <w:r>
+        <w:rPr>
+          <w:rFonts w:ascii="Times New Roman" w:eastAsia="標楷體" w:hAnsi="Times New Roman" w:cs="Times New Roman"/>
+        </w:rPr>
+        <w:t>沉浸感</w:t>
+      </w:r>
+      <w:proofErr w:type="gramEnd"/>
+      <w:r>
+        <w:rPr>
+          <w:rFonts w:ascii="Times New Roman" w:eastAsia="標楷體" w:hAnsi="Times New Roman" w:cs="Times New Roman"/>
+        </w:rPr>
+        <w:t>和互動性，因此成為提升學習效果和學習動機的重要工具。根據</w:t>
       </w:r>
       <w:proofErr w:type="spellStart"/>
       <w:r>
@@ -2332,7 +2850,35 @@
         <w:rPr>
           <w:rFonts w:ascii="Times New Roman" w:eastAsia="標楷體" w:hAnsi="Times New Roman" w:cs="Times New Roman"/>
         </w:rPr>
-        <w:t>技術通過模擬真實的職場環境，讓使用者能夠在虛擬空間中身臨其境地學習資安技能，這不僅提高了學習者的專注度，還能強化他們應對資安威脅的能力（</w:t>
+        <w:t>技術通過模擬真實的職場環境，讓使用者能夠在虛擬空間中身臨其境地</w:t>
+      </w:r>
+      <w:proofErr w:type="gramStart"/>
+      <w:r>
+        <w:rPr>
+          <w:rFonts w:ascii="Times New Roman" w:eastAsia="標楷體" w:hAnsi="Times New Roman" w:cs="Times New Roman"/>
+        </w:rPr>
+        <w:t>學習資安技能</w:t>
+      </w:r>
+      <w:proofErr w:type="gramEnd"/>
+      <w:r>
+        <w:rPr>
+          <w:rFonts w:ascii="Times New Roman" w:eastAsia="標楷體" w:hAnsi="Times New Roman" w:cs="Times New Roman"/>
+        </w:rPr>
+        <w:t>，這不僅提高了學習者的專注度，還能強化他們</w:t>
+      </w:r>
+      <w:proofErr w:type="gramStart"/>
+      <w:r>
+        <w:rPr>
+          <w:rFonts w:ascii="Times New Roman" w:eastAsia="標楷體" w:hAnsi="Times New Roman" w:cs="Times New Roman"/>
+        </w:rPr>
+        <w:t>應對資安威脅</w:t>
+      </w:r>
+      <w:proofErr w:type="gramEnd"/>
+      <w:r>
+        <w:rPr>
+          <w:rFonts w:ascii="Times New Roman" w:eastAsia="標楷體" w:hAnsi="Times New Roman" w:cs="Times New Roman"/>
+        </w:rPr>
+        <w:t>的能力（</w:t>
       </w:r>
       <w:proofErr w:type="spellStart"/>
       <w:r>
@@ -2388,7 +2934,21 @@
         <w:rPr>
           <w:rFonts w:ascii="Times New Roman" w:eastAsia="標楷體" w:hAnsi="Times New Roman" w:cs="Times New Roman"/>
         </w:rPr>
-        <w:t>）提出的邊陲參與理論認為，透過與環境的互動，使用者可以從被動學習者轉變為主動參與者，進一步掌握知識與技能。這一點在資安訓練中尤為重要，因為它涉及到應對現實世界中可能遇到的攻擊與威脅。</w:t>
+        <w:t>）提出的邊陲參與理論認為，透過與環境的互動，使用者可以從被動學習者轉變為主動參與者，進一步掌握知識與技能。這一點</w:t>
+      </w:r>
+      <w:proofErr w:type="gramStart"/>
+      <w:r>
+        <w:rPr>
+          <w:rFonts w:ascii="Times New Roman" w:eastAsia="標楷體" w:hAnsi="Times New Roman" w:cs="Times New Roman"/>
+        </w:rPr>
+        <w:t>在資安訓練</w:t>
+      </w:r>
+      <w:proofErr w:type="gramEnd"/>
+      <w:r>
+        <w:rPr>
+          <w:rFonts w:ascii="Times New Roman" w:eastAsia="標楷體" w:hAnsi="Times New Roman" w:cs="Times New Roman"/>
+        </w:rPr>
+        <w:t>中尤為重要，因為它涉及到應對現實世界中可能遇到的攻擊與威脅。</w:t>
       </w:r>
       <w:r>
         <w:rPr>
@@ -2412,7 +2972,21 @@
         <w:rPr>
           <w:rFonts w:ascii="Times New Roman" w:eastAsia="標楷體" w:hAnsi="Times New Roman" w:cs="Times New Roman"/>
         </w:rPr>
-        <w:t>技術為資安訓練帶來了嶄新的學習體驗，其應用仍然存在一定的限制。首先，</w:t>
+        <w:t>技術</w:t>
+      </w:r>
+      <w:proofErr w:type="gramStart"/>
+      <w:r>
+        <w:rPr>
+          <w:rFonts w:ascii="Times New Roman" w:eastAsia="標楷體" w:hAnsi="Times New Roman" w:cs="Times New Roman"/>
+        </w:rPr>
+        <w:t>為資安訓練</w:t>
+      </w:r>
+      <w:proofErr w:type="gramEnd"/>
+      <w:r>
+        <w:rPr>
+          <w:rFonts w:ascii="Times New Roman" w:eastAsia="標楷體" w:hAnsi="Times New Roman" w:cs="Times New Roman"/>
+        </w:rPr>
+        <w:t>帶來了嶄新的學習體驗，其應用仍然存在一定的限制。首先，</w:t>
       </w:r>
       <w:r>
         <w:rPr>
@@ -2456,11 +3030,19 @@
         </w:rPr>
         <w:t>VR</w:t>
       </w:r>
-      <w:r>
-        <w:rPr>
-          <w:rFonts w:ascii="Times New Roman" w:eastAsia="標楷體" w:hAnsi="Times New Roman" w:cs="Times New Roman"/>
-        </w:rPr>
-        <w:t>在資安訓練中仍然缺乏靈活性，無法根據學員的即時需求或表現進行調整。</w:t>
+      <w:proofErr w:type="gramStart"/>
+      <w:r>
+        <w:rPr>
+          <w:rFonts w:ascii="Times New Roman" w:eastAsia="標楷體" w:hAnsi="Times New Roman" w:cs="Times New Roman"/>
+        </w:rPr>
+        <w:t>在資安訓練</w:t>
+      </w:r>
+      <w:proofErr w:type="gramEnd"/>
+      <w:r>
+        <w:rPr>
+          <w:rFonts w:ascii="Times New Roman" w:eastAsia="標楷體" w:hAnsi="Times New Roman" w:cs="Times New Roman"/>
+        </w:rPr>
+        <w:t>中仍然缺乏靈活性，無法根據學員的即時需求或表現進行調整。</w:t>
       </w:r>
       <w:r>
         <w:rPr>
@@ -2566,7 +3148,23 @@
           <w:rFonts w:ascii="Times New Roman" w:eastAsia="標楷體" w:hAnsi="Times New Roman" w:cs="Times New Roman"/>
           <w:color w:val="000000" w:themeColor="text1"/>
         </w:rPr>
-        <w:t>，關於如何訓練出大量的資安人員便成了不可忽視的問題。</w:t>
+        <w:t>，關於如何訓練出大量</w:t>
+      </w:r>
+      <w:proofErr w:type="gramStart"/>
+      <w:r>
+        <w:rPr>
+          <w:rFonts w:ascii="Times New Roman" w:eastAsia="標楷體" w:hAnsi="Times New Roman" w:cs="Times New Roman"/>
+          <w:color w:val="000000" w:themeColor="text1"/>
+        </w:rPr>
+        <w:t>的資安人員</w:t>
+      </w:r>
+      <w:proofErr w:type="gramEnd"/>
+      <w:r>
+        <w:rPr>
+          <w:rFonts w:ascii="Times New Roman" w:eastAsia="標楷體" w:hAnsi="Times New Roman" w:cs="Times New Roman"/>
+          <w:color w:val="000000" w:themeColor="text1"/>
+        </w:rPr>
+        <w:t>便成了不可忽視的問題。</w:t>
       </w:r>
     </w:p>
     <w:p>
@@ -2610,13 +3208,29 @@
           <w:rFonts w:ascii="Times New Roman" w:eastAsia="標楷體" w:hAnsi="Times New Roman" w:cs="Times New Roman"/>
           <w:color w:val="000000" w:themeColor="text1"/>
         </w:rPr>
-        <w:t>也和卡內基梅隆大學軟體工程研究所</w:t>
-      </w:r>
+        <w:t>也和</w:t>
+      </w:r>
+      <w:proofErr w:type="gramStart"/>
       <w:r>
         <w:rPr>
           <w:rFonts w:ascii="Times New Roman" w:eastAsia="標楷體" w:hAnsi="Times New Roman" w:cs="Times New Roman"/>
           <w:color w:val="000000" w:themeColor="text1"/>
         </w:rPr>
+        <w:t>卡內基梅隆大學</w:t>
+      </w:r>
+      <w:proofErr w:type="gramEnd"/>
+      <w:r>
+        <w:rPr>
+          <w:rFonts w:ascii="Times New Roman" w:eastAsia="標楷體" w:hAnsi="Times New Roman" w:cs="Times New Roman"/>
+          <w:color w:val="000000" w:themeColor="text1"/>
+        </w:rPr>
+        <w:t>軟體工程研究所</w:t>
+      </w:r>
+      <w:r>
+        <w:rPr>
+          <w:rFonts w:ascii="Times New Roman" w:eastAsia="標楷體" w:hAnsi="Times New Roman" w:cs="Times New Roman"/>
+          <w:color w:val="000000" w:themeColor="text1"/>
+        </w:rPr>
         <w:t>(SEI)</w:t>
       </w:r>
       <w:r>
@@ -2680,13 +3294,29 @@
           <w:rFonts w:ascii="Times New Roman" w:eastAsia="標楷體" w:hAnsi="Times New Roman" w:cs="Times New Roman"/>
           <w:color w:val="000000" w:themeColor="text1"/>
         </w:rPr>
-        <w:t>生成了多份模擬公司人員面對資安事件的情境和應變方案，來判斷</w:t>
-      </w:r>
+        <w:t>生成了多份模擬公司人員</w:t>
+      </w:r>
+      <w:proofErr w:type="gramStart"/>
       <w:r>
         <w:rPr>
           <w:rFonts w:ascii="Times New Roman" w:eastAsia="標楷體" w:hAnsi="Times New Roman" w:cs="Times New Roman"/>
           <w:color w:val="000000" w:themeColor="text1"/>
         </w:rPr>
+        <w:t>面對資安事件</w:t>
+      </w:r>
+      <w:proofErr w:type="gramEnd"/>
+      <w:r>
+        <w:rPr>
+          <w:rFonts w:ascii="Times New Roman" w:eastAsia="標楷體" w:hAnsi="Times New Roman" w:cs="Times New Roman"/>
+          <w:color w:val="000000" w:themeColor="text1"/>
+        </w:rPr>
+        <w:t>的情境和應變方案，來判斷</w:t>
+      </w:r>
+      <w:r>
+        <w:rPr>
+          <w:rFonts w:ascii="Times New Roman" w:eastAsia="標楷體" w:hAnsi="Times New Roman" w:cs="Times New Roman"/>
+          <w:color w:val="000000" w:themeColor="text1"/>
+        </w:rPr>
         <w:t>LLM</w:t>
       </w:r>
       <w:r>
@@ -2694,13 +3324,29 @@
           <w:rFonts w:ascii="Times New Roman" w:eastAsia="標楷體" w:hAnsi="Times New Roman" w:cs="Times New Roman"/>
           <w:color w:val="000000" w:themeColor="text1"/>
         </w:rPr>
-        <w:t>是否能成為資安訓練的工具，實際將</w:t>
-      </w:r>
+        <w:t>是否能</w:t>
+      </w:r>
+      <w:proofErr w:type="gramStart"/>
       <w:r>
         <w:rPr>
           <w:rFonts w:ascii="Times New Roman" w:eastAsia="標楷體" w:hAnsi="Times New Roman" w:cs="Times New Roman"/>
           <w:color w:val="000000" w:themeColor="text1"/>
         </w:rPr>
+        <w:t>成為資安訓練</w:t>
+      </w:r>
+      <w:proofErr w:type="gramEnd"/>
+      <w:r>
+        <w:rPr>
+          <w:rFonts w:ascii="Times New Roman" w:eastAsia="標楷體" w:hAnsi="Times New Roman" w:cs="Times New Roman"/>
+          <w:color w:val="000000" w:themeColor="text1"/>
+        </w:rPr>
+        <w:t>的工具，實際將</w:t>
+      </w:r>
+      <w:r>
+        <w:rPr>
+          <w:rFonts w:ascii="Times New Roman" w:eastAsia="標楷體" w:hAnsi="Times New Roman" w:cs="Times New Roman"/>
+          <w:color w:val="000000" w:themeColor="text1"/>
+        </w:rPr>
         <w:t>LLM</w:t>
       </w:r>
       <w:r>
@@ -2708,7 +3354,23 @@
           <w:rFonts w:ascii="Times New Roman" w:eastAsia="標楷體" w:hAnsi="Times New Roman" w:cs="Times New Roman"/>
           <w:color w:val="000000" w:themeColor="text1"/>
         </w:rPr>
-        <w:t>作為助手搭配其他措施協助資安訓練的工具的研究中則得出了很好的成果，在下列圖中比較了使用各種教學方法所得出的成效，其中</w:t>
+        <w:t>作為助手搭配其他措施</w:t>
+      </w:r>
+      <w:proofErr w:type="gramStart"/>
+      <w:r>
+        <w:rPr>
+          <w:rFonts w:ascii="Times New Roman" w:eastAsia="標楷體" w:hAnsi="Times New Roman" w:cs="Times New Roman"/>
+          <w:color w:val="000000" w:themeColor="text1"/>
+        </w:rPr>
+        <w:t>協助資安訓練</w:t>
+      </w:r>
+      <w:proofErr w:type="gramEnd"/>
+      <w:r>
+        <w:rPr>
+          <w:rFonts w:ascii="Times New Roman" w:eastAsia="標楷體" w:hAnsi="Times New Roman" w:cs="Times New Roman"/>
+          <w:color w:val="000000" w:themeColor="text1"/>
+        </w:rPr>
+        <w:t>的工具的研究中則得出了很好的成果，在下列圖中比較了使用各種教學方法所得出的成效，其中</w:t>
       </w:r>
       <w:r>
         <w:rPr>
@@ -3256,17 +3918,17 @@
       <w:pPr>
         <w:spacing w:line="240" w:lineRule="auto"/>
         <w:rPr>
-          <w:rFonts w:ascii="Times New Roman" w:eastAsia="標楷體" w:hAnsi="Times New Roman" w:cs="Times New Roman"/>
-          <w:sz w:val="28"/>
-          <w:szCs w:val="28"/>
-        </w:rPr>
-      </w:pPr>
-      <w:r>
-        <w:rPr>
           <w:rFonts w:ascii="Times New Roman" w:eastAsia="標楷體" w:hAnsi="Times New Roman" w:cs="Times New Roman" w:hint="eastAsia"/>
           <w:sz w:val="28"/>
           <w:szCs w:val="28"/>
         </w:rPr>
+      </w:pPr>
+      <w:r>
+        <w:rPr>
+          <w:rFonts w:ascii="Times New Roman" w:eastAsia="標楷體" w:hAnsi="Times New Roman" w:cs="Times New Roman" w:hint="eastAsia"/>
+          <w:sz w:val="28"/>
+          <w:szCs w:val="28"/>
+        </w:rPr>
         <w:lastRenderedPageBreak/>
         <w:t xml:space="preserve">2.4 </w:t>
       </w:r>
@@ -3278,6 +3940,53 @@
         </w:rPr>
         <w:t>本專題的優勢</w:t>
       </w:r>
+      <w:r>
+        <w:rPr>
+          <w:rFonts w:ascii="Times New Roman" w:eastAsia="標楷體" w:hAnsi="Times New Roman" w:cs="Times New Roman" w:hint="eastAsia"/>
+          <w:sz w:val="28"/>
+          <w:szCs w:val="28"/>
+          <w:highlight w:val="red"/>
+        </w:rPr>
+        <w:t>這一段</w:t>
+      </w:r>
+      <w:r>
+        <w:rPr>
+          <w:rFonts w:ascii="Times New Roman" w:eastAsia="標楷體" w:hAnsi="Times New Roman" w:cs="Times New Roman" w:hint="eastAsia"/>
+          <w:sz w:val="28"/>
+          <w:szCs w:val="28"/>
+          <w:highlight w:val="red"/>
+        </w:rPr>
+        <w:t>寫出</w:t>
+      </w:r>
+      <w:r>
+        <w:rPr>
+          <w:rFonts w:ascii="Times New Roman" w:eastAsia="標楷體" w:hAnsi="Times New Roman" w:cs="Times New Roman" w:hint="eastAsia"/>
+          <w:sz w:val="28"/>
+          <w:szCs w:val="28"/>
+          <w:highlight w:val="red"/>
+        </w:rPr>
+        <w:t>與</w:t>
+      </w:r>
+      <w:proofErr w:type="spellStart"/>
+      <w:r>
+        <w:rPr>
+          <w:rFonts w:ascii="Times New Roman" w:eastAsia="標楷體" w:hAnsi="Times New Roman" w:cs="Times New Roman" w:hint="eastAsia"/>
+          <w:sz w:val="28"/>
+          <w:szCs w:val="28"/>
+          <w:highlight w:val="red"/>
+        </w:rPr>
+        <w:t>OneBonsai</w:t>
+      </w:r>
+      <w:proofErr w:type="spellEnd"/>
+      <w:r>
+        <w:rPr>
+          <w:rFonts w:ascii="Times New Roman" w:eastAsia="標楷體" w:hAnsi="Times New Roman" w:cs="Times New Roman" w:hint="eastAsia"/>
+          <w:sz w:val="28"/>
+          <w:szCs w:val="28"/>
+          <w:highlight w:val="red"/>
+        </w:rPr>
+        <w:t>的比較</w:t>
+      </w:r>
     </w:p>
     <w:p>
       <w:pPr>
@@ -3315,7 +4024,35 @@
         <w:rPr>
           <w:rFonts w:ascii="Times New Roman" w:eastAsia="標楷體" w:hAnsi="Times New Roman" w:cs="Times New Roman"/>
         </w:rPr>
-        <w:t>，打造出一種具備沉浸式互動與智慧輔助功能的創新資安教育訓練系統，突破傳統教學模式的限制。其最大的優勢在於提供了一個高度擬真的虛擬職場環境，學習者能透過</w:t>
+        <w:t>，打造出一種具備</w:t>
+      </w:r>
+      <w:proofErr w:type="gramStart"/>
+      <w:r>
+        <w:rPr>
+          <w:rFonts w:ascii="Times New Roman" w:eastAsia="標楷體" w:hAnsi="Times New Roman" w:cs="Times New Roman"/>
+        </w:rPr>
+        <w:t>沉</w:t>
+      </w:r>
+      <w:proofErr w:type="gramEnd"/>
+      <w:r>
+        <w:rPr>
+          <w:rFonts w:ascii="Times New Roman" w:eastAsia="標楷體" w:hAnsi="Times New Roman" w:cs="Times New Roman"/>
+        </w:rPr>
+        <w:t>浸式互動與智慧輔助功能的</w:t>
+      </w:r>
+      <w:proofErr w:type="gramStart"/>
+      <w:r>
+        <w:rPr>
+          <w:rFonts w:ascii="Times New Roman" w:eastAsia="標楷體" w:hAnsi="Times New Roman" w:cs="Times New Roman"/>
+        </w:rPr>
+        <w:t>創新資安教育</w:t>
+      </w:r>
+      <w:proofErr w:type="gramEnd"/>
+      <w:r>
+        <w:rPr>
+          <w:rFonts w:ascii="Times New Roman" w:eastAsia="標楷體" w:hAnsi="Times New Roman" w:cs="Times New Roman"/>
+        </w:rPr>
+        <w:t>訓練系統，突破傳統教學模式的限制。其最大的優勢在於提供了一個高度擬真的虛擬職場環境，學習者能透過</w:t>
       </w:r>
       <w:r>
         <w:rPr>
@@ -3406,11 +4143,19 @@
           <w:rFonts w:ascii="Times New Roman" w:eastAsia="標楷體" w:hAnsi="Times New Roman" w:cs="Times New Roman"/>
         </w:rPr>
       </w:pPr>
-      <w:r>
-        <w:rPr>
-          <w:rFonts w:ascii="Times New Roman" w:eastAsia="標楷體" w:hAnsi="Times New Roman" w:cs="Times New Roman"/>
-        </w:rPr>
-        <w:t>此外，本研究導入</w:t>
+      <w:proofErr w:type="gramStart"/>
+      <w:r>
+        <w:rPr>
+          <w:rFonts w:ascii="Times New Roman" w:eastAsia="標楷體" w:hAnsi="Times New Roman" w:cs="Times New Roman"/>
+        </w:rPr>
+        <w:t>此外，</w:t>
+      </w:r>
+      <w:proofErr w:type="gramEnd"/>
+      <w:r>
+        <w:rPr>
+          <w:rFonts w:ascii="Times New Roman" w:eastAsia="標楷體" w:hAnsi="Times New Roman" w:cs="Times New Roman"/>
+        </w:rPr>
+        <w:t>本研究導入</w:t>
       </w:r>
       <w:r>
         <w:rPr>
@@ -3461,7 +4206,21 @@
         <w:rPr>
           <w:rFonts w:ascii="Times New Roman" w:eastAsia="標楷體" w:hAnsi="Times New Roman" w:cs="Times New Roman"/>
         </w:rPr>
-        <w:t>產出個人化回饋與測驗建議，協助企業或機構掌握訓練成效與弱點，進一步提出具體優化方向。在訓練可重複利用與成本控制方面，本專題亦具高度實用價值，能減少傳統實體教學的人力與場地成本，並適用於各規模組織推行標準化資安訓練。</w:t>
+        <w:t>產出個人化回饋與測驗建議，協助企業或機構掌握訓練成效與弱點，進一步提出具體優化方向。在訓練可重複利用與成本控制方面，本專題亦具高度實用價值，能減少傳統實體教學的人力與場地成本，並適用於各規模組織推行</w:t>
+      </w:r>
+      <w:proofErr w:type="gramStart"/>
+      <w:r>
+        <w:rPr>
+          <w:rFonts w:ascii="Times New Roman" w:eastAsia="標楷體" w:hAnsi="Times New Roman" w:cs="Times New Roman"/>
+        </w:rPr>
+        <w:t>標準化資安訓練</w:t>
+      </w:r>
+      <w:proofErr w:type="gramEnd"/>
+      <w:r>
+        <w:rPr>
+          <w:rFonts w:ascii="Times New Roman" w:eastAsia="標楷體" w:hAnsi="Times New Roman" w:cs="Times New Roman"/>
+        </w:rPr>
+        <w:t>。</w:t>
       </w:r>
     </w:p>
     <w:p>
@@ -3476,7 +4235,21 @@
         <w:rPr>
           <w:rFonts w:ascii="Times New Roman" w:eastAsia="標楷體" w:hAnsi="Times New Roman" w:cs="Times New Roman"/>
         </w:rPr>
-        <w:t>綜合而言，本研究不僅回應現代資安教育所面臨的痛點，更引領教育訓練走向更個人化、即時化、互動化的未來，具有顯著的技術創新價值與產業推廣潛力。</w:t>
+        <w:t>綜合而言，本研究不僅回應</w:t>
+      </w:r>
+      <w:proofErr w:type="gramStart"/>
+      <w:r>
+        <w:rPr>
+          <w:rFonts w:ascii="Times New Roman" w:eastAsia="標楷體" w:hAnsi="Times New Roman" w:cs="Times New Roman"/>
+        </w:rPr>
+        <w:t>現代資安教育</w:t>
+      </w:r>
+      <w:proofErr w:type="gramEnd"/>
+      <w:r>
+        <w:rPr>
+          <w:rFonts w:ascii="Times New Roman" w:eastAsia="標楷體" w:hAnsi="Times New Roman" w:cs="Times New Roman"/>
+        </w:rPr>
+        <w:t>所面臨的痛點，更引領教育訓練走向更個人化、即時化、互動化的未來，具有顯著的技術創新價值與產業推廣潛力。</w:t>
       </w:r>
     </w:p>
     <w:p>
@@ -3860,7 +4633,7 @@
                     </wp:inline>
                   </w:drawing>
                 </mc:Choice>
-                <mc:Fallback xmlns:arto="http://schemas.microsoft.com/office/word/2006/arto" xmlns:a14="http://schemas.microsoft.com/office/drawing/2010/main" xmlns:pic="http://schemas.openxmlformats.org/drawingml/2006/picture" xmlns:a="http://schemas.openxmlformats.org/drawingml/2006/main">
+                <mc:Fallback xmlns:a="http://schemas.openxmlformats.org/drawingml/2006/main" xmlns:pic="http://schemas.openxmlformats.org/drawingml/2006/picture" xmlns:a14="http://schemas.microsoft.com/office/drawing/2010/main" xmlns:arto="http://schemas.microsoft.com/office/word/2006/arto">
                   <w:pict>
                     <v:rect id=" 4" style="width:86.25pt;height:31.8pt;visibility:visible;mso-wrap-style:square;mso-left-percent:-10001;mso-top-percent:-10001;mso-position-horizontal:absolute;mso-position-horizontal-relative:char;mso-position-vertical:absolute;mso-position-vertical-relative:line;mso-left-percent:-10001;mso-top-percent:-10001;v-text-anchor:top" o:spid="_x0000_s1026" filled="f" stroked="f" w14:anchorId="6DD0AF5F" o:gfxdata="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">
                       <v:path arrowok="t"/>
@@ -3965,7 +4738,7 @@
                 <w:noProof/>
               </w:rPr>
               <w:drawing>
-                <wp:inline distT="0" distB="0" distL="0" distR="0" wp14:anchorId="67E93D3F" wp14:editId="3B89EC63">
+                <wp:inline distT="0" distB="0" distL="0" distR="0" wp14:anchorId="67E93D3F" wp14:editId="3ABD0F08">
                   <wp:extent cx="801858" cy="451923"/>
                   <wp:effectExtent l="0" t="0" r="0" b="5715"/>
                   <wp:docPr id="1346382961" name="圖片 4"/>
@@ -4836,7 +5609,7 @@
                 <w:noProof/>
               </w:rPr>
               <w:drawing>
-                <wp:inline distT="0" distB="0" distL="0" distR="0" wp14:anchorId="3312B997" wp14:editId="33A77D98">
+                <wp:inline distT="0" distB="0" distL="0" distR="0" wp14:anchorId="3312B997" wp14:editId="022E0687">
                   <wp:extent cx="564543" cy="423407"/>
                   <wp:effectExtent l="0" t="0" r="6985" b="0"/>
                   <wp:docPr id="562365715" name="圖片 3" descr="一張含有 文字, 字型, 圖形, 標誌 的圖片&#10;&#10;AI 產生的內容可能不正確。"/>
@@ -5777,7 +6550,7 @@
                 <w:noProof/>
               </w:rPr>
               <w:drawing>
-                <wp:inline distT="0" distB="0" distL="0" distR="0" wp14:anchorId="3FAA5D14" wp14:editId="1EF838CB">
+                <wp:inline distT="0" distB="0" distL="0" distR="0" wp14:anchorId="3FAA5D14" wp14:editId="75561344">
                   <wp:extent cx="907366" cy="453683"/>
                   <wp:effectExtent l="0" t="0" r="7620" b="3810"/>
                   <wp:docPr id="835250715" name="圖片 2"/>
@@ -6022,7 +6795,7 @@
                 <w:noProof/>
               </w:rPr>
               <w:drawing>
-                <wp:inline distT="0" distB="0" distL="0" distR="0" wp14:anchorId="1AAC7C4A" wp14:editId="53953AA9">
+                <wp:inline distT="0" distB="0" distL="0" distR="0" wp14:anchorId="1AAC7C4A" wp14:editId="5D2F2973">
                   <wp:extent cx="450850" cy="450850"/>
                   <wp:effectExtent l="0" t="0" r="6350" b="6350"/>
                   <wp:docPr id="1797307115" name="圖片 2"/>
@@ -6255,7 +7028,49 @@
         <w:rPr>
           <w:rFonts w:ascii="Times New Roman" w:eastAsia="標楷體" w:hAnsi="Times New Roman" w:cs="Times New Roman"/>
         </w:rPr>
-        <w:t>專案中的大型資源至關重要，特別是本研究需串接大量圖片、音效和模型。此外，該系統具備版本回朔功能，允許團隊成員隨時回退到先前的版本，方便追蹤與恢復歷史變更，有效提升協作與專案管理的效率。</w:t>
+        <w:t>專案中的大型資源至關重要，特別是本</w:t>
+      </w:r>
+      <w:proofErr w:type="gramStart"/>
+      <w:r>
+        <w:rPr>
+          <w:rFonts w:ascii="Times New Roman" w:eastAsia="標楷體" w:hAnsi="Times New Roman" w:cs="Times New Roman"/>
+        </w:rPr>
+        <w:t>研究需串接</w:t>
+      </w:r>
+      <w:proofErr w:type="gramEnd"/>
+      <w:r>
+        <w:rPr>
+          <w:rFonts w:ascii="Times New Roman" w:eastAsia="標楷體" w:hAnsi="Times New Roman" w:cs="Times New Roman"/>
+        </w:rPr>
+        <w:t>大量圖片、音效和模型。</w:t>
+      </w:r>
+      <w:proofErr w:type="gramStart"/>
+      <w:r>
+        <w:rPr>
+          <w:rFonts w:ascii="Times New Roman" w:eastAsia="標楷體" w:hAnsi="Times New Roman" w:cs="Times New Roman"/>
+        </w:rPr>
+        <w:t>此外，</w:t>
+      </w:r>
+      <w:proofErr w:type="gramEnd"/>
+      <w:r>
+        <w:rPr>
+          <w:rFonts w:ascii="Times New Roman" w:eastAsia="標楷體" w:hAnsi="Times New Roman" w:cs="Times New Roman"/>
+        </w:rPr>
+        <w:t>該系統具備版本回朔功能，允許團隊成員</w:t>
+      </w:r>
+      <w:proofErr w:type="gramStart"/>
+      <w:r>
+        <w:rPr>
+          <w:rFonts w:ascii="Times New Roman" w:eastAsia="標楷體" w:hAnsi="Times New Roman" w:cs="Times New Roman"/>
+        </w:rPr>
+        <w:t>隨時回退到</w:t>
+      </w:r>
+      <w:proofErr w:type="gramEnd"/>
+      <w:r>
+        <w:rPr>
+          <w:rFonts w:ascii="Times New Roman" w:eastAsia="標楷體" w:hAnsi="Times New Roman" w:cs="Times New Roman"/>
+        </w:rPr>
+        <w:t>先前的版本，方便追蹤與恢復歷史變更，有效提升協作與專案管理的效率。</w:t>
       </w:r>
     </w:p>
     <w:p>
@@ -6306,8 +7121,16 @@
         <w:rPr>
           <w:rFonts w:ascii="Times New Roman" w:eastAsia="標楷體" w:hAnsi="Times New Roman" w:cs="Times New Roman"/>
         </w:rPr>
-        <w:t>流程，能進行進度審查與團隊內部討論，避免開發動作直接影響主線進度，確保專案品質。此外，</w:t>
-      </w:r>
+        <w:t>流程，能進行進度審查與團隊內部討論，避免開發動作直接影響主線進度，確保專案品質。</w:t>
+      </w:r>
+      <w:proofErr w:type="gramStart"/>
+      <w:r>
+        <w:rPr>
+          <w:rFonts w:ascii="Times New Roman" w:eastAsia="標楷體" w:hAnsi="Times New Roman" w:cs="Times New Roman"/>
+        </w:rPr>
+        <w:t>此外，</w:t>
+      </w:r>
+      <w:proofErr w:type="gramEnd"/>
       <w:r>
         <w:rPr>
           <w:rFonts w:ascii="Times New Roman" w:eastAsia="標楷體" w:hAnsi="Times New Roman" w:cs="Times New Roman"/>
@@ -6342,7 +7165,21 @@
         <w:rPr>
           <w:rFonts w:ascii="Times New Roman" w:eastAsia="標楷體" w:hAnsi="Times New Roman" w:cs="Times New Roman"/>
         </w:rPr>
-        <w:t>回報或研究進度檢核，讓專案執行過程更透明、更有條理。加上其龐大的開源社群資源與各類協作工具整合，使</w:t>
+        <w:t>回報或研究進度檢核，讓專案執行過程更透明、更有條理。加上其龐大的</w:t>
+      </w:r>
+      <w:proofErr w:type="gramStart"/>
+      <w:r>
+        <w:rPr>
+          <w:rFonts w:ascii="Times New Roman" w:eastAsia="標楷體" w:hAnsi="Times New Roman" w:cs="Times New Roman"/>
+        </w:rPr>
+        <w:t>開源社群</w:t>
+      </w:r>
+      <w:proofErr w:type="gramEnd"/>
+      <w:r>
+        <w:rPr>
+          <w:rFonts w:ascii="Times New Roman" w:eastAsia="標楷體" w:hAnsi="Times New Roman" w:cs="Times New Roman"/>
+        </w:rPr>
+        <w:t>資源與各類協作工具整合，使</w:t>
       </w:r>
       <w:r>
         <w:rPr>
@@ -6425,7 +7262,21 @@
         <w:rPr>
           <w:rFonts w:ascii="Times New Roman" w:eastAsia="標楷體" w:hAnsi="Times New Roman" w:cs="Times New Roman"/>
         </w:rPr>
-        <w:t>強大的跨平台支援、多樣化的資源庫與活躍的開發社群。</w:t>
+        <w:t>強大的跨平台支援、多樣化的資源庫與</w:t>
+      </w:r>
+      <w:proofErr w:type="gramStart"/>
+      <w:r>
+        <w:rPr>
+          <w:rFonts w:ascii="Times New Roman" w:eastAsia="標楷體" w:hAnsi="Times New Roman" w:cs="Times New Roman"/>
+        </w:rPr>
+        <w:t>活躍的</w:t>
+      </w:r>
+      <w:proofErr w:type="gramEnd"/>
+      <w:r>
+        <w:rPr>
+          <w:rFonts w:ascii="Times New Roman" w:eastAsia="標楷體" w:hAnsi="Times New Roman" w:cs="Times New Roman"/>
+        </w:rPr>
+        <w:t>開發社群。</w:t>
       </w:r>
       <w:r>
         <w:rPr>
@@ -6493,6 +7344,7 @@
         </w:rPr>
         <w:t>。</w:t>
       </w:r>
+      <w:proofErr w:type="gramStart"/>
       <w:r>
         <w:rPr>
           <w:rFonts w:ascii="Times New Roman" w:eastAsia="標楷體" w:hAnsi="Times New Roman" w:cs="Times New Roman"/>
@@ -6505,6 +7357,7 @@
         </w:rPr>
         <w:t>，</w:t>
       </w:r>
+      <w:proofErr w:type="gramEnd"/>
       <w:r>
         <w:rPr>
           <w:rFonts w:ascii="Times New Roman" w:eastAsia="標楷體" w:hAnsi="Times New Roman" w:cs="Times New Roman"/>
@@ -6644,7 +7497,21 @@
         <w:rPr>
           <w:rFonts w:ascii="Times New Roman" w:eastAsia="標楷體" w:hAnsi="Times New Roman" w:cs="Times New Roman"/>
         </w:rPr>
-        <w:t>較為複雜，對於新手使用者較不友善，</w:t>
+        <w:t>較為複雜，對於新手使用者較</w:t>
+      </w:r>
+      <w:proofErr w:type="gramStart"/>
+      <w:r>
+        <w:rPr>
+          <w:rFonts w:ascii="Times New Roman" w:eastAsia="標楷體" w:hAnsi="Times New Roman" w:cs="Times New Roman"/>
+        </w:rPr>
+        <w:t>不</w:t>
+      </w:r>
+      <w:proofErr w:type="gramEnd"/>
+      <w:r>
+        <w:rPr>
+          <w:rFonts w:ascii="Times New Roman" w:eastAsia="標楷體" w:hAnsi="Times New Roman" w:cs="Times New Roman"/>
+        </w:rPr>
+        <w:t>友善，</w:t>
       </w:r>
       <w:r>
         <w:rPr>
@@ -6928,6 +7795,7 @@
         </w:rPr>
         <w:t>建模、雕刻、貼圖、動畫與渲染等多項專業功能。</w:t>
       </w:r>
+      <w:proofErr w:type="gramStart"/>
       <w:r>
         <w:rPr>
           <w:rFonts w:ascii="Times New Roman" w:eastAsia="標楷體" w:hAnsi="Times New Roman" w:cs="Times New Roman"/>
@@ -6940,6 +7808,7 @@
         </w:rPr>
         <w:t>，</w:t>
       </w:r>
+      <w:proofErr w:type="gramEnd"/>
       <w:r>
         <w:rPr>
           <w:rFonts w:ascii="Times New Roman" w:eastAsia="標楷體" w:hAnsi="Times New Roman" w:cs="Times New Roman"/>
@@ -6950,7 +7819,21 @@
         <w:rPr>
           <w:rFonts w:ascii="Times New Roman" w:eastAsia="標楷體" w:hAnsi="Times New Roman" w:cs="Times New Roman"/>
         </w:rPr>
-        <w:t>擁有龐大且活躍的使用者社群</w:t>
+        <w:t>擁有龐大且</w:t>
+      </w:r>
+      <w:proofErr w:type="gramStart"/>
+      <w:r>
+        <w:rPr>
+          <w:rFonts w:ascii="Times New Roman" w:eastAsia="標楷體" w:hAnsi="Times New Roman" w:cs="Times New Roman"/>
+        </w:rPr>
+        <w:t>活躍的</w:t>
+      </w:r>
+      <w:proofErr w:type="gramEnd"/>
+      <w:r>
+        <w:rPr>
+          <w:rFonts w:ascii="Times New Roman" w:eastAsia="標楷體" w:hAnsi="Times New Roman" w:cs="Times New Roman"/>
+        </w:rPr>
+        <w:t>使用者社群</w:t>
       </w:r>
       <w:r>
         <w:rPr>
@@ -7264,8 +8147,16 @@
         <w:rPr>
           <w:rFonts w:ascii="Times New Roman" w:eastAsia="標楷體" w:hAnsi="Times New Roman" w:cs="Times New Roman"/>
         </w:rPr>
-        <w:t>開發效率。此外，</w:t>
-      </w:r>
+        <w:t>開發效率。</w:t>
+      </w:r>
+      <w:proofErr w:type="gramStart"/>
+      <w:r>
+        <w:rPr>
+          <w:rFonts w:ascii="Times New Roman" w:eastAsia="標楷體" w:hAnsi="Times New Roman" w:cs="Times New Roman"/>
+        </w:rPr>
+        <w:t>此外，</w:t>
+      </w:r>
+      <w:proofErr w:type="gramEnd"/>
       <w:r>
         <w:rPr>
           <w:rFonts w:ascii="Times New Roman" w:eastAsia="標楷體" w:hAnsi="Times New Roman" w:cs="Times New Roman"/>
@@ -7276,7 +8167,21 @@
         <w:rPr>
           <w:rFonts w:ascii="Times New Roman" w:eastAsia="標楷體" w:hAnsi="Times New Roman" w:cs="Times New Roman"/>
         </w:rPr>
-        <w:t>還支援多種擴展插件，能夠滿足開發過程中的各種需求，並且擁有穩定且完善的社群支援。</w:t>
+        <w:t>還支援多種</w:t>
+      </w:r>
+      <w:proofErr w:type="gramStart"/>
+      <w:r>
+        <w:rPr>
+          <w:rFonts w:ascii="Times New Roman" w:eastAsia="標楷體" w:hAnsi="Times New Roman" w:cs="Times New Roman"/>
+        </w:rPr>
+        <w:t>擴展插件</w:t>
+      </w:r>
+      <w:proofErr w:type="gramEnd"/>
+      <w:r>
+        <w:rPr>
+          <w:rFonts w:ascii="Times New Roman" w:eastAsia="標楷體" w:hAnsi="Times New Roman" w:cs="Times New Roman"/>
+        </w:rPr>
+        <w:t>，能夠滿足開發過程中的各種需求，並且擁有穩定且完善的社群支援。</w:t>
       </w:r>
     </w:p>
     <w:p>
@@ -7787,8 +8692,16 @@
         <w:rPr>
           <w:rFonts w:ascii="Times New Roman" w:eastAsia="標楷體" w:hAnsi="Times New Roman" w:cs="Times New Roman"/>
         </w:rPr>
-        <w:t>的原生支援，無需額外的編譯步驟，使開發過程更流暢。此外，</w:t>
-      </w:r>
+        <w:t>的原生支援，無需額外的編譯步驟，使開發過程更流暢。</w:t>
+      </w:r>
+      <w:proofErr w:type="gramStart"/>
+      <w:r>
+        <w:rPr>
+          <w:rFonts w:ascii="Times New Roman" w:eastAsia="標楷體" w:hAnsi="Times New Roman" w:cs="Times New Roman"/>
+        </w:rPr>
+        <w:t>此外，</w:t>
+      </w:r>
+      <w:proofErr w:type="gramEnd"/>
       <w:r>
         <w:rPr>
           <w:rFonts w:ascii="Times New Roman" w:eastAsia="標楷體" w:hAnsi="Times New Roman" w:cs="Times New Roman"/>
@@ -7799,7 +8712,14 @@
         <w:rPr>
           <w:rFonts w:ascii="Times New Roman" w:eastAsia="標楷體" w:hAnsi="Times New Roman" w:cs="Times New Roman"/>
         </w:rPr>
-        <w:t>在安全性上有顯著優勢，預設限制對檔案系統、網路和環境變數的訪問，這對網頁端開發來說，大大降低了潛在的</w:t>
+        <w:t>在安全性上有顯著優勢，預設限制對檔案系統、網路和環境變數的訪問，這對網頁端開發來說，大大降低了潛在</w:t>
+      </w:r>
+      <w:proofErr w:type="gramStart"/>
+      <w:r>
+        <w:rPr>
+          <w:rFonts w:ascii="Times New Roman" w:eastAsia="標楷體" w:hAnsi="Times New Roman" w:cs="Times New Roman"/>
+        </w:rPr>
+        <w:t>的</w:t>
       </w:r>
       <w:r>
         <w:rPr>
@@ -7811,7 +8731,14 @@
         <w:rPr>
           <w:rFonts w:ascii="Times New Roman" w:eastAsia="標楷體" w:hAnsi="Times New Roman" w:cs="Times New Roman"/>
         </w:rPr>
-        <w:t>安風險。</w:t>
+        <w:t>安風險</w:t>
+      </w:r>
+      <w:proofErr w:type="gramEnd"/>
+      <w:r>
+        <w:rPr>
+          <w:rFonts w:ascii="Times New Roman" w:eastAsia="標楷體" w:hAnsi="Times New Roman" w:cs="Times New Roman"/>
+        </w:rPr>
+        <w:t>。</w:t>
       </w:r>
     </w:p>
     <w:p>
@@ -7846,12 +8773,14 @@
         </w:rPr>
         <w:t>擁有成熟的生態系統和龐大的</w:t>
       </w:r>
+      <w:proofErr w:type="gramStart"/>
       <w:r>
         <w:rPr>
           <w:rFonts w:ascii="Times New Roman" w:eastAsia="標楷體" w:hAnsi="Times New Roman" w:cs="Times New Roman"/>
         </w:rPr>
         <w:t>開發者社群</w:t>
       </w:r>
+      <w:proofErr w:type="gramEnd"/>
       <w:r>
         <w:rPr>
           <w:rFonts w:ascii="Times New Roman" w:eastAsia="標楷體" w:hAnsi="Times New Roman" w:cs="Times New Roman"/>
@@ -7868,7 +8797,21 @@
         <w:rPr>
           <w:rFonts w:ascii="Times New Roman" w:eastAsia="標楷體" w:hAnsi="Times New Roman" w:cs="Times New Roman"/>
         </w:rPr>
-        <w:t>擁有大量的第三方庫可供使用，使其在開發大規模應用時具有無可比擬的優勢。然而，</w:t>
+        <w:t>擁有大量的</w:t>
+      </w:r>
+      <w:proofErr w:type="gramStart"/>
+      <w:r>
+        <w:rPr>
+          <w:rFonts w:ascii="Times New Roman" w:eastAsia="標楷體" w:hAnsi="Times New Roman" w:cs="Times New Roman"/>
+        </w:rPr>
+        <w:t>第三方庫可</w:t>
+      </w:r>
+      <w:proofErr w:type="gramEnd"/>
+      <w:r>
+        <w:rPr>
+          <w:rFonts w:ascii="Times New Roman" w:eastAsia="標楷體" w:hAnsi="Times New Roman" w:cs="Times New Roman"/>
+        </w:rPr>
+        <w:t>供使用，使其在開發大規模應用時具有無可比擬的優勢。然而，</w:t>
       </w:r>
       <w:r>
         <w:rPr>
@@ -8229,7 +9172,21 @@
         <w:rPr>
           <w:rFonts w:ascii="Times New Roman" w:eastAsia="標楷體" w:hAnsi="Times New Roman" w:cs="Times New Roman"/>
         </w:rPr>
-        <w:t>模型，再從回傳的</w:t>
+        <w:t>模型，</w:t>
+      </w:r>
+      <w:proofErr w:type="gramStart"/>
+      <w:r>
+        <w:rPr>
+          <w:rFonts w:ascii="Times New Roman" w:eastAsia="標楷體" w:hAnsi="Times New Roman" w:cs="Times New Roman"/>
+        </w:rPr>
+        <w:t>再從回傳</w:t>
+      </w:r>
+      <w:proofErr w:type="gramEnd"/>
+      <w:r>
+        <w:rPr>
+          <w:rFonts w:ascii="Times New Roman" w:eastAsia="標楷體" w:hAnsi="Times New Roman" w:cs="Times New Roman"/>
+        </w:rPr>
+        <w:t>的</w:t>
       </w:r>
       <w:r>
         <w:rPr>
@@ -8320,7 +9277,21 @@
         <w:rPr>
           <w:rFonts w:ascii="Times New Roman" w:eastAsia="標楷體" w:hAnsi="Times New Roman" w:cs="Times New Roman"/>
         </w:rPr>
-        <w:t>模型會依提示詞內容生成情境所需的相對應回應，再從回傳的</w:t>
+        <w:t>模型會依提示詞內容生成情境所需的相對應回應，</w:t>
+      </w:r>
+      <w:proofErr w:type="gramStart"/>
+      <w:r>
+        <w:rPr>
+          <w:rFonts w:ascii="Times New Roman" w:eastAsia="標楷體" w:hAnsi="Times New Roman" w:cs="Times New Roman"/>
+        </w:rPr>
+        <w:t>再從回傳</w:t>
+      </w:r>
+      <w:proofErr w:type="gramEnd"/>
+      <w:r>
+        <w:rPr>
+          <w:rFonts w:ascii="Times New Roman" w:eastAsia="標楷體" w:hAnsi="Times New Roman" w:cs="Times New Roman"/>
+        </w:rPr>
+        <w:t>的</w:t>
       </w:r>
       <w:r>
         <w:rPr>
@@ -8946,7 +9917,21 @@
         <w:rPr>
           <w:rFonts w:ascii="Times New Roman" w:eastAsia="標楷體" w:hAnsi="Times New Roman" w:cs="Times New Roman"/>
         </w:rPr>
-        <w:t>將使用者所說的語音藉由</w:t>
+        <w:t>將使用者</w:t>
+      </w:r>
+      <w:proofErr w:type="gramStart"/>
+      <w:r>
+        <w:rPr>
+          <w:rFonts w:ascii="Times New Roman" w:eastAsia="標楷體" w:hAnsi="Times New Roman" w:cs="Times New Roman"/>
+        </w:rPr>
+        <w:t>所說的語音</w:t>
+      </w:r>
+      <w:proofErr w:type="gramEnd"/>
+      <w:r>
+        <w:rPr>
+          <w:rFonts w:ascii="Times New Roman" w:eastAsia="標楷體" w:hAnsi="Times New Roman" w:cs="Times New Roman"/>
+        </w:rPr>
+        <w:t>藉由</w:t>
       </w:r>
       <w:r>
         <w:rPr>
@@ -9123,6 +10108,83 @@
           <w:szCs w:val="28"/>
         </w:rPr>
         <w:t>檔案關連</w:t>
+      </w:r>
+    </w:p>
+    <w:p>
+      <w:pPr>
+        <w:spacing w:line="240" w:lineRule="auto"/>
+        <w:rPr>
+          <w:rFonts w:ascii="Times New Roman" w:eastAsia="標楷體" w:hAnsi="Times New Roman" w:cs="Times New Roman"/>
+          <w:b/>
+          <w:bCs/>
+        </w:rPr>
+      </w:pPr>
+      <w:r>
+        <w:rPr>
+          <w:rFonts w:ascii="Times New Roman" w:eastAsia="標楷體" w:hAnsi="Times New Roman" w:cs="Times New Roman" w:hint="eastAsia"/>
+          <w:b/>
+          <w:bCs/>
+        </w:rPr>
+        <w:t>系統架構圖：</w:t>
+      </w:r>
+    </w:p>
+    <w:p>
+      <w:pPr>
+        <w:spacing w:line="240" w:lineRule="auto"/>
+        <w:rPr>
+          <w:rFonts w:ascii="Times New Roman" w:eastAsia="標楷體" w:hAnsi="Times New Roman" w:cs="Times New Roman" w:hint="eastAsia"/>
+          <w:b/>
+          <w:bCs/>
+        </w:rPr>
+      </w:pPr>
+      <w:r>
+        <w:rPr>
+          <w:rFonts w:ascii="Times New Roman" w:eastAsia="標楷體" w:hAnsi="Times New Roman" w:cs="Times New Roman" w:hint="eastAsia"/>
+          <w:b/>
+          <w:bCs/>
+          <w:noProof/>
+        </w:rPr>
+        <w:drawing>
+          <wp:inline distT="0" distB="0" distL="0" distR="0" wp14:anchorId="6F61F402" wp14:editId="6D5EBD6F">
+            <wp:extent cx="3849632" cy="2761493"/>
+            <wp:effectExtent l="0" t="0" r="0" b="1270"/>
+            <wp:docPr id="148578292" name="圖片 3" descr="一張含有 文字, 圖表, 螢幕擷取畫面, 字型 的圖片&#10;&#10;AI 產生的內容可能不正確。"/>
+            <wp:cNvGraphicFramePr>
+              <a:graphicFrameLocks xmlns:a="http://schemas.openxmlformats.org/drawingml/2006/main" noChangeAspect="1"/>
+            </wp:cNvGraphicFramePr>
+            <a:graphic xmlns:a="http://schemas.openxmlformats.org/drawingml/2006/main">
+              <a:graphicData uri="http://schemas.openxmlformats.org/drawingml/2006/picture">
+                <pic:pic xmlns:pic="http://schemas.openxmlformats.org/drawingml/2006/picture">
+                  <pic:nvPicPr>
+                    <pic:cNvPr id="148578292" name="圖片 3" descr="一張含有 文字, 圖表, 螢幕擷取畫面, 字型 的圖片&#10;&#10;AI 產生的內容可能不正確。"/>
+                    <pic:cNvPicPr/>
+                  </pic:nvPicPr>
+                  <pic:blipFill>
+                    <a:blip r:embed="rId21">
+                      <a:extLst>
+                        <a:ext uri="{28A0092B-C50C-407E-A947-70E740481C1C}">
+                          <a14:useLocalDpi xmlns:a14="http://schemas.microsoft.com/office/drawing/2010/main" val="0"/>
+                        </a:ext>
+                      </a:extLst>
+                    </a:blip>
+                    <a:stretch>
+                      <a:fillRect/>
+                    </a:stretch>
+                  </pic:blipFill>
+                  <pic:spPr>
+                    <a:xfrm>
+                      <a:off x="0" y="0"/>
+                      <a:ext cx="3849632" cy="2761493"/>
+                    </a:xfrm>
+                    <a:prstGeom prst="rect">
+                      <a:avLst/>
+                    </a:prstGeom>
+                  </pic:spPr>
+                </pic:pic>
+              </a:graphicData>
+            </a:graphic>
+          </wp:inline>
+        </w:drawing>
       </w:r>
     </w:p>
     <w:p>
@@ -9179,7 +10241,7 @@
                     <pic:cNvPicPr/>
                   </pic:nvPicPr>
                   <pic:blipFill>
-                    <a:blip r:embed="rId21">
+                    <a:blip r:embed="rId22">
                       <a:extLst>
                         <a:ext uri="{28A0092B-C50C-407E-A947-70E740481C1C}">
                           <a14:useLocalDpi xmlns:a14="http://schemas.microsoft.com/office/drawing/2010/main" val="0"/>
@@ -9221,6 +10283,7 @@
           <w:b/>
           <w:bCs/>
         </w:rPr>
+        <w:lastRenderedPageBreak/>
         <w:t>大語言模型</w:t>
       </w:r>
       <w:r>
@@ -9260,7 +10323,7 @@
                     <pic:cNvPicPr/>
                   </pic:nvPicPr>
                   <pic:blipFill>
-                    <a:blip r:embed="rId22">
+                    <a:blip r:embed="rId23">
                       <a:extLst>
                         <a:ext uri="{28A0092B-C50C-407E-A947-70E740481C1C}">
                           <a14:useLocalDpi xmlns:a14="http://schemas.microsoft.com/office/drawing/2010/main" val="0"/>
@@ -9310,7 +10373,6 @@
           <w:b/>
           <w:bCs/>
         </w:rPr>
-        <w:lastRenderedPageBreak/>
         <w:t>甘特圖</w:t>
       </w:r>
       <w:r>
@@ -9337,7 +10399,7 @@
           <w:noProof/>
         </w:rPr>
         <w:drawing>
-          <wp:inline distT="0" distB="0" distL="0" distR="0" wp14:anchorId="6406CFD7" wp14:editId="2D709873">
+          <wp:inline distT="0" distB="0" distL="0" distR="0" wp14:anchorId="6406CFD7" wp14:editId="1F6E152D">
             <wp:extent cx="5274310" cy="1543045"/>
             <wp:effectExtent l="0" t="0" r="2540" b="635"/>
             <wp:docPr id="22" name="圖片 1" descr="一張含有 文字, 螢幕擷取畫面, 字型, 行 的圖片&#10;&#10;AI 產生的內容可能不正確。"/>
@@ -9354,7 +10416,7 @@
                     </pic:cNvPicPr>
                   </pic:nvPicPr>
                   <pic:blipFill>
-                    <a:blip r:embed="rId23" cstate="print">
+                    <a:blip r:embed="rId24" cstate="print">
                       <a:extLst>
                         <a:ext uri="{28A0092B-C50C-407E-A947-70E740481C1C}">
                           <a14:useLocalDpi xmlns:a14="http://schemas.microsoft.com/office/drawing/2010/main" val="0"/>
@@ -9413,26 +10475,2406 @@
       <w:pPr>
         <w:spacing w:line="240" w:lineRule="auto"/>
         <w:rPr>
+          <w:rFonts w:ascii="Times New Roman" w:eastAsia="標楷體" w:hAnsi="Times New Roman" w:cs="Times New Roman"/>
+          <w:sz w:val="28"/>
+          <w:szCs w:val="28"/>
+        </w:rPr>
+      </w:pPr>
+      <w:r>
+        <w:rPr>
           <w:rFonts w:ascii="Times New Roman" w:eastAsia="標楷體" w:hAnsi="Times New Roman" w:cs="Times New Roman" w:hint="eastAsia"/>
           <w:sz w:val="28"/>
           <w:szCs w:val="28"/>
-        </w:rPr>
-      </w:pPr>
+          <w:highlight w:val="red"/>
+        </w:rPr>
+        <w:t>4.1</w:t>
+      </w:r>
       <w:r>
         <w:rPr>
           <w:rFonts w:ascii="Times New Roman" w:eastAsia="標楷體" w:hAnsi="Times New Roman" w:cs="Times New Roman" w:hint="eastAsia"/>
           <w:sz w:val="28"/>
           <w:szCs w:val="28"/>
         </w:rPr>
-        <w:t>4.1</w:t>
-      </w:r>
+        <w:t xml:space="preserve"> </w:t>
+      </w:r>
+      <w:r>
+        <w:rPr>
+          <w:rFonts w:ascii="Times New Roman" w:eastAsia="標楷體" w:hAnsi="Times New Roman" w:cs="Times New Roman"/>
+          <w:sz w:val="28"/>
+          <w:szCs w:val="28"/>
+        </w:rPr>
+        <w:t>使用的開發工具</w:t>
+      </w:r>
+    </w:p>
+    <w:p>
+      <w:pPr>
+        <w:spacing w:before="240" w:after="240" w:line="240" w:lineRule="auto"/>
+        <w:ind w:firstLine="480"/>
+        <w:rPr>
+          <w:rFonts w:ascii="Times New Roman" w:eastAsia="標楷體" w:hAnsi="Times New Roman" w:cs="Times New Roman"/>
+        </w:rPr>
+      </w:pPr>
+      <w:r>
+        <w:rPr>
+          <w:rFonts w:ascii="Times New Roman" w:eastAsia="標楷體" w:hAnsi="Times New Roman" w:cs="Times New Roman"/>
+        </w:rPr>
+        <w:t>在本專題中，系統實作</w:t>
+      </w:r>
+      <w:r>
+        <w:rPr>
+          <w:rFonts w:ascii="Times New Roman" w:eastAsia="標楷體" w:hAnsi="Times New Roman" w:cs="Times New Roman" w:hint="eastAsia"/>
+        </w:rPr>
+        <w:t>以</w:t>
+      </w:r>
+      <w:r>
+        <w:rPr>
+          <w:rFonts w:ascii="Times New Roman" w:eastAsia="標楷體" w:hAnsi="Times New Roman" w:cs="Times New Roman"/>
+        </w:rPr>
+        <w:t>Unity</w:t>
+      </w:r>
+      <w:r>
+        <w:rPr>
+          <w:rFonts w:ascii="Times New Roman" w:eastAsia="標楷體" w:hAnsi="Times New Roman" w:cs="Times New Roman"/>
+        </w:rPr>
+        <w:t>作為核心開發與執行平台，並以</w:t>
+      </w:r>
+      <w:r>
+        <w:rPr>
+          <w:rFonts w:ascii="Times New Roman" w:eastAsia="標楷體" w:hAnsi="Times New Roman" w:cs="Times New Roman"/>
+        </w:rPr>
+        <w:t>Microsoft Visual Studio 2022</w:t>
+      </w:r>
+      <w:r>
+        <w:rPr>
+          <w:rFonts w:ascii="Times New Roman" w:eastAsia="標楷體" w:hAnsi="Times New Roman" w:cs="Times New Roman"/>
+        </w:rPr>
+        <w:t>進行程式碼撰寫與除錯，採用</w:t>
+      </w:r>
+      <w:r>
+        <w:rPr>
+          <w:rFonts w:ascii="Times New Roman" w:eastAsia="標楷體" w:hAnsi="Times New Roman" w:cs="Times New Roman"/>
+        </w:rPr>
+        <w:t>C#</w:t>
+      </w:r>
+      <w:r>
+        <w:rPr>
+          <w:rFonts w:ascii="Times New Roman" w:eastAsia="標楷體" w:hAnsi="Times New Roman" w:cs="Times New Roman"/>
+        </w:rPr>
+        <w:t>作為主要程式語言。我們使用</w:t>
+      </w:r>
+      <w:r>
+        <w:rPr>
+          <w:rFonts w:ascii="Times New Roman" w:eastAsia="標楷體" w:hAnsi="Times New Roman" w:cs="Times New Roman"/>
+        </w:rPr>
+        <w:t xml:space="preserve">Meta Quest </w:t>
+      </w:r>
+      <w:r>
+        <w:rPr>
+          <w:rFonts w:ascii="Times New Roman" w:eastAsia="標楷體" w:hAnsi="Times New Roman" w:cs="Times New Roman" w:hint="eastAsia"/>
+        </w:rPr>
+        <w:t>3</w:t>
+      </w:r>
+      <w:r>
+        <w:rPr>
+          <w:rFonts w:ascii="Times New Roman" w:eastAsia="標楷體" w:hAnsi="Times New Roman" w:cs="Times New Roman"/>
+        </w:rPr>
+        <w:t>作為</w:t>
+      </w:r>
+      <w:r>
+        <w:rPr>
+          <w:rFonts w:ascii="Times New Roman" w:eastAsia="標楷體" w:hAnsi="Times New Roman" w:cs="Times New Roman"/>
+        </w:rPr>
+        <w:t>VR</w:t>
+      </w:r>
+      <w:r>
+        <w:rPr>
+          <w:rFonts w:ascii="Times New Roman" w:eastAsia="標楷體" w:hAnsi="Times New Roman" w:cs="Times New Roman"/>
+        </w:rPr>
+        <w:t>測試設備，並透過</w:t>
+      </w:r>
+      <w:r>
+        <w:rPr>
+          <w:rFonts w:ascii="Times New Roman" w:eastAsia="標楷體" w:hAnsi="Times New Roman" w:cs="Times New Roman"/>
+        </w:rPr>
+        <w:t>Meta Quest Link</w:t>
+      </w:r>
+      <w:r>
+        <w:rPr>
+          <w:rFonts w:ascii="Times New Roman" w:eastAsia="標楷體" w:hAnsi="Times New Roman" w:cs="Times New Roman"/>
+        </w:rPr>
+        <w:t>進行運行測試，以確保系統在</w:t>
+      </w:r>
+      <w:proofErr w:type="gramStart"/>
+      <w:r>
+        <w:rPr>
+          <w:rFonts w:ascii="Times New Roman" w:eastAsia="標楷體" w:hAnsi="Times New Roman" w:cs="Times New Roman"/>
+        </w:rPr>
+        <w:t>沉</w:t>
+      </w:r>
+      <w:proofErr w:type="gramEnd"/>
+      <w:r>
+        <w:rPr>
+          <w:rFonts w:ascii="Times New Roman" w:eastAsia="標楷體" w:hAnsi="Times New Roman" w:cs="Times New Roman"/>
+        </w:rPr>
+        <w:t>浸式環境中的穩定性與效能。</w:t>
+      </w:r>
+    </w:p>
+    <w:p>
+      <w:pPr>
+        <w:spacing w:before="240" w:after="240" w:line="240" w:lineRule="auto"/>
+        <w:ind w:firstLine="480"/>
+        <w:rPr>
+          <w:rFonts w:ascii="Times New Roman" w:eastAsia="標楷體" w:hAnsi="Times New Roman" w:cs="Times New Roman"/>
+        </w:rPr>
+      </w:pPr>
+      <w:r>
+        <w:rPr>
+          <w:rFonts w:ascii="Times New Roman" w:eastAsia="標楷體" w:hAnsi="Times New Roman" w:cs="Times New Roman"/>
+        </w:rPr>
+        <w:t>在系統建構方面，我們運用了</w:t>
+      </w:r>
+      <w:r>
+        <w:rPr>
+          <w:rFonts w:ascii="Times New Roman" w:eastAsia="標楷體" w:hAnsi="Times New Roman" w:cs="Times New Roman"/>
+        </w:rPr>
+        <w:t>Blender</w:t>
+      </w:r>
+      <w:r>
+        <w:rPr>
+          <w:rFonts w:ascii="Times New Roman" w:eastAsia="標楷體" w:hAnsi="Times New Roman" w:cs="Times New Roman"/>
+        </w:rPr>
+        <w:t>製作與輸出</w:t>
+      </w:r>
+      <w:r>
+        <w:rPr>
+          <w:rFonts w:ascii="Times New Roman" w:eastAsia="標楷體" w:hAnsi="Times New Roman" w:cs="Times New Roman"/>
+        </w:rPr>
+        <w:t>3D</w:t>
+      </w:r>
+      <w:r>
+        <w:rPr>
+          <w:rFonts w:ascii="Times New Roman" w:eastAsia="標楷體" w:hAnsi="Times New Roman" w:cs="Times New Roman"/>
+        </w:rPr>
+        <w:t>模型，並依據統一規範進行貼圖與材質處理，確保能夠順利導入</w:t>
+      </w:r>
+      <w:r>
+        <w:rPr>
+          <w:rFonts w:ascii="Times New Roman" w:eastAsia="標楷體" w:hAnsi="Times New Roman" w:cs="Times New Roman"/>
+        </w:rPr>
+        <w:t>Unity</w:t>
+      </w:r>
+      <w:r>
+        <w:rPr>
+          <w:rFonts w:ascii="Times New Roman" w:eastAsia="標楷體" w:hAnsi="Times New Roman" w:cs="Times New Roman"/>
+        </w:rPr>
+        <w:t>。介面設計部分，則透過</w:t>
+      </w:r>
+      <w:r>
+        <w:rPr>
+          <w:rFonts w:ascii="Times New Roman" w:eastAsia="標楷體" w:hAnsi="Times New Roman" w:cs="Times New Roman"/>
+        </w:rPr>
+        <w:t xml:space="preserve"> Canva </w:t>
+      </w:r>
+      <w:r>
+        <w:rPr>
+          <w:rFonts w:ascii="Times New Roman" w:eastAsia="標楷體" w:hAnsi="Times New Roman" w:cs="Times New Roman"/>
+        </w:rPr>
+        <w:t>建立互動流程原型與設計系統，提供一致的</w:t>
+      </w:r>
+      <w:r>
+        <w:rPr>
+          <w:rFonts w:ascii="Times New Roman" w:eastAsia="標楷體" w:hAnsi="Times New Roman" w:cs="Times New Roman"/>
+        </w:rPr>
+        <w:t xml:space="preserve"> UI/UX </w:t>
+      </w:r>
+      <w:r>
+        <w:rPr>
+          <w:rFonts w:ascii="Times New Roman" w:eastAsia="標楷體" w:hAnsi="Times New Roman" w:cs="Times New Roman"/>
+        </w:rPr>
+        <w:t>樣式，作為</w:t>
+      </w:r>
+      <w:r>
+        <w:rPr>
+          <w:rFonts w:ascii="Times New Roman" w:eastAsia="標楷體" w:hAnsi="Times New Roman" w:cs="Times New Roman"/>
+        </w:rPr>
+        <w:t xml:space="preserve"> Unity UI </w:t>
+      </w:r>
+      <w:r>
+        <w:rPr>
+          <w:rFonts w:ascii="Times New Roman" w:eastAsia="標楷體" w:hAnsi="Times New Roman" w:cs="Times New Roman"/>
+        </w:rPr>
+        <w:t>開發的依據。</w:t>
+      </w:r>
+    </w:p>
+    <w:p>
+      <w:pPr>
+        <w:spacing w:before="240" w:after="240" w:line="240" w:lineRule="auto"/>
+        <w:ind w:firstLine="480"/>
+        <w:rPr>
+          <w:rFonts w:ascii="Times New Roman" w:eastAsia="標楷體" w:hAnsi="Times New Roman" w:cs="Times New Roman"/>
+        </w:rPr>
+      </w:pPr>
+      <w:r>
+        <w:rPr>
+          <w:rFonts w:ascii="Times New Roman" w:eastAsia="標楷體" w:hAnsi="Times New Roman" w:cs="Times New Roman"/>
+        </w:rPr>
+        <w:t>在</w:t>
+      </w:r>
+      <w:r>
+        <w:rPr>
+          <w:rFonts w:ascii="Times New Roman" w:eastAsia="標楷體" w:hAnsi="Times New Roman" w:cs="Times New Roman" w:hint="eastAsia"/>
+        </w:rPr>
+        <w:t>學習歷程</w:t>
+      </w:r>
+      <w:r>
+        <w:rPr>
+          <w:rFonts w:ascii="Times New Roman" w:eastAsia="標楷體" w:hAnsi="Times New Roman" w:cs="Times New Roman"/>
+        </w:rPr>
+        <w:t>服務</w:t>
+      </w:r>
+      <w:r>
+        <w:rPr>
+          <w:rFonts w:ascii="Times New Roman" w:eastAsia="標楷體" w:hAnsi="Times New Roman" w:cs="Times New Roman" w:hint="eastAsia"/>
+        </w:rPr>
+        <w:t>中</w:t>
+      </w:r>
+      <w:r>
+        <w:rPr>
+          <w:rFonts w:ascii="Times New Roman" w:eastAsia="標楷體" w:hAnsi="Times New Roman" w:cs="Times New Roman"/>
+        </w:rPr>
+        <w:t>，專題採用</w:t>
+      </w:r>
+      <w:r>
+        <w:rPr>
+          <w:rFonts w:ascii="Times New Roman" w:eastAsia="標楷體" w:hAnsi="Times New Roman" w:cs="Times New Roman"/>
+        </w:rPr>
+        <w:t>Deno</w:t>
+      </w:r>
+      <w:r>
+        <w:rPr>
+          <w:rFonts w:ascii="Times New Roman" w:eastAsia="標楷體" w:hAnsi="Times New Roman" w:cs="Times New Roman"/>
+        </w:rPr>
+        <w:t>架設課程管理與資料存取介面，並與</w:t>
+      </w:r>
+      <w:r>
+        <w:rPr>
+          <w:rFonts w:ascii="Times New Roman" w:eastAsia="標楷體" w:hAnsi="Times New Roman" w:cs="Times New Roman"/>
+        </w:rPr>
+        <w:lastRenderedPageBreak/>
+        <w:t>MySQL</w:t>
+      </w:r>
+      <w:r>
+        <w:rPr>
+          <w:rFonts w:ascii="Times New Roman" w:eastAsia="標楷體" w:hAnsi="Times New Roman" w:cs="Times New Roman"/>
+        </w:rPr>
+        <w:t>資料庫連線，實現使用者帳號、學習進度與語音</w:t>
+      </w:r>
+      <w:proofErr w:type="gramStart"/>
+      <w:r>
+        <w:rPr>
+          <w:rFonts w:ascii="Times New Roman" w:eastAsia="標楷體" w:hAnsi="Times New Roman" w:cs="Times New Roman"/>
+        </w:rPr>
+        <w:t>檔</w:t>
+      </w:r>
+      <w:proofErr w:type="gramEnd"/>
+      <w:r>
+        <w:rPr>
+          <w:rFonts w:ascii="Times New Roman" w:eastAsia="標楷體" w:hAnsi="Times New Roman" w:cs="Times New Roman"/>
+        </w:rPr>
+        <w:t>索引的管理。所有請求再透過</w:t>
+      </w:r>
+      <w:r>
+        <w:rPr>
+          <w:rFonts w:ascii="Times New Roman" w:eastAsia="標楷體" w:hAnsi="Times New Roman" w:cs="Times New Roman"/>
+        </w:rPr>
+        <w:t>API Proxy</w:t>
+      </w:r>
+      <w:r>
+        <w:rPr>
+          <w:rFonts w:ascii="Times New Roman" w:eastAsia="標楷體" w:hAnsi="Times New Roman" w:cs="Times New Roman"/>
+        </w:rPr>
+        <w:t>進行轉發與權限控管，確保系統安全。</w:t>
+      </w:r>
+    </w:p>
+    <w:p>
+      <w:pPr>
+        <w:spacing w:before="240" w:after="240" w:line="240" w:lineRule="auto"/>
+        <w:ind w:firstLine="480"/>
+        <w:rPr>
+          <w:rFonts w:ascii="Times New Roman" w:eastAsia="標楷體" w:hAnsi="Times New Roman" w:cs="Times New Roman"/>
+        </w:rPr>
+      </w:pPr>
+      <w:r>
+        <w:rPr>
+          <w:rFonts w:ascii="Times New Roman" w:eastAsia="標楷體" w:hAnsi="Times New Roman" w:cs="Times New Roman"/>
+        </w:rPr>
+        <w:t>在智慧互動方面，我們整合</w:t>
+      </w:r>
+      <w:r>
+        <w:rPr>
+          <w:rFonts w:ascii="Times New Roman" w:eastAsia="標楷體" w:hAnsi="Times New Roman" w:cs="Times New Roman"/>
+        </w:rPr>
+        <w:t>GPT-4o</w:t>
+      </w:r>
+      <w:r>
+        <w:rPr>
+          <w:rFonts w:ascii="Times New Roman" w:eastAsia="標楷體" w:hAnsi="Times New Roman" w:cs="Times New Roman"/>
+        </w:rPr>
+        <w:t>作為語言推理核心，根據使用者行為生成動態回饋與教學內容，並結合</w:t>
+      </w:r>
+      <w:r>
+        <w:rPr>
+          <w:rFonts w:ascii="Times New Roman" w:eastAsia="標楷體" w:hAnsi="Times New Roman" w:cs="Times New Roman"/>
+        </w:rPr>
+        <w:t>F5-TTS</w:t>
+      </w:r>
+      <w:r>
+        <w:rPr>
+          <w:rFonts w:ascii="Times New Roman" w:eastAsia="標楷體" w:hAnsi="Times New Roman" w:cs="Times New Roman"/>
+        </w:rPr>
+        <w:t>轉換為語音播放。</w:t>
+      </w:r>
+      <w:r>
+        <w:rPr>
+          <w:rFonts w:ascii="Times New Roman" w:eastAsia="標楷體" w:hAnsi="Times New Roman" w:cs="Times New Roman"/>
+        </w:rPr>
+        <w:t>F5-TTS</w:t>
+      </w:r>
+      <w:r>
+        <w:rPr>
+          <w:rFonts w:ascii="Times New Roman" w:eastAsia="標楷體" w:hAnsi="Times New Roman" w:cs="Times New Roman"/>
+        </w:rPr>
+        <w:t>部署於</w:t>
+      </w:r>
+      <w:r>
+        <w:rPr>
+          <w:rFonts w:ascii="Times New Roman" w:eastAsia="標楷體" w:hAnsi="Times New Roman" w:cs="Times New Roman"/>
+        </w:rPr>
+        <w:t>Docker</w:t>
+      </w:r>
+      <w:r>
+        <w:rPr>
+          <w:rFonts w:ascii="Times New Roman" w:eastAsia="標楷體" w:hAnsi="Times New Roman" w:cs="Times New Roman"/>
+        </w:rPr>
+        <w:t>容器中，並依賴</w:t>
+      </w:r>
+      <w:r>
+        <w:rPr>
+          <w:rFonts w:ascii="Times New Roman" w:eastAsia="標楷體" w:hAnsi="Times New Roman" w:cs="Times New Roman"/>
+        </w:rPr>
+        <w:t>WSL2</w:t>
+      </w:r>
+      <w:r>
+        <w:rPr>
+          <w:rFonts w:ascii="Times New Roman" w:eastAsia="標楷體" w:hAnsi="Times New Roman" w:cs="Times New Roman"/>
+        </w:rPr>
+        <w:t>提供的</w:t>
+      </w:r>
+      <w:r>
+        <w:rPr>
+          <w:rFonts w:ascii="Times New Roman" w:eastAsia="標楷體" w:hAnsi="Times New Roman" w:cs="Times New Roman"/>
+        </w:rPr>
+        <w:t>GPU</w:t>
+      </w:r>
+      <w:r>
+        <w:rPr>
+          <w:rFonts w:ascii="Times New Roman" w:eastAsia="標楷體" w:hAnsi="Times New Roman" w:cs="Times New Roman"/>
+        </w:rPr>
+        <w:t>支援，使其能在</w:t>
+      </w:r>
+      <w:r>
+        <w:rPr>
+          <w:rFonts w:ascii="Times New Roman" w:eastAsia="標楷體" w:hAnsi="Times New Roman" w:cs="Times New Roman"/>
+        </w:rPr>
+        <w:t>Windows</w:t>
+      </w:r>
+      <w:r>
+        <w:rPr>
+          <w:rFonts w:ascii="Times New Roman" w:eastAsia="標楷體" w:hAnsi="Times New Roman" w:cs="Times New Roman"/>
+        </w:rPr>
+        <w:t>環境下高效運行並與</w:t>
+      </w:r>
+      <w:r>
+        <w:rPr>
+          <w:rFonts w:ascii="Times New Roman" w:eastAsia="標楷體" w:hAnsi="Times New Roman" w:cs="Times New Roman"/>
+        </w:rPr>
+        <w:t>Unity</w:t>
+      </w:r>
+      <w:proofErr w:type="gramStart"/>
+      <w:r>
+        <w:rPr>
+          <w:rFonts w:ascii="Times New Roman" w:eastAsia="標楷體" w:hAnsi="Times New Roman" w:cs="Times New Roman"/>
+        </w:rPr>
+        <w:t>無縫串接</w:t>
+      </w:r>
+      <w:proofErr w:type="gramEnd"/>
+      <w:r>
+        <w:rPr>
+          <w:rFonts w:ascii="Times New Roman" w:eastAsia="標楷體" w:hAnsi="Times New Roman" w:cs="Times New Roman"/>
+        </w:rPr>
+        <w:t>。</w:t>
+      </w:r>
+    </w:p>
+    <w:p>
+      <w:pPr>
+        <w:spacing w:before="240" w:after="240" w:line="240" w:lineRule="auto"/>
+        <w:ind w:firstLine="480"/>
+        <w:rPr>
+          <w:rFonts w:ascii="Times New Roman" w:eastAsia="標楷體" w:hAnsi="Times New Roman" w:cs="Times New Roman"/>
+        </w:rPr>
+      </w:pPr>
+      <w:r>
+        <w:rPr>
+          <w:rFonts w:ascii="Times New Roman" w:eastAsia="標楷體" w:hAnsi="Times New Roman" w:cs="Times New Roman"/>
+        </w:rPr>
+        <w:t>在團隊協作與版本管理部分，我們使用</w:t>
+      </w:r>
+      <w:r>
+        <w:rPr>
+          <w:rFonts w:ascii="Times New Roman" w:eastAsia="標楷體" w:hAnsi="Times New Roman" w:cs="Times New Roman"/>
+        </w:rPr>
+        <w:t>GitHub</w:t>
+      </w:r>
+      <w:r>
+        <w:rPr>
+          <w:rFonts w:ascii="Times New Roman" w:eastAsia="標楷體" w:hAnsi="Times New Roman" w:cs="Times New Roman"/>
+        </w:rPr>
+        <w:t>進行程式碼的版本控制，並搭配</w:t>
+      </w:r>
+      <w:r>
+        <w:rPr>
+          <w:rFonts w:ascii="Times New Roman" w:eastAsia="標楷體" w:hAnsi="Times New Roman" w:cs="Times New Roman"/>
+        </w:rPr>
+        <w:t>Unity DevOps Version Control</w:t>
+      </w:r>
+      <w:r>
+        <w:rPr>
+          <w:rFonts w:ascii="Times New Roman" w:eastAsia="標楷體" w:hAnsi="Times New Roman" w:cs="Times New Roman"/>
+        </w:rPr>
+        <w:t>管理專案中的大型資產。透過分支策略與版本標記，能有效追蹤每</w:t>
+      </w:r>
+      <w:proofErr w:type="gramStart"/>
+      <w:r>
+        <w:rPr>
+          <w:rFonts w:ascii="Times New Roman" w:eastAsia="標楷體" w:hAnsi="Times New Roman" w:cs="Times New Roman"/>
+        </w:rPr>
+        <w:t>個</w:t>
+      </w:r>
+      <w:proofErr w:type="gramEnd"/>
+      <w:r>
+        <w:rPr>
+          <w:rFonts w:ascii="Times New Roman" w:eastAsia="標楷體" w:hAnsi="Times New Roman" w:cs="Times New Roman"/>
+        </w:rPr>
+        <w:t>里程碑的進展，確保專案開發過程中的穩定性與一致性。</w:t>
+      </w:r>
+      <w:r>
+        <w:rPr>
+          <w:rFonts w:ascii="Times New Roman" w:eastAsia="標楷體" w:hAnsi="Times New Roman" w:cs="Times New Roman" w:hint="eastAsia"/>
+          <w:highlight w:val="red"/>
+        </w:rPr>
+        <w:t>以上內容</w:t>
+      </w:r>
+      <w:r>
+        <w:rPr>
+          <w:rFonts w:ascii="Times New Roman" w:eastAsia="標楷體" w:hAnsi="Times New Roman" w:cs="Times New Roman" w:hint="eastAsia"/>
+          <w:highlight w:val="red"/>
+        </w:rPr>
+        <w:t>需再增加</w:t>
+      </w:r>
+      <w:r>
+        <w:rPr>
+          <w:rFonts w:ascii="Times New Roman" w:eastAsia="標楷體" w:hAnsi="Times New Roman" w:cs="Times New Roman" w:hint="eastAsia"/>
+          <w:highlight w:val="red"/>
+        </w:rPr>
+        <w:t>，下方為還沒</w:t>
+      </w:r>
+      <w:proofErr w:type="gramStart"/>
+      <w:r>
+        <w:rPr>
+          <w:rFonts w:ascii="Times New Roman" w:eastAsia="標楷體" w:hAnsi="Times New Roman" w:cs="Times New Roman" w:hint="eastAsia"/>
+          <w:highlight w:val="red"/>
+        </w:rPr>
+        <w:t>刪</w:t>
+      </w:r>
+      <w:proofErr w:type="gramEnd"/>
+      <w:r>
+        <w:rPr>
+          <w:rFonts w:ascii="Times New Roman" w:eastAsia="標楷體" w:hAnsi="Times New Roman" w:cs="Times New Roman" w:hint="eastAsia"/>
+          <w:highlight w:val="red"/>
+        </w:rPr>
+        <w:t>掉的舊內容，可以找找有沒有可用的</w:t>
+      </w:r>
+    </w:p>
+    <w:p>
+      <w:pPr>
+        <w:spacing w:before="240" w:after="240" w:line="240" w:lineRule="auto"/>
+        <w:ind w:firstLine="480"/>
+        <w:rPr>
+          <w:rFonts w:ascii="Times New Roman" w:eastAsia="標楷體" w:hAnsi="Times New Roman" w:cs="Times New Roman"/>
+          <w:b/>
+          <w:bCs/>
+        </w:rPr>
+      </w:pPr>
+    </w:p>
+    <w:p>
+      <w:pPr>
+        <w:spacing w:before="240" w:after="240" w:line="240" w:lineRule="auto"/>
+        <w:ind w:firstLine="480"/>
+        <w:rPr>
+          <w:rFonts w:ascii="Times New Roman" w:eastAsia="標楷體" w:hAnsi="Times New Roman" w:cs="Times New Roman"/>
+          <w:b/>
+          <w:bCs/>
+        </w:rPr>
+      </w:pPr>
+      <w:r>
+        <w:rPr>
+          <w:rFonts w:ascii="Times New Roman" w:eastAsia="標楷體" w:hAnsi="Times New Roman" w:cs="Times New Roman"/>
+          <w:b/>
+          <w:bCs/>
+        </w:rPr>
+        <w:t>版本控制工具</w:t>
+      </w:r>
+      <w:r>
+        <w:rPr>
+          <w:rFonts w:ascii="Times New Roman" w:eastAsia="標楷體" w:hAnsi="Times New Roman" w:cs="Times New Roman" w:hint="eastAsia"/>
+          <w:b/>
+          <w:bCs/>
+        </w:rPr>
+        <w:t>：</w:t>
+      </w:r>
+    </w:p>
+    <w:p>
+      <w:pPr>
+        <w:spacing w:line="240" w:lineRule="auto"/>
+        <w:ind w:left="960" w:firstLine="480"/>
+        <w:rPr>
+          <w:rFonts w:ascii="Times New Roman" w:eastAsia="標楷體" w:hAnsi="Times New Roman" w:cs="Times New Roman"/>
+        </w:rPr>
+      </w:pPr>
+      <w:r>
+        <w:rPr>
+          <w:rFonts w:ascii="Times New Roman" w:eastAsia="標楷體" w:hAnsi="Times New Roman" w:cs="Times New Roman"/>
+        </w:rPr>
+        <w:t>Unity DevOps Version Control</w:t>
+      </w:r>
+      <w:r>
+        <w:rPr>
+          <w:rFonts w:ascii="Times New Roman" w:eastAsia="標楷體" w:hAnsi="Times New Roman" w:cs="Times New Roman"/>
+        </w:rPr>
+        <w:t>做為版本控制工具，與</w:t>
+      </w:r>
+      <w:r>
+        <w:rPr>
+          <w:rFonts w:ascii="Times New Roman" w:eastAsia="標楷體" w:hAnsi="Times New Roman" w:cs="Times New Roman"/>
+        </w:rPr>
+        <w:t>Unity</w:t>
+      </w:r>
+      <w:r>
+        <w:rPr>
+          <w:rFonts w:ascii="Times New Roman" w:eastAsia="標楷體" w:hAnsi="Times New Roman" w:cs="Times New Roman"/>
+        </w:rPr>
+        <w:t>的整合性非常好，能夠直接與</w:t>
+      </w:r>
+      <w:r>
+        <w:rPr>
+          <w:rFonts w:ascii="Times New Roman" w:eastAsia="標楷體" w:hAnsi="Times New Roman" w:cs="Times New Roman"/>
+        </w:rPr>
+        <w:t>Unity</w:t>
+      </w:r>
+      <w:r>
+        <w:rPr>
+          <w:rFonts w:ascii="Times New Roman" w:eastAsia="標楷體" w:hAnsi="Times New Roman" w:cs="Times New Roman"/>
+        </w:rPr>
+        <w:t>專案進行無縫對接。與此同時，它還支援大文件管理，這對於處理</w:t>
+      </w:r>
+      <w:r>
+        <w:rPr>
+          <w:rFonts w:ascii="Times New Roman" w:eastAsia="標楷體" w:hAnsi="Times New Roman" w:cs="Times New Roman"/>
+        </w:rPr>
+        <w:t>Unity</w:t>
+      </w:r>
+      <w:r>
+        <w:rPr>
+          <w:rFonts w:ascii="Times New Roman" w:eastAsia="標楷體" w:hAnsi="Times New Roman" w:cs="Times New Roman"/>
+        </w:rPr>
+        <w:t>專案中的大型資源至關重要，特別是本</w:t>
+      </w:r>
+      <w:proofErr w:type="gramStart"/>
+      <w:r>
+        <w:rPr>
+          <w:rFonts w:ascii="Times New Roman" w:eastAsia="標楷體" w:hAnsi="Times New Roman" w:cs="Times New Roman"/>
+        </w:rPr>
+        <w:t>研究需串接</w:t>
+      </w:r>
+      <w:proofErr w:type="gramEnd"/>
+      <w:r>
+        <w:rPr>
+          <w:rFonts w:ascii="Times New Roman" w:eastAsia="標楷體" w:hAnsi="Times New Roman" w:cs="Times New Roman"/>
+        </w:rPr>
+        <w:t>大量圖片、音效和模型。</w:t>
+      </w:r>
+      <w:proofErr w:type="gramStart"/>
+      <w:r>
+        <w:rPr>
+          <w:rFonts w:ascii="Times New Roman" w:eastAsia="標楷體" w:hAnsi="Times New Roman" w:cs="Times New Roman"/>
+        </w:rPr>
+        <w:t>此外，</w:t>
+      </w:r>
+      <w:proofErr w:type="gramEnd"/>
+      <w:r>
+        <w:rPr>
+          <w:rFonts w:ascii="Times New Roman" w:eastAsia="標楷體" w:hAnsi="Times New Roman" w:cs="Times New Roman"/>
+        </w:rPr>
+        <w:t>該系統具備版本回朔功能，允許團隊成員</w:t>
+      </w:r>
+      <w:proofErr w:type="gramStart"/>
+      <w:r>
+        <w:rPr>
+          <w:rFonts w:ascii="Times New Roman" w:eastAsia="標楷體" w:hAnsi="Times New Roman" w:cs="Times New Roman"/>
+        </w:rPr>
+        <w:t>隨時回退到</w:t>
+      </w:r>
+      <w:proofErr w:type="gramEnd"/>
+      <w:r>
+        <w:rPr>
+          <w:rFonts w:ascii="Times New Roman" w:eastAsia="標楷體" w:hAnsi="Times New Roman" w:cs="Times New Roman"/>
+        </w:rPr>
+        <w:t>先前的版本，方便追蹤與恢復歷史變更，有效提升協作與專案管理的效率。</w:t>
+      </w:r>
+    </w:p>
+    <w:p>
+      <w:pPr>
+        <w:spacing w:before="240" w:after="240" w:line="240" w:lineRule="auto"/>
+        <w:ind w:firstLine="480"/>
+        <w:rPr>
+          <w:rFonts w:ascii="Times New Roman" w:eastAsia="標楷體" w:hAnsi="Times New Roman" w:cs="Times New Roman"/>
+          <w:b/>
+          <w:bCs/>
+        </w:rPr>
+      </w:pPr>
+      <w:r>
+        <w:rPr>
+          <w:rFonts w:ascii="Times New Roman" w:eastAsia="標楷體" w:hAnsi="Times New Roman" w:cs="Times New Roman"/>
+          <w:b/>
+          <w:bCs/>
+        </w:rPr>
+        <w:t>VR</w:t>
+      </w:r>
+      <w:r>
+        <w:rPr>
+          <w:rFonts w:ascii="Times New Roman" w:eastAsia="標楷體" w:hAnsi="Times New Roman" w:cs="Times New Roman"/>
+          <w:b/>
+          <w:bCs/>
+        </w:rPr>
+        <w:t>開發工具</w:t>
+      </w:r>
+      <w:r>
+        <w:rPr>
+          <w:rFonts w:ascii="Times New Roman" w:eastAsia="標楷體" w:hAnsi="Times New Roman" w:cs="Times New Roman" w:hint="eastAsia"/>
+          <w:b/>
+          <w:bCs/>
+        </w:rPr>
+        <w:t>：</w:t>
+      </w:r>
+    </w:p>
+    <w:p>
+      <w:pPr>
+        <w:spacing w:line="240" w:lineRule="auto"/>
+        <w:ind w:left="960" w:firstLine="480"/>
+        <w:rPr>
+          <w:rFonts w:ascii="Times New Roman" w:eastAsia="標楷體" w:hAnsi="Times New Roman" w:cs="Times New Roman"/>
+        </w:rPr>
+      </w:pPr>
+      <w:r>
+        <w:rPr>
+          <w:rFonts w:ascii="Times New Roman" w:eastAsia="標楷體" w:hAnsi="Times New Roman" w:cs="Times New Roman"/>
+        </w:rPr>
+        <w:t>Unity</w:t>
+      </w:r>
+      <w:r>
+        <w:rPr>
+          <w:rFonts w:ascii="Times New Roman" w:eastAsia="標楷體" w:hAnsi="Times New Roman" w:cs="Times New Roman"/>
+        </w:rPr>
+        <w:t>擁有強大的跨平台支援、多樣化的資源庫與</w:t>
+      </w:r>
+      <w:proofErr w:type="gramStart"/>
+      <w:r>
+        <w:rPr>
+          <w:rFonts w:ascii="Times New Roman" w:eastAsia="標楷體" w:hAnsi="Times New Roman" w:cs="Times New Roman"/>
+        </w:rPr>
+        <w:t>活躍的</w:t>
+      </w:r>
+      <w:proofErr w:type="gramEnd"/>
+      <w:r>
+        <w:rPr>
+          <w:rFonts w:ascii="Times New Roman" w:eastAsia="標楷體" w:hAnsi="Times New Roman" w:cs="Times New Roman"/>
+        </w:rPr>
+        <w:t>開發社群。它同時支持多種</w:t>
+      </w:r>
+      <w:r>
+        <w:rPr>
+          <w:rFonts w:ascii="Times New Roman" w:eastAsia="標楷體" w:hAnsi="Times New Roman" w:cs="Times New Roman"/>
+        </w:rPr>
+        <w:t>VR</w:t>
+      </w:r>
+      <w:r>
+        <w:rPr>
+          <w:rFonts w:ascii="Times New Roman" w:eastAsia="標楷體" w:hAnsi="Times New Roman" w:cs="Times New Roman"/>
+        </w:rPr>
+        <w:t>硬體裝置，還提供完善的開發套件加速開發流程。</w:t>
+      </w:r>
+      <w:proofErr w:type="gramStart"/>
+      <w:r>
+        <w:rPr>
+          <w:rFonts w:ascii="Times New Roman" w:eastAsia="標楷體" w:hAnsi="Times New Roman" w:cs="Times New Roman"/>
+        </w:rPr>
+        <w:t>此外，</w:t>
+      </w:r>
+      <w:proofErr w:type="gramEnd"/>
+      <w:r>
+        <w:rPr>
+          <w:rFonts w:ascii="Times New Roman" w:eastAsia="標楷體" w:hAnsi="Times New Roman" w:cs="Times New Roman"/>
+        </w:rPr>
+        <w:t>Unity</w:t>
+      </w:r>
+      <w:r>
+        <w:rPr>
+          <w:rFonts w:ascii="Times New Roman" w:eastAsia="標楷體" w:hAnsi="Times New Roman" w:cs="Times New Roman"/>
+        </w:rPr>
+        <w:t>擁有靈活的腳本編寫環境，讓開發者能更快速進行迭代與調整虛擬場景，提升開發效率與品質。</w:t>
+      </w:r>
+    </w:p>
+    <w:p>
+      <w:pPr>
+        <w:spacing w:before="240" w:after="240" w:line="240" w:lineRule="auto"/>
+        <w:ind w:firstLine="480"/>
+        <w:rPr>
+          <w:rFonts w:ascii="Times New Roman" w:eastAsia="標楷體" w:hAnsi="Times New Roman" w:cs="Times New Roman"/>
+          <w:b/>
+          <w:bCs/>
+        </w:rPr>
+      </w:pPr>
+      <w:r>
+        <w:rPr>
+          <w:rFonts w:ascii="Times New Roman" w:eastAsia="標楷體" w:hAnsi="Times New Roman" w:cs="Times New Roman"/>
+          <w:b/>
+          <w:bCs/>
+        </w:rPr>
+        <w:t>3D</w:t>
+      </w:r>
+      <w:r>
+        <w:rPr>
+          <w:rFonts w:ascii="Times New Roman" w:eastAsia="標楷體" w:hAnsi="Times New Roman" w:cs="Times New Roman"/>
+          <w:b/>
+          <w:bCs/>
+        </w:rPr>
+        <w:t>物件、場景建模工具</w:t>
+      </w:r>
+      <w:r>
+        <w:rPr>
+          <w:rFonts w:ascii="Times New Roman" w:eastAsia="標楷體" w:hAnsi="Times New Roman" w:cs="Times New Roman" w:hint="eastAsia"/>
+          <w:b/>
+          <w:bCs/>
+        </w:rPr>
+        <w:t>：</w:t>
+      </w:r>
+    </w:p>
+    <w:p>
+      <w:pPr>
+        <w:spacing w:before="240" w:after="240" w:line="240" w:lineRule="auto"/>
+        <w:ind w:left="960" w:firstLine="480"/>
+        <w:rPr>
+          <w:rFonts w:ascii="Times New Roman" w:eastAsia="標楷體" w:hAnsi="Times New Roman" w:cs="Times New Roman"/>
+        </w:rPr>
+      </w:pPr>
+      <w:r>
+        <w:rPr>
+          <w:rFonts w:ascii="Times New Roman" w:eastAsia="標楷體" w:hAnsi="Times New Roman" w:cs="Times New Roman"/>
+        </w:rPr>
+        <w:t>Blender</w:t>
+      </w:r>
+      <w:r>
+        <w:rPr>
+          <w:rFonts w:ascii="Times New Roman" w:eastAsia="標楷體" w:hAnsi="Times New Roman" w:cs="Times New Roman"/>
+        </w:rPr>
+        <w:t>是一個免費且開源的</w:t>
+      </w:r>
+      <w:r>
+        <w:rPr>
+          <w:rFonts w:ascii="Times New Roman" w:eastAsia="標楷體" w:hAnsi="Times New Roman" w:cs="Times New Roman"/>
+        </w:rPr>
+        <w:t>3D</w:t>
+      </w:r>
+      <w:r>
+        <w:rPr>
+          <w:rFonts w:ascii="Times New Roman" w:eastAsia="標楷體" w:hAnsi="Times New Roman" w:cs="Times New Roman"/>
+        </w:rPr>
+        <w:t>物件與場景建模工具，功能完整且不斷更新，內含建模、雕刻、貼圖、動畫與渲染等多項專業功能。</w:t>
+      </w:r>
+      <w:proofErr w:type="gramStart"/>
+      <w:r>
+        <w:rPr>
+          <w:rFonts w:ascii="Times New Roman" w:eastAsia="標楷體" w:hAnsi="Times New Roman" w:cs="Times New Roman"/>
+        </w:rPr>
+        <w:t>此外，</w:t>
+      </w:r>
+      <w:proofErr w:type="gramEnd"/>
+      <w:r>
+        <w:rPr>
+          <w:rFonts w:ascii="Times New Roman" w:eastAsia="標楷體" w:hAnsi="Times New Roman" w:cs="Times New Roman"/>
+        </w:rPr>
+        <w:t>Blender</w:t>
+      </w:r>
+      <w:r>
+        <w:rPr>
+          <w:rFonts w:ascii="Times New Roman" w:eastAsia="標楷體" w:hAnsi="Times New Roman" w:cs="Times New Roman"/>
+        </w:rPr>
+        <w:t>擁有龐大且</w:t>
+      </w:r>
+      <w:proofErr w:type="gramStart"/>
+      <w:r>
+        <w:rPr>
+          <w:rFonts w:ascii="Times New Roman" w:eastAsia="標楷體" w:hAnsi="Times New Roman" w:cs="Times New Roman"/>
+        </w:rPr>
+        <w:t>活躍的</w:t>
+      </w:r>
+      <w:proofErr w:type="gramEnd"/>
+      <w:r>
+        <w:rPr>
+          <w:rFonts w:ascii="Times New Roman" w:eastAsia="標楷體" w:hAnsi="Times New Roman" w:cs="Times New Roman"/>
+        </w:rPr>
+        <w:t>使用者社群、豐富的教學資源與擴充套件支持，使得學習與開發過程更為順利且高效。</w:t>
+      </w:r>
+    </w:p>
+    <w:p>
+      <w:pPr>
+        <w:widowControl/>
+        <w:rPr>
+          <w:rFonts w:ascii="Times New Roman" w:eastAsia="標楷體" w:hAnsi="Times New Roman" w:cs="Times New Roman"/>
+        </w:rPr>
+      </w:pPr>
+      <w:r>
+        <w:rPr>
+          <w:rFonts w:ascii="Times New Roman" w:eastAsia="標楷體" w:hAnsi="Times New Roman" w:cs="Times New Roman"/>
+        </w:rPr>
+        <w:br w:type="page"/>
+      </w:r>
+    </w:p>
+    <w:p>
+      <w:pPr>
+        <w:spacing w:before="240" w:after="240" w:line="240" w:lineRule="auto"/>
+        <w:ind w:firstLine="480"/>
+        <w:rPr>
+          <w:rFonts w:ascii="Times New Roman" w:eastAsia="標楷體" w:hAnsi="Times New Roman" w:cs="Times New Roman"/>
+          <w:b/>
+          <w:bCs/>
+        </w:rPr>
+      </w:pPr>
+      <w:r>
+        <w:rPr>
+          <w:rFonts w:ascii="Times New Roman" w:eastAsia="標楷體" w:hAnsi="Times New Roman" w:cs="Times New Roman"/>
+          <w:b/>
+          <w:bCs/>
+        </w:rPr>
+        <w:lastRenderedPageBreak/>
+        <w:t>VR</w:t>
+      </w:r>
+      <w:r>
+        <w:rPr>
+          <w:rFonts w:ascii="Times New Roman" w:eastAsia="標楷體" w:hAnsi="Times New Roman" w:cs="Times New Roman"/>
+          <w:b/>
+          <w:bCs/>
+        </w:rPr>
+        <w:t>編碼環境</w:t>
+      </w:r>
+      <w:r>
+        <w:rPr>
+          <w:rFonts w:ascii="Times New Roman" w:eastAsia="標楷體" w:hAnsi="Times New Roman" w:cs="Times New Roman" w:hint="eastAsia"/>
+          <w:b/>
+          <w:bCs/>
+        </w:rPr>
+        <w:t>：</w:t>
+      </w:r>
+    </w:p>
+    <w:p>
+      <w:pPr>
+        <w:spacing w:before="240" w:after="240" w:line="240" w:lineRule="auto"/>
+        <w:ind w:left="960" w:firstLine="480"/>
+        <w:rPr>
+          <w:rFonts w:ascii="Times New Roman" w:eastAsia="標楷體" w:hAnsi="Times New Roman" w:cs="Times New Roman"/>
+        </w:rPr>
+      </w:pPr>
+      <w:r>
+        <w:rPr>
+          <w:rFonts w:ascii="Times New Roman" w:eastAsia="標楷體" w:hAnsi="Times New Roman" w:cs="Times New Roman"/>
+        </w:rPr>
+        <w:t>Visual Studio</w:t>
+      </w:r>
+      <w:r>
+        <w:rPr>
+          <w:rFonts w:ascii="Times New Roman" w:eastAsia="標楷體" w:hAnsi="Times New Roman" w:cs="Times New Roman"/>
+        </w:rPr>
+        <w:t>作為程式碼編輯與編譯工具，擁有強大的功能與優化的開發環境。它提供了一套全面的開發支援，包含語法高亮、錯誤檢查、即時建議、除錯工具等，特別適合複雜的</w:t>
+      </w:r>
+      <w:r>
+        <w:rPr>
+          <w:rFonts w:ascii="Times New Roman" w:eastAsia="標楷體" w:hAnsi="Times New Roman" w:cs="Times New Roman"/>
+        </w:rPr>
+        <w:t>VR</w:t>
+      </w:r>
+      <w:r>
+        <w:rPr>
+          <w:rFonts w:ascii="Times New Roman" w:eastAsia="標楷體" w:hAnsi="Times New Roman" w:cs="Times New Roman"/>
+        </w:rPr>
+        <w:t>開發專案。同時，它能夠與</w:t>
+      </w:r>
+      <w:r>
+        <w:rPr>
+          <w:rFonts w:ascii="Times New Roman" w:eastAsia="標楷體" w:hAnsi="Times New Roman" w:cs="Times New Roman"/>
+        </w:rPr>
+        <w:t>Unity</w:t>
+      </w:r>
+      <w:r>
+        <w:rPr>
+          <w:rFonts w:ascii="Times New Roman" w:eastAsia="標楷體" w:hAnsi="Times New Roman" w:cs="Times New Roman"/>
+        </w:rPr>
+        <w:t>快速整合，能夠快速編譯</w:t>
+      </w:r>
+      <w:r>
+        <w:rPr>
+          <w:rFonts w:ascii="Times New Roman" w:eastAsia="標楷體" w:hAnsi="Times New Roman" w:cs="Times New Roman"/>
+        </w:rPr>
+        <w:t>C#</w:t>
+      </w:r>
+      <w:r>
+        <w:rPr>
+          <w:rFonts w:ascii="Times New Roman" w:eastAsia="標楷體" w:hAnsi="Times New Roman" w:cs="Times New Roman"/>
+        </w:rPr>
+        <w:t>程式碼並與</w:t>
+      </w:r>
+      <w:r>
+        <w:rPr>
+          <w:rFonts w:ascii="Times New Roman" w:eastAsia="標楷體" w:hAnsi="Times New Roman" w:cs="Times New Roman"/>
+        </w:rPr>
+        <w:t>Unity</w:t>
+      </w:r>
+      <w:r>
+        <w:rPr>
+          <w:rFonts w:ascii="Times New Roman" w:eastAsia="標楷體" w:hAnsi="Times New Roman" w:cs="Times New Roman"/>
+        </w:rPr>
+        <w:t>場景即時互動，顯著提高開發效率。</w:t>
+      </w:r>
+      <w:proofErr w:type="gramStart"/>
+      <w:r>
+        <w:rPr>
+          <w:rFonts w:ascii="Times New Roman" w:eastAsia="標楷體" w:hAnsi="Times New Roman" w:cs="Times New Roman"/>
+        </w:rPr>
+        <w:t>此外，</w:t>
+      </w:r>
+      <w:proofErr w:type="gramEnd"/>
+      <w:r>
+        <w:rPr>
+          <w:rFonts w:ascii="Times New Roman" w:eastAsia="標楷體" w:hAnsi="Times New Roman" w:cs="Times New Roman"/>
+        </w:rPr>
+        <w:t>Visual Studio</w:t>
+      </w:r>
+      <w:r>
+        <w:rPr>
+          <w:rFonts w:ascii="Times New Roman" w:eastAsia="標楷體" w:hAnsi="Times New Roman" w:cs="Times New Roman"/>
+        </w:rPr>
+        <w:t>還支援多種</w:t>
+      </w:r>
+      <w:proofErr w:type="gramStart"/>
+      <w:r>
+        <w:rPr>
+          <w:rFonts w:ascii="Times New Roman" w:eastAsia="標楷體" w:hAnsi="Times New Roman" w:cs="Times New Roman"/>
+        </w:rPr>
+        <w:t>擴展插件</w:t>
+      </w:r>
+      <w:proofErr w:type="gramEnd"/>
+      <w:r>
+        <w:rPr>
+          <w:rFonts w:ascii="Times New Roman" w:eastAsia="標楷體" w:hAnsi="Times New Roman" w:cs="Times New Roman"/>
+        </w:rPr>
+        <w:t>，能夠滿足開發過程中的各種需求，並且擁有穩定且完善的社群支援。</w:t>
+      </w:r>
+    </w:p>
+    <w:p>
+      <w:pPr>
+        <w:spacing w:before="240" w:after="240" w:line="240" w:lineRule="auto"/>
+        <w:ind w:firstLine="480"/>
+        <w:rPr>
+          <w:rFonts w:ascii="Times New Roman" w:eastAsia="標楷體" w:hAnsi="Times New Roman" w:cs="Times New Roman"/>
+          <w:b/>
+          <w:bCs/>
+        </w:rPr>
+      </w:pPr>
+      <w:r>
+        <w:rPr>
+          <w:rFonts w:ascii="Times New Roman" w:eastAsia="標楷體" w:hAnsi="Times New Roman" w:cs="Times New Roman"/>
+          <w:b/>
+          <w:bCs/>
+        </w:rPr>
+        <w:t>網頁編碼環境</w:t>
+      </w:r>
+      <w:r>
+        <w:rPr>
+          <w:rFonts w:ascii="Times New Roman" w:eastAsia="標楷體" w:hAnsi="Times New Roman" w:cs="Times New Roman" w:hint="eastAsia"/>
+          <w:b/>
+          <w:bCs/>
+        </w:rPr>
+        <w:t>：</w:t>
+      </w:r>
+    </w:p>
+    <w:p>
+      <w:pPr>
+        <w:spacing w:before="240" w:after="240" w:line="240" w:lineRule="auto"/>
+        <w:ind w:left="960" w:firstLine="480"/>
+        <w:rPr>
+          <w:rFonts w:ascii="Times New Roman" w:eastAsia="標楷體" w:hAnsi="Times New Roman" w:cs="Times New Roman"/>
+        </w:rPr>
+      </w:pPr>
+      <w:r>
+        <w:rPr>
+          <w:rFonts w:ascii="Times New Roman" w:eastAsia="標楷體" w:hAnsi="Times New Roman" w:cs="Times New Roman"/>
+        </w:rPr>
+        <w:t>本研究選擇使用</w:t>
+      </w:r>
+      <w:r>
+        <w:rPr>
+          <w:rFonts w:ascii="Times New Roman" w:eastAsia="標楷體" w:hAnsi="Times New Roman" w:cs="Times New Roman"/>
+        </w:rPr>
+        <w:t>Deno</w:t>
+      </w:r>
+      <w:r>
+        <w:rPr>
+          <w:rFonts w:ascii="Times New Roman" w:eastAsia="標楷體" w:hAnsi="Times New Roman" w:cs="Times New Roman"/>
+        </w:rPr>
+        <w:t>作為網頁端程式碼的開發工具，主要原因在於其現代化的架構與強大的安全性。</w:t>
+      </w:r>
+      <w:r>
+        <w:rPr>
+          <w:rFonts w:ascii="Times New Roman" w:eastAsia="標楷體" w:hAnsi="Times New Roman" w:cs="Times New Roman"/>
+        </w:rPr>
+        <w:t>Deno</w:t>
+      </w:r>
+      <w:r>
+        <w:rPr>
+          <w:rFonts w:ascii="Times New Roman" w:eastAsia="標楷體" w:hAnsi="Times New Roman" w:cs="Times New Roman"/>
+        </w:rPr>
+        <w:t>是由</w:t>
+      </w:r>
+      <w:r>
+        <w:rPr>
+          <w:rFonts w:ascii="Times New Roman" w:eastAsia="標楷體" w:hAnsi="Times New Roman" w:cs="Times New Roman"/>
+        </w:rPr>
+        <w:t>Node.js</w:t>
+      </w:r>
+      <w:r>
+        <w:rPr>
+          <w:rFonts w:ascii="Times New Roman" w:eastAsia="標楷體" w:hAnsi="Times New Roman" w:cs="Times New Roman"/>
+        </w:rPr>
+        <w:t>創始人創建的全新</w:t>
+      </w:r>
+      <w:r>
+        <w:rPr>
+          <w:rFonts w:ascii="Times New Roman" w:eastAsia="標楷體" w:hAnsi="Times New Roman" w:cs="Times New Roman"/>
+        </w:rPr>
+        <w:t>JavaScript</w:t>
+      </w:r>
+      <w:r>
+        <w:rPr>
+          <w:rFonts w:ascii="Times New Roman" w:eastAsia="標楷體" w:hAnsi="Times New Roman" w:cs="Times New Roman"/>
+        </w:rPr>
+        <w:t>及</w:t>
+      </w:r>
+      <w:r>
+        <w:rPr>
+          <w:rFonts w:ascii="Times New Roman" w:eastAsia="標楷體" w:hAnsi="Times New Roman" w:cs="Times New Roman"/>
+        </w:rPr>
+        <w:t>TypeScript</w:t>
+      </w:r>
+      <w:r>
+        <w:rPr>
+          <w:rFonts w:ascii="Times New Roman" w:eastAsia="標楷體" w:hAnsi="Times New Roman" w:cs="Times New Roman"/>
+        </w:rPr>
+        <w:t>運行環境，與</w:t>
+      </w:r>
+      <w:r>
+        <w:rPr>
+          <w:rFonts w:ascii="Times New Roman" w:eastAsia="標楷體" w:hAnsi="Times New Roman" w:cs="Times New Roman"/>
+        </w:rPr>
+        <w:t>Node.js</w:t>
+      </w:r>
+      <w:r>
+        <w:rPr>
+          <w:rFonts w:ascii="Times New Roman" w:eastAsia="標楷體" w:hAnsi="Times New Roman" w:cs="Times New Roman"/>
+        </w:rPr>
+        <w:t>相比，</w:t>
+      </w:r>
+      <w:r>
+        <w:rPr>
+          <w:rFonts w:ascii="Times New Roman" w:eastAsia="標楷體" w:hAnsi="Times New Roman" w:cs="Times New Roman"/>
+        </w:rPr>
+        <w:t>Deno</w:t>
+      </w:r>
+      <w:r>
+        <w:rPr>
+          <w:rFonts w:ascii="Times New Roman" w:eastAsia="標楷體" w:hAnsi="Times New Roman" w:cs="Times New Roman"/>
+        </w:rPr>
+        <w:t>內建對</w:t>
+      </w:r>
+      <w:r>
+        <w:rPr>
+          <w:rFonts w:ascii="Times New Roman" w:eastAsia="標楷體" w:hAnsi="Times New Roman" w:cs="Times New Roman"/>
+        </w:rPr>
+        <w:t>TypeScript</w:t>
+      </w:r>
+      <w:r>
+        <w:rPr>
+          <w:rFonts w:ascii="Times New Roman" w:eastAsia="標楷體" w:hAnsi="Times New Roman" w:cs="Times New Roman"/>
+        </w:rPr>
+        <w:t>的原生支援，無需額外的編譯步驟，使開發過程更流暢。</w:t>
+      </w:r>
+      <w:proofErr w:type="gramStart"/>
+      <w:r>
+        <w:rPr>
+          <w:rFonts w:ascii="Times New Roman" w:eastAsia="標楷體" w:hAnsi="Times New Roman" w:cs="Times New Roman"/>
+        </w:rPr>
+        <w:t>此外，</w:t>
+      </w:r>
+      <w:proofErr w:type="gramEnd"/>
+      <w:r>
+        <w:rPr>
+          <w:rFonts w:ascii="Times New Roman" w:eastAsia="標楷體" w:hAnsi="Times New Roman" w:cs="Times New Roman"/>
+        </w:rPr>
+        <w:t>Deno</w:t>
+      </w:r>
+      <w:r>
+        <w:rPr>
+          <w:rFonts w:ascii="Times New Roman" w:eastAsia="標楷體" w:hAnsi="Times New Roman" w:cs="Times New Roman"/>
+        </w:rPr>
+        <w:t>在安全性上有顯著優勢，預設限制對檔案系統、網路和環境變數的訪問，這對網頁端開發來說，大大降低了潛在</w:t>
+      </w:r>
+      <w:proofErr w:type="gramStart"/>
+      <w:r>
+        <w:rPr>
+          <w:rFonts w:ascii="Times New Roman" w:eastAsia="標楷體" w:hAnsi="Times New Roman" w:cs="Times New Roman"/>
+        </w:rPr>
+        <w:t>的資安風險</w:t>
+      </w:r>
+      <w:proofErr w:type="gramEnd"/>
+      <w:r>
+        <w:rPr>
+          <w:rFonts w:ascii="Times New Roman" w:eastAsia="標楷體" w:hAnsi="Times New Roman" w:cs="Times New Roman"/>
+        </w:rPr>
+        <w:t>。</w:t>
+      </w:r>
+    </w:p>
+    <w:p>
+      <w:pPr>
+        <w:spacing w:before="240" w:after="240" w:line="240" w:lineRule="auto"/>
+        <w:ind w:firstLine="480"/>
+        <w:rPr>
+          <w:rFonts w:ascii="Times New Roman" w:eastAsia="標楷體" w:hAnsi="Times New Roman" w:cs="Times New Roman"/>
+          <w:b/>
+          <w:bCs/>
+        </w:rPr>
+      </w:pPr>
+      <w:r>
+        <w:rPr>
+          <w:rFonts w:ascii="Times New Roman" w:eastAsia="標楷體" w:hAnsi="Times New Roman" w:cs="Times New Roman"/>
+          <w:b/>
+          <w:bCs/>
+        </w:rPr>
+        <w:t>Unity</w:t>
+      </w:r>
+      <w:r>
+        <w:rPr>
+          <w:rFonts w:ascii="Times New Roman" w:eastAsia="標楷體" w:hAnsi="Times New Roman" w:cs="Times New Roman"/>
+          <w:b/>
+          <w:bCs/>
+        </w:rPr>
+        <w:t>接口建立使用語言</w:t>
+      </w:r>
+      <w:r>
+        <w:rPr>
+          <w:rFonts w:ascii="Times New Roman" w:eastAsia="標楷體" w:hAnsi="Times New Roman" w:cs="Times New Roman" w:hint="eastAsia"/>
+          <w:b/>
+          <w:bCs/>
+        </w:rPr>
+        <w:t>：</w:t>
+      </w:r>
+    </w:p>
+    <w:p>
+      <w:pPr>
+        <w:spacing w:before="240" w:after="240" w:line="240" w:lineRule="auto"/>
+        <w:ind w:left="960" w:firstLine="480"/>
+        <w:rPr>
+          <w:rFonts w:ascii="Times New Roman" w:eastAsia="標楷體" w:hAnsi="Times New Roman" w:cs="Times New Roman"/>
+        </w:rPr>
+      </w:pPr>
+      <w:r>
+        <w:rPr>
+          <w:rFonts w:ascii="Times New Roman" w:eastAsia="標楷體" w:hAnsi="Times New Roman" w:cs="Times New Roman"/>
+        </w:rPr>
+        <w:t>C#</w:t>
+      </w:r>
+      <w:r>
+        <w:rPr>
+          <w:rFonts w:ascii="Times New Roman" w:eastAsia="標楷體" w:hAnsi="Times New Roman" w:cs="Times New Roman"/>
+        </w:rPr>
+        <w:t>做為</w:t>
+      </w:r>
+      <w:r>
+        <w:rPr>
+          <w:rFonts w:ascii="Times New Roman" w:eastAsia="標楷體" w:hAnsi="Times New Roman" w:cs="Times New Roman"/>
+        </w:rPr>
+        <w:t>Unity</w:t>
+      </w:r>
+      <w:r>
+        <w:rPr>
+          <w:rFonts w:ascii="Times New Roman" w:eastAsia="標楷體" w:hAnsi="Times New Roman" w:cs="Times New Roman"/>
+        </w:rPr>
+        <w:t>的官方語言，它與</w:t>
+      </w:r>
+      <w:r>
+        <w:rPr>
+          <w:rFonts w:ascii="Times New Roman" w:eastAsia="標楷體" w:hAnsi="Times New Roman" w:cs="Times New Roman"/>
+        </w:rPr>
+        <w:t>Unity</w:t>
+      </w:r>
+      <w:r>
+        <w:rPr>
+          <w:rFonts w:ascii="Times New Roman" w:eastAsia="標楷體" w:hAnsi="Times New Roman" w:cs="Times New Roman"/>
+        </w:rPr>
+        <w:t>的整合性最好，支持高效的編程與強大的</w:t>
+      </w:r>
+      <w:r>
+        <w:rPr>
+          <w:rFonts w:ascii="Times New Roman" w:eastAsia="標楷體" w:hAnsi="Times New Roman" w:cs="Times New Roman"/>
+        </w:rPr>
+        <w:t>API</w:t>
+      </w:r>
+      <w:r>
+        <w:rPr>
+          <w:rFonts w:ascii="Times New Roman" w:eastAsia="標楷體" w:hAnsi="Times New Roman" w:cs="Times New Roman"/>
+        </w:rPr>
+        <w:t>。</w:t>
+      </w:r>
+      <w:r>
+        <w:rPr>
+          <w:rFonts w:ascii="Times New Roman" w:eastAsia="標楷體" w:hAnsi="Times New Roman" w:cs="Times New Roman"/>
+        </w:rPr>
+        <w:t>C#</w:t>
+      </w:r>
+      <w:r>
+        <w:rPr>
+          <w:rFonts w:ascii="Times New Roman" w:eastAsia="標楷體" w:hAnsi="Times New Roman" w:cs="Times New Roman"/>
+        </w:rPr>
+        <w:t>具有簡潔的語法和優良的性能，在提高開發效率的同時，保證代碼的可維護性。</w:t>
+      </w:r>
+    </w:p>
+    <w:p>
+      <w:pPr>
+        <w:spacing w:before="240" w:after="240" w:line="240" w:lineRule="auto"/>
+        <w:ind w:firstLine="480"/>
+        <w:rPr>
+          <w:rFonts w:ascii="Times New Roman" w:eastAsia="標楷體" w:hAnsi="Times New Roman" w:cs="Times New Roman"/>
+          <w:b/>
+          <w:bCs/>
+        </w:rPr>
+      </w:pPr>
+      <w:r>
+        <w:rPr>
+          <w:rFonts w:ascii="Times New Roman" w:eastAsia="標楷體" w:hAnsi="Times New Roman" w:cs="Times New Roman"/>
+          <w:b/>
+          <w:bCs/>
+        </w:rPr>
+        <w:t>使用者資料庫</w:t>
+      </w:r>
+      <w:r>
+        <w:rPr>
+          <w:rFonts w:ascii="Times New Roman" w:eastAsia="標楷體" w:hAnsi="Times New Roman" w:cs="Times New Roman" w:hint="eastAsia"/>
+          <w:b/>
+          <w:bCs/>
+        </w:rPr>
+        <w:t>：</w:t>
+      </w:r>
+    </w:p>
+    <w:p>
+      <w:pPr>
+        <w:spacing w:before="240" w:after="240" w:line="240" w:lineRule="auto"/>
+        <w:ind w:left="960" w:firstLine="480"/>
+        <w:rPr>
+          <w:rFonts w:ascii="Times New Roman" w:eastAsia="標楷體" w:hAnsi="Times New Roman" w:cs="Times New Roman"/>
+        </w:rPr>
+      </w:pPr>
+      <w:r>
+        <w:rPr>
+          <w:rFonts w:ascii="Times New Roman" w:eastAsia="標楷體" w:hAnsi="Times New Roman" w:cs="Times New Roman"/>
+        </w:rPr>
+        <w:t xml:space="preserve">MySQL </w:t>
+      </w:r>
+      <w:r>
+        <w:rPr>
+          <w:rFonts w:ascii="Times New Roman" w:eastAsia="標楷體" w:hAnsi="Times New Roman" w:cs="Times New Roman"/>
+        </w:rPr>
+        <w:t>是一個穩定且高效的關聯式資料庫，適合處理大量使用者資訊。它</w:t>
+      </w:r>
+      <w:r>
+        <w:rPr>
+          <w:rFonts w:ascii="Times New Roman" w:eastAsia="標楷體" w:hAnsi="Times New Roman" w:cs="Times New Roman"/>
+        </w:rPr>
+        <w:t>可以</w:t>
+      </w:r>
+      <w:r>
+        <w:rPr>
+          <w:rFonts w:ascii="Times New Roman" w:eastAsia="標楷體" w:hAnsi="Times New Roman" w:cs="Times New Roman"/>
+        </w:rPr>
+        <w:t>確保資料一致性，並具備優</w:t>
+      </w:r>
+      <w:r>
+        <w:rPr>
+          <w:rFonts w:ascii="Times New Roman" w:eastAsia="標楷體" w:hAnsi="Times New Roman" w:cs="Times New Roman"/>
+        </w:rPr>
+        <w:t>秀</w:t>
+      </w:r>
+      <w:r>
+        <w:rPr>
+          <w:rFonts w:ascii="Times New Roman" w:eastAsia="標楷體" w:hAnsi="Times New Roman" w:cs="Times New Roman"/>
+        </w:rPr>
+        <w:t>的查詢性能與靈活的擴展能力。</w:t>
+      </w:r>
+      <w:r>
+        <w:rPr>
+          <w:rFonts w:ascii="Times New Roman" w:eastAsia="標楷體" w:hAnsi="Times New Roman" w:cs="Times New Roman"/>
+        </w:rPr>
+        <w:t>同時</w:t>
+      </w:r>
+      <w:r>
+        <w:rPr>
+          <w:rFonts w:ascii="Times New Roman" w:eastAsia="標楷體" w:hAnsi="Times New Roman" w:cs="Times New Roman"/>
+        </w:rPr>
+        <w:t>，</w:t>
+      </w:r>
+      <w:r>
+        <w:rPr>
+          <w:rFonts w:ascii="Times New Roman" w:eastAsia="標楷體" w:hAnsi="Times New Roman" w:cs="Times New Roman"/>
+        </w:rPr>
+        <w:t xml:space="preserve">MySQL </w:t>
+      </w:r>
+      <w:r>
+        <w:rPr>
+          <w:rFonts w:ascii="Times New Roman" w:eastAsia="標楷體" w:hAnsi="Times New Roman" w:cs="Times New Roman"/>
+        </w:rPr>
+        <w:t>擁有廣泛的社群支持和豐富的工具，方便開發與維護。</w:t>
+      </w:r>
+    </w:p>
+    <w:p>
+      <w:pPr>
+        <w:spacing w:before="240" w:after="240" w:line="240" w:lineRule="auto"/>
+        <w:ind w:firstLine="480"/>
+        <w:rPr>
+          <w:rFonts w:ascii="Times New Roman" w:eastAsia="標楷體" w:hAnsi="Times New Roman" w:cs="Times New Roman"/>
+          <w:b/>
+          <w:bCs/>
+        </w:rPr>
+      </w:pPr>
+      <w:r>
+        <w:rPr>
+          <w:rFonts w:ascii="Times New Roman" w:eastAsia="標楷體" w:hAnsi="Times New Roman" w:cs="Times New Roman"/>
+          <w:b/>
+          <w:bCs/>
+        </w:rPr>
+        <w:t>設計</w:t>
+      </w:r>
+      <w:r>
+        <w:rPr>
+          <w:rFonts w:ascii="Times New Roman" w:eastAsia="標楷體" w:hAnsi="Times New Roman" w:cs="Times New Roman"/>
+          <w:b/>
+          <w:bCs/>
+        </w:rPr>
+        <w:t>UI/UX</w:t>
+      </w:r>
+      <w:r>
+        <w:rPr>
+          <w:rFonts w:ascii="Times New Roman" w:eastAsia="標楷體" w:hAnsi="Times New Roman" w:cs="Times New Roman"/>
+          <w:b/>
+          <w:bCs/>
+        </w:rPr>
+        <w:t>介面</w:t>
+      </w:r>
+      <w:r>
+        <w:rPr>
+          <w:rFonts w:ascii="Times New Roman" w:eastAsia="標楷體" w:hAnsi="Times New Roman" w:cs="Times New Roman" w:hint="eastAsia"/>
+          <w:b/>
+          <w:bCs/>
+        </w:rPr>
+        <w:t>：</w:t>
+      </w:r>
+    </w:p>
+    <w:p>
+      <w:pPr>
+        <w:spacing w:before="240" w:after="240" w:line="240" w:lineRule="auto"/>
+        <w:ind w:left="960" w:firstLine="480"/>
+        <w:rPr>
+          <w:rFonts w:ascii="Times New Roman" w:eastAsia="標楷體" w:hAnsi="Times New Roman" w:cs="Times New Roman"/>
+        </w:rPr>
+      </w:pPr>
+      <w:r>
+        <w:rPr>
+          <w:rFonts w:ascii="標楷體" w:eastAsia="標楷體" w:hAnsi="標楷體" w:cs="標楷體"/>
+        </w:rPr>
+        <w:t>Canva具備直覺化的設計介面與雲端協作功能，可用於進行 UI/UX 介面設計。它提供多樣化的模板與元件庫，方便快速製作登入頁面、主選單、學習歷程等介面，並能建立統一的色彩與字體規範以維持設計一致性。</w:t>
+      </w:r>
+      <w:proofErr w:type="gramStart"/>
+      <w:r>
+        <w:rPr>
+          <w:rFonts w:ascii="標楷體" w:eastAsia="標楷體" w:hAnsi="標楷體" w:cs="標楷體"/>
+        </w:rPr>
+        <w:t>此外，</w:t>
+      </w:r>
+      <w:proofErr w:type="gramEnd"/>
+      <w:r>
+        <w:rPr>
+          <w:rFonts w:ascii="標楷體" w:eastAsia="標楷體" w:hAnsi="標楷體" w:cs="標楷體"/>
+        </w:rPr>
+        <w:t>Canva支援原型設計與資產匯出，設計成果可直接應用於 Unity 開發環境中</w:t>
+      </w:r>
+      <w:r>
+        <w:rPr>
+          <w:rFonts w:ascii="Times New Roman" w:eastAsia="標楷體" w:hAnsi="Times New Roman" w:cs="Times New Roman"/>
+        </w:rPr>
+        <w:t>。</w:t>
+      </w:r>
+    </w:p>
+    <w:p>
+      <w:pPr>
+        <w:widowControl/>
+        <w:rPr>
+          <w:rFonts w:ascii="Times New Roman" w:eastAsia="標楷體" w:hAnsi="Times New Roman" w:cs="Times New Roman"/>
+        </w:rPr>
+      </w:pPr>
+      <w:r>
+        <w:rPr>
+          <w:rFonts w:ascii="Times New Roman" w:eastAsia="標楷體" w:hAnsi="Times New Roman" w:cs="Times New Roman"/>
+        </w:rPr>
+        <w:br w:type="page"/>
+      </w:r>
+    </w:p>
+    <w:p>
+      <w:pPr>
+        <w:spacing w:before="240" w:after="240" w:line="240" w:lineRule="auto"/>
+        <w:ind w:firstLine="480"/>
+        <w:rPr>
+          <w:rFonts w:ascii="Times New Roman" w:eastAsia="標楷體" w:hAnsi="Times New Roman" w:cs="Times New Roman"/>
+        </w:rPr>
+      </w:pPr>
+      <w:r>
+        <w:rPr>
+          <w:rFonts w:ascii="Times New Roman" w:eastAsia="標楷體" w:hAnsi="Times New Roman" w:cs="Times New Roman"/>
+          <w:b/>
+        </w:rPr>
+        <w:lastRenderedPageBreak/>
+        <w:t>大語言模型</w:t>
+      </w:r>
+      <w:r>
+        <w:rPr>
+          <w:rFonts w:ascii="Times New Roman" w:eastAsia="標楷體" w:hAnsi="Times New Roman" w:cs="Times New Roman" w:hint="eastAsia"/>
+        </w:rPr>
+        <w:t>：</w:t>
+      </w:r>
+    </w:p>
+    <w:p>
+      <w:pPr>
+        <w:spacing w:before="240" w:after="240" w:line="240" w:lineRule="auto"/>
+        <w:ind w:left="960" w:firstLine="480"/>
+        <w:rPr>
+          <w:rFonts w:ascii="標楷體" w:eastAsia="標楷體" w:hAnsi="標楷體" w:cs="標楷體"/>
+        </w:rPr>
+      </w:pPr>
+      <w:r>
+        <w:rPr>
+          <w:rFonts w:ascii="標楷體" w:eastAsia="標楷體" w:hAnsi="標楷體" w:cs="標楷體"/>
+        </w:rPr>
+        <w:t>OpenAI GPT-4o</w:t>
+      </w:r>
+      <w:r>
+        <w:rPr>
+          <w:rFonts w:ascii="標楷體" w:eastAsia="標楷體" w:hAnsi="標楷體" w:cs="標楷體"/>
+        </w:rPr>
+        <w:t>是在2024年5月推出的新一代多模態模型，是GPT-4</w:t>
+      </w:r>
+      <w:r>
+        <w:rPr>
+          <w:rFonts w:ascii="標楷體" w:eastAsia="標楷體" w:hAnsi="標楷體" w:cs="標楷體"/>
+        </w:rPr>
+        <w:t>系列的升級版，比起</w:t>
+      </w:r>
+      <w:r>
+        <w:rPr>
+          <w:rFonts w:ascii="標楷體" w:eastAsia="標楷體" w:hAnsi="標楷體" w:cs="標楷體"/>
+        </w:rPr>
+        <w:t>GPT</w:t>
+      </w:r>
+      <w:r>
+        <w:rPr>
+          <w:rFonts w:ascii="Cambria Math" w:eastAsia="標楷體" w:hAnsi="Cambria Math" w:cs="Cambria Math"/>
+        </w:rPr>
+        <w:t>‑</w:t>
+      </w:r>
+      <w:r>
+        <w:rPr>
+          <w:rFonts w:ascii="標楷體" w:eastAsia="標楷體" w:hAnsi="標楷體" w:cs="標楷體"/>
+        </w:rPr>
+        <w:t>4 Turbo推理速度更快、延遲及API成本更低，</w:t>
+      </w:r>
+      <w:r>
+        <w:rPr>
+          <w:rFonts w:ascii="標楷體" w:eastAsia="標楷體" w:hAnsi="標楷體" w:cs="標楷體"/>
+        </w:rPr>
+        <w:t>其不單有著大語言模型能根據文字提示完成任務的能力，也能夠</w:t>
+      </w:r>
+      <w:r>
+        <w:rPr>
+          <w:rFonts w:ascii="標楷體" w:eastAsia="標楷體" w:hAnsi="標楷體" w:cs="標楷體"/>
+        </w:rPr>
+        <w:t>讀取、輸出圖片</w:t>
+      </w:r>
+      <w:r>
+        <w:rPr>
+          <w:rFonts w:ascii="標楷體" w:eastAsia="標楷體" w:hAnsi="標楷體" w:cs="標楷體"/>
+        </w:rPr>
+        <w:t>，給予更精確地回應以減少幻覺的發生，並完成更複雜的任務。</w:t>
+      </w:r>
+    </w:p>
+    <w:p>
+      <w:pPr>
+        <w:spacing w:before="240" w:after="240" w:line="240" w:lineRule="auto"/>
+        <w:ind w:left="960" w:firstLine="480"/>
+        <w:rPr>
+          <w:rFonts w:ascii="標楷體" w:eastAsia="標楷體" w:hAnsi="標楷體" w:cs="標楷體"/>
+        </w:rPr>
+      </w:pPr>
+      <w:r>
+        <w:rPr>
+          <w:rFonts w:ascii="標楷體" w:eastAsia="標楷體" w:hAnsi="標楷體" w:cs="標楷體"/>
+        </w:rPr>
+        <w:t>本系統中採用GPT-4o</w:t>
+      </w:r>
+      <w:r>
+        <w:rPr>
+          <w:rFonts w:ascii="標楷體" w:eastAsia="標楷體" w:hAnsi="標楷體" w:cs="標楷體"/>
+        </w:rPr>
+        <w:t>作為進行對話交流的語言</w:t>
+      </w:r>
+      <w:r>
+        <w:rPr>
+          <w:rFonts w:ascii="標楷體" w:eastAsia="標楷體" w:hAnsi="標楷體" w:cs="標楷體"/>
+        </w:rPr>
+        <w:t>模型，給予相對應的提示(prompt)後</w:t>
+      </w:r>
+      <w:r>
+        <w:rPr>
+          <w:rFonts w:ascii="標楷體" w:eastAsia="標楷體" w:hAnsi="標楷體" w:cs="標楷體"/>
+        </w:rPr>
+        <w:t>，GPT-4o可以</w:t>
+      </w:r>
+      <w:r>
+        <w:rPr>
+          <w:rFonts w:ascii="標楷體" w:eastAsia="標楷體" w:hAnsi="標楷體" w:cs="標楷體"/>
+        </w:rPr>
+        <w:t>藉由</w:t>
+      </w:r>
+      <w:r>
+        <w:rPr>
+          <w:rFonts w:ascii="標楷體" w:eastAsia="標楷體" w:hAnsi="標楷體" w:cs="標楷體"/>
+        </w:rPr>
+        <w:t>扮演情境中的角色，</w:t>
+      </w:r>
+      <w:r>
+        <w:rPr>
+          <w:rFonts w:ascii="標楷體" w:eastAsia="標楷體" w:hAnsi="標楷體" w:cs="標楷體"/>
+        </w:rPr>
+        <w:t>讓</w:t>
+      </w:r>
+      <w:r>
+        <w:rPr>
+          <w:rFonts w:ascii="標楷體" w:eastAsia="標楷體" w:hAnsi="標楷體" w:cs="標楷體"/>
+        </w:rPr>
+        <w:t>使用者透過與GPT-4o對話來學習情境中的資訊安全知識</w:t>
+      </w:r>
+      <w:r>
+        <w:rPr>
+          <w:rFonts w:ascii="標楷體" w:eastAsia="標楷體" w:hAnsi="標楷體" w:cs="標楷體"/>
+        </w:rPr>
+        <w:t>。</w:t>
+      </w:r>
+    </w:p>
+    <w:p>
+      <w:pPr>
+        <w:spacing w:line="276" w:lineRule="auto"/>
+        <w:ind w:left="480" w:firstLine="480"/>
+        <w:rPr>
+          <w:rFonts w:ascii="Times New Roman" w:eastAsia="標楷體" w:hAnsi="Times New Roman" w:cs="Times New Roman"/>
+        </w:rPr>
+      </w:pPr>
+      <w:r>
+        <w:rPr>
+          <w:rFonts w:ascii="Times New Roman" w:eastAsia="標楷體" w:hAnsi="Times New Roman" w:cs="Times New Roman"/>
+          <w:b/>
+          <w:bCs/>
+        </w:rPr>
+        <w:t>Docker</w:t>
+      </w:r>
+      <w:r>
+        <w:rPr>
+          <w:rFonts w:ascii="Times New Roman" w:eastAsia="標楷體" w:hAnsi="Times New Roman" w:cs="Times New Roman" w:hint="eastAsia"/>
+          <w:b/>
+          <w:bCs/>
+        </w:rPr>
+        <w:t>：</w:t>
+      </w:r>
+    </w:p>
+    <w:p>
+      <w:pPr>
+        <w:spacing w:line="276" w:lineRule="auto"/>
+        <w:ind w:left="1474" w:firstLine="482"/>
+        <w:rPr>
+          <w:rFonts w:ascii="Times New Roman" w:eastAsia="標楷體" w:hAnsi="Times New Roman" w:cs="Times New Roman"/>
+        </w:rPr>
+      </w:pPr>
+      <w:r>
+        <w:rPr>
+          <w:rFonts w:ascii="Times New Roman" w:eastAsia="標楷體" w:hAnsi="Times New Roman" w:cs="Times New Roman"/>
+        </w:rPr>
+        <w:t xml:space="preserve">Docker </w:t>
+      </w:r>
+      <w:r>
+        <w:rPr>
+          <w:rFonts w:ascii="Times New Roman" w:eastAsia="標楷體" w:hAnsi="Times New Roman" w:cs="Times New Roman"/>
+        </w:rPr>
+        <w:t>是一套容器化平台，用來打包應用程式與其依賴環境，確保應用在不同作業系統中皆能一致且穩定地執行。</w:t>
+      </w:r>
+      <w:r>
+        <w:rPr>
+          <w:rFonts w:ascii="Times New Roman" w:eastAsia="標楷體" w:hAnsi="Times New Roman" w:cs="Times New Roman"/>
+        </w:rPr>
+        <w:t xml:space="preserve">Docker </w:t>
+      </w:r>
+      <w:r>
+        <w:rPr>
+          <w:rFonts w:ascii="Times New Roman" w:eastAsia="標楷體" w:hAnsi="Times New Roman" w:cs="Times New Roman"/>
+        </w:rPr>
+        <w:t>與傳統虛擬機（如</w:t>
+      </w:r>
+      <w:r>
+        <w:rPr>
+          <w:rFonts w:ascii="Times New Roman" w:eastAsia="標楷體" w:hAnsi="Times New Roman" w:cs="Times New Roman"/>
+        </w:rPr>
+        <w:t xml:space="preserve"> VMware</w:t>
+      </w:r>
+      <w:r>
+        <w:rPr>
+          <w:rFonts w:ascii="Times New Roman" w:eastAsia="標楷體" w:hAnsi="Times New Roman" w:cs="Times New Roman"/>
+        </w:rPr>
+        <w:t>、</w:t>
+      </w:r>
+      <w:r>
+        <w:rPr>
+          <w:rFonts w:ascii="Times New Roman" w:eastAsia="標楷體" w:hAnsi="Times New Roman" w:cs="Times New Roman"/>
+        </w:rPr>
+        <w:t>VirtualBox</w:t>
+      </w:r>
+      <w:r>
+        <w:rPr>
+          <w:rFonts w:ascii="Times New Roman" w:eastAsia="標楷體" w:hAnsi="Times New Roman" w:cs="Times New Roman"/>
+        </w:rPr>
+        <w:t>）不同，容器不需啟動整個作業系統，具有啟動速度快、資源佔用小、可攜性高的優勢。與</w:t>
+      </w:r>
+      <w:r>
+        <w:rPr>
+          <w:rFonts w:ascii="Times New Roman" w:eastAsia="標楷體" w:hAnsi="Times New Roman" w:cs="Times New Roman"/>
+        </w:rPr>
+        <w:t xml:space="preserve"> LXC</w:t>
+      </w:r>
+      <w:r>
+        <w:rPr>
+          <w:rFonts w:ascii="Times New Roman" w:eastAsia="標楷體" w:hAnsi="Times New Roman" w:cs="Times New Roman"/>
+        </w:rPr>
+        <w:t>（</w:t>
+      </w:r>
+      <w:r>
+        <w:rPr>
+          <w:rFonts w:ascii="Times New Roman" w:eastAsia="標楷體" w:hAnsi="Times New Roman" w:cs="Times New Roman"/>
+        </w:rPr>
+        <w:t>Linux Containers</w:t>
+      </w:r>
+      <w:r>
+        <w:rPr>
+          <w:rFonts w:ascii="Times New Roman" w:eastAsia="標楷體" w:hAnsi="Times New Roman" w:cs="Times New Roman"/>
+        </w:rPr>
+        <w:t>）相比，</w:t>
+      </w:r>
+      <w:r>
+        <w:rPr>
+          <w:rFonts w:ascii="Times New Roman" w:eastAsia="標楷體" w:hAnsi="Times New Roman" w:cs="Times New Roman"/>
+        </w:rPr>
+        <w:t xml:space="preserve">Docker </w:t>
+      </w:r>
+      <w:r>
+        <w:rPr>
+          <w:rFonts w:ascii="Times New Roman" w:eastAsia="標楷體" w:hAnsi="Times New Roman" w:cs="Times New Roman"/>
+        </w:rPr>
+        <w:t>提供更完善的映像管理、網路與</w:t>
+      </w:r>
+      <w:r>
+        <w:rPr>
+          <w:rFonts w:ascii="Times New Roman" w:eastAsia="標楷體" w:hAnsi="Times New Roman" w:cs="Times New Roman"/>
+        </w:rPr>
+        <w:t xml:space="preserve"> API </w:t>
+      </w:r>
+      <w:r>
+        <w:rPr>
+          <w:rFonts w:ascii="Times New Roman" w:eastAsia="標楷體" w:hAnsi="Times New Roman" w:cs="Times New Roman"/>
+        </w:rPr>
+        <w:t>支援。</w:t>
+      </w:r>
+    </w:p>
+    <w:p>
+      <w:pPr>
+        <w:spacing w:line="276" w:lineRule="auto"/>
+        <w:ind w:left="1474" w:firstLine="482"/>
+        <w:rPr>
+          <w:rFonts w:ascii="Times New Roman" w:eastAsia="標楷體" w:hAnsi="Times New Roman" w:cs="Times New Roman"/>
+        </w:rPr>
+      </w:pPr>
+      <w:r>
+        <w:rPr>
+          <w:rFonts w:ascii="Times New Roman" w:eastAsia="標楷體" w:hAnsi="Times New Roman" w:cs="Times New Roman"/>
+        </w:rPr>
+        <w:t>本系統中採用</w:t>
+      </w:r>
+      <w:r>
+        <w:rPr>
+          <w:rFonts w:ascii="Times New Roman" w:eastAsia="標楷體" w:hAnsi="Times New Roman" w:cs="Times New Roman"/>
+        </w:rPr>
+        <w:t xml:space="preserve"> Docker </w:t>
+      </w:r>
+      <w:r>
+        <w:rPr>
+          <w:rFonts w:ascii="Times New Roman" w:eastAsia="標楷體" w:hAnsi="Times New Roman" w:cs="Times New Roman"/>
+        </w:rPr>
+        <w:t>容器化部署本地文字轉語音系統</w:t>
+      </w:r>
+      <w:r>
+        <w:rPr>
+          <w:rFonts w:ascii="Times New Roman" w:eastAsia="標楷體" w:hAnsi="Times New Roman" w:cs="Times New Roman"/>
+        </w:rPr>
+        <w:t>F5-TTS</w:t>
+      </w:r>
+      <w:r>
+        <w:rPr>
+          <w:rFonts w:ascii="Times New Roman" w:eastAsia="標楷體" w:hAnsi="Times New Roman" w:cs="Times New Roman"/>
+        </w:rPr>
+        <w:t>。透過</w:t>
+      </w:r>
+      <w:r>
+        <w:rPr>
+          <w:rFonts w:ascii="Times New Roman" w:eastAsia="標楷體" w:hAnsi="Times New Roman" w:cs="Times New Roman"/>
+        </w:rPr>
+        <w:t>Docker</w:t>
+      </w:r>
+      <w:r>
+        <w:rPr>
+          <w:rFonts w:ascii="Times New Roman" w:eastAsia="標楷體" w:hAnsi="Times New Roman" w:cs="Times New Roman"/>
+        </w:rPr>
+        <w:t>，可快速啟動</w:t>
+      </w:r>
+      <w:r>
+        <w:rPr>
+          <w:rFonts w:ascii="Times New Roman" w:eastAsia="標楷體" w:hAnsi="Times New Roman" w:cs="Times New Roman"/>
+        </w:rPr>
+        <w:t xml:space="preserve"> F5-TTS API </w:t>
+      </w:r>
+      <w:r>
+        <w:rPr>
+          <w:rFonts w:ascii="Times New Roman" w:eastAsia="標楷體" w:hAnsi="Times New Roman" w:cs="Times New Roman"/>
+        </w:rPr>
+        <w:t>伺服器，並支援</w:t>
+      </w:r>
+      <w:r>
+        <w:rPr>
+          <w:rFonts w:ascii="Times New Roman" w:eastAsia="標楷體" w:hAnsi="Times New Roman" w:cs="Times New Roman"/>
+        </w:rPr>
+        <w:t xml:space="preserve"> NVIDIA GPU</w:t>
+      </w:r>
+      <w:r>
+        <w:rPr>
+          <w:rFonts w:ascii="Times New Roman" w:eastAsia="標楷體" w:hAnsi="Times New Roman" w:cs="Times New Roman"/>
+        </w:rPr>
+        <w:t>加速（於</w:t>
+      </w:r>
+      <w:r>
+        <w:rPr>
+          <w:rFonts w:ascii="Times New Roman" w:eastAsia="標楷體" w:hAnsi="Times New Roman" w:cs="Times New Roman"/>
+        </w:rPr>
+        <w:t>Linux</w:t>
+      </w:r>
+      <w:r>
+        <w:rPr>
+          <w:rFonts w:ascii="Times New Roman" w:eastAsia="標楷體" w:hAnsi="Times New Roman" w:cs="Times New Roman"/>
+        </w:rPr>
+        <w:t>環境中），顯著提升語音生成速度與穩定性。同時容器化部署讓系統具備更佳的移植性與維護彈性，能快速應對跨平台部署需求。</w:t>
+      </w:r>
+    </w:p>
+    <w:p>
+      <w:pPr>
+        <w:spacing w:line="276" w:lineRule="auto"/>
+        <w:ind w:left="480" w:firstLine="480"/>
+        <w:rPr>
+          <w:rFonts w:ascii="Times New Roman" w:eastAsia="標楷體" w:hAnsi="Times New Roman" w:cs="Times New Roman"/>
+        </w:rPr>
+      </w:pPr>
+      <w:r>
+        <w:rPr>
+          <w:rFonts w:ascii="Times New Roman" w:eastAsia="標楷體" w:hAnsi="Times New Roman" w:cs="Times New Roman"/>
+          <w:b/>
+          <w:bCs/>
+        </w:rPr>
+        <w:t>WSL</w:t>
+      </w:r>
+      <w:r>
+        <w:rPr>
+          <w:rFonts w:ascii="Times New Roman" w:eastAsia="標楷體" w:hAnsi="Times New Roman" w:cs="Times New Roman"/>
+          <w:b/>
+          <w:bCs/>
+        </w:rPr>
+        <w:t>（</w:t>
+      </w:r>
+      <w:r>
+        <w:rPr>
+          <w:rFonts w:ascii="Times New Roman" w:eastAsia="標楷體" w:hAnsi="Times New Roman" w:cs="Times New Roman"/>
+          <w:b/>
+          <w:bCs/>
+        </w:rPr>
+        <w:t>Windows Subsystem for Linux, Ubuntu</w:t>
+      </w:r>
+      <w:r>
+        <w:rPr>
+          <w:rFonts w:ascii="Times New Roman" w:eastAsia="標楷體" w:hAnsi="Times New Roman" w:cs="Times New Roman"/>
+          <w:b/>
+          <w:bCs/>
+        </w:rPr>
+        <w:t>）</w:t>
+      </w:r>
+      <w:r>
+        <w:rPr>
+          <w:rFonts w:ascii="Times New Roman" w:eastAsia="標楷體" w:hAnsi="Times New Roman" w:cs="Times New Roman" w:hint="eastAsia"/>
+          <w:b/>
+          <w:bCs/>
+        </w:rPr>
+        <w:t>：</w:t>
+      </w:r>
+    </w:p>
+    <w:p>
+      <w:pPr>
+        <w:spacing w:line="276" w:lineRule="auto"/>
+        <w:ind w:left="1474" w:firstLine="482"/>
+        <w:rPr>
+          <w:rFonts w:ascii="Times New Roman" w:eastAsia="標楷體" w:hAnsi="Times New Roman" w:cs="Times New Roman"/>
+        </w:rPr>
+      </w:pPr>
+      <w:r>
+        <w:rPr>
+          <w:rFonts w:ascii="Times New Roman" w:eastAsia="標楷體" w:hAnsi="Times New Roman" w:cs="Times New Roman"/>
+        </w:rPr>
+        <w:t xml:space="preserve">WSL </w:t>
+      </w:r>
+      <w:r>
+        <w:rPr>
+          <w:rFonts w:ascii="Times New Roman" w:eastAsia="標楷體" w:hAnsi="Times New Roman" w:cs="Times New Roman"/>
+        </w:rPr>
+        <w:t>允許在</w:t>
+      </w:r>
+      <w:r>
+        <w:rPr>
+          <w:rFonts w:ascii="Times New Roman" w:eastAsia="標楷體" w:hAnsi="Times New Roman" w:cs="Times New Roman"/>
+        </w:rPr>
+        <w:t xml:space="preserve"> Windows </w:t>
+      </w:r>
+      <w:r>
+        <w:rPr>
+          <w:rFonts w:ascii="Times New Roman" w:eastAsia="標楷體" w:hAnsi="Times New Roman" w:cs="Times New Roman"/>
+        </w:rPr>
+        <w:t>系統中執行原生</w:t>
+      </w:r>
+      <w:r>
+        <w:rPr>
+          <w:rFonts w:ascii="Times New Roman" w:eastAsia="標楷體" w:hAnsi="Times New Roman" w:cs="Times New Roman"/>
+        </w:rPr>
+        <w:t xml:space="preserve"> Linux </w:t>
+      </w:r>
+      <w:r>
+        <w:rPr>
+          <w:rFonts w:ascii="Times New Roman" w:eastAsia="標楷體" w:hAnsi="Times New Roman" w:cs="Times New Roman"/>
+        </w:rPr>
+        <w:t>環境。</w:t>
+      </w:r>
+      <w:r>
+        <w:rPr>
+          <w:rFonts w:ascii="Times New Roman" w:eastAsia="標楷體" w:hAnsi="Times New Roman" w:cs="Times New Roman"/>
+        </w:rPr>
+        <w:t xml:space="preserve">WSL2 </w:t>
+      </w:r>
+      <w:r>
+        <w:rPr>
+          <w:rFonts w:ascii="Times New Roman" w:eastAsia="標楷體" w:hAnsi="Times New Roman" w:cs="Times New Roman"/>
+        </w:rPr>
+        <w:t>更進一步支援</w:t>
+      </w:r>
+      <w:r>
+        <w:rPr>
+          <w:rFonts w:ascii="Times New Roman" w:eastAsia="標楷體" w:hAnsi="Times New Roman" w:cs="Times New Roman"/>
+        </w:rPr>
+        <w:t xml:space="preserve"> Docker </w:t>
+      </w:r>
+      <w:r>
+        <w:rPr>
+          <w:rFonts w:ascii="Times New Roman" w:eastAsia="標楷體" w:hAnsi="Times New Roman" w:cs="Times New Roman"/>
+        </w:rPr>
+        <w:t>與</w:t>
+      </w:r>
+      <w:r>
+        <w:rPr>
+          <w:rFonts w:ascii="Times New Roman" w:eastAsia="標楷體" w:hAnsi="Times New Roman" w:cs="Times New Roman"/>
+        </w:rPr>
+        <w:t xml:space="preserve"> GPU </w:t>
+      </w:r>
+      <w:r>
+        <w:rPr>
+          <w:rFonts w:ascii="Times New Roman" w:eastAsia="標楷體" w:hAnsi="Times New Roman" w:cs="Times New Roman"/>
+        </w:rPr>
+        <w:t>運算，適合需要</w:t>
+      </w:r>
+      <w:r>
+        <w:rPr>
+          <w:rFonts w:ascii="Times New Roman" w:eastAsia="標楷體" w:hAnsi="Times New Roman" w:cs="Times New Roman"/>
+        </w:rPr>
+        <w:t xml:space="preserve"> Linux </w:t>
+      </w:r>
+      <w:r>
+        <w:rPr>
+          <w:rFonts w:ascii="Times New Roman" w:eastAsia="標楷體" w:hAnsi="Times New Roman" w:cs="Times New Roman"/>
+        </w:rPr>
+        <w:t>依賴的開發情境。由於</w:t>
+      </w:r>
+      <w:r>
+        <w:rPr>
+          <w:rFonts w:ascii="Times New Roman" w:eastAsia="標楷體" w:hAnsi="Times New Roman" w:cs="Times New Roman"/>
+        </w:rPr>
+        <w:t xml:space="preserve"> Windows </w:t>
+      </w:r>
+      <w:r>
+        <w:rPr>
+          <w:rFonts w:ascii="Times New Roman" w:eastAsia="標楷體" w:hAnsi="Times New Roman" w:cs="Times New Roman"/>
+        </w:rPr>
+        <w:t>不支援</w:t>
+      </w:r>
+      <w:r>
+        <w:rPr>
+          <w:rFonts w:ascii="Times New Roman" w:eastAsia="標楷體" w:hAnsi="Times New Roman" w:cs="Times New Roman"/>
+        </w:rPr>
+        <w:t xml:space="preserve"> NVIDIA Container Toolkit</w:t>
+      </w:r>
+      <w:r>
+        <w:rPr>
+          <w:rFonts w:ascii="Times New Roman" w:eastAsia="標楷體" w:hAnsi="Times New Roman" w:cs="Times New Roman"/>
+        </w:rPr>
+        <w:t>，無法直接使用</w:t>
+      </w:r>
+      <w:r>
+        <w:rPr>
+          <w:rFonts w:ascii="Times New Roman" w:eastAsia="標楷體" w:hAnsi="Times New Roman" w:cs="Times New Roman"/>
+        </w:rPr>
+        <w:t xml:space="preserve"> GPU </w:t>
+      </w:r>
+      <w:r>
+        <w:rPr>
+          <w:rFonts w:ascii="Times New Roman" w:eastAsia="標楷體" w:hAnsi="Times New Roman" w:cs="Times New Roman"/>
+        </w:rPr>
+        <w:t>運算，因此系統使用</w:t>
+      </w:r>
+      <w:r>
+        <w:rPr>
+          <w:rFonts w:ascii="Times New Roman" w:eastAsia="標楷體" w:hAnsi="Times New Roman" w:cs="Times New Roman"/>
+        </w:rPr>
+        <w:t xml:space="preserve"> WSL2 </w:t>
+      </w:r>
+      <w:r>
+        <w:rPr>
+          <w:rFonts w:ascii="Times New Roman" w:eastAsia="標楷體" w:hAnsi="Times New Roman" w:cs="Times New Roman"/>
+        </w:rPr>
+        <w:t>來模擬</w:t>
+      </w:r>
+      <w:r>
+        <w:rPr>
+          <w:rFonts w:ascii="Times New Roman" w:eastAsia="標楷體" w:hAnsi="Times New Roman" w:cs="Times New Roman"/>
+        </w:rPr>
+        <w:t xml:space="preserve"> Linux </w:t>
+      </w:r>
+      <w:r>
+        <w:rPr>
+          <w:rFonts w:ascii="Times New Roman" w:eastAsia="標楷體" w:hAnsi="Times New Roman" w:cs="Times New Roman"/>
+        </w:rPr>
+        <w:t>環境。與傳統虛擬機相比，</w:t>
+      </w:r>
+      <w:r>
+        <w:rPr>
+          <w:rFonts w:ascii="Times New Roman" w:eastAsia="標楷體" w:hAnsi="Times New Roman" w:cs="Times New Roman"/>
+        </w:rPr>
+        <w:t xml:space="preserve">WSL2 </w:t>
+      </w:r>
+      <w:r>
+        <w:rPr>
+          <w:rFonts w:ascii="Times New Roman" w:eastAsia="標楷體" w:hAnsi="Times New Roman" w:cs="Times New Roman"/>
+        </w:rPr>
+        <w:t>佔用資源更少，啟動速度更快；與</w:t>
+      </w:r>
+      <w:r>
+        <w:rPr>
+          <w:rFonts w:ascii="Times New Roman" w:eastAsia="標楷體" w:hAnsi="Times New Roman" w:cs="Times New Roman"/>
+        </w:rPr>
+        <w:t xml:space="preserve"> Docker </w:t>
+      </w:r>
+      <w:r>
+        <w:rPr>
+          <w:rFonts w:ascii="Times New Roman" w:eastAsia="標楷體" w:hAnsi="Times New Roman" w:cs="Times New Roman"/>
+        </w:rPr>
+        <w:t>相比，</w:t>
+      </w:r>
+      <w:r>
+        <w:rPr>
+          <w:rFonts w:ascii="Times New Roman" w:eastAsia="標楷體" w:hAnsi="Times New Roman" w:cs="Times New Roman"/>
+        </w:rPr>
+        <w:t xml:space="preserve">WSL2 </w:t>
+      </w:r>
+      <w:r>
+        <w:rPr>
+          <w:rFonts w:ascii="Times New Roman" w:eastAsia="標楷體" w:hAnsi="Times New Roman" w:cs="Times New Roman"/>
+        </w:rPr>
+        <w:t>提供完整</w:t>
+      </w:r>
+      <w:r>
+        <w:rPr>
+          <w:rFonts w:ascii="Times New Roman" w:eastAsia="標楷體" w:hAnsi="Times New Roman" w:cs="Times New Roman"/>
+        </w:rPr>
+        <w:t xml:space="preserve"> Linux </w:t>
+      </w:r>
+      <w:r>
+        <w:rPr>
+          <w:rFonts w:ascii="Times New Roman" w:eastAsia="標楷體" w:hAnsi="Times New Roman" w:cs="Times New Roman"/>
+        </w:rPr>
+        <w:t>作業環境並支援多用途開發</w:t>
+      </w:r>
+      <w:r>
+        <w:rPr>
+          <w:rFonts w:ascii="Times New Roman" w:eastAsia="標楷體" w:hAnsi="Times New Roman" w:cs="Times New Roman"/>
+        </w:rPr>
+        <w:t>。</w:t>
+      </w:r>
+    </w:p>
+    <w:p>
+      <w:pPr>
+        <w:widowControl/>
+        <w:rPr>
+          <w:rFonts w:ascii="Times New Roman" w:eastAsia="標楷體" w:hAnsi="Times New Roman" w:cs="Times New Roman"/>
+        </w:rPr>
+      </w:pPr>
+      <w:r>
+        <w:rPr>
+          <w:rFonts w:ascii="Times New Roman" w:eastAsia="標楷體" w:hAnsi="Times New Roman" w:cs="Times New Roman"/>
+        </w:rPr>
+        <w:br w:type="page"/>
+      </w:r>
+    </w:p>
+    <w:p>
+      <w:pPr>
+        <w:spacing w:line="276" w:lineRule="auto"/>
+        <w:ind w:left="480" w:firstLine="480"/>
+        <w:rPr>
+          <w:rFonts w:ascii="Times New Roman" w:eastAsia="標楷體" w:hAnsi="Times New Roman" w:cs="Times New Roman"/>
+          <w:b/>
+          <w:bCs/>
+        </w:rPr>
+      </w:pPr>
+      <w:r>
+        <w:rPr>
+          <w:rFonts w:ascii="Times New Roman" w:eastAsia="標楷體" w:hAnsi="Times New Roman" w:cs="Times New Roman"/>
+          <w:b/>
+          <w:bCs/>
+        </w:rPr>
+        <w:lastRenderedPageBreak/>
+        <w:t>F5-TTS</w:t>
+      </w:r>
+      <w:r>
+        <w:rPr>
+          <w:rFonts w:ascii="Times New Roman" w:eastAsia="標楷體" w:hAnsi="Times New Roman" w:cs="Times New Roman" w:hint="eastAsia"/>
+          <w:b/>
+          <w:bCs/>
+        </w:rPr>
+        <w:t>：</w:t>
+      </w:r>
+    </w:p>
+    <w:p>
+      <w:pPr>
+        <w:spacing w:line="276" w:lineRule="auto"/>
+        <w:ind w:left="1474" w:firstLine="482"/>
+        <w:rPr>
+          <w:rFonts w:ascii="Times New Roman" w:eastAsia="標楷體" w:hAnsi="Times New Roman" w:cs="Times New Roman"/>
+        </w:rPr>
+      </w:pPr>
+      <w:r>
+        <w:rPr>
+          <w:rFonts w:ascii="Times New Roman" w:eastAsia="標楷體" w:hAnsi="Times New Roman" w:cs="Times New Roman"/>
+        </w:rPr>
+        <w:t xml:space="preserve">F5-TTS </w:t>
+      </w:r>
+      <w:r>
+        <w:rPr>
+          <w:rFonts w:ascii="Times New Roman" w:eastAsia="標楷體" w:hAnsi="Times New Roman" w:cs="Times New Roman"/>
+        </w:rPr>
+        <w:t>是一個高效能的文字轉語音系統，支援多語者模型、語調調整與</w:t>
+      </w:r>
+      <w:r>
+        <w:rPr>
+          <w:rFonts w:ascii="Times New Roman" w:eastAsia="標楷體" w:hAnsi="Times New Roman" w:cs="Times New Roman"/>
+        </w:rPr>
+        <w:t xml:space="preserve"> GPU </w:t>
+      </w:r>
+      <w:r>
+        <w:rPr>
+          <w:rFonts w:ascii="Times New Roman" w:eastAsia="標楷體" w:hAnsi="Times New Roman" w:cs="Times New Roman"/>
+        </w:rPr>
+        <w:t>加速。提供</w:t>
+      </w:r>
+      <w:r>
+        <w:rPr>
+          <w:rFonts w:ascii="Times New Roman" w:eastAsia="標楷體" w:hAnsi="Times New Roman" w:cs="Times New Roman"/>
+        </w:rPr>
+        <w:t xml:space="preserve"> REST API</w:t>
+      </w:r>
+      <w:r>
+        <w:rPr>
+          <w:rFonts w:ascii="Times New Roman" w:eastAsia="標楷體" w:hAnsi="Times New Roman" w:cs="Times New Roman"/>
+        </w:rPr>
+        <w:t>，可整合進任何支援</w:t>
+      </w:r>
+      <w:r>
+        <w:rPr>
+          <w:rFonts w:ascii="Times New Roman" w:eastAsia="標楷體" w:hAnsi="Times New Roman" w:cs="Times New Roman"/>
+        </w:rPr>
+        <w:t xml:space="preserve"> HTTP </w:t>
+      </w:r>
+      <w:r>
+        <w:rPr>
+          <w:rFonts w:ascii="Times New Roman" w:eastAsia="標楷體" w:hAnsi="Times New Roman" w:cs="Times New Roman"/>
+        </w:rPr>
+        <w:t>的應用中，在本專案中負責將</w:t>
+      </w:r>
+      <w:r>
+        <w:rPr>
+          <w:rFonts w:ascii="Times New Roman" w:eastAsia="標楷體" w:hAnsi="Times New Roman" w:cs="Times New Roman"/>
+        </w:rPr>
+        <w:t xml:space="preserve"> GPT </w:t>
+      </w:r>
+      <w:r>
+        <w:rPr>
+          <w:rFonts w:ascii="Times New Roman" w:eastAsia="標楷體" w:hAnsi="Times New Roman" w:cs="Times New Roman"/>
+        </w:rPr>
+        <w:t>回傳的文字轉為自然語音，並提供</w:t>
+      </w:r>
+      <w:r>
+        <w:rPr>
+          <w:rFonts w:ascii="Times New Roman" w:eastAsia="標楷體" w:hAnsi="Times New Roman" w:cs="Times New Roman"/>
+        </w:rPr>
+        <w:t xml:space="preserve"> API </w:t>
+      </w:r>
+      <w:r>
+        <w:rPr>
+          <w:rFonts w:ascii="Times New Roman" w:eastAsia="標楷體" w:hAnsi="Times New Roman" w:cs="Times New Roman"/>
+        </w:rPr>
+        <w:t>供</w:t>
+      </w:r>
+      <w:r>
+        <w:rPr>
+          <w:rFonts w:ascii="Times New Roman" w:eastAsia="標楷體" w:hAnsi="Times New Roman" w:cs="Times New Roman"/>
+        </w:rPr>
+        <w:t xml:space="preserve"> Unity </w:t>
+      </w:r>
+      <w:r>
+        <w:rPr>
+          <w:rFonts w:ascii="Times New Roman" w:eastAsia="標楷體" w:hAnsi="Times New Roman" w:cs="Times New Roman"/>
+        </w:rPr>
+        <w:t>取得音檔播放。</w:t>
+      </w:r>
+      <w:r>
+        <w:rPr>
+          <w:rFonts w:ascii="Times New Roman" w:eastAsia="標楷體" w:hAnsi="Times New Roman" w:cs="Times New Roman"/>
+        </w:rPr>
+        <w:t xml:space="preserve"> </w:t>
+      </w:r>
+      <w:r>
+        <w:rPr>
+          <w:rFonts w:ascii="Times New Roman" w:eastAsia="標楷體" w:hAnsi="Times New Roman" w:cs="Times New Roman"/>
+        </w:rPr>
+        <w:t>相較於其他主流</w:t>
+      </w:r>
+      <w:r>
+        <w:rPr>
+          <w:rFonts w:ascii="Times New Roman" w:eastAsia="標楷體" w:hAnsi="Times New Roman" w:cs="Times New Roman"/>
+        </w:rPr>
+        <w:t xml:space="preserve"> TTS </w:t>
+      </w:r>
+      <w:r>
+        <w:rPr>
+          <w:rFonts w:ascii="Times New Roman" w:eastAsia="標楷體" w:hAnsi="Times New Roman" w:cs="Times New Roman"/>
+        </w:rPr>
+        <w:t>系統，</w:t>
+      </w:r>
+      <w:r>
+        <w:rPr>
+          <w:rFonts w:ascii="Times New Roman" w:eastAsia="標楷體" w:hAnsi="Times New Roman" w:cs="Times New Roman"/>
+        </w:rPr>
+        <w:t xml:space="preserve">F5-TTS </w:t>
+      </w:r>
+      <w:proofErr w:type="gramStart"/>
+      <w:r>
+        <w:rPr>
+          <w:rFonts w:ascii="Times New Roman" w:eastAsia="標楷體" w:hAnsi="Times New Roman" w:cs="Times New Roman"/>
+        </w:rPr>
+        <w:t>採</w:t>
+      </w:r>
+      <w:proofErr w:type="gramEnd"/>
+      <w:r>
+        <w:rPr>
+          <w:rFonts w:ascii="Times New Roman" w:eastAsia="標楷體" w:hAnsi="Times New Roman" w:cs="Times New Roman"/>
+        </w:rPr>
+        <w:t>本地部署架構，具備高度客製化與效能優勢。與</w:t>
+      </w:r>
+      <w:r>
+        <w:rPr>
+          <w:rFonts w:ascii="Times New Roman" w:eastAsia="標楷體" w:hAnsi="Times New Roman" w:cs="Times New Roman"/>
+        </w:rPr>
+        <w:t xml:space="preserve"> Google Text-to-Speech</w:t>
+      </w:r>
+      <w:r>
+        <w:rPr>
+          <w:rFonts w:ascii="Times New Roman" w:eastAsia="標楷體" w:hAnsi="Times New Roman" w:cs="Times New Roman"/>
+        </w:rPr>
+        <w:t>、</w:t>
+      </w:r>
+      <w:r>
+        <w:rPr>
+          <w:rFonts w:ascii="Times New Roman" w:eastAsia="標楷體" w:hAnsi="Times New Roman" w:cs="Times New Roman"/>
+        </w:rPr>
+        <w:t xml:space="preserve">Amazon Polly </w:t>
+      </w:r>
+      <w:r>
+        <w:rPr>
+          <w:rFonts w:ascii="Times New Roman" w:eastAsia="標楷體" w:hAnsi="Times New Roman" w:cs="Times New Roman"/>
+        </w:rPr>
+        <w:t>或</w:t>
+      </w:r>
+      <w:r>
+        <w:rPr>
+          <w:rFonts w:ascii="Times New Roman" w:eastAsia="標楷體" w:hAnsi="Times New Roman" w:cs="Times New Roman"/>
+        </w:rPr>
+        <w:t xml:space="preserve"> Azure TTS </w:t>
+      </w:r>
+      <w:r>
+        <w:rPr>
+          <w:rFonts w:ascii="Times New Roman" w:eastAsia="標楷體" w:hAnsi="Times New Roman" w:cs="Times New Roman"/>
+        </w:rPr>
+        <w:t>等雲端商業服務相比，</w:t>
+      </w:r>
+      <w:r>
+        <w:rPr>
+          <w:rFonts w:ascii="Times New Roman" w:eastAsia="標楷體" w:hAnsi="Times New Roman" w:cs="Times New Roman"/>
+        </w:rPr>
+        <w:t xml:space="preserve">F5-TTS </w:t>
+      </w:r>
+      <w:r>
+        <w:rPr>
+          <w:rFonts w:ascii="Times New Roman" w:eastAsia="標楷體" w:hAnsi="Times New Roman" w:cs="Times New Roman"/>
+        </w:rPr>
+        <w:t>不受商業流量限制、無需連網即可運作，且可依需求調整模型、語音風格與執行環境</w:t>
+      </w:r>
+      <w:r>
+        <w:rPr>
+          <w:rFonts w:ascii="Times New Roman" w:eastAsia="標楷體" w:hAnsi="Times New Roman" w:cs="Times New Roman"/>
+        </w:rPr>
+        <w:t>，</w:t>
+      </w:r>
+      <w:r>
+        <w:rPr>
+          <w:rFonts w:ascii="Times New Roman" w:eastAsia="標楷體" w:hAnsi="Times New Roman" w:cs="Times New Roman"/>
+        </w:rPr>
+        <w:t>和</w:t>
+      </w:r>
+      <w:r>
+        <w:rPr>
+          <w:rFonts w:ascii="Times New Roman" w:eastAsia="標楷體" w:hAnsi="Times New Roman" w:cs="Times New Roman"/>
+        </w:rPr>
+        <w:t>先前使用的</w:t>
+      </w:r>
+      <w:r>
+        <w:rPr>
+          <w:rFonts w:ascii="Times New Roman" w:eastAsia="標楷體" w:hAnsi="Times New Roman" w:cs="Times New Roman"/>
+        </w:rPr>
+        <w:t>GPT-</w:t>
+      </w:r>
+      <w:proofErr w:type="spellStart"/>
+      <w:r>
+        <w:rPr>
+          <w:rFonts w:ascii="Times New Roman" w:eastAsia="標楷體" w:hAnsi="Times New Roman" w:cs="Times New Roman"/>
+        </w:rPr>
+        <w:t>SoVITS</w:t>
+      </w:r>
+      <w:proofErr w:type="spellEnd"/>
+      <w:r>
+        <w:rPr>
+          <w:rFonts w:ascii="Times New Roman" w:eastAsia="標楷體" w:hAnsi="Times New Roman" w:cs="Times New Roman"/>
+        </w:rPr>
+        <w:t>相比又有更快的生成速度。</w:t>
+      </w:r>
+    </w:p>
+    <w:p>
+      <w:pPr>
+        <w:spacing w:line="276" w:lineRule="auto"/>
+        <w:ind w:left="1474" w:firstLine="482"/>
+        <w:rPr>
+          <w:rFonts w:ascii="Times New Roman" w:eastAsia="標楷體" w:hAnsi="Times New Roman" w:cs="Times New Roman"/>
+        </w:rPr>
+      </w:pPr>
+    </w:p>
+    <w:p>
+      <w:pPr>
+        <w:spacing w:line="240" w:lineRule="auto"/>
+        <w:rPr>
+          <w:rFonts w:ascii="Times New Roman" w:eastAsia="標楷體" w:hAnsi="Times New Roman" w:cs="Times New Roman"/>
+          <w:sz w:val="28"/>
+          <w:szCs w:val="28"/>
+        </w:rPr>
+      </w:pPr>
       <w:r>
         <w:rPr>
           <w:rFonts w:ascii="Times New Roman" w:eastAsia="標楷體" w:hAnsi="Times New Roman" w:cs="Times New Roman" w:hint="eastAsia"/>
           <w:sz w:val="28"/>
           <w:szCs w:val="28"/>
         </w:rPr>
-        <w:t xml:space="preserve"> </w:t>
+        <w:t xml:space="preserve">4.2 </w:t>
       </w:r>
       <w:r>
         <w:rPr>
@@ -9440,2146 +12882,6 @@
           <w:sz w:val="28"/>
           <w:szCs w:val="28"/>
         </w:rPr>
-        <w:t>使用的開發工具</w:t>
-      </w:r>
-    </w:p>
-    <w:p>
-      <w:pPr>
-        <w:spacing w:before="240" w:after="240" w:line="240" w:lineRule="auto"/>
-        <w:ind w:firstLine="480"/>
-        <w:rPr>
-          <w:rFonts w:ascii="Times New Roman" w:eastAsia="標楷體" w:hAnsi="Times New Roman" w:cs="Times New Roman"/>
-        </w:rPr>
-      </w:pPr>
-      <w:r>
-        <w:rPr>
-          <w:rFonts w:ascii="Times New Roman" w:eastAsia="標楷體" w:hAnsi="Times New Roman" w:cs="Times New Roman"/>
-        </w:rPr>
-        <w:t>在本專題中，系統實作</w:t>
-      </w:r>
-      <w:r>
-        <w:rPr>
-          <w:rFonts w:ascii="Times New Roman" w:eastAsia="標楷體" w:hAnsi="Times New Roman" w:cs="Times New Roman" w:hint="eastAsia"/>
-        </w:rPr>
-        <w:t>以</w:t>
-      </w:r>
-      <w:r>
-        <w:rPr>
-          <w:rFonts w:ascii="Times New Roman" w:eastAsia="標楷體" w:hAnsi="Times New Roman" w:cs="Times New Roman"/>
-        </w:rPr>
-        <w:t>Unity</w:t>
-      </w:r>
-      <w:r>
-        <w:rPr>
-          <w:rFonts w:ascii="Times New Roman" w:eastAsia="標楷體" w:hAnsi="Times New Roman" w:cs="Times New Roman"/>
-        </w:rPr>
-        <w:t>作為核心開發與執行平台，並以</w:t>
-      </w:r>
-      <w:r>
-        <w:rPr>
-          <w:rFonts w:ascii="Times New Roman" w:eastAsia="標楷體" w:hAnsi="Times New Roman" w:cs="Times New Roman"/>
-        </w:rPr>
-        <w:t>Microsoft Visual Studio 2022</w:t>
-      </w:r>
-      <w:r>
-        <w:rPr>
-          <w:rFonts w:ascii="Times New Roman" w:eastAsia="標楷體" w:hAnsi="Times New Roman" w:cs="Times New Roman"/>
-        </w:rPr>
-        <w:t>進行程式碼撰寫與除錯，採用</w:t>
-      </w:r>
-      <w:r>
-        <w:rPr>
-          <w:rFonts w:ascii="Times New Roman" w:eastAsia="標楷體" w:hAnsi="Times New Roman" w:cs="Times New Roman"/>
-        </w:rPr>
-        <w:t>C#</w:t>
-      </w:r>
-      <w:r>
-        <w:rPr>
-          <w:rFonts w:ascii="Times New Roman" w:eastAsia="標楷體" w:hAnsi="Times New Roman" w:cs="Times New Roman"/>
-        </w:rPr>
-        <w:t>作為主要程式語言。我們使用</w:t>
-      </w:r>
-      <w:r>
-        <w:rPr>
-          <w:rFonts w:ascii="Times New Roman" w:eastAsia="標楷體" w:hAnsi="Times New Roman" w:cs="Times New Roman"/>
-        </w:rPr>
-        <w:t xml:space="preserve">Meta Quest </w:t>
-      </w:r>
-      <w:r>
-        <w:rPr>
-          <w:rFonts w:ascii="Times New Roman" w:eastAsia="標楷體" w:hAnsi="Times New Roman" w:cs="Times New Roman" w:hint="eastAsia"/>
-        </w:rPr>
-        <w:t>3</w:t>
-      </w:r>
-      <w:r>
-        <w:rPr>
-          <w:rFonts w:ascii="Times New Roman" w:eastAsia="標楷體" w:hAnsi="Times New Roman" w:cs="Times New Roman"/>
-        </w:rPr>
-        <w:t>作為</w:t>
-      </w:r>
-      <w:r>
-        <w:rPr>
-          <w:rFonts w:ascii="Times New Roman" w:eastAsia="標楷體" w:hAnsi="Times New Roman" w:cs="Times New Roman"/>
-        </w:rPr>
-        <w:t xml:space="preserve"> VR </w:t>
-      </w:r>
-      <w:r>
-        <w:rPr>
-          <w:rFonts w:ascii="Times New Roman" w:eastAsia="標楷體" w:hAnsi="Times New Roman" w:cs="Times New Roman"/>
-        </w:rPr>
-        <w:t>測試設備，並透過</w:t>
-      </w:r>
-      <w:r>
-        <w:rPr>
-          <w:rFonts w:ascii="Times New Roman" w:eastAsia="標楷體" w:hAnsi="Times New Roman" w:cs="Times New Roman"/>
-        </w:rPr>
-        <w:t>Meta Quest Link</w:t>
-      </w:r>
-      <w:r>
-        <w:rPr>
-          <w:rFonts w:ascii="Times New Roman" w:eastAsia="標楷體" w:hAnsi="Times New Roman" w:cs="Times New Roman"/>
-        </w:rPr>
-        <w:t>進行運行測試，以確保系統在沉浸式環境中的穩定性與效能。</w:t>
-      </w:r>
-    </w:p>
-    <w:p>
-      <w:pPr>
-        <w:spacing w:before="240" w:after="240" w:line="240" w:lineRule="auto"/>
-        <w:ind w:firstLine="480"/>
-        <w:rPr>
-          <w:rFonts w:ascii="Times New Roman" w:eastAsia="標楷體" w:hAnsi="Times New Roman" w:cs="Times New Roman"/>
-        </w:rPr>
-      </w:pPr>
-      <w:r>
-        <w:rPr>
-          <w:rFonts w:ascii="Times New Roman" w:eastAsia="標楷體" w:hAnsi="Times New Roman" w:cs="Times New Roman"/>
-        </w:rPr>
-        <w:t>在系統建構方面，我們運用了</w:t>
-      </w:r>
-      <w:r>
-        <w:rPr>
-          <w:rFonts w:ascii="Times New Roman" w:eastAsia="標楷體" w:hAnsi="Times New Roman" w:cs="Times New Roman"/>
-        </w:rPr>
-        <w:t>Blender</w:t>
-      </w:r>
-      <w:r>
-        <w:rPr>
-          <w:rFonts w:ascii="Times New Roman" w:eastAsia="標楷體" w:hAnsi="Times New Roman" w:cs="Times New Roman"/>
-        </w:rPr>
-        <w:t>製作與輸出</w:t>
-      </w:r>
-      <w:r>
-        <w:rPr>
-          <w:rFonts w:ascii="Times New Roman" w:eastAsia="標楷體" w:hAnsi="Times New Roman" w:cs="Times New Roman"/>
-        </w:rPr>
-        <w:t>3D</w:t>
-      </w:r>
-      <w:r>
-        <w:rPr>
-          <w:rFonts w:ascii="Times New Roman" w:eastAsia="標楷體" w:hAnsi="Times New Roman" w:cs="Times New Roman"/>
-        </w:rPr>
-        <w:t>模型，並依據統一規範進行貼圖與材質處理，確保能夠順利導入</w:t>
-      </w:r>
-      <w:r>
-        <w:rPr>
-          <w:rFonts w:ascii="Times New Roman" w:eastAsia="標楷體" w:hAnsi="Times New Roman" w:cs="Times New Roman"/>
-        </w:rPr>
-        <w:t>Unity</w:t>
-      </w:r>
-      <w:r>
-        <w:rPr>
-          <w:rFonts w:ascii="Times New Roman" w:eastAsia="標楷體" w:hAnsi="Times New Roman" w:cs="Times New Roman"/>
-        </w:rPr>
-        <w:t>。介面設計部分，則透過</w:t>
-      </w:r>
-      <w:r>
-        <w:rPr>
-          <w:rFonts w:ascii="Times New Roman" w:eastAsia="標楷體" w:hAnsi="Times New Roman" w:cs="Times New Roman"/>
-        </w:rPr>
-        <w:t xml:space="preserve"> Canva </w:t>
-      </w:r>
-      <w:r>
-        <w:rPr>
-          <w:rFonts w:ascii="Times New Roman" w:eastAsia="標楷體" w:hAnsi="Times New Roman" w:cs="Times New Roman"/>
-        </w:rPr>
-        <w:t>建立互動流程原型與設計系統，提供一致的</w:t>
-      </w:r>
-      <w:r>
-        <w:rPr>
-          <w:rFonts w:ascii="Times New Roman" w:eastAsia="標楷體" w:hAnsi="Times New Roman" w:cs="Times New Roman"/>
-        </w:rPr>
-        <w:t xml:space="preserve"> UI/UX </w:t>
-      </w:r>
-      <w:r>
-        <w:rPr>
-          <w:rFonts w:ascii="Times New Roman" w:eastAsia="標楷體" w:hAnsi="Times New Roman" w:cs="Times New Roman"/>
-        </w:rPr>
-        <w:t>樣式，作為</w:t>
-      </w:r>
-      <w:r>
-        <w:rPr>
-          <w:rFonts w:ascii="Times New Roman" w:eastAsia="標楷體" w:hAnsi="Times New Roman" w:cs="Times New Roman"/>
-        </w:rPr>
-        <w:t xml:space="preserve"> Unity UI </w:t>
-      </w:r>
-      <w:r>
-        <w:rPr>
-          <w:rFonts w:ascii="Times New Roman" w:eastAsia="標楷體" w:hAnsi="Times New Roman" w:cs="Times New Roman"/>
-        </w:rPr>
-        <w:t>開發的依據。</w:t>
-      </w:r>
-    </w:p>
-    <w:p>
-      <w:pPr>
-        <w:spacing w:before="240" w:after="240" w:line="240" w:lineRule="auto"/>
-        <w:ind w:firstLine="480"/>
-        <w:rPr>
-          <w:rFonts w:ascii="Times New Roman" w:eastAsia="標楷體" w:hAnsi="Times New Roman" w:cs="Times New Roman"/>
-        </w:rPr>
-      </w:pPr>
-      <w:r>
-        <w:rPr>
-          <w:rFonts w:ascii="Times New Roman" w:eastAsia="標楷體" w:hAnsi="Times New Roman" w:cs="Times New Roman"/>
-        </w:rPr>
-        <w:t>在</w:t>
-      </w:r>
-      <w:r>
-        <w:rPr>
-          <w:rFonts w:ascii="Times New Roman" w:eastAsia="標楷體" w:hAnsi="Times New Roman" w:cs="Times New Roman" w:hint="eastAsia"/>
-        </w:rPr>
-        <w:t>學習歷程</w:t>
-      </w:r>
-      <w:r>
-        <w:rPr>
-          <w:rFonts w:ascii="Times New Roman" w:eastAsia="標楷體" w:hAnsi="Times New Roman" w:cs="Times New Roman"/>
-        </w:rPr>
-        <w:t>服務</w:t>
-      </w:r>
-      <w:r>
-        <w:rPr>
-          <w:rFonts w:ascii="Times New Roman" w:eastAsia="標楷體" w:hAnsi="Times New Roman" w:cs="Times New Roman" w:hint="eastAsia"/>
-        </w:rPr>
-        <w:t>中</w:t>
-      </w:r>
-      <w:r>
-        <w:rPr>
-          <w:rFonts w:ascii="Times New Roman" w:eastAsia="標楷體" w:hAnsi="Times New Roman" w:cs="Times New Roman"/>
-        </w:rPr>
-        <w:t>，專題採用</w:t>
-      </w:r>
-      <w:r>
-        <w:rPr>
-          <w:rFonts w:ascii="Times New Roman" w:eastAsia="標楷體" w:hAnsi="Times New Roman" w:cs="Times New Roman"/>
-        </w:rPr>
-        <w:t>Deno</w:t>
-      </w:r>
-      <w:r>
-        <w:rPr>
-          <w:rFonts w:ascii="Times New Roman" w:eastAsia="標楷體" w:hAnsi="Times New Roman" w:cs="Times New Roman"/>
-        </w:rPr>
-        <w:t>架設課程管理與資料存取介面，並與</w:t>
-      </w:r>
-      <w:r>
-        <w:rPr>
-          <w:rFonts w:ascii="Times New Roman" w:eastAsia="標楷體" w:hAnsi="Times New Roman" w:cs="Times New Roman"/>
-        </w:rPr>
-        <w:t>MySQL</w:t>
-      </w:r>
-      <w:r>
-        <w:rPr>
-          <w:rFonts w:ascii="Times New Roman" w:eastAsia="標楷體" w:hAnsi="Times New Roman" w:cs="Times New Roman"/>
-        </w:rPr>
-        <w:t>資料庫連線，實現使用者帳號、學習進度與語音檔索引的管理。所有請求再透過</w:t>
-      </w:r>
-      <w:r>
-        <w:rPr>
-          <w:rFonts w:ascii="Times New Roman" w:eastAsia="標楷體" w:hAnsi="Times New Roman" w:cs="Times New Roman"/>
-        </w:rPr>
-        <w:t>API Proxy</w:t>
-      </w:r>
-      <w:r>
-        <w:rPr>
-          <w:rFonts w:ascii="Times New Roman" w:eastAsia="標楷體" w:hAnsi="Times New Roman" w:cs="Times New Roman"/>
-        </w:rPr>
-        <w:t>進行轉發與權限控管，確保系統安全。</w:t>
-      </w:r>
-    </w:p>
-    <w:p>
-      <w:pPr>
-        <w:spacing w:before="240" w:after="240" w:line="240" w:lineRule="auto"/>
-        <w:ind w:firstLine="480"/>
-        <w:rPr>
-          <w:rFonts w:ascii="Times New Roman" w:eastAsia="標楷體" w:hAnsi="Times New Roman" w:cs="Times New Roman"/>
-        </w:rPr>
-      </w:pPr>
-      <w:r>
-        <w:rPr>
-          <w:rFonts w:ascii="Times New Roman" w:eastAsia="標楷體" w:hAnsi="Times New Roman" w:cs="Times New Roman"/>
-        </w:rPr>
-        <w:t>在智慧互動方面，我們整合</w:t>
-      </w:r>
-      <w:r>
-        <w:rPr>
-          <w:rFonts w:ascii="Times New Roman" w:eastAsia="標楷體" w:hAnsi="Times New Roman" w:cs="Times New Roman"/>
-        </w:rPr>
-        <w:t>GPT-4o</w:t>
-      </w:r>
-      <w:r>
-        <w:rPr>
-          <w:rFonts w:ascii="Times New Roman" w:eastAsia="標楷體" w:hAnsi="Times New Roman" w:cs="Times New Roman"/>
-        </w:rPr>
-        <w:t>作為語言推理核心，根據使用者行為生成動態回饋與教學內容，並結合</w:t>
-      </w:r>
-      <w:r>
-        <w:rPr>
-          <w:rFonts w:ascii="Times New Roman" w:eastAsia="標楷體" w:hAnsi="Times New Roman" w:cs="Times New Roman"/>
-        </w:rPr>
-        <w:t>F5-TTS</w:t>
-      </w:r>
-      <w:r>
-        <w:rPr>
-          <w:rFonts w:ascii="Times New Roman" w:eastAsia="標楷體" w:hAnsi="Times New Roman" w:cs="Times New Roman"/>
-        </w:rPr>
-        <w:t>轉換為語音播放。</w:t>
-      </w:r>
-      <w:r>
-        <w:rPr>
-          <w:rFonts w:ascii="Times New Roman" w:eastAsia="標楷體" w:hAnsi="Times New Roman" w:cs="Times New Roman"/>
-        </w:rPr>
-        <w:t>F5-TTS</w:t>
-      </w:r>
-      <w:r>
-        <w:rPr>
-          <w:rFonts w:ascii="Times New Roman" w:eastAsia="標楷體" w:hAnsi="Times New Roman" w:cs="Times New Roman"/>
-        </w:rPr>
-        <w:t>部署於</w:t>
-      </w:r>
-      <w:r>
-        <w:rPr>
-          <w:rFonts w:ascii="Times New Roman" w:eastAsia="標楷體" w:hAnsi="Times New Roman" w:cs="Times New Roman"/>
-        </w:rPr>
-        <w:t>Docker</w:t>
-      </w:r>
-      <w:r>
-        <w:rPr>
-          <w:rFonts w:ascii="Times New Roman" w:eastAsia="標楷體" w:hAnsi="Times New Roman" w:cs="Times New Roman"/>
-        </w:rPr>
-        <w:t>容器中，並依賴</w:t>
-      </w:r>
-      <w:r>
-        <w:rPr>
-          <w:rFonts w:ascii="Times New Roman" w:eastAsia="標楷體" w:hAnsi="Times New Roman" w:cs="Times New Roman"/>
-        </w:rPr>
-        <w:t>WSL2</w:t>
-      </w:r>
-      <w:r>
-        <w:rPr>
-          <w:rFonts w:ascii="Times New Roman" w:eastAsia="標楷體" w:hAnsi="Times New Roman" w:cs="Times New Roman"/>
-        </w:rPr>
-        <w:t>提供的</w:t>
-      </w:r>
-      <w:r>
-        <w:rPr>
-          <w:rFonts w:ascii="Times New Roman" w:eastAsia="標楷體" w:hAnsi="Times New Roman" w:cs="Times New Roman"/>
-        </w:rPr>
-        <w:t>GPU</w:t>
-      </w:r>
-      <w:r>
-        <w:rPr>
-          <w:rFonts w:ascii="Times New Roman" w:eastAsia="標楷體" w:hAnsi="Times New Roman" w:cs="Times New Roman"/>
-        </w:rPr>
-        <w:t>支援，使其能在</w:t>
-      </w:r>
-      <w:r>
-        <w:rPr>
-          <w:rFonts w:ascii="Times New Roman" w:eastAsia="標楷體" w:hAnsi="Times New Roman" w:cs="Times New Roman"/>
-        </w:rPr>
-        <w:t>Windows</w:t>
-      </w:r>
-      <w:r>
-        <w:rPr>
-          <w:rFonts w:ascii="Times New Roman" w:eastAsia="標楷體" w:hAnsi="Times New Roman" w:cs="Times New Roman"/>
-        </w:rPr>
-        <w:t>環境下高效運行並與</w:t>
-      </w:r>
-      <w:r>
-        <w:rPr>
-          <w:rFonts w:ascii="Times New Roman" w:eastAsia="標楷體" w:hAnsi="Times New Roman" w:cs="Times New Roman"/>
-        </w:rPr>
-        <w:t>Unity</w:t>
-      </w:r>
-      <w:r>
-        <w:rPr>
-          <w:rFonts w:ascii="Times New Roman" w:eastAsia="標楷體" w:hAnsi="Times New Roman" w:cs="Times New Roman"/>
-        </w:rPr>
-        <w:t>無縫串接。</w:t>
-      </w:r>
-    </w:p>
-    <w:p>
-      <w:pPr>
-        <w:spacing w:before="240" w:after="240" w:line="240" w:lineRule="auto"/>
-        <w:ind w:firstLine="480"/>
-        <w:rPr>
-          <w:rFonts w:ascii="Times New Roman" w:eastAsia="標楷體" w:hAnsi="Times New Roman" w:cs="Times New Roman"/>
-        </w:rPr>
-      </w:pPr>
-      <w:r>
-        <w:rPr>
-          <w:rFonts w:ascii="Times New Roman" w:eastAsia="標楷體" w:hAnsi="Times New Roman" w:cs="Times New Roman"/>
-        </w:rPr>
-        <w:t>在團隊協作與版本管理部分，我們使用</w:t>
-      </w:r>
-      <w:r>
-        <w:rPr>
-          <w:rFonts w:ascii="Times New Roman" w:eastAsia="標楷體" w:hAnsi="Times New Roman" w:cs="Times New Roman"/>
-        </w:rPr>
-        <w:t>GitHub</w:t>
-      </w:r>
-      <w:r>
-        <w:rPr>
-          <w:rFonts w:ascii="Times New Roman" w:eastAsia="標楷體" w:hAnsi="Times New Roman" w:cs="Times New Roman"/>
-        </w:rPr>
-        <w:t>進行程式碼的版本控制，並搭配</w:t>
-      </w:r>
-      <w:r>
-        <w:rPr>
-          <w:rFonts w:ascii="Times New Roman" w:eastAsia="標楷體" w:hAnsi="Times New Roman" w:cs="Times New Roman"/>
-        </w:rPr>
-        <w:t>Unity DevOps Version Control</w:t>
-      </w:r>
-      <w:r>
-        <w:rPr>
-          <w:rFonts w:ascii="Times New Roman" w:eastAsia="標楷體" w:hAnsi="Times New Roman" w:cs="Times New Roman"/>
-        </w:rPr>
-        <w:t>管理專案中的大型資產。透過分支策略與版本標記，能有效追蹤每個里程碑的進展，確保專案開發過程中的穩定性與一致性。</w:t>
-      </w:r>
-    </w:p>
-    <w:p>
-      <w:pPr>
-        <w:spacing w:before="240" w:after="240" w:line="240" w:lineRule="auto"/>
-        <w:ind w:firstLine="480"/>
-        <w:rPr>
-          <w:rFonts w:ascii="Times New Roman" w:eastAsia="標楷體" w:hAnsi="Times New Roman" w:cs="Times New Roman"/>
-          <w:b/>
-          <w:bCs/>
-        </w:rPr>
-      </w:pPr>
-    </w:p>
-    <w:p>
-      <w:pPr>
-        <w:spacing w:before="240" w:after="240" w:line="240" w:lineRule="auto"/>
-        <w:ind w:firstLine="480"/>
-        <w:rPr>
-          <w:rFonts w:ascii="Times New Roman" w:eastAsia="標楷體" w:hAnsi="Times New Roman" w:cs="Times New Roman"/>
-          <w:b/>
-          <w:bCs/>
-        </w:rPr>
-      </w:pPr>
-      <w:r>
-        <w:rPr>
-          <w:rFonts w:ascii="Times New Roman" w:eastAsia="標楷體" w:hAnsi="Times New Roman" w:cs="Times New Roman"/>
-          <w:b/>
-          <w:bCs/>
-        </w:rPr>
-        <w:lastRenderedPageBreak/>
-        <w:t>版本控制工具</w:t>
-      </w:r>
-      <w:r>
-        <w:rPr>
-          <w:rFonts w:ascii="Times New Roman" w:eastAsia="標楷體" w:hAnsi="Times New Roman" w:cs="Times New Roman" w:hint="eastAsia"/>
-          <w:b/>
-          <w:bCs/>
-        </w:rPr>
-        <w:t>：</w:t>
-      </w:r>
-    </w:p>
-    <w:p>
-      <w:pPr>
-        <w:spacing w:line="240" w:lineRule="auto"/>
-        <w:ind w:left="960" w:firstLine="480"/>
-        <w:rPr>
-          <w:rFonts w:ascii="Times New Roman" w:eastAsia="標楷體" w:hAnsi="Times New Roman" w:cs="Times New Roman"/>
-        </w:rPr>
-      </w:pPr>
-      <w:r>
-        <w:rPr>
-          <w:rFonts w:ascii="Times New Roman" w:eastAsia="標楷體" w:hAnsi="Times New Roman" w:cs="Times New Roman"/>
-        </w:rPr>
-        <w:t>Unity DevOps Version Control</w:t>
-      </w:r>
-      <w:r>
-        <w:rPr>
-          <w:rFonts w:ascii="Times New Roman" w:eastAsia="標楷體" w:hAnsi="Times New Roman" w:cs="Times New Roman"/>
-        </w:rPr>
-        <w:t>做為版本控制工具，與</w:t>
-      </w:r>
-      <w:r>
-        <w:rPr>
-          <w:rFonts w:ascii="Times New Roman" w:eastAsia="標楷體" w:hAnsi="Times New Roman" w:cs="Times New Roman"/>
-        </w:rPr>
-        <w:t>Unity</w:t>
-      </w:r>
-      <w:r>
-        <w:rPr>
-          <w:rFonts w:ascii="Times New Roman" w:eastAsia="標楷體" w:hAnsi="Times New Roman" w:cs="Times New Roman"/>
-        </w:rPr>
-        <w:t>的整合性非常好，能夠直接與</w:t>
-      </w:r>
-      <w:r>
-        <w:rPr>
-          <w:rFonts w:ascii="Times New Roman" w:eastAsia="標楷體" w:hAnsi="Times New Roman" w:cs="Times New Roman"/>
-        </w:rPr>
-        <w:t>Unity</w:t>
-      </w:r>
-      <w:r>
-        <w:rPr>
-          <w:rFonts w:ascii="Times New Roman" w:eastAsia="標楷體" w:hAnsi="Times New Roman" w:cs="Times New Roman"/>
-        </w:rPr>
-        <w:t>專案進行無縫對接。與此同時，它還支援大文件管理，這對於處理</w:t>
-      </w:r>
-      <w:r>
-        <w:rPr>
-          <w:rFonts w:ascii="Times New Roman" w:eastAsia="標楷體" w:hAnsi="Times New Roman" w:cs="Times New Roman"/>
-        </w:rPr>
-        <w:t>Unity</w:t>
-      </w:r>
-      <w:r>
-        <w:rPr>
-          <w:rFonts w:ascii="Times New Roman" w:eastAsia="標楷體" w:hAnsi="Times New Roman" w:cs="Times New Roman"/>
-        </w:rPr>
-        <w:t>專案中的大型資源至關重要，特別是本研究需串接大量圖片、音效和模型。此外，該系統具備版本回朔功能，允許團隊成員隨時回退到先前的版本，方便追蹤與恢復歷史變更，有效提升協作與專案管理的效率。</w:t>
-      </w:r>
-    </w:p>
-    <w:p>
-      <w:pPr>
-        <w:spacing w:before="240" w:after="240" w:line="240" w:lineRule="auto"/>
-        <w:ind w:firstLine="480"/>
-        <w:rPr>
-          <w:rFonts w:ascii="Times New Roman" w:eastAsia="標楷體" w:hAnsi="Times New Roman" w:cs="Times New Roman"/>
-          <w:b/>
-          <w:bCs/>
-        </w:rPr>
-      </w:pPr>
-      <w:r>
-        <w:rPr>
-          <w:rFonts w:ascii="Times New Roman" w:eastAsia="標楷體" w:hAnsi="Times New Roman" w:cs="Times New Roman"/>
-          <w:b/>
-          <w:bCs/>
-        </w:rPr>
-        <w:t>VR</w:t>
-      </w:r>
-      <w:r>
-        <w:rPr>
-          <w:rFonts w:ascii="Times New Roman" w:eastAsia="標楷體" w:hAnsi="Times New Roman" w:cs="Times New Roman"/>
-          <w:b/>
-          <w:bCs/>
-        </w:rPr>
-        <w:t>開發工具</w:t>
-      </w:r>
-      <w:r>
-        <w:rPr>
-          <w:rFonts w:ascii="Times New Roman" w:eastAsia="標楷體" w:hAnsi="Times New Roman" w:cs="Times New Roman" w:hint="eastAsia"/>
-          <w:b/>
-          <w:bCs/>
-        </w:rPr>
-        <w:t>：</w:t>
-      </w:r>
-    </w:p>
-    <w:p>
-      <w:pPr>
-        <w:spacing w:line="240" w:lineRule="auto"/>
-        <w:ind w:left="960" w:firstLine="480"/>
-        <w:rPr>
-          <w:rFonts w:ascii="Times New Roman" w:eastAsia="標楷體" w:hAnsi="Times New Roman" w:cs="Times New Roman"/>
-        </w:rPr>
-      </w:pPr>
-      <w:r>
-        <w:rPr>
-          <w:rFonts w:ascii="Times New Roman" w:eastAsia="標楷體" w:hAnsi="Times New Roman" w:cs="Times New Roman"/>
-        </w:rPr>
-        <w:t>Unity</w:t>
-      </w:r>
-      <w:r>
-        <w:rPr>
-          <w:rFonts w:ascii="Times New Roman" w:eastAsia="標楷體" w:hAnsi="Times New Roman" w:cs="Times New Roman"/>
-        </w:rPr>
-        <w:t>擁有強大的跨平台支援、多樣化的資源庫與活躍的開發社群。它同時支持多種</w:t>
-      </w:r>
-      <w:r>
-        <w:rPr>
-          <w:rFonts w:ascii="Times New Roman" w:eastAsia="標楷體" w:hAnsi="Times New Roman" w:cs="Times New Roman"/>
-        </w:rPr>
-        <w:t>VR</w:t>
-      </w:r>
-      <w:r>
-        <w:rPr>
-          <w:rFonts w:ascii="Times New Roman" w:eastAsia="標楷體" w:hAnsi="Times New Roman" w:cs="Times New Roman"/>
-        </w:rPr>
-        <w:t>硬體裝置，還提供完善的開發套件加速開發流程。此外，</w:t>
-      </w:r>
-      <w:r>
-        <w:rPr>
-          <w:rFonts w:ascii="Times New Roman" w:eastAsia="標楷體" w:hAnsi="Times New Roman" w:cs="Times New Roman"/>
-        </w:rPr>
-        <w:t>Unity</w:t>
-      </w:r>
-      <w:r>
-        <w:rPr>
-          <w:rFonts w:ascii="Times New Roman" w:eastAsia="標楷體" w:hAnsi="Times New Roman" w:cs="Times New Roman"/>
-        </w:rPr>
-        <w:t>擁有靈活的腳本編寫環境，讓開發者能更快速進行迭代與調整虛擬場景，提升開發效率與品質。</w:t>
-      </w:r>
-    </w:p>
-    <w:p>
-      <w:pPr>
-        <w:spacing w:before="240" w:after="240" w:line="240" w:lineRule="auto"/>
-        <w:ind w:firstLine="480"/>
-        <w:rPr>
-          <w:rFonts w:ascii="Times New Roman" w:eastAsia="標楷體" w:hAnsi="Times New Roman" w:cs="Times New Roman"/>
-          <w:b/>
-          <w:bCs/>
-        </w:rPr>
-      </w:pPr>
-      <w:r>
-        <w:rPr>
-          <w:rFonts w:ascii="Times New Roman" w:eastAsia="標楷體" w:hAnsi="Times New Roman" w:cs="Times New Roman"/>
-          <w:b/>
-          <w:bCs/>
-        </w:rPr>
-        <w:t>3D</w:t>
-      </w:r>
-      <w:r>
-        <w:rPr>
-          <w:rFonts w:ascii="Times New Roman" w:eastAsia="標楷體" w:hAnsi="Times New Roman" w:cs="Times New Roman"/>
-          <w:b/>
-          <w:bCs/>
-        </w:rPr>
-        <w:t>物件、場景建模工具</w:t>
-      </w:r>
-      <w:r>
-        <w:rPr>
-          <w:rFonts w:ascii="Times New Roman" w:eastAsia="標楷體" w:hAnsi="Times New Roman" w:cs="Times New Roman" w:hint="eastAsia"/>
-          <w:b/>
-          <w:bCs/>
-        </w:rPr>
-        <w:t>：</w:t>
-      </w:r>
-    </w:p>
-    <w:p>
-      <w:pPr>
-        <w:spacing w:before="240" w:after="240" w:line="240" w:lineRule="auto"/>
-        <w:ind w:left="960" w:firstLine="480"/>
-        <w:rPr>
-          <w:rFonts w:ascii="Times New Roman" w:eastAsia="標楷體" w:hAnsi="Times New Roman" w:cs="Times New Roman"/>
-        </w:rPr>
-      </w:pPr>
-      <w:r>
-        <w:rPr>
-          <w:rFonts w:ascii="Times New Roman" w:eastAsia="標楷體" w:hAnsi="Times New Roman" w:cs="Times New Roman"/>
-        </w:rPr>
-        <w:t>Blender</w:t>
-      </w:r>
-      <w:r>
-        <w:rPr>
-          <w:rFonts w:ascii="Times New Roman" w:eastAsia="標楷體" w:hAnsi="Times New Roman" w:cs="Times New Roman"/>
-        </w:rPr>
-        <w:t>是一個免費且開源的</w:t>
-      </w:r>
-      <w:r>
-        <w:rPr>
-          <w:rFonts w:ascii="Times New Roman" w:eastAsia="標楷體" w:hAnsi="Times New Roman" w:cs="Times New Roman"/>
-        </w:rPr>
-        <w:t>3D</w:t>
-      </w:r>
-      <w:r>
-        <w:rPr>
-          <w:rFonts w:ascii="Times New Roman" w:eastAsia="標楷體" w:hAnsi="Times New Roman" w:cs="Times New Roman"/>
-        </w:rPr>
-        <w:t>物件與場景建模工具，功能完整且不斷更新，內含建模、雕刻、貼圖、動畫與渲染等多項專業功能。此外，</w:t>
-      </w:r>
-      <w:r>
-        <w:rPr>
-          <w:rFonts w:ascii="Times New Roman" w:eastAsia="標楷體" w:hAnsi="Times New Roman" w:cs="Times New Roman"/>
-        </w:rPr>
-        <w:t>Blender</w:t>
-      </w:r>
-      <w:r>
-        <w:rPr>
-          <w:rFonts w:ascii="Times New Roman" w:eastAsia="標楷體" w:hAnsi="Times New Roman" w:cs="Times New Roman"/>
-        </w:rPr>
-        <w:t>擁有龐大且活躍的使用者社群、豐富的教學資源與擴充套件支持，使得學習與開發過程更為順利且高效。</w:t>
-      </w:r>
-    </w:p>
-    <w:p>
-      <w:pPr>
-        <w:widowControl/>
-        <w:rPr>
-          <w:rFonts w:ascii="Times New Roman" w:eastAsia="標楷體" w:hAnsi="Times New Roman" w:cs="Times New Roman"/>
-        </w:rPr>
-      </w:pPr>
-      <w:r>
-        <w:rPr>
-          <w:rFonts w:ascii="Times New Roman" w:eastAsia="標楷體" w:hAnsi="Times New Roman" w:cs="Times New Roman"/>
-        </w:rPr>
-        <w:br w:type="page"/>
-      </w:r>
-    </w:p>
-    <w:p>
-      <w:pPr>
-        <w:spacing w:before="240" w:after="240" w:line="240" w:lineRule="auto"/>
-        <w:ind w:firstLine="480"/>
-        <w:rPr>
-          <w:rFonts w:ascii="Times New Roman" w:eastAsia="標楷體" w:hAnsi="Times New Roman" w:cs="Times New Roman"/>
-          <w:b/>
-          <w:bCs/>
-        </w:rPr>
-      </w:pPr>
-      <w:r>
-        <w:rPr>
-          <w:rFonts w:ascii="Times New Roman" w:eastAsia="標楷體" w:hAnsi="Times New Roman" w:cs="Times New Roman"/>
-          <w:b/>
-          <w:bCs/>
-        </w:rPr>
-        <w:lastRenderedPageBreak/>
-        <w:t>VR</w:t>
-      </w:r>
-      <w:r>
-        <w:rPr>
-          <w:rFonts w:ascii="Times New Roman" w:eastAsia="標楷體" w:hAnsi="Times New Roman" w:cs="Times New Roman"/>
-          <w:b/>
-          <w:bCs/>
-        </w:rPr>
-        <w:t>編碼環境</w:t>
-      </w:r>
-      <w:r>
-        <w:rPr>
-          <w:rFonts w:ascii="Times New Roman" w:eastAsia="標楷體" w:hAnsi="Times New Roman" w:cs="Times New Roman" w:hint="eastAsia"/>
-          <w:b/>
-          <w:bCs/>
-        </w:rPr>
-        <w:t>：</w:t>
-      </w:r>
-    </w:p>
-    <w:p>
-      <w:pPr>
-        <w:spacing w:before="240" w:after="240" w:line="240" w:lineRule="auto"/>
-        <w:ind w:left="960" w:firstLine="480"/>
-        <w:rPr>
-          <w:rFonts w:ascii="Times New Roman" w:eastAsia="標楷體" w:hAnsi="Times New Roman" w:cs="Times New Roman"/>
-        </w:rPr>
-      </w:pPr>
-      <w:r>
-        <w:rPr>
-          <w:rFonts w:ascii="Times New Roman" w:eastAsia="標楷體" w:hAnsi="Times New Roman" w:cs="Times New Roman"/>
-        </w:rPr>
-        <w:t>Visual Studio</w:t>
-      </w:r>
-      <w:r>
-        <w:rPr>
-          <w:rFonts w:ascii="Times New Roman" w:eastAsia="標楷體" w:hAnsi="Times New Roman" w:cs="Times New Roman"/>
-        </w:rPr>
-        <w:t>作為程式碼編輯與編譯工具，擁有強大的功能與優化的開發環境。它提供了一套全面的開發支援，包含語法高亮、錯誤檢查、即時建議、除錯工具等，特別適合複雜的</w:t>
-      </w:r>
-      <w:r>
-        <w:rPr>
-          <w:rFonts w:ascii="Times New Roman" w:eastAsia="標楷體" w:hAnsi="Times New Roman" w:cs="Times New Roman"/>
-        </w:rPr>
-        <w:t>VR</w:t>
-      </w:r>
-      <w:r>
-        <w:rPr>
-          <w:rFonts w:ascii="Times New Roman" w:eastAsia="標楷體" w:hAnsi="Times New Roman" w:cs="Times New Roman"/>
-        </w:rPr>
-        <w:t>開發專案。同時，它能夠與</w:t>
-      </w:r>
-      <w:r>
-        <w:rPr>
-          <w:rFonts w:ascii="Times New Roman" w:eastAsia="標楷體" w:hAnsi="Times New Roman" w:cs="Times New Roman"/>
-        </w:rPr>
-        <w:t>Unity</w:t>
-      </w:r>
-      <w:r>
-        <w:rPr>
-          <w:rFonts w:ascii="Times New Roman" w:eastAsia="標楷體" w:hAnsi="Times New Roman" w:cs="Times New Roman"/>
-        </w:rPr>
-        <w:t>快速整合，能夠快速編譯</w:t>
-      </w:r>
-      <w:r>
-        <w:rPr>
-          <w:rFonts w:ascii="Times New Roman" w:eastAsia="標楷體" w:hAnsi="Times New Roman" w:cs="Times New Roman"/>
-        </w:rPr>
-        <w:t>C#</w:t>
-      </w:r>
-      <w:r>
-        <w:rPr>
-          <w:rFonts w:ascii="Times New Roman" w:eastAsia="標楷體" w:hAnsi="Times New Roman" w:cs="Times New Roman"/>
-        </w:rPr>
-        <w:t>程式碼並與</w:t>
-      </w:r>
-      <w:r>
-        <w:rPr>
-          <w:rFonts w:ascii="Times New Roman" w:eastAsia="標楷體" w:hAnsi="Times New Roman" w:cs="Times New Roman"/>
-        </w:rPr>
-        <w:t>Unity</w:t>
-      </w:r>
-      <w:r>
-        <w:rPr>
-          <w:rFonts w:ascii="Times New Roman" w:eastAsia="標楷體" w:hAnsi="Times New Roman" w:cs="Times New Roman"/>
-        </w:rPr>
-        <w:t>場景即時互動，顯著提高開發效率。此外，</w:t>
-      </w:r>
-      <w:r>
-        <w:rPr>
-          <w:rFonts w:ascii="Times New Roman" w:eastAsia="標楷體" w:hAnsi="Times New Roman" w:cs="Times New Roman"/>
-        </w:rPr>
-        <w:t>Visual Studio</w:t>
-      </w:r>
-      <w:r>
-        <w:rPr>
-          <w:rFonts w:ascii="Times New Roman" w:eastAsia="標楷體" w:hAnsi="Times New Roman" w:cs="Times New Roman"/>
-        </w:rPr>
-        <w:t>還支援多種擴展插件，能夠滿足開發過程中的各種需求，並且擁有穩定且完善的社群支援。</w:t>
-      </w:r>
-    </w:p>
-    <w:p>
-      <w:pPr>
-        <w:spacing w:before="240" w:after="240" w:line="240" w:lineRule="auto"/>
-        <w:ind w:firstLine="480"/>
-        <w:rPr>
-          <w:rFonts w:ascii="Times New Roman" w:eastAsia="標楷體" w:hAnsi="Times New Roman" w:cs="Times New Roman"/>
-          <w:b/>
-          <w:bCs/>
-        </w:rPr>
-      </w:pPr>
-      <w:r>
-        <w:rPr>
-          <w:rFonts w:ascii="Times New Roman" w:eastAsia="標楷體" w:hAnsi="Times New Roman" w:cs="Times New Roman"/>
-          <w:b/>
-          <w:bCs/>
-        </w:rPr>
-        <w:t>網頁編碼環境</w:t>
-      </w:r>
-      <w:r>
-        <w:rPr>
-          <w:rFonts w:ascii="Times New Roman" w:eastAsia="標楷體" w:hAnsi="Times New Roman" w:cs="Times New Roman" w:hint="eastAsia"/>
-          <w:b/>
-          <w:bCs/>
-        </w:rPr>
-        <w:t>：</w:t>
-      </w:r>
-    </w:p>
-    <w:p>
-      <w:pPr>
-        <w:spacing w:before="240" w:after="240" w:line="240" w:lineRule="auto"/>
-        <w:ind w:left="960" w:firstLine="480"/>
-        <w:rPr>
-          <w:rFonts w:ascii="Times New Roman" w:eastAsia="標楷體" w:hAnsi="Times New Roman" w:cs="Times New Roman"/>
-        </w:rPr>
-      </w:pPr>
-      <w:r>
-        <w:rPr>
-          <w:rFonts w:ascii="Times New Roman" w:eastAsia="標楷體" w:hAnsi="Times New Roman" w:cs="Times New Roman"/>
-        </w:rPr>
-        <w:t>本研究選擇使用</w:t>
-      </w:r>
-      <w:r>
-        <w:rPr>
-          <w:rFonts w:ascii="Times New Roman" w:eastAsia="標楷體" w:hAnsi="Times New Roman" w:cs="Times New Roman"/>
-        </w:rPr>
-        <w:t>Deno</w:t>
-      </w:r>
-      <w:r>
-        <w:rPr>
-          <w:rFonts w:ascii="Times New Roman" w:eastAsia="標楷體" w:hAnsi="Times New Roman" w:cs="Times New Roman"/>
-        </w:rPr>
-        <w:t>作為網頁端程式碼的開發工具，主要原因在於其現代化的架構與強大的安全性。</w:t>
-      </w:r>
-      <w:r>
-        <w:rPr>
-          <w:rFonts w:ascii="Times New Roman" w:eastAsia="標楷體" w:hAnsi="Times New Roman" w:cs="Times New Roman"/>
-        </w:rPr>
-        <w:t>Deno</w:t>
-      </w:r>
-      <w:r>
-        <w:rPr>
-          <w:rFonts w:ascii="Times New Roman" w:eastAsia="標楷體" w:hAnsi="Times New Roman" w:cs="Times New Roman"/>
-        </w:rPr>
-        <w:t>是由</w:t>
-      </w:r>
-      <w:r>
-        <w:rPr>
-          <w:rFonts w:ascii="Times New Roman" w:eastAsia="標楷體" w:hAnsi="Times New Roman" w:cs="Times New Roman"/>
-        </w:rPr>
-        <w:t>Node.js</w:t>
-      </w:r>
-      <w:r>
-        <w:rPr>
-          <w:rFonts w:ascii="Times New Roman" w:eastAsia="標楷體" w:hAnsi="Times New Roman" w:cs="Times New Roman"/>
-        </w:rPr>
-        <w:t>創始人創建的全新</w:t>
-      </w:r>
-      <w:r>
-        <w:rPr>
-          <w:rFonts w:ascii="Times New Roman" w:eastAsia="標楷體" w:hAnsi="Times New Roman" w:cs="Times New Roman"/>
-        </w:rPr>
-        <w:t>JavaScript</w:t>
-      </w:r>
-      <w:r>
-        <w:rPr>
-          <w:rFonts w:ascii="Times New Roman" w:eastAsia="標楷體" w:hAnsi="Times New Roman" w:cs="Times New Roman"/>
-        </w:rPr>
-        <w:t>及</w:t>
-      </w:r>
-      <w:r>
-        <w:rPr>
-          <w:rFonts w:ascii="Times New Roman" w:eastAsia="標楷體" w:hAnsi="Times New Roman" w:cs="Times New Roman"/>
-        </w:rPr>
-        <w:t>TypeScript</w:t>
-      </w:r>
-      <w:r>
-        <w:rPr>
-          <w:rFonts w:ascii="Times New Roman" w:eastAsia="標楷體" w:hAnsi="Times New Roman" w:cs="Times New Roman"/>
-        </w:rPr>
-        <w:t>運行環境，與</w:t>
-      </w:r>
-      <w:r>
-        <w:rPr>
-          <w:rFonts w:ascii="Times New Roman" w:eastAsia="標楷體" w:hAnsi="Times New Roman" w:cs="Times New Roman"/>
-        </w:rPr>
-        <w:t>Node.js</w:t>
-      </w:r>
-      <w:r>
-        <w:rPr>
-          <w:rFonts w:ascii="Times New Roman" w:eastAsia="標楷體" w:hAnsi="Times New Roman" w:cs="Times New Roman"/>
-        </w:rPr>
-        <w:t>相比，</w:t>
-      </w:r>
-      <w:r>
-        <w:rPr>
-          <w:rFonts w:ascii="Times New Roman" w:eastAsia="標楷體" w:hAnsi="Times New Roman" w:cs="Times New Roman"/>
-        </w:rPr>
-        <w:t>Deno</w:t>
-      </w:r>
-      <w:r>
-        <w:rPr>
-          <w:rFonts w:ascii="Times New Roman" w:eastAsia="標楷體" w:hAnsi="Times New Roman" w:cs="Times New Roman"/>
-        </w:rPr>
-        <w:t>內建對</w:t>
-      </w:r>
-      <w:r>
-        <w:rPr>
-          <w:rFonts w:ascii="Times New Roman" w:eastAsia="標楷體" w:hAnsi="Times New Roman" w:cs="Times New Roman"/>
-        </w:rPr>
-        <w:t>TypeScript</w:t>
-      </w:r>
-      <w:r>
-        <w:rPr>
-          <w:rFonts w:ascii="Times New Roman" w:eastAsia="標楷體" w:hAnsi="Times New Roman" w:cs="Times New Roman"/>
-        </w:rPr>
-        <w:t>的原生支援，無需額外的編譯步驟，使開發過程更流暢。此外，</w:t>
-      </w:r>
-      <w:r>
-        <w:rPr>
-          <w:rFonts w:ascii="Times New Roman" w:eastAsia="標楷體" w:hAnsi="Times New Roman" w:cs="Times New Roman"/>
-        </w:rPr>
-        <w:t>Deno</w:t>
-      </w:r>
-      <w:r>
-        <w:rPr>
-          <w:rFonts w:ascii="Times New Roman" w:eastAsia="標楷體" w:hAnsi="Times New Roman" w:cs="Times New Roman"/>
-        </w:rPr>
-        <w:t>在安全性上有顯著優勢，預設限制對檔案系統、網路和環境變數的訪問，這對網頁端開發來說，大大降低了潛在的資安風險。</w:t>
-      </w:r>
-    </w:p>
-    <w:p>
-      <w:pPr>
-        <w:spacing w:before="240" w:after="240" w:line="240" w:lineRule="auto"/>
-        <w:ind w:firstLine="480"/>
-        <w:rPr>
-          <w:rFonts w:ascii="Times New Roman" w:eastAsia="標楷體" w:hAnsi="Times New Roman" w:cs="Times New Roman"/>
-          <w:b/>
-          <w:bCs/>
-        </w:rPr>
-      </w:pPr>
-      <w:r>
-        <w:rPr>
-          <w:rFonts w:ascii="Times New Roman" w:eastAsia="標楷體" w:hAnsi="Times New Roman" w:cs="Times New Roman"/>
-          <w:b/>
-          <w:bCs/>
-        </w:rPr>
-        <w:t>Unity</w:t>
-      </w:r>
-      <w:r>
-        <w:rPr>
-          <w:rFonts w:ascii="Times New Roman" w:eastAsia="標楷體" w:hAnsi="Times New Roman" w:cs="Times New Roman"/>
-          <w:b/>
-          <w:bCs/>
-        </w:rPr>
-        <w:t>接口建立使用語言</w:t>
-      </w:r>
-      <w:r>
-        <w:rPr>
-          <w:rFonts w:ascii="Times New Roman" w:eastAsia="標楷體" w:hAnsi="Times New Roman" w:cs="Times New Roman" w:hint="eastAsia"/>
-          <w:b/>
-          <w:bCs/>
-        </w:rPr>
-        <w:t>：</w:t>
-      </w:r>
-    </w:p>
-    <w:p>
-      <w:pPr>
-        <w:spacing w:before="240" w:after="240" w:line="240" w:lineRule="auto"/>
-        <w:ind w:left="960" w:firstLine="480"/>
-        <w:rPr>
-          <w:rFonts w:ascii="Times New Roman" w:eastAsia="標楷體" w:hAnsi="Times New Roman" w:cs="Times New Roman"/>
-        </w:rPr>
-      </w:pPr>
-      <w:r>
-        <w:rPr>
-          <w:rFonts w:ascii="Times New Roman" w:eastAsia="標楷體" w:hAnsi="Times New Roman" w:cs="Times New Roman"/>
-        </w:rPr>
-        <w:t>C#</w:t>
-      </w:r>
-      <w:r>
-        <w:rPr>
-          <w:rFonts w:ascii="Times New Roman" w:eastAsia="標楷體" w:hAnsi="Times New Roman" w:cs="Times New Roman"/>
-        </w:rPr>
-        <w:t>做為</w:t>
-      </w:r>
-      <w:r>
-        <w:rPr>
-          <w:rFonts w:ascii="Times New Roman" w:eastAsia="標楷體" w:hAnsi="Times New Roman" w:cs="Times New Roman"/>
-        </w:rPr>
-        <w:t>Unity</w:t>
-      </w:r>
-      <w:r>
-        <w:rPr>
-          <w:rFonts w:ascii="Times New Roman" w:eastAsia="標楷體" w:hAnsi="Times New Roman" w:cs="Times New Roman"/>
-        </w:rPr>
-        <w:t>的官方語言，它與</w:t>
-      </w:r>
-      <w:r>
-        <w:rPr>
-          <w:rFonts w:ascii="Times New Roman" w:eastAsia="標楷體" w:hAnsi="Times New Roman" w:cs="Times New Roman"/>
-        </w:rPr>
-        <w:t>Unity</w:t>
-      </w:r>
-      <w:r>
-        <w:rPr>
-          <w:rFonts w:ascii="Times New Roman" w:eastAsia="標楷體" w:hAnsi="Times New Roman" w:cs="Times New Roman"/>
-        </w:rPr>
-        <w:t>的整合性最好，支持高效的編程與強大的</w:t>
-      </w:r>
-      <w:r>
-        <w:rPr>
-          <w:rFonts w:ascii="Times New Roman" w:eastAsia="標楷體" w:hAnsi="Times New Roman" w:cs="Times New Roman"/>
-        </w:rPr>
-        <w:t>API</w:t>
-      </w:r>
-      <w:r>
-        <w:rPr>
-          <w:rFonts w:ascii="Times New Roman" w:eastAsia="標楷體" w:hAnsi="Times New Roman" w:cs="Times New Roman"/>
-        </w:rPr>
-        <w:t>。</w:t>
-      </w:r>
-      <w:r>
-        <w:rPr>
-          <w:rFonts w:ascii="Times New Roman" w:eastAsia="標楷體" w:hAnsi="Times New Roman" w:cs="Times New Roman"/>
-        </w:rPr>
-        <w:t>C#</w:t>
-      </w:r>
-      <w:r>
-        <w:rPr>
-          <w:rFonts w:ascii="Times New Roman" w:eastAsia="標楷體" w:hAnsi="Times New Roman" w:cs="Times New Roman"/>
-        </w:rPr>
-        <w:t>具有簡潔的語法和優良的性能，在提高開發效率的同時，保證代碼的可維護性。</w:t>
-      </w:r>
-    </w:p>
-    <w:p>
-      <w:pPr>
-        <w:spacing w:before="240" w:after="240" w:line="240" w:lineRule="auto"/>
-        <w:ind w:firstLine="480"/>
-        <w:rPr>
-          <w:rFonts w:ascii="Times New Roman" w:eastAsia="標楷體" w:hAnsi="Times New Roman" w:cs="Times New Roman"/>
-          <w:b/>
-          <w:bCs/>
-        </w:rPr>
-      </w:pPr>
-      <w:r>
-        <w:rPr>
-          <w:rFonts w:ascii="Times New Roman" w:eastAsia="標楷體" w:hAnsi="Times New Roman" w:cs="Times New Roman"/>
-          <w:b/>
-          <w:bCs/>
-        </w:rPr>
-        <w:t>使用者資料庫</w:t>
-      </w:r>
-      <w:r>
-        <w:rPr>
-          <w:rFonts w:ascii="Times New Roman" w:eastAsia="標楷體" w:hAnsi="Times New Roman" w:cs="Times New Roman" w:hint="eastAsia"/>
-          <w:b/>
-          <w:bCs/>
-        </w:rPr>
-        <w:t>：</w:t>
-      </w:r>
-    </w:p>
-    <w:p>
-      <w:pPr>
-        <w:spacing w:before="240" w:after="240" w:line="240" w:lineRule="auto"/>
-        <w:ind w:left="960" w:firstLine="480"/>
-        <w:rPr>
-          <w:rFonts w:ascii="Times New Roman" w:eastAsia="標楷體" w:hAnsi="Times New Roman" w:cs="Times New Roman"/>
-        </w:rPr>
-      </w:pPr>
-      <w:r>
-        <w:rPr>
-          <w:rFonts w:ascii="Times New Roman" w:eastAsia="標楷體" w:hAnsi="Times New Roman" w:cs="Times New Roman"/>
-        </w:rPr>
-        <w:t xml:space="preserve">MySQL </w:t>
-      </w:r>
-      <w:r>
-        <w:rPr>
-          <w:rFonts w:ascii="Times New Roman" w:eastAsia="標楷體" w:hAnsi="Times New Roman" w:cs="Times New Roman"/>
-        </w:rPr>
-        <w:t>是一個穩定且高效的關聯式資料庫，適合處理大量使用者資訊。它</w:t>
-      </w:r>
-      <w:r>
-        <w:rPr>
-          <w:rFonts w:ascii="Times New Roman" w:eastAsia="標楷體" w:hAnsi="Times New Roman" w:cs="Times New Roman"/>
-        </w:rPr>
-        <w:t>可以</w:t>
-      </w:r>
-      <w:r>
-        <w:rPr>
-          <w:rFonts w:ascii="Times New Roman" w:eastAsia="標楷體" w:hAnsi="Times New Roman" w:cs="Times New Roman"/>
-        </w:rPr>
-        <w:t>確保資料一致性，並具備優</w:t>
-      </w:r>
-      <w:r>
-        <w:rPr>
-          <w:rFonts w:ascii="Times New Roman" w:eastAsia="標楷體" w:hAnsi="Times New Roman" w:cs="Times New Roman"/>
-        </w:rPr>
-        <w:t>秀</w:t>
-      </w:r>
-      <w:r>
-        <w:rPr>
-          <w:rFonts w:ascii="Times New Roman" w:eastAsia="標楷體" w:hAnsi="Times New Roman" w:cs="Times New Roman"/>
-        </w:rPr>
-        <w:t>的查詢性能與靈活的擴展能力。</w:t>
-      </w:r>
-      <w:r>
-        <w:rPr>
-          <w:rFonts w:ascii="Times New Roman" w:eastAsia="標楷體" w:hAnsi="Times New Roman" w:cs="Times New Roman"/>
-        </w:rPr>
-        <w:t>同時</w:t>
-      </w:r>
-      <w:r>
-        <w:rPr>
-          <w:rFonts w:ascii="Times New Roman" w:eastAsia="標楷體" w:hAnsi="Times New Roman" w:cs="Times New Roman"/>
-        </w:rPr>
-        <w:t>，</w:t>
-      </w:r>
-      <w:r>
-        <w:rPr>
-          <w:rFonts w:ascii="Times New Roman" w:eastAsia="標楷體" w:hAnsi="Times New Roman" w:cs="Times New Roman"/>
-        </w:rPr>
-        <w:t xml:space="preserve">MySQL </w:t>
-      </w:r>
-      <w:r>
-        <w:rPr>
-          <w:rFonts w:ascii="Times New Roman" w:eastAsia="標楷體" w:hAnsi="Times New Roman" w:cs="Times New Roman"/>
-        </w:rPr>
-        <w:t>擁有廣泛的社群支持和豐富的工具，方便開發與維護。</w:t>
-      </w:r>
-    </w:p>
-    <w:p>
-      <w:pPr>
-        <w:spacing w:before="240" w:after="240" w:line="240" w:lineRule="auto"/>
-        <w:ind w:firstLine="480"/>
-        <w:rPr>
-          <w:rFonts w:ascii="Times New Roman" w:eastAsia="標楷體" w:hAnsi="Times New Roman" w:cs="Times New Roman"/>
-          <w:b/>
-          <w:bCs/>
-        </w:rPr>
-      </w:pPr>
-      <w:r>
-        <w:rPr>
-          <w:rFonts w:ascii="Times New Roman" w:eastAsia="標楷體" w:hAnsi="Times New Roman" w:cs="Times New Roman"/>
-          <w:b/>
-          <w:bCs/>
-        </w:rPr>
-        <w:t>設計</w:t>
-      </w:r>
-      <w:r>
-        <w:rPr>
-          <w:rFonts w:ascii="Times New Roman" w:eastAsia="標楷體" w:hAnsi="Times New Roman" w:cs="Times New Roman"/>
-          <w:b/>
-          <w:bCs/>
-        </w:rPr>
-        <w:t>UI/UX</w:t>
-      </w:r>
-      <w:r>
-        <w:rPr>
-          <w:rFonts w:ascii="Times New Roman" w:eastAsia="標楷體" w:hAnsi="Times New Roman" w:cs="Times New Roman"/>
-          <w:b/>
-          <w:bCs/>
-        </w:rPr>
-        <w:t>介面</w:t>
-      </w:r>
-      <w:r>
-        <w:rPr>
-          <w:rFonts w:ascii="Times New Roman" w:eastAsia="標楷體" w:hAnsi="Times New Roman" w:cs="Times New Roman" w:hint="eastAsia"/>
-          <w:b/>
-          <w:bCs/>
-        </w:rPr>
-        <w:t>：</w:t>
-      </w:r>
-    </w:p>
-    <w:p>
-      <w:pPr>
-        <w:spacing w:before="240" w:after="240" w:line="240" w:lineRule="auto"/>
-        <w:ind w:left="960" w:firstLine="480"/>
-        <w:rPr>
-          <w:rFonts w:ascii="Times New Roman" w:eastAsia="標楷體" w:hAnsi="Times New Roman" w:cs="Times New Roman"/>
-        </w:rPr>
-      </w:pPr>
-      <w:r>
-        <w:rPr>
-          <w:rFonts w:ascii="標楷體" w:eastAsia="標楷體" w:hAnsi="標楷體" w:cs="標楷體"/>
-        </w:rPr>
-        <w:t>Canva具備直覺化的設計介面與雲端協作功能，可用於進行 UI/UX 介面設計。它提供多樣化的模板與元件庫，方便快速製作登入頁面、主選單、學習歷程等介面，並能建立統一的色彩與字體規範以維持設計一致性。此外，Canva支援原型設計與資產匯出，設計成果可直接應用於 Unity 開發環境中</w:t>
-      </w:r>
-      <w:r>
-        <w:rPr>
-          <w:rFonts w:ascii="Times New Roman" w:eastAsia="標楷體" w:hAnsi="Times New Roman" w:cs="Times New Roman"/>
-        </w:rPr>
-        <w:t>。</w:t>
-      </w:r>
-    </w:p>
-    <w:p>
-      <w:pPr>
-        <w:widowControl/>
-        <w:rPr>
-          <w:rFonts w:ascii="Times New Roman" w:eastAsia="標楷體" w:hAnsi="Times New Roman" w:cs="Times New Roman"/>
-        </w:rPr>
-      </w:pPr>
-      <w:r>
-        <w:rPr>
-          <w:rFonts w:ascii="Times New Roman" w:eastAsia="標楷體" w:hAnsi="Times New Roman" w:cs="Times New Roman"/>
-        </w:rPr>
-        <w:br w:type="page"/>
-      </w:r>
-    </w:p>
-    <w:p>
-      <w:pPr>
-        <w:spacing w:before="240" w:after="240" w:line="240" w:lineRule="auto"/>
-        <w:ind w:firstLine="480"/>
-        <w:rPr>
-          <w:rFonts w:ascii="Times New Roman" w:eastAsia="標楷體" w:hAnsi="Times New Roman" w:cs="Times New Roman"/>
-        </w:rPr>
-      </w:pPr>
-      <w:r>
-        <w:rPr>
-          <w:rFonts w:ascii="Times New Roman" w:eastAsia="標楷體" w:hAnsi="Times New Roman" w:cs="Times New Roman"/>
-          <w:b/>
-        </w:rPr>
-        <w:lastRenderedPageBreak/>
-        <w:t>大語言模型</w:t>
-      </w:r>
-      <w:r>
-        <w:rPr>
-          <w:rFonts w:ascii="Times New Roman" w:eastAsia="標楷體" w:hAnsi="Times New Roman" w:cs="Times New Roman" w:hint="eastAsia"/>
-        </w:rPr>
-        <w:t>：</w:t>
-      </w:r>
-    </w:p>
-    <w:p>
-      <w:pPr>
-        <w:spacing w:before="240" w:after="240" w:line="240" w:lineRule="auto"/>
-        <w:ind w:left="960" w:firstLine="480"/>
-        <w:rPr>
-          <w:rFonts w:ascii="標楷體" w:eastAsia="標楷體" w:hAnsi="標楷體" w:cs="標楷體"/>
-        </w:rPr>
-      </w:pPr>
-      <w:r>
-        <w:rPr>
-          <w:rFonts w:ascii="標楷體" w:eastAsia="標楷體" w:hAnsi="標楷體" w:cs="標楷體"/>
-        </w:rPr>
-        <w:t>OpenAI GPT-4o</w:t>
-      </w:r>
-      <w:r>
-        <w:rPr>
-          <w:rFonts w:ascii="標楷體" w:eastAsia="標楷體" w:hAnsi="標楷體" w:cs="標楷體"/>
-        </w:rPr>
-        <w:t>是在2024年5月推出的新一代多模態模型，是GPT-4</w:t>
-      </w:r>
-      <w:r>
-        <w:rPr>
-          <w:rFonts w:ascii="標楷體" w:eastAsia="標楷體" w:hAnsi="標楷體" w:cs="標楷體"/>
-        </w:rPr>
-        <w:t>系列的升級版，比起</w:t>
-      </w:r>
-      <w:r>
-        <w:rPr>
-          <w:rFonts w:ascii="標楷體" w:eastAsia="標楷體" w:hAnsi="標楷體" w:cs="標楷體"/>
-        </w:rPr>
-        <w:t>GPT</w:t>
-      </w:r>
-      <w:r>
-        <w:rPr>
-          <w:rFonts w:ascii="Cambria Math" w:eastAsia="標楷體" w:hAnsi="Cambria Math" w:cs="Cambria Math"/>
-        </w:rPr>
-        <w:t>‑</w:t>
-      </w:r>
-      <w:r>
-        <w:rPr>
-          <w:rFonts w:ascii="標楷體" w:eastAsia="標楷體" w:hAnsi="標楷體" w:cs="標楷體"/>
-        </w:rPr>
-        <w:t>4 Turbo推理速度更快、延遲及API成本更低，</w:t>
-      </w:r>
-      <w:r>
-        <w:rPr>
-          <w:rFonts w:ascii="標楷體" w:eastAsia="標楷體" w:hAnsi="標楷體" w:cs="標楷體"/>
-        </w:rPr>
-        <w:t>其不單有著大語言模型能根據文字提示完成任務的能力，也能夠</w:t>
-      </w:r>
-      <w:r>
-        <w:rPr>
-          <w:rFonts w:ascii="標楷體" w:eastAsia="標楷體" w:hAnsi="標楷體" w:cs="標楷體"/>
-        </w:rPr>
-        <w:t>讀取、輸出圖片</w:t>
-      </w:r>
-      <w:r>
-        <w:rPr>
-          <w:rFonts w:ascii="標楷體" w:eastAsia="標楷體" w:hAnsi="標楷體" w:cs="標楷體"/>
-        </w:rPr>
-        <w:t>，給予更精確地回應以減少幻覺的發生，並完成更複雜的任務。</w:t>
-      </w:r>
-    </w:p>
-    <w:p>
-      <w:pPr>
-        <w:spacing w:before="240" w:after="240" w:line="240" w:lineRule="auto"/>
-        <w:ind w:left="960" w:firstLine="480"/>
-        <w:rPr>
-          <w:rFonts w:ascii="標楷體" w:eastAsia="標楷體" w:hAnsi="標楷體" w:cs="標楷體"/>
-        </w:rPr>
-      </w:pPr>
-      <w:r>
-        <w:rPr>
-          <w:rFonts w:ascii="標楷體" w:eastAsia="標楷體" w:hAnsi="標楷體" w:cs="標楷體"/>
-        </w:rPr>
-        <w:t>本系統中採用GPT-4o</w:t>
-      </w:r>
-      <w:r>
-        <w:rPr>
-          <w:rFonts w:ascii="標楷體" w:eastAsia="標楷體" w:hAnsi="標楷體" w:cs="標楷體"/>
-        </w:rPr>
-        <w:t>作為進行對話交流的語言</w:t>
-      </w:r>
-      <w:r>
-        <w:rPr>
-          <w:rFonts w:ascii="標楷體" w:eastAsia="標楷體" w:hAnsi="標楷體" w:cs="標楷體"/>
-        </w:rPr>
-        <w:t>模型，給予相對應的提示(prompt)後</w:t>
-      </w:r>
-      <w:r>
-        <w:rPr>
-          <w:rFonts w:ascii="標楷體" w:eastAsia="標楷體" w:hAnsi="標楷體" w:cs="標楷體"/>
-        </w:rPr>
-        <w:t>，GPT-4o可以</w:t>
-      </w:r>
-      <w:r>
-        <w:rPr>
-          <w:rFonts w:ascii="標楷體" w:eastAsia="標楷體" w:hAnsi="標楷體" w:cs="標楷體"/>
-        </w:rPr>
-        <w:t>藉由</w:t>
-      </w:r>
-      <w:r>
-        <w:rPr>
-          <w:rFonts w:ascii="標楷體" w:eastAsia="標楷體" w:hAnsi="標楷體" w:cs="標楷體"/>
-        </w:rPr>
-        <w:t>扮演情境中的角色，</w:t>
-      </w:r>
-      <w:r>
-        <w:rPr>
-          <w:rFonts w:ascii="標楷體" w:eastAsia="標楷體" w:hAnsi="標楷體" w:cs="標楷體"/>
-        </w:rPr>
-        <w:t>讓</w:t>
-      </w:r>
-      <w:r>
-        <w:rPr>
-          <w:rFonts w:ascii="標楷體" w:eastAsia="標楷體" w:hAnsi="標楷體" w:cs="標楷體"/>
-        </w:rPr>
-        <w:t>使用者透過與GPT-4o對話來學習情境中的資訊安全知識</w:t>
-      </w:r>
-      <w:r>
-        <w:rPr>
-          <w:rFonts w:ascii="標楷體" w:eastAsia="標楷體" w:hAnsi="標楷體" w:cs="標楷體"/>
-        </w:rPr>
-        <w:t>。</w:t>
-      </w:r>
-    </w:p>
-    <w:p>
-      <w:pPr>
-        <w:spacing w:line="276" w:lineRule="auto"/>
-        <w:ind w:left="480" w:firstLine="480"/>
-        <w:rPr>
-          <w:rFonts w:ascii="Times New Roman" w:eastAsia="標楷體" w:hAnsi="Times New Roman" w:cs="Times New Roman"/>
-        </w:rPr>
-      </w:pPr>
-      <w:r>
-        <w:rPr>
-          <w:rFonts w:ascii="Times New Roman" w:eastAsia="標楷體" w:hAnsi="Times New Roman" w:cs="Times New Roman"/>
-          <w:b/>
-          <w:bCs/>
-        </w:rPr>
-        <w:t>Docker</w:t>
-      </w:r>
-      <w:r>
-        <w:rPr>
-          <w:rFonts w:ascii="Times New Roman" w:eastAsia="標楷體" w:hAnsi="Times New Roman" w:cs="Times New Roman" w:hint="eastAsia"/>
-          <w:b/>
-          <w:bCs/>
-        </w:rPr>
-        <w:t>：</w:t>
-      </w:r>
-    </w:p>
-    <w:p>
-      <w:pPr>
-        <w:spacing w:line="276" w:lineRule="auto"/>
-        <w:ind w:left="1474" w:firstLine="482"/>
-        <w:rPr>
-          <w:rFonts w:ascii="Times New Roman" w:eastAsia="標楷體" w:hAnsi="Times New Roman" w:cs="Times New Roman"/>
-        </w:rPr>
-      </w:pPr>
-      <w:r>
-        <w:rPr>
-          <w:rFonts w:ascii="Times New Roman" w:eastAsia="標楷體" w:hAnsi="Times New Roman" w:cs="Times New Roman"/>
-        </w:rPr>
-        <w:t xml:space="preserve">Docker </w:t>
-      </w:r>
-      <w:r>
-        <w:rPr>
-          <w:rFonts w:ascii="Times New Roman" w:eastAsia="標楷體" w:hAnsi="Times New Roman" w:cs="Times New Roman"/>
-        </w:rPr>
-        <w:t>是一套容器化平台，用來打包應用程式與其依賴環境，確保應用在不同作業系統中皆能一致且穩定地執行。</w:t>
-      </w:r>
-      <w:r>
-        <w:rPr>
-          <w:rFonts w:ascii="Times New Roman" w:eastAsia="標楷體" w:hAnsi="Times New Roman" w:cs="Times New Roman"/>
-        </w:rPr>
-        <w:t xml:space="preserve">Docker </w:t>
-      </w:r>
-      <w:r>
-        <w:rPr>
-          <w:rFonts w:ascii="Times New Roman" w:eastAsia="標楷體" w:hAnsi="Times New Roman" w:cs="Times New Roman"/>
-        </w:rPr>
-        <w:t>與傳統虛擬機（如</w:t>
-      </w:r>
-      <w:r>
-        <w:rPr>
-          <w:rFonts w:ascii="Times New Roman" w:eastAsia="標楷體" w:hAnsi="Times New Roman" w:cs="Times New Roman"/>
-        </w:rPr>
-        <w:t xml:space="preserve"> VMware</w:t>
-      </w:r>
-      <w:r>
-        <w:rPr>
-          <w:rFonts w:ascii="Times New Roman" w:eastAsia="標楷體" w:hAnsi="Times New Roman" w:cs="Times New Roman"/>
-        </w:rPr>
-        <w:t>、</w:t>
-      </w:r>
-      <w:r>
-        <w:rPr>
-          <w:rFonts w:ascii="Times New Roman" w:eastAsia="標楷體" w:hAnsi="Times New Roman" w:cs="Times New Roman"/>
-        </w:rPr>
-        <w:t>VirtualBox</w:t>
-      </w:r>
-      <w:r>
-        <w:rPr>
-          <w:rFonts w:ascii="Times New Roman" w:eastAsia="標楷體" w:hAnsi="Times New Roman" w:cs="Times New Roman"/>
-        </w:rPr>
-        <w:t>）不同，容器不需啟動整個作業系統，具有啟動速度快、資源佔用小、可攜性高的優勢。與</w:t>
-      </w:r>
-      <w:r>
-        <w:rPr>
-          <w:rFonts w:ascii="Times New Roman" w:eastAsia="標楷體" w:hAnsi="Times New Roman" w:cs="Times New Roman"/>
-        </w:rPr>
-        <w:t xml:space="preserve"> LXC</w:t>
-      </w:r>
-      <w:r>
-        <w:rPr>
-          <w:rFonts w:ascii="Times New Roman" w:eastAsia="標楷體" w:hAnsi="Times New Roman" w:cs="Times New Roman"/>
-        </w:rPr>
-        <w:t>（</w:t>
-      </w:r>
-      <w:r>
-        <w:rPr>
-          <w:rFonts w:ascii="Times New Roman" w:eastAsia="標楷體" w:hAnsi="Times New Roman" w:cs="Times New Roman"/>
-        </w:rPr>
-        <w:t>Linux Containers</w:t>
-      </w:r>
-      <w:r>
-        <w:rPr>
-          <w:rFonts w:ascii="Times New Roman" w:eastAsia="標楷體" w:hAnsi="Times New Roman" w:cs="Times New Roman"/>
-        </w:rPr>
-        <w:t>）相比，</w:t>
-      </w:r>
-      <w:r>
-        <w:rPr>
-          <w:rFonts w:ascii="Times New Roman" w:eastAsia="標楷體" w:hAnsi="Times New Roman" w:cs="Times New Roman"/>
-        </w:rPr>
-        <w:t xml:space="preserve">Docker </w:t>
-      </w:r>
-      <w:r>
-        <w:rPr>
-          <w:rFonts w:ascii="Times New Roman" w:eastAsia="標楷體" w:hAnsi="Times New Roman" w:cs="Times New Roman"/>
-        </w:rPr>
-        <w:t>提供更完善的映像管理、網路與</w:t>
-      </w:r>
-      <w:r>
-        <w:rPr>
-          <w:rFonts w:ascii="Times New Roman" w:eastAsia="標楷體" w:hAnsi="Times New Roman" w:cs="Times New Roman"/>
-        </w:rPr>
-        <w:t xml:space="preserve"> API </w:t>
-      </w:r>
-      <w:r>
-        <w:rPr>
-          <w:rFonts w:ascii="Times New Roman" w:eastAsia="標楷體" w:hAnsi="Times New Roman" w:cs="Times New Roman"/>
-        </w:rPr>
-        <w:t>支援。</w:t>
-      </w:r>
-    </w:p>
-    <w:p>
-      <w:pPr>
-        <w:spacing w:line="276" w:lineRule="auto"/>
-        <w:ind w:left="1474" w:firstLine="482"/>
-        <w:rPr>
-          <w:rFonts w:ascii="Times New Roman" w:eastAsia="標楷體" w:hAnsi="Times New Roman" w:cs="Times New Roman"/>
-        </w:rPr>
-      </w:pPr>
-      <w:r>
-        <w:rPr>
-          <w:rFonts w:ascii="Times New Roman" w:eastAsia="標楷體" w:hAnsi="Times New Roman" w:cs="Times New Roman"/>
-        </w:rPr>
-        <w:t>本系統中採用</w:t>
-      </w:r>
-      <w:r>
-        <w:rPr>
-          <w:rFonts w:ascii="Times New Roman" w:eastAsia="標楷體" w:hAnsi="Times New Roman" w:cs="Times New Roman"/>
-        </w:rPr>
-        <w:t xml:space="preserve"> Docker </w:t>
-      </w:r>
-      <w:r>
-        <w:rPr>
-          <w:rFonts w:ascii="Times New Roman" w:eastAsia="標楷體" w:hAnsi="Times New Roman" w:cs="Times New Roman"/>
-        </w:rPr>
-        <w:t>容器化部署本地文字轉語音系統</w:t>
-      </w:r>
-      <w:r>
-        <w:rPr>
-          <w:rFonts w:ascii="Times New Roman" w:eastAsia="標楷體" w:hAnsi="Times New Roman" w:cs="Times New Roman"/>
-        </w:rPr>
-        <w:t>F5-TTS</w:t>
-      </w:r>
-      <w:r>
-        <w:rPr>
-          <w:rFonts w:ascii="Times New Roman" w:eastAsia="標楷體" w:hAnsi="Times New Roman" w:cs="Times New Roman"/>
-        </w:rPr>
-        <w:t>。透過</w:t>
-      </w:r>
-      <w:r>
-        <w:rPr>
-          <w:rFonts w:ascii="Times New Roman" w:eastAsia="標楷體" w:hAnsi="Times New Roman" w:cs="Times New Roman"/>
-        </w:rPr>
-        <w:t>Docker</w:t>
-      </w:r>
-      <w:r>
-        <w:rPr>
-          <w:rFonts w:ascii="Times New Roman" w:eastAsia="標楷體" w:hAnsi="Times New Roman" w:cs="Times New Roman"/>
-        </w:rPr>
-        <w:t>，可快速啟動</w:t>
-      </w:r>
-      <w:r>
-        <w:rPr>
-          <w:rFonts w:ascii="Times New Roman" w:eastAsia="標楷體" w:hAnsi="Times New Roman" w:cs="Times New Roman"/>
-        </w:rPr>
-        <w:t xml:space="preserve"> F5-TTS API </w:t>
-      </w:r>
-      <w:r>
-        <w:rPr>
-          <w:rFonts w:ascii="Times New Roman" w:eastAsia="標楷體" w:hAnsi="Times New Roman" w:cs="Times New Roman"/>
-        </w:rPr>
-        <w:t>伺服器，並支援</w:t>
-      </w:r>
-      <w:r>
-        <w:rPr>
-          <w:rFonts w:ascii="Times New Roman" w:eastAsia="標楷體" w:hAnsi="Times New Roman" w:cs="Times New Roman"/>
-        </w:rPr>
-        <w:t xml:space="preserve"> NVIDIA GPU</w:t>
-      </w:r>
-      <w:r>
-        <w:rPr>
-          <w:rFonts w:ascii="Times New Roman" w:eastAsia="標楷體" w:hAnsi="Times New Roman" w:cs="Times New Roman"/>
-        </w:rPr>
-        <w:t>加速（於</w:t>
-      </w:r>
-      <w:r>
-        <w:rPr>
-          <w:rFonts w:ascii="Times New Roman" w:eastAsia="標楷體" w:hAnsi="Times New Roman" w:cs="Times New Roman"/>
-        </w:rPr>
-        <w:t>Linux</w:t>
-      </w:r>
-      <w:r>
-        <w:rPr>
-          <w:rFonts w:ascii="Times New Roman" w:eastAsia="標楷體" w:hAnsi="Times New Roman" w:cs="Times New Roman"/>
-        </w:rPr>
-        <w:t>環境中），顯著提升語音生成速度與穩定性。同時容器化部署讓系統具備更佳的移植性與維護彈性，能快速應對跨平台部署需求。</w:t>
-      </w:r>
-    </w:p>
-    <w:p>
-      <w:pPr>
-        <w:spacing w:line="276" w:lineRule="auto"/>
-        <w:ind w:left="480" w:firstLine="480"/>
-        <w:rPr>
-          <w:rFonts w:ascii="Times New Roman" w:eastAsia="標楷體" w:hAnsi="Times New Roman" w:cs="Times New Roman"/>
-        </w:rPr>
-      </w:pPr>
-      <w:r>
-        <w:rPr>
-          <w:rFonts w:ascii="Times New Roman" w:eastAsia="標楷體" w:hAnsi="Times New Roman" w:cs="Times New Roman"/>
-          <w:b/>
-          <w:bCs/>
-        </w:rPr>
-        <w:t>WSL</w:t>
-      </w:r>
-      <w:r>
-        <w:rPr>
-          <w:rFonts w:ascii="Times New Roman" w:eastAsia="標楷體" w:hAnsi="Times New Roman" w:cs="Times New Roman"/>
-          <w:b/>
-          <w:bCs/>
-        </w:rPr>
-        <w:t>（</w:t>
-      </w:r>
-      <w:r>
-        <w:rPr>
-          <w:rFonts w:ascii="Times New Roman" w:eastAsia="標楷體" w:hAnsi="Times New Roman" w:cs="Times New Roman"/>
-          <w:b/>
-          <w:bCs/>
-        </w:rPr>
-        <w:t>Windows Subsystem for Linux, Ubuntu</w:t>
-      </w:r>
-      <w:r>
-        <w:rPr>
-          <w:rFonts w:ascii="Times New Roman" w:eastAsia="標楷體" w:hAnsi="Times New Roman" w:cs="Times New Roman"/>
-          <w:b/>
-          <w:bCs/>
-        </w:rPr>
-        <w:t>）</w:t>
-      </w:r>
-      <w:r>
-        <w:rPr>
-          <w:rFonts w:ascii="Times New Roman" w:eastAsia="標楷體" w:hAnsi="Times New Roman" w:cs="Times New Roman" w:hint="eastAsia"/>
-          <w:b/>
-          <w:bCs/>
-        </w:rPr>
-        <w:t>：</w:t>
-      </w:r>
-    </w:p>
-    <w:p>
-      <w:pPr>
-        <w:spacing w:line="276" w:lineRule="auto"/>
-        <w:ind w:left="1474" w:firstLine="482"/>
-        <w:rPr>
-          <w:rFonts w:ascii="Times New Roman" w:eastAsia="標楷體" w:hAnsi="Times New Roman" w:cs="Times New Roman"/>
-        </w:rPr>
-      </w:pPr>
-      <w:r>
-        <w:rPr>
-          <w:rFonts w:ascii="Times New Roman" w:eastAsia="標楷體" w:hAnsi="Times New Roman" w:cs="Times New Roman"/>
-        </w:rPr>
-        <w:t xml:space="preserve">WSL </w:t>
-      </w:r>
-      <w:r>
-        <w:rPr>
-          <w:rFonts w:ascii="Times New Roman" w:eastAsia="標楷體" w:hAnsi="Times New Roman" w:cs="Times New Roman"/>
-        </w:rPr>
-        <w:t>允許在</w:t>
-      </w:r>
-      <w:r>
-        <w:rPr>
-          <w:rFonts w:ascii="Times New Roman" w:eastAsia="標楷體" w:hAnsi="Times New Roman" w:cs="Times New Roman"/>
-        </w:rPr>
-        <w:t xml:space="preserve"> Windows </w:t>
-      </w:r>
-      <w:r>
-        <w:rPr>
-          <w:rFonts w:ascii="Times New Roman" w:eastAsia="標楷體" w:hAnsi="Times New Roman" w:cs="Times New Roman"/>
-        </w:rPr>
-        <w:t>系統中執行原生</w:t>
-      </w:r>
-      <w:r>
-        <w:rPr>
-          <w:rFonts w:ascii="Times New Roman" w:eastAsia="標楷體" w:hAnsi="Times New Roman" w:cs="Times New Roman"/>
-        </w:rPr>
-        <w:t xml:space="preserve"> Linux </w:t>
-      </w:r>
-      <w:r>
-        <w:rPr>
-          <w:rFonts w:ascii="Times New Roman" w:eastAsia="標楷體" w:hAnsi="Times New Roman" w:cs="Times New Roman"/>
-        </w:rPr>
-        <w:t>環境。</w:t>
-      </w:r>
-      <w:r>
-        <w:rPr>
-          <w:rFonts w:ascii="Times New Roman" w:eastAsia="標楷體" w:hAnsi="Times New Roman" w:cs="Times New Roman"/>
-        </w:rPr>
-        <w:t xml:space="preserve">WSL2 </w:t>
-      </w:r>
-      <w:r>
-        <w:rPr>
-          <w:rFonts w:ascii="Times New Roman" w:eastAsia="標楷體" w:hAnsi="Times New Roman" w:cs="Times New Roman"/>
-        </w:rPr>
-        <w:t>更進一步支援</w:t>
-      </w:r>
-      <w:r>
-        <w:rPr>
-          <w:rFonts w:ascii="Times New Roman" w:eastAsia="標楷體" w:hAnsi="Times New Roman" w:cs="Times New Roman"/>
-        </w:rPr>
-        <w:t xml:space="preserve"> Docker </w:t>
-      </w:r>
-      <w:r>
-        <w:rPr>
-          <w:rFonts w:ascii="Times New Roman" w:eastAsia="標楷體" w:hAnsi="Times New Roman" w:cs="Times New Roman"/>
-        </w:rPr>
-        <w:t>與</w:t>
-      </w:r>
-      <w:r>
-        <w:rPr>
-          <w:rFonts w:ascii="Times New Roman" w:eastAsia="標楷體" w:hAnsi="Times New Roman" w:cs="Times New Roman"/>
-        </w:rPr>
-        <w:t xml:space="preserve"> GPU </w:t>
-      </w:r>
-      <w:r>
-        <w:rPr>
-          <w:rFonts w:ascii="Times New Roman" w:eastAsia="標楷體" w:hAnsi="Times New Roman" w:cs="Times New Roman"/>
-        </w:rPr>
-        <w:t>運算，適合需要</w:t>
-      </w:r>
-      <w:r>
-        <w:rPr>
-          <w:rFonts w:ascii="Times New Roman" w:eastAsia="標楷體" w:hAnsi="Times New Roman" w:cs="Times New Roman"/>
-        </w:rPr>
-        <w:t xml:space="preserve"> Linux </w:t>
-      </w:r>
-      <w:r>
-        <w:rPr>
-          <w:rFonts w:ascii="Times New Roman" w:eastAsia="標楷體" w:hAnsi="Times New Roman" w:cs="Times New Roman"/>
-        </w:rPr>
-        <w:t>依賴的開發情境。由於</w:t>
-      </w:r>
-      <w:r>
-        <w:rPr>
-          <w:rFonts w:ascii="Times New Roman" w:eastAsia="標楷體" w:hAnsi="Times New Roman" w:cs="Times New Roman"/>
-        </w:rPr>
-        <w:t xml:space="preserve"> Windows </w:t>
-      </w:r>
-      <w:r>
-        <w:rPr>
-          <w:rFonts w:ascii="Times New Roman" w:eastAsia="標楷體" w:hAnsi="Times New Roman" w:cs="Times New Roman"/>
-        </w:rPr>
-        <w:t>不支援</w:t>
-      </w:r>
-      <w:r>
-        <w:rPr>
-          <w:rFonts w:ascii="Times New Roman" w:eastAsia="標楷體" w:hAnsi="Times New Roman" w:cs="Times New Roman"/>
-        </w:rPr>
-        <w:t xml:space="preserve"> NVIDIA Container Toolkit</w:t>
-      </w:r>
-      <w:r>
-        <w:rPr>
-          <w:rFonts w:ascii="Times New Roman" w:eastAsia="標楷體" w:hAnsi="Times New Roman" w:cs="Times New Roman"/>
-        </w:rPr>
-        <w:t>，無法直接使用</w:t>
-      </w:r>
-      <w:r>
-        <w:rPr>
-          <w:rFonts w:ascii="Times New Roman" w:eastAsia="標楷體" w:hAnsi="Times New Roman" w:cs="Times New Roman"/>
-        </w:rPr>
-        <w:t xml:space="preserve"> GPU </w:t>
-      </w:r>
-      <w:r>
-        <w:rPr>
-          <w:rFonts w:ascii="Times New Roman" w:eastAsia="標楷體" w:hAnsi="Times New Roman" w:cs="Times New Roman"/>
-        </w:rPr>
-        <w:t>運算，因此系統使用</w:t>
-      </w:r>
-      <w:r>
-        <w:rPr>
-          <w:rFonts w:ascii="Times New Roman" w:eastAsia="標楷體" w:hAnsi="Times New Roman" w:cs="Times New Roman"/>
-        </w:rPr>
-        <w:t xml:space="preserve"> WSL2 </w:t>
-      </w:r>
-      <w:r>
-        <w:rPr>
-          <w:rFonts w:ascii="Times New Roman" w:eastAsia="標楷體" w:hAnsi="Times New Roman" w:cs="Times New Roman"/>
-        </w:rPr>
-        <w:t>來模擬</w:t>
-      </w:r>
-      <w:r>
-        <w:rPr>
-          <w:rFonts w:ascii="Times New Roman" w:eastAsia="標楷體" w:hAnsi="Times New Roman" w:cs="Times New Roman"/>
-        </w:rPr>
-        <w:t xml:space="preserve"> Linux </w:t>
-      </w:r>
-      <w:r>
-        <w:rPr>
-          <w:rFonts w:ascii="Times New Roman" w:eastAsia="標楷體" w:hAnsi="Times New Roman" w:cs="Times New Roman"/>
-        </w:rPr>
-        <w:t>環境。與傳統虛擬機相比，</w:t>
-      </w:r>
-      <w:r>
-        <w:rPr>
-          <w:rFonts w:ascii="Times New Roman" w:eastAsia="標楷體" w:hAnsi="Times New Roman" w:cs="Times New Roman"/>
-        </w:rPr>
-        <w:t xml:space="preserve">WSL2 </w:t>
-      </w:r>
-      <w:r>
-        <w:rPr>
-          <w:rFonts w:ascii="Times New Roman" w:eastAsia="標楷體" w:hAnsi="Times New Roman" w:cs="Times New Roman"/>
-        </w:rPr>
-        <w:t>佔用資源更少，啟動速度更快；與</w:t>
-      </w:r>
-      <w:r>
-        <w:rPr>
-          <w:rFonts w:ascii="Times New Roman" w:eastAsia="標楷體" w:hAnsi="Times New Roman" w:cs="Times New Roman"/>
-        </w:rPr>
-        <w:t xml:space="preserve"> Docker </w:t>
-      </w:r>
-      <w:r>
-        <w:rPr>
-          <w:rFonts w:ascii="Times New Roman" w:eastAsia="標楷體" w:hAnsi="Times New Roman" w:cs="Times New Roman"/>
-        </w:rPr>
-        <w:t>相比，</w:t>
-      </w:r>
-      <w:r>
-        <w:rPr>
-          <w:rFonts w:ascii="Times New Roman" w:eastAsia="標楷體" w:hAnsi="Times New Roman" w:cs="Times New Roman"/>
-        </w:rPr>
-        <w:t xml:space="preserve">WSL2 </w:t>
-      </w:r>
-      <w:r>
-        <w:rPr>
-          <w:rFonts w:ascii="Times New Roman" w:eastAsia="標楷體" w:hAnsi="Times New Roman" w:cs="Times New Roman"/>
-        </w:rPr>
-        <w:t>提供完整</w:t>
-      </w:r>
-      <w:r>
-        <w:rPr>
-          <w:rFonts w:ascii="Times New Roman" w:eastAsia="標楷體" w:hAnsi="Times New Roman" w:cs="Times New Roman"/>
-        </w:rPr>
-        <w:t xml:space="preserve"> Linux </w:t>
-      </w:r>
-      <w:r>
-        <w:rPr>
-          <w:rFonts w:ascii="Times New Roman" w:eastAsia="標楷體" w:hAnsi="Times New Roman" w:cs="Times New Roman"/>
-        </w:rPr>
-        <w:t>作業環境並支援多用途開發</w:t>
-      </w:r>
-      <w:r>
-        <w:rPr>
-          <w:rFonts w:ascii="Times New Roman" w:eastAsia="標楷體" w:hAnsi="Times New Roman" w:cs="Times New Roman"/>
-        </w:rPr>
-        <w:t>。</w:t>
-      </w:r>
-    </w:p>
-    <w:p>
-      <w:pPr>
-        <w:widowControl/>
-        <w:rPr>
-          <w:rFonts w:ascii="Times New Roman" w:eastAsia="標楷體" w:hAnsi="Times New Roman" w:cs="Times New Roman"/>
-        </w:rPr>
-      </w:pPr>
-      <w:r>
-        <w:rPr>
-          <w:rFonts w:ascii="Times New Roman" w:eastAsia="標楷體" w:hAnsi="Times New Roman" w:cs="Times New Roman"/>
-        </w:rPr>
-        <w:br w:type="page"/>
-      </w:r>
-    </w:p>
-    <w:p>
-      <w:pPr>
-        <w:spacing w:line="276" w:lineRule="auto"/>
-        <w:ind w:left="480" w:firstLine="480"/>
-        <w:rPr>
-          <w:rFonts w:ascii="Times New Roman" w:eastAsia="標楷體" w:hAnsi="Times New Roman" w:cs="Times New Roman"/>
-          <w:b/>
-          <w:bCs/>
-        </w:rPr>
-      </w:pPr>
-      <w:r>
-        <w:rPr>
-          <w:rFonts w:ascii="Times New Roman" w:eastAsia="標楷體" w:hAnsi="Times New Roman" w:cs="Times New Roman"/>
-          <w:b/>
-          <w:bCs/>
-        </w:rPr>
-        <w:lastRenderedPageBreak/>
-        <w:t>F5-TTS</w:t>
-      </w:r>
-      <w:r>
-        <w:rPr>
-          <w:rFonts w:ascii="Times New Roman" w:eastAsia="標楷體" w:hAnsi="Times New Roman" w:cs="Times New Roman" w:hint="eastAsia"/>
-          <w:b/>
-          <w:bCs/>
-        </w:rPr>
-        <w:t>：</w:t>
-      </w:r>
-    </w:p>
-    <w:p>
-      <w:pPr>
-        <w:spacing w:line="276" w:lineRule="auto"/>
-        <w:ind w:left="1474" w:firstLine="482"/>
-        <w:rPr>
-          <w:rFonts w:ascii="Times New Roman" w:eastAsia="標楷體" w:hAnsi="Times New Roman" w:cs="Times New Roman"/>
-        </w:rPr>
-      </w:pPr>
-      <w:r>
-        <w:rPr>
-          <w:rFonts w:ascii="Times New Roman" w:eastAsia="標楷體" w:hAnsi="Times New Roman" w:cs="Times New Roman"/>
-        </w:rPr>
-        <w:t xml:space="preserve">F5-TTS </w:t>
-      </w:r>
-      <w:r>
-        <w:rPr>
-          <w:rFonts w:ascii="Times New Roman" w:eastAsia="標楷體" w:hAnsi="Times New Roman" w:cs="Times New Roman"/>
-        </w:rPr>
-        <w:t>是一個高效能的文字轉語音系統，支援多語者模型、語調調整與</w:t>
-      </w:r>
-      <w:r>
-        <w:rPr>
-          <w:rFonts w:ascii="Times New Roman" w:eastAsia="標楷體" w:hAnsi="Times New Roman" w:cs="Times New Roman"/>
-        </w:rPr>
-        <w:t xml:space="preserve"> GPU </w:t>
-      </w:r>
-      <w:r>
-        <w:rPr>
-          <w:rFonts w:ascii="Times New Roman" w:eastAsia="標楷體" w:hAnsi="Times New Roman" w:cs="Times New Roman"/>
-        </w:rPr>
-        <w:t>加速。提供</w:t>
-      </w:r>
-      <w:r>
-        <w:rPr>
-          <w:rFonts w:ascii="Times New Roman" w:eastAsia="標楷體" w:hAnsi="Times New Roman" w:cs="Times New Roman"/>
-        </w:rPr>
-        <w:t xml:space="preserve"> REST API</w:t>
-      </w:r>
-      <w:r>
-        <w:rPr>
-          <w:rFonts w:ascii="Times New Roman" w:eastAsia="標楷體" w:hAnsi="Times New Roman" w:cs="Times New Roman"/>
-        </w:rPr>
-        <w:t>，可整合進任何支援</w:t>
-      </w:r>
-      <w:r>
-        <w:rPr>
-          <w:rFonts w:ascii="Times New Roman" w:eastAsia="標楷體" w:hAnsi="Times New Roman" w:cs="Times New Roman"/>
-        </w:rPr>
-        <w:t xml:space="preserve"> HTTP </w:t>
-      </w:r>
-      <w:r>
-        <w:rPr>
-          <w:rFonts w:ascii="Times New Roman" w:eastAsia="標楷體" w:hAnsi="Times New Roman" w:cs="Times New Roman"/>
-        </w:rPr>
-        <w:t>的應用中，在本專案中負責將</w:t>
-      </w:r>
-      <w:r>
-        <w:rPr>
-          <w:rFonts w:ascii="Times New Roman" w:eastAsia="標楷體" w:hAnsi="Times New Roman" w:cs="Times New Roman"/>
-        </w:rPr>
-        <w:t xml:space="preserve"> GPT </w:t>
-      </w:r>
-      <w:r>
-        <w:rPr>
-          <w:rFonts w:ascii="Times New Roman" w:eastAsia="標楷體" w:hAnsi="Times New Roman" w:cs="Times New Roman"/>
-        </w:rPr>
-        <w:t>回傳的文字轉為自然語音，並提供</w:t>
-      </w:r>
-      <w:r>
-        <w:rPr>
-          <w:rFonts w:ascii="Times New Roman" w:eastAsia="標楷體" w:hAnsi="Times New Roman" w:cs="Times New Roman"/>
-        </w:rPr>
-        <w:t xml:space="preserve"> API </w:t>
-      </w:r>
-      <w:r>
-        <w:rPr>
-          <w:rFonts w:ascii="Times New Roman" w:eastAsia="標楷體" w:hAnsi="Times New Roman" w:cs="Times New Roman"/>
-        </w:rPr>
-        <w:t>供</w:t>
-      </w:r>
-      <w:r>
-        <w:rPr>
-          <w:rFonts w:ascii="Times New Roman" w:eastAsia="標楷體" w:hAnsi="Times New Roman" w:cs="Times New Roman"/>
-        </w:rPr>
-        <w:t xml:space="preserve"> Unity </w:t>
-      </w:r>
-      <w:r>
-        <w:rPr>
-          <w:rFonts w:ascii="Times New Roman" w:eastAsia="標楷體" w:hAnsi="Times New Roman" w:cs="Times New Roman"/>
-        </w:rPr>
-        <w:t>取得音檔播放。</w:t>
-      </w:r>
-      <w:r>
-        <w:rPr>
-          <w:rFonts w:ascii="Times New Roman" w:eastAsia="標楷體" w:hAnsi="Times New Roman" w:cs="Times New Roman"/>
-        </w:rPr>
-        <w:t xml:space="preserve"> </w:t>
-      </w:r>
-      <w:r>
-        <w:rPr>
-          <w:rFonts w:ascii="Times New Roman" w:eastAsia="標楷體" w:hAnsi="Times New Roman" w:cs="Times New Roman"/>
-        </w:rPr>
-        <w:t>相較於其他主流</w:t>
-      </w:r>
-      <w:r>
-        <w:rPr>
-          <w:rFonts w:ascii="Times New Roman" w:eastAsia="標楷體" w:hAnsi="Times New Roman" w:cs="Times New Roman"/>
-        </w:rPr>
-        <w:t xml:space="preserve"> TTS </w:t>
-      </w:r>
-      <w:r>
-        <w:rPr>
-          <w:rFonts w:ascii="Times New Roman" w:eastAsia="標楷體" w:hAnsi="Times New Roman" w:cs="Times New Roman"/>
-        </w:rPr>
-        <w:t>系統，</w:t>
-      </w:r>
-      <w:r>
-        <w:rPr>
-          <w:rFonts w:ascii="Times New Roman" w:eastAsia="標楷體" w:hAnsi="Times New Roman" w:cs="Times New Roman"/>
-        </w:rPr>
-        <w:t xml:space="preserve">F5-TTS </w:t>
-      </w:r>
-      <w:r>
-        <w:rPr>
-          <w:rFonts w:ascii="Times New Roman" w:eastAsia="標楷體" w:hAnsi="Times New Roman" w:cs="Times New Roman"/>
-        </w:rPr>
-        <w:t>採本地部署架構，具備高度客製化與效能優勢。與</w:t>
-      </w:r>
-      <w:r>
-        <w:rPr>
-          <w:rFonts w:ascii="Times New Roman" w:eastAsia="標楷體" w:hAnsi="Times New Roman" w:cs="Times New Roman"/>
-        </w:rPr>
-        <w:t xml:space="preserve"> Google Text-to-Speech</w:t>
-      </w:r>
-      <w:r>
-        <w:rPr>
-          <w:rFonts w:ascii="Times New Roman" w:eastAsia="標楷體" w:hAnsi="Times New Roman" w:cs="Times New Roman"/>
-        </w:rPr>
-        <w:t>、</w:t>
-      </w:r>
-      <w:r>
-        <w:rPr>
-          <w:rFonts w:ascii="Times New Roman" w:eastAsia="標楷體" w:hAnsi="Times New Roman" w:cs="Times New Roman"/>
-        </w:rPr>
-        <w:t xml:space="preserve">Amazon Polly </w:t>
-      </w:r>
-      <w:r>
-        <w:rPr>
-          <w:rFonts w:ascii="Times New Roman" w:eastAsia="標楷體" w:hAnsi="Times New Roman" w:cs="Times New Roman"/>
-        </w:rPr>
-        <w:t>或</w:t>
-      </w:r>
-      <w:r>
-        <w:rPr>
-          <w:rFonts w:ascii="Times New Roman" w:eastAsia="標楷體" w:hAnsi="Times New Roman" w:cs="Times New Roman"/>
-        </w:rPr>
-        <w:t xml:space="preserve"> Azure TTS </w:t>
-      </w:r>
-      <w:r>
-        <w:rPr>
-          <w:rFonts w:ascii="Times New Roman" w:eastAsia="標楷體" w:hAnsi="Times New Roman" w:cs="Times New Roman"/>
-        </w:rPr>
-        <w:t>等雲端商業服務相比，</w:t>
-      </w:r>
-      <w:r>
-        <w:rPr>
-          <w:rFonts w:ascii="Times New Roman" w:eastAsia="標楷體" w:hAnsi="Times New Roman" w:cs="Times New Roman"/>
-        </w:rPr>
-        <w:t xml:space="preserve">F5-TTS </w:t>
-      </w:r>
-      <w:r>
-        <w:rPr>
-          <w:rFonts w:ascii="Times New Roman" w:eastAsia="標楷體" w:hAnsi="Times New Roman" w:cs="Times New Roman"/>
-        </w:rPr>
-        <w:t>不受商業流量限制、無需連網即可運作，且可依需求調整模型、語音風格與執行環境</w:t>
-      </w:r>
-      <w:r>
-        <w:rPr>
-          <w:rFonts w:ascii="Times New Roman" w:eastAsia="標楷體" w:hAnsi="Times New Roman" w:cs="Times New Roman"/>
-        </w:rPr>
-        <w:t>，</w:t>
-      </w:r>
-      <w:r>
-        <w:rPr>
-          <w:rFonts w:ascii="Times New Roman" w:eastAsia="標楷體" w:hAnsi="Times New Roman" w:cs="Times New Roman"/>
-        </w:rPr>
-        <w:t>和</w:t>
-      </w:r>
-      <w:r>
-        <w:rPr>
-          <w:rFonts w:ascii="Times New Roman" w:eastAsia="標楷體" w:hAnsi="Times New Roman" w:cs="Times New Roman"/>
-        </w:rPr>
-        <w:t>先前使用的</w:t>
-      </w:r>
-      <w:r>
-        <w:rPr>
-          <w:rFonts w:ascii="Times New Roman" w:eastAsia="標楷體" w:hAnsi="Times New Roman" w:cs="Times New Roman"/>
-        </w:rPr>
-        <w:t>GPT-</w:t>
-      </w:r>
-      <w:proofErr w:type="spellStart"/>
-      <w:r>
-        <w:rPr>
-          <w:rFonts w:ascii="Times New Roman" w:eastAsia="標楷體" w:hAnsi="Times New Roman" w:cs="Times New Roman"/>
-        </w:rPr>
-        <w:t>SoVITS</w:t>
-      </w:r>
-      <w:proofErr w:type="spellEnd"/>
-      <w:r>
-        <w:rPr>
-          <w:rFonts w:ascii="Times New Roman" w:eastAsia="標楷體" w:hAnsi="Times New Roman" w:cs="Times New Roman"/>
-        </w:rPr>
-        <w:t>相比又有更快的生成速度。</w:t>
-      </w:r>
-    </w:p>
-    <w:p>
-      <w:pPr>
-        <w:spacing w:line="276" w:lineRule="auto"/>
-        <w:ind w:left="1474" w:firstLine="482"/>
-        <w:rPr>
-          <w:rFonts w:ascii="Times New Roman" w:eastAsia="標楷體" w:hAnsi="Times New Roman" w:cs="Times New Roman"/>
-        </w:rPr>
-      </w:pPr>
-    </w:p>
-    <w:p>
-      <w:pPr>
-        <w:spacing w:line="240" w:lineRule="auto"/>
-        <w:rPr>
-          <w:rFonts w:ascii="Times New Roman" w:eastAsia="標楷體" w:hAnsi="Times New Roman" w:cs="Times New Roman"/>
-          <w:sz w:val="28"/>
-          <w:szCs w:val="28"/>
-        </w:rPr>
-      </w:pPr>
-      <w:r>
-        <w:rPr>
-          <w:rFonts w:ascii="Times New Roman" w:eastAsia="標楷體" w:hAnsi="Times New Roman" w:cs="Times New Roman" w:hint="eastAsia"/>
-          <w:sz w:val="28"/>
-          <w:szCs w:val="28"/>
-        </w:rPr>
-        <w:t xml:space="preserve">4.2 </w:t>
-      </w:r>
-      <w:r>
-        <w:rPr>
-          <w:rFonts w:ascii="Times New Roman" w:eastAsia="標楷體" w:hAnsi="Times New Roman" w:cs="Times New Roman"/>
-          <w:sz w:val="28"/>
-          <w:szCs w:val="28"/>
-        </w:rPr>
         <w:t>系統的運行環境要求</w:t>
       </w:r>
     </w:p>
@@ -11649,7 +12951,21 @@
         <w:rPr>
           <w:rFonts w:ascii="Times New Roman" w:eastAsia="標楷體" w:hAnsi="Times New Roman" w:cs="Times New Roman"/>
         </w:rPr>
-        <w:t>強化的運算能力，能有效呈現擬真的虛擬職場環境，並支援手部追蹤與頭部移動等互動功能，大幅提升使用者的沉浸體驗與操作流暢度。系統透過</w:t>
+        <w:t>強化的運算能力，能有效呈現擬真的虛擬職場環境，並支援手部追蹤與頭部移動等互動功能，大幅提升使用者的</w:t>
+      </w:r>
+      <w:proofErr w:type="gramStart"/>
+      <w:r>
+        <w:rPr>
+          <w:rFonts w:ascii="Times New Roman" w:eastAsia="標楷體" w:hAnsi="Times New Roman" w:cs="Times New Roman"/>
+        </w:rPr>
+        <w:t>沉</w:t>
+      </w:r>
+      <w:proofErr w:type="gramEnd"/>
+      <w:r>
+        <w:rPr>
+          <w:rFonts w:ascii="Times New Roman" w:eastAsia="標楷體" w:hAnsi="Times New Roman" w:cs="Times New Roman"/>
+        </w:rPr>
+        <w:t>浸體驗與操作流暢度。系統透過</w:t>
       </w:r>
       <w:r>
         <w:rPr>
@@ -11788,7 +13104,21 @@
         <w:rPr>
           <w:rFonts w:ascii="Times New Roman" w:eastAsia="標楷體" w:hAnsi="Times New Roman" w:cs="Times New Roman"/>
         </w:rPr>
-        <w:t>為核心平台，建構沉浸式的虛擬職場環境，並透過</w:t>
+        <w:t>為核心平台，建構</w:t>
+      </w:r>
+      <w:proofErr w:type="gramStart"/>
+      <w:r>
+        <w:rPr>
+          <w:rFonts w:ascii="Times New Roman" w:eastAsia="標楷體" w:hAnsi="Times New Roman" w:cs="Times New Roman"/>
+        </w:rPr>
+        <w:t>沉浸式的虛擬</w:t>
+      </w:r>
+      <w:proofErr w:type="gramEnd"/>
+      <w:r>
+        <w:rPr>
+          <w:rFonts w:ascii="Times New Roman" w:eastAsia="標楷體" w:hAnsi="Times New Roman" w:cs="Times New Roman"/>
+        </w:rPr>
+        <w:t>職場環境，並透過</w:t>
       </w:r>
       <w:r>
         <w:rPr>
@@ -11971,11 +13301,19 @@
           <w:rFonts w:ascii="Times New Roman" w:eastAsia="標楷體" w:hAnsi="Times New Roman" w:cs="Times New Roman"/>
         </w:rPr>
       </w:pPr>
-      <w:r>
-        <w:rPr>
-          <w:rFonts w:ascii="Times New Roman" w:eastAsia="標楷體" w:hAnsi="Times New Roman" w:cs="Times New Roman"/>
-        </w:rPr>
-        <w:t>此外，我們設計並整合了網站平台，</w:t>
+      <w:proofErr w:type="gramStart"/>
+      <w:r>
+        <w:rPr>
+          <w:rFonts w:ascii="Times New Roman" w:eastAsia="標楷體" w:hAnsi="Times New Roman" w:cs="Times New Roman"/>
+        </w:rPr>
+        <w:t>此外，</w:t>
+      </w:r>
+      <w:proofErr w:type="gramEnd"/>
+      <w:r>
+        <w:rPr>
+          <w:rFonts w:ascii="Times New Roman" w:eastAsia="標楷體" w:hAnsi="Times New Roman" w:cs="Times New Roman"/>
+        </w:rPr>
+        <w:t>我們設計並整合了網站平台，</w:t>
       </w:r>
       <w:r>
         <w:rPr>
@@ -11991,9 +13329,16 @@
       </w:r>
       <w:r>
         <w:rPr>
-          <w:rFonts w:ascii="Times New Roman" w:eastAsia="標楷體" w:hAnsi="Times New Roman" w:cs="Times New Roman"/>
-        </w:rPr>
-        <w:t xml:space="preserve"> ISO/IEC 27001:2022 </w:t>
+          <w:rFonts w:ascii="Times New Roman" w:eastAsia="標楷體" w:hAnsi="Times New Roman" w:cs="Times New Roman" w:hint="eastAsia"/>
+          <w:highlight w:val="red"/>
+        </w:rPr>
+        <w:t>文獻</w:t>
+      </w:r>
+      <w:r>
+        <w:rPr>
+          <w:rFonts w:ascii="Times New Roman" w:eastAsia="標楷體" w:hAnsi="Times New Roman" w:cs="Times New Roman"/>
+        </w:rPr>
+        <w:t>ISO/IEC 27001:2022</w:t>
       </w:r>
       <w:r>
         <w:rPr>
@@ -12005,7 +13350,7 @@
         <w:rPr>
           <w:rFonts w:ascii="Times New Roman" w:eastAsia="標楷體" w:hAnsi="Times New Roman" w:cs="Times New Roman"/>
         </w:rPr>
-        <w:t xml:space="preserve"> 27002:2022 </w:t>
+        <w:t>27002:2022</w:t>
       </w:r>
       <w:r>
         <w:rPr>
@@ -12035,7 +13380,21 @@
         <w:rPr>
           <w:rFonts w:ascii="Times New Roman" w:eastAsia="標楷體" w:hAnsi="Times New Roman" w:cs="Times New Roman"/>
         </w:rPr>
-        <w:t>情境中的互動資料（如完成率、錯誤率與學習時數），並搭配後測生成完整的學習檔案。這些數據</w:t>
+        <w:t>情境中的互動資料（如完成率、錯誤率與學習時數），並</w:t>
+      </w:r>
+      <w:proofErr w:type="gramStart"/>
+      <w:r>
+        <w:rPr>
+          <w:rFonts w:ascii="Times New Roman" w:eastAsia="標楷體" w:hAnsi="Times New Roman" w:cs="Times New Roman"/>
+        </w:rPr>
+        <w:t>搭配後測生成</w:t>
+      </w:r>
+      <w:proofErr w:type="gramEnd"/>
+      <w:r>
+        <w:rPr>
+          <w:rFonts w:ascii="Times New Roman" w:eastAsia="標楷體" w:hAnsi="Times New Roman" w:cs="Times New Roman"/>
+        </w:rPr>
+        <w:t>完整的學習檔案。這些數據</w:t>
       </w:r>
       <w:r>
         <w:rPr>
@@ -12065,7 +13424,35 @@
         <w:rPr>
           <w:rFonts w:ascii="Times New Roman" w:eastAsia="標楷體" w:hAnsi="Times New Roman" w:cs="Times New Roman"/>
         </w:rPr>
-        <w:t>控制項對映功能，全面掌握訓練成效與資安風險分布，進而優化培訓策略。此學習歷程機制不僅提升了教學透明度，也提供個人化回饋與持續改善建議，使學習者能在互動中逐步建立正確的資安意識與應變能力。</w:t>
+        <w:t>控制項對映功能，全面掌握訓練成效</w:t>
+      </w:r>
+      <w:proofErr w:type="gramStart"/>
+      <w:r>
+        <w:rPr>
+          <w:rFonts w:ascii="Times New Roman" w:eastAsia="標楷體" w:hAnsi="Times New Roman" w:cs="Times New Roman"/>
+        </w:rPr>
+        <w:t>與資安風險</w:t>
+      </w:r>
+      <w:proofErr w:type="gramEnd"/>
+      <w:r>
+        <w:rPr>
+          <w:rFonts w:ascii="Times New Roman" w:eastAsia="標楷體" w:hAnsi="Times New Roman" w:cs="Times New Roman"/>
+        </w:rPr>
+        <w:t>分布，進而優化培訓策略。此學習歷程機制不僅提升了教學透明度，也提供個人化回饋與持續改善建議，使學習者能在互動中逐步建立正確</w:t>
+      </w:r>
+      <w:proofErr w:type="gramStart"/>
+      <w:r>
+        <w:rPr>
+          <w:rFonts w:ascii="Times New Roman" w:eastAsia="標楷體" w:hAnsi="Times New Roman" w:cs="Times New Roman"/>
+        </w:rPr>
+        <w:t>的資安意識</w:t>
+      </w:r>
+      <w:proofErr w:type="gramEnd"/>
+      <w:r>
+        <w:rPr>
+          <w:rFonts w:ascii="Times New Roman" w:eastAsia="標楷體" w:hAnsi="Times New Roman" w:cs="Times New Roman"/>
+        </w:rPr>
+        <w:t>與應變能力。</w:t>
       </w:r>
     </w:p>
     <w:tbl>
@@ -12229,7 +13616,21 @@
               <w:rPr>
                 <w:rFonts w:ascii="Times New Roman" w:eastAsia="標楷體" w:hAnsi="Times New Roman" w:cs="Times New Roman" w:hint="eastAsia"/>
               </w:rPr>
-              <w:t>選擇開始資安訓練，</w:t>
+              <w:t>選擇</w:t>
+            </w:r>
+            <w:proofErr w:type="gramStart"/>
+            <w:r>
+              <w:rPr>
+                <w:rFonts w:ascii="Times New Roman" w:eastAsia="標楷體" w:hAnsi="Times New Roman" w:cs="Times New Roman" w:hint="eastAsia"/>
+              </w:rPr>
+              <w:t>開始資安訓練</w:t>
+            </w:r>
+            <w:proofErr w:type="gramEnd"/>
+            <w:r>
+              <w:rPr>
+                <w:rFonts w:ascii="Times New Roman" w:eastAsia="標楷體" w:hAnsi="Times New Roman" w:cs="Times New Roman" w:hint="eastAsia"/>
+              </w:rPr>
+              <w:t>，</w:t>
             </w:r>
             <w:r>
               <w:rPr>
@@ -12271,11 +13672,19 @@
               </w:rPr>
               <w:t xml:space="preserve">    </w:t>
             </w:r>
+            <w:proofErr w:type="gramStart"/>
             <w:r>
               <w:rPr>
                 <w:rFonts w:ascii="Times New Roman" w:eastAsia="標楷體" w:hAnsi="Times New Roman" w:cs="Times New Roman" w:hint="eastAsia"/>
               </w:rPr>
-              <w:t>開始資安訓練後，</w:t>
+              <w:t>開始資安訓練</w:t>
+            </w:r>
+            <w:proofErr w:type="gramEnd"/>
+            <w:r>
+              <w:rPr>
+                <w:rFonts w:ascii="Times New Roman" w:eastAsia="標楷體" w:hAnsi="Times New Roman" w:cs="Times New Roman" w:hint="eastAsia"/>
+              </w:rPr>
+              <w:t>後，</w:t>
             </w:r>
             <w:r>
               <w:rPr>
@@ -12649,7 +14058,21 @@
               <w:rPr>
                 <w:rFonts w:ascii="Times New Roman" w:eastAsia="標楷體" w:hAnsi="Times New Roman" w:cs="Times New Roman"/>
               </w:rPr>
-              <w:t>電腦會直接死機。</w:t>
+              <w:t>電腦會</w:t>
+            </w:r>
+            <w:proofErr w:type="gramStart"/>
+            <w:r>
+              <w:rPr>
+                <w:rFonts w:ascii="Times New Roman" w:eastAsia="標楷體" w:hAnsi="Times New Roman" w:cs="Times New Roman"/>
+              </w:rPr>
+              <w:t>直接死機</w:t>
+            </w:r>
+            <w:proofErr w:type="gramEnd"/>
+            <w:r>
+              <w:rPr>
+                <w:rFonts w:ascii="Times New Roman" w:eastAsia="標楷體" w:hAnsi="Times New Roman" w:cs="Times New Roman"/>
+              </w:rPr>
+              <w:t>。</w:t>
             </w:r>
           </w:p>
         </w:tc>
@@ -12829,8 +14252,16 @@
               <w:rPr>
                 <w:rFonts w:ascii="Times New Roman" w:eastAsia="標楷體" w:hAnsi="Times New Roman" w:cs="Times New Roman"/>
               </w:rPr>
-              <w:t>隨身碟</w:t>
-            </w:r>
+              <w:t>隨身</w:t>
+            </w:r>
+            <w:proofErr w:type="gramStart"/>
+            <w:r>
+              <w:rPr>
+                <w:rFonts w:ascii="Times New Roman" w:eastAsia="標楷體" w:hAnsi="Times New Roman" w:cs="Times New Roman"/>
+              </w:rPr>
+              <w:t>碟</w:t>
+            </w:r>
+            <w:proofErr w:type="gramEnd"/>
             <w:r>
               <w:rPr>
                 <w:rFonts w:ascii="Times New Roman" w:eastAsia="標楷體" w:hAnsi="Times New Roman" w:cs="Times New Roman"/>
@@ -13808,7 +15239,21 @@
               <w:rPr>
                 <w:rFonts w:ascii="Times New Roman" w:eastAsia="標楷體" w:hAnsi="Times New Roman" w:cs="Times New Roman"/>
               </w:rPr>
-              <w:t>當玩家判斷自己已收拾完成時，點擊門會出現</w:t>
+              <w:t>當玩家判斷自己已收拾完成時，</w:t>
+            </w:r>
+            <w:proofErr w:type="gramStart"/>
+            <w:r>
+              <w:rPr>
+                <w:rFonts w:ascii="Times New Roman" w:eastAsia="標楷體" w:hAnsi="Times New Roman" w:cs="Times New Roman"/>
+              </w:rPr>
+              <w:t>點擊門會</w:t>
+            </w:r>
+            <w:proofErr w:type="gramEnd"/>
+            <w:r>
+              <w:rPr>
+                <w:rFonts w:ascii="Times New Roman" w:eastAsia="標楷體" w:hAnsi="Times New Roman" w:cs="Times New Roman"/>
+              </w:rPr>
+              <w:t>出現</w:t>
             </w:r>
             <w:r>
               <w:rPr>
@@ -13968,7 +15413,21 @@
               <w:rPr>
                 <w:rFonts w:ascii="Times New Roman" w:eastAsia="標楷體" w:hAnsi="Times New Roman" w:cs="Times New Roman"/>
               </w:rPr>
-              <w:t>現在做為老闆，在辦公室巡視員工們的工作情況，但似乎有些人對資安觀念不太熟悉。</w:t>
+              <w:t>現在做為老闆，在辦公室巡視員工們的工作情況，但似乎有些人</w:t>
+            </w:r>
+            <w:proofErr w:type="gramStart"/>
+            <w:r>
+              <w:rPr>
+                <w:rFonts w:ascii="Times New Roman" w:eastAsia="標楷體" w:hAnsi="Times New Roman" w:cs="Times New Roman"/>
+              </w:rPr>
+              <w:t>對資安觀念</w:t>
+            </w:r>
+            <w:proofErr w:type="gramEnd"/>
+            <w:r>
+              <w:rPr>
+                <w:rFonts w:ascii="Times New Roman" w:eastAsia="標楷體" w:hAnsi="Times New Roman" w:cs="Times New Roman"/>
+              </w:rPr>
+              <w:t>不太熟悉。</w:t>
             </w:r>
           </w:p>
         </w:tc>
@@ -14360,7 +15819,21 @@
               <w:rPr>
                 <w:rFonts w:ascii="Times New Roman" w:eastAsia="標楷體" w:hAnsi="Times New Roman" w:cs="Times New Roman"/>
               </w:rPr>
-              <w:t>機密文件並放進碎紙機。</w:t>
+              <w:t>機密文件並</w:t>
+            </w:r>
+            <w:proofErr w:type="gramStart"/>
+            <w:r>
+              <w:rPr>
+                <w:rFonts w:ascii="Times New Roman" w:eastAsia="標楷體" w:hAnsi="Times New Roman" w:cs="Times New Roman"/>
+              </w:rPr>
+              <w:t>放進碎紙</w:t>
+            </w:r>
+            <w:proofErr w:type="gramEnd"/>
+            <w:r>
+              <w:rPr>
+                <w:rFonts w:ascii="Times New Roman" w:eastAsia="標楷體" w:hAnsi="Times New Roman" w:cs="Times New Roman"/>
+              </w:rPr>
+              <w:t>機。</w:t>
             </w:r>
           </w:p>
         </w:tc>
@@ -14428,11 +15901,19 @@
               </w:rPr>
               <w:t>員工將公司程式碼</w:t>
             </w:r>
-            <w:r>
-              <w:rPr>
-                <w:rFonts w:ascii="Times New Roman" w:eastAsia="標楷體" w:hAnsi="Times New Roman" w:cs="Times New Roman"/>
-              </w:rPr>
-              <w:t>截圖放在貼文草稿中，</w:t>
+            <w:proofErr w:type="gramStart"/>
+            <w:r>
+              <w:rPr>
+                <w:rFonts w:ascii="Times New Roman" w:eastAsia="標楷體" w:hAnsi="Times New Roman" w:cs="Times New Roman"/>
+              </w:rPr>
+              <w:t>截圖放在貼文</w:t>
+            </w:r>
+            <w:proofErr w:type="gramEnd"/>
+            <w:r>
+              <w:rPr>
+                <w:rFonts w:ascii="Times New Roman" w:eastAsia="標楷體" w:hAnsi="Times New Roman" w:cs="Times New Roman"/>
+              </w:rPr>
+              <w:t>草稿中，</w:t>
             </w:r>
             <w:r>
               <w:rPr>
@@ -14494,7 +15975,21 @@
               <w:rPr>
                 <w:rFonts w:ascii="Times New Roman" w:eastAsia="標楷體" w:hAnsi="Times New Roman" w:cs="Times New Roman"/>
               </w:rPr>
-              <w:t>員工會上傳貼文。</w:t>
+              <w:t>員工會上</w:t>
+            </w:r>
+            <w:proofErr w:type="gramStart"/>
+            <w:r>
+              <w:rPr>
+                <w:rFonts w:ascii="Times New Roman" w:eastAsia="標楷體" w:hAnsi="Times New Roman" w:cs="Times New Roman"/>
+              </w:rPr>
+              <w:t>傳貼文</w:t>
+            </w:r>
+            <w:proofErr w:type="gramEnd"/>
+            <w:r>
+              <w:rPr>
+                <w:rFonts w:ascii="Times New Roman" w:eastAsia="標楷體" w:hAnsi="Times New Roman" w:cs="Times New Roman"/>
+              </w:rPr>
+              <w:t>。</w:t>
             </w:r>
           </w:p>
         </w:tc>
@@ -14538,7 +16033,21 @@
               <w:rPr>
                 <w:rFonts w:ascii="Times New Roman" w:eastAsia="標楷體" w:hAnsi="Times New Roman" w:cs="Times New Roman"/>
               </w:rPr>
-              <w:t>員工會將貼文草稿刪除。</w:t>
+              <w:t>員工會</w:t>
+            </w:r>
+            <w:proofErr w:type="gramStart"/>
+            <w:r>
+              <w:rPr>
+                <w:rFonts w:ascii="Times New Roman" w:eastAsia="標楷體" w:hAnsi="Times New Roman" w:cs="Times New Roman"/>
+              </w:rPr>
+              <w:t>將貼文</w:t>
+            </w:r>
+            <w:proofErr w:type="gramEnd"/>
+            <w:r>
+              <w:rPr>
+                <w:rFonts w:ascii="Times New Roman" w:eastAsia="標楷體" w:hAnsi="Times New Roman" w:cs="Times New Roman"/>
+              </w:rPr>
+              <w:t>草稿刪除。</w:t>
             </w:r>
           </w:p>
         </w:tc>
@@ -14881,6 +16390,145 @@
           </w:p>
         </w:tc>
       </w:tr>
+      <w:tr>
+        <w:tc>
+          <w:tcPr>
+            <w:tcW w:w="8296" w:type="dxa"/>
+            <w:gridSpan w:val="2"/>
+            <w:vAlign w:val="center"/>
+          </w:tcPr>
+          <w:p>
+            <w:pPr>
+              <w:jc w:val="center"/>
+              <w:rPr>
+                <w:rFonts w:ascii="Times New Roman" w:eastAsia="標楷體" w:hAnsi="Times New Roman" w:cs="Times New Roman"/>
+              </w:rPr>
+            </w:pPr>
+            <w:r>
+              <w:rPr>
+                <w:rFonts w:ascii="Times New Roman" w:eastAsia="標楷體" w:hAnsi="Times New Roman" w:cs="Times New Roman" w:hint="eastAsia"/>
+              </w:rPr>
+              <w:t>學習歷程</w:t>
+            </w:r>
+          </w:p>
+        </w:tc>
+      </w:tr>
+      <w:tr>
+        <w:tc>
+          <w:tcPr>
+            <w:tcW w:w="4148" w:type="dxa"/>
+          </w:tcPr>
+          <w:p>
+            <w:pPr>
+              <w:rPr>
+                <w:rFonts w:ascii="Times New Roman" w:eastAsia="標楷體" w:hAnsi="Times New Roman" w:cs="Times New Roman"/>
+              </w:rPr>
+            </w:pPr>
+          </w:p>
+        </w:tc>
+        <w:tc>
+          <w:tcPr>
+            <w:tcW w:w="4148" w:type="dxa"/>
+          </w:tcPr>
+          <w:p>
+            <w:pPr>
+              <w:rPr>
+                <w:rFonts w:ascii="Times New Roman" w:eastAsia="標楷體" w:hAnsi="Times New Roman" w:cs="Times New Roman"/>
+              </w:rPr>
+            </w:pPr>
+            <w:r>
+              <w:rPr>
+                <w:rFonts w:ascii="Times New Roman" w:eastAsia="標楷體" w:hAnsi="Times New Roman" w:cs="Times New Roman" w:hint="eastAsia"/>
+              </w:rPr>
+              <w:t xml:space="preserve">    </w:t>
+            </w:r>
+            <w:r>
+              <w:rPr>
+                <w:rFonts w:ascii="Times New Roman" w:eastAsia="標楷體" w:hAnsi="Times New Roman" w:cs="Times New Roman" w:hint="eastAsia"/>
+              </w:rPr>
+              <w:t>登入</w:t>
+            </w:r>
+          </w:p>
+        </w:tc>
+      </w:tr>
+      <w:tr>
+        <w:tc>
+          <w:tcPr>
+            <w:tcW w:w="4148" w:type="dxa"/>
+          </w:tcPr>
+          <w:p>
+            <w:pPr>
+              <w:rPr>
+                <w:rFonts w:ascii="Times New Roman" w:eastAsia="標楷體" w:hAnsi="Times New Roman" w:cs="Times New Roman"/>
+              </w:rPr>
+            </w:pPr>
+          </w:p>
+        </w:tc>
+        <w:tc>
+          <w:tcPr>
+            <w:tcW w:w="4148" w:type="dxa"/>
+          </w:tcPr>
+          <w:p>
+            <w:pPr>
+              <w:rPr>
+                <w:rFonts w:ascii="Times New Roman" w:eastAsia="標楷體" w:hAnsi="Times New Roman" w:cs="Times New Roman" w:hint="eastAsia"/>
+              </w:rPr>
+            </w:pPr>
+            <w:r>
+              <w:rPr>
+                <w:rFonts w:ascii="Times New Roman" w:eastAsia="標楷體" w:hAnsi="Times New Roman" w:cs="Times New Roman" w:hint="eastAsia"/>
+              </w:rPr>
+              <w:t xml:space="preserve">    </w:t>
+            </w:r>
+            <w:r>
+              <w:rPr>
+                <w:rFonts w:ascii="Times New Roman" w:eastAsia="標楷體" w:hAnsi="Times New Roman" w:cs="Times New Roman" w:hint="eastAsia"/>
+              </w:rPr>
+              <w:t>學習歷程</w:t>
+            </w:r>
+          </w:p>
+        </w:tc>
+      </w:tr>
+      <w:tr>
+        <w:tc>
+          <w:tcPr>
+            <w:tcW w:w="4148" w:type="dxa"/>
+          </w:tcPr>
+          <w:p>
+            <w:pPr>
+              <w:rPr>
+                <w:rFonts w:ascii="Times New Roman" w:eastAsia="標楷體" w:hAnsi="Times New Roman" w:cs="Times New Roman"/>
+              </w:rPr>
+            </w:pPr>
+          </w:p>
+        </w:tc>
+        <w:tc>
+          <w:tcPr>
+            <w:tcW w:w="4148" w:type="dxa"/>
+          </w:tcPr>
+          <w:p>
+            <w:pPr>
+              <w:rPr>
+                <w:rFonts w:ascii="Times New Roman" w:eastAsia="標楷體" w:hAnsi="Times New Roman" w:cs="Times New Roman" w:hint="eastAsia"/>
+              </w:rPr>
+            </w:pPr>
+            <w:r>
+              <w:rPr>
+                <w:rFonts w:ascii="Times New Roman" w:eastAsia="標楷體" w:hAnsi="Times New Roman" w:cs="Times New Roman" w:hint="eastAsia"/>
+              </w:rPr>
+              <w:t xml:space="preserve">    </w:t>
+            </w:r>
+            <w:proofErr w:type="gramStart"/>
+            <w:r>
+              <w:rPr>
+                <w:rFonts w:ascii="Times New Roman" w:eastAsia="標楷體" w:hAnsi="Times New Roman" w:cs="Times New Roman" w:hint="eastAsia"/>
+              </w:rPr>
+              <w:t>後測</w:t>
+            </w:r>
+            <w:proofErr w:type="gramEnd"/>
+          </w:p>
+        </w:tc>
+      </w:tr>
     </w:tbl>
     <w:p>
       <w:pPr>
@@ -14943,7 +16591,49 @@
         <w:rPr>
           <w:rFonts w:ascii="Times New Roman" w:eastAsia="標楷體" w:hAnsi="Times New Roman" w:cs="Times New Roman"/>
         </w:rPr>
-        <w:t>本研究的成果評估將同時關注學習成效、系統完整度及使用者體驗。透過前後測比較與系統自動蒐集的學習歷程數據（如完成率、錯誤率、學習時間），搭配大語言模型所提供的即時回饋，可全面檢視學習者在資安知識與應變能力上的成長。同時，問卷與訪談也將補充學習者在專注力、沉浸感及互動體驗上的主觀感受，形成兼具定量與定性的評估模式。</w:t>
+        <w:t>本研究的成果評估將同時關注學習成效、系統完整度及使用者體驗。透過</w:t>
+      </w:r>
+      <w:proofErr w:type="gramStart"/>
+      <w:r>
+        <w:rPr>
+          <w:rFonts w:ascii="Times New Roman" w:eastAsia="標楷體" w:hAnsi="Times New Roman" w:cs="Times New Roman"/>
+        </w:rPr>
+        <w:t>前後測</w:t>
+      </w:r>
+      <w:proofErr w:type="gramEnd"/>
+      <w:r>
+        <w:rPr>
+          <w:rFonts w:ascii="Times New Roman" w:eastAsia="標楷體" w:hAnsi="Times New Roman" w:cs="Times New Roman"/>
+        </w:rPr>
+        <w:t>比較與系統自動蒐集的學習歷程數據（如完成率、錯誤率、學習時間），搭配大語言模型所提供的即時回饋，可全面檢視學習者</w:t>
+      </w:r>
+      <w:proofErr w:type="gramStart"/>
+      <w:r>
+        <w:rPr>
+          <w:rFonts w:ascii="Times New Roman" w:eastAsia="標楷體" w:hAnsi="Times New Roman" w:cs="Times New Roman"/>
+        </w:rPr>
+        <w:t>在資安知識</w:t>
+      </w:r>
+      <w:proofErr w:type="gramEnd"/>
+      <w:r>
+        <w:rPr>
+          <w:rFonts w:ascii="Times New Roman" w:eastAsia="標楷體" w:hAnsi="Times New Roman" w:cs="Times New Roman"/>
+        </w:rPr>
+        <w:t>與應變能力上的成長。同時，問卷與訪談也將補充學習者在專注力、</w:t>
+      </w:r>
+      <w:proofErr w:type="gramStart"/>
+      <w:r>
+        <w:rPr>
+          <w:rFonts w:ascii="Times New Roman" w:eastAsia="標楷體" w:hAnsi="Times New Roman" w:cs="Times New Roman"/>
+        </w:rPr>
+        <w:t>沉浸感</w:t>
+      </w:r>
+      <w:proofErr w:type="gramEnd"/>
+      <w:r>
+        <w:rPr>
+          <w:rFonts w:ascii="Times New Roman" w:eastAsia="標楷體" w:hAnsi="Times New Roman" w:cs="Times New Roman"/>
+        </w:rPr>
+        <w:t>及互動體驗上的主觀感受，形成兼具定量與定性的評估模式。</w:t>
       </w:r>
     </w:p>
     <w:p>
@@ -14958,7 +16648,21 @@
         <w:rPr>
           <w:rFonts w:ascii="Times New Roman" w:eastAsia="標楷體" w:hAnsi="Times New Roman" w:cs="Times New Roman"/>
         </w:rPr>
-        <w:t>在系統層面，評估重點包括資安情境與</w:t>
+        <w:t>在系統層面，評估重點</w:t>
+      </w:r>
+      <w:proofErr w:type="gramStart"/>
+      <w:r>
+        <w:rPr>
+          <w:rFonts w:ascii="Times New Roman" w:eastAsia="標楷體" w:hAnsi="Times New Roman" w:cs="Times New Roman"/>
+        </w:rPr>
+        <w:t>包括資安情境</w:t>
+      </w:r>
+      <w:proofErr w:type="gramEnd"/>
+      <w:r>
+        <w:rPr>
+          <w:rFonts w:ascii="Times New Roman" w:eastAsia="標楷體" w:hAnsi="Times New Roman" w:cs="Times New Roman"/>
+        </w:rPr>
+        <w:t>與</w:t>
       </w:r>
       <w:r>
         <w:rPr>
@@ -14982,7 +16686,49 @@
         <w:rPr>
           <w:rFonts w:ascii="Times New Roman" w:eastAsia="標楷體" w:hAnsi="Times New Roman" w:cs="Times New Roman"/>
         </w:rPr>
-        <w:t>設計的易用性。此外，研究將檢視使用者滿意度與實務價值，探討本系統是否優於傳統教學與線上影片學習，並評估其在企業資安訓練中降低成本、提升員工應變能力的應用潛力。透過上述多層面的評估，本研究能有效驗證系統在教育與產業應用上的創新貢獻。</w:t>
+        <w:t>設計的易用性。</w:t>
+      </w:r>
+      <w:proofErr w:type="gramStart"/>
+      <w:r>
+        <w:rPr>
+          <w:rFonts w:ascii="Times New Roman" w:eastAsia="標楷體" w:hAnsi="Times New Roman" w:cs="Times New Roman"/>
+        </w:rPr>
+        <w:t>此外，</w:t>
+      </w:r>
+      <w:proofErr w:type="gramEnd"/>
+      <w:r>
+        <w:rPr>
+          <w:rFonts w:ascii="Times New Roman" w:eastAsia="標楷體" w:hAnsi="Times New Roman" w:cs="Times New Roman"/>
+        </w:rPr>
+        <w:t>研究將檢視使用者滿意度與實務價值，探討本系統是否優於傳統教學</w:t>
+      </w:r>
+      <w:proofErr w:type="gramStart"/>
+      <w:r>
+        <w:rPr>
+          <w:rFonts w:ascii="Times New Roman" w:eastAsia="標楷體" w:hAnsi="Times New Roman" w:cs="Times New Roman"/>
+        </w:rPr>
+        <w:t>與線上影片</w:t>
+      </w:r>
+      <w:proofErr w:type="gramEnd"/>
+      <w:r>
+        <w:rPr>
+          <w:rFonts w:ascii="Times New Roman" w:eastAsia="標楷體" w:hAnsi="Times New Roman" w:cs="Times New Roman"/>
+        </w:rPr>
+        <w:t>學習，並評估其在</w:t>
+      </w:r>
+      <w:proofErr w:type="gramStart"/>
+      <w:r>
+        <w:rPr>
+          <w:rFonts w:ascii="Times New Roman" w:eastAsia="標楷體" w:hAnsi="Times New Roman" w:cs="Times New Roman"/>
+        </w:rPr>
+        <w:t>企業資安訓練</w:t>
+      </w:r>
+      <w:proofErr w:type="gramEnd"/>
+      <w:r>
+        <w:rPr>
+          <w:rFonts w:ascii="Times New Roman" w:eastAsia="標楷體" w:hAnsi="Times New Roman" w:cs="Times New Roman"/>
+        </w:rPr>
+        <w:t>中降低成本、提升員工應變能力的應用潛力。透過上述多層面的評估，本研究能有效驗證系統在教育與產業應用上的創新貢獻。</w:t>
       </w:r>
     </w:p>
     <w:p>
@@ -15193,7 +16939,7 @@
                           </pic:cNvPicPr>
                         </pic:nvPicPr>
                         <pic:blipFill>
-                          <a:blip r:embed="rId24">
+                          <a:blip r:embed="rId25">
                             <a:extLst>
                               <a:ext uri="{28A0092B-C50C-407E-A947-70E740481C1C}">
                                 <a14:useLocalDpi xmlns:a14="http://schemas.microsoft.com/office/drawing/2010/main" val="0"/>
@@ -15353,7 +17099,7 @@
                           </pic:cNvPicPr>
                         </pic:nvPicPr>
                         <pic:blipFill>
-                          <a:blip r:embed="rId25">
+                          <a:blip r:embed="rId26">
                             <a:extLst>
                               <a:ext uri="{28A0092B-C50C-407E-A947-70E740481C1C}">
                                 <a14:useLocalDpi xmlns:a14="http://schemas.microsoft.com/office/drawing/2010/main" val="0"/>
@@ -15442,11 +17188,19 @@
                 <w:rFonts w:ascii="Times New Roman" w:eastAsia="標楷體" w:hAnsi="Times New Roman" w:cs="Times New Roman"/>
               </w:rPr>
             </w:pPr>
-            <w:r>
-              <w:rPr>
-                <w:rFonts w:ascii="Times New Roman" w:eastAsia="標楷體" w:hAnsi="Times New Roman" w:cs="Times New Roman"/>
-              </w:rPr>
-              <w:t>線上影片為教學媒介，無互動式教學，無法進行實作教學，使用者有疑問也僅能透過問卷反映，無法及時獲得解答。</w:t>
+            <w:proofErr w:type="gramStart"/>
+            <w:r>
+              <w:rPr>
+                <w:rFonts w:ascii="Times New Roman" w:eastAsia="標楷體" w:hAnsi="Times New Roman" w:cs="Times New Roman"/>
+              </w:rPr>
+              <w:t>線上影片</w:t>
+            </w:r>
+            <w:proofErr w:type="gramEnd"/>
+            <w:r>
+              <w:rPr>
+                <w:rFonts w:ascii="Times New Roman" w:eastAsia="標楷體" w:hAnsi="Times New Roman" w:cs="Times New Roman"/>
+              </w:rPr>
+              <w:t>為教學媒介，無互動式教學，無法進行實作教學，使用者有疑問也僅能透過問卷反映，無法及時獲得解答。</w:t>
             </w:r>
           </w:p>
         </w:tc>
@@ -15484,7 +17238,7 @@
                 <w:noProof/>
               </w:rPr>
               <w:drawing>
-                <wp:inline distT="0" distB="0" distL="0" distR="0" wp14:anchorId="09CFBBB9" wp14:editId="088690E0">
+                <wp:inline distT="0" distB="0" distL="0" distR="0" wp14:anchorId="09CFBBB9" wp14:editId="4A50F905">
                   <wp:extent cx="1371600" cy="581025"/>
                   <wp:effectExtent l="0" t="0" r="0" b="9525"/>
                   <wp:docPr id="422674535" name="圖片 7" descr="一張含有 文字, 字型, 圖形, 標誌 的圖片&#10;&#10;AI 產生的內容可能不正確。"/>
@@ -15501,7 +17255,7 @@
                           </pic:cNvPicPr>
                         </pic:nvPicPr>
                         <pic:blipFill>
-                          <a:blip r:embed="rId26" cstate="print">
+                          <a:blip r:embed="rId27" cstate="print">
                             <a:extLst>
                               <a:ext uri="{28A0092B-C50C-407E-A947-70E740481C1C}">
                                 <a14:useLocalDpi xmlns:a14="http://schemas.microsoft.com/office/drawing/2010/main" val="0"/>
@@ -15590,11 +17344,19 @@
                 <w:rFonts w:ascii="Times New Roman" w:eastAsia="標楷體" w:hAnsi="Times New Roman" w:cs="Times New Roman"/>
               </w:rPr>
             </w:pPr>
-            <w:r>
-              <w:rPr>
-                <w:rFonts w:ascii="Times New Roman" w:eastAsia="標楷體" w:hAnsi="Times New Roman" w:cs="Times New Roman"/>
-              </w:rPr>
-              <w:t>線上影片為教學媒介，無互動式教學，使用者有疑問僅能透過</w:t>
+            <w:proofErr w:type="gramStart"/>
+            <w:r>
+              <w:rPr>
+                <w:rFonts w:ascii="Times New Roman" w:eastAsia="標楷體" w:hAnsi="Times New Roman" w:cs="Times New Roman"/>
+              </w:rPr>
+              <w:t>線上影片</w:t>
+            </w:r>
+            <w:proofErr w:type="gramEnd"/>
+            <w:r>
+              <w:rPr>
+                <w:rFonts w:ascii="Times New Roman" w:eastAsia="標楷體" w:hAnsi="Times New Roman" w:cs="Times New Roman"/>
+              </w:rPr>
+              <w:t>為教學媒介，無互動式教學，使用者有疑問僅能透過</w:t>
             </w:r>
             <w:r>
               <w:rPr>
@@ -15661,7 +17423,7 @@
                           </pic:cNvPicPr>
                         </pic:nvPicPr>
                         <pic:blipFill>
-                          <a:blip r:embed="rId27">
+                          <a:blip r:embed="rId28">
                             <a:extLst>
                               <a:ext uri="{28A0092B-C50C-407E-A947-70E740481C1C}">
                                 <a14:useLocalDpi xmlns:a14="http://schemas.microsoft.com/office/drawing/2010/main" val="0"/>
@@ -15746,7 +17508,21 @@
               <w:rPr>
                 <w:rFonts w:ascii="Times New Roman" w:eastAsia="標楷體" w:hAnsi="Times New Roman" w:cs="Times New Roman"/>
               </w:rPr>
-              <w:t>的帶領之下學習資安相關知識</w:t>
+              <w:t>的帶領之下</w:t>
+            </w:r>
+            <w:proofErr w:type="gramStart"/>
+            <w:r>
+              <w:rPr>
+                <w:rFonts w:ascii="Times New Roman" w:eastAsia="標楷體" w:hAnsi="Times New Roman" w:cs="Times New Roman"/>
+              </w:rPr>
+              <w:t>學習資安相關</w:t>
+            </w:r>
+            <w:proofErr w:type="gramEnd"/>
+            <w:r>
+              <w:rPr>
+                <w:rFonts w:ascii="Times New Roman" w:eastAsia="標楷體" w:hAnsi="Times New Roman" w:cs="Times New Roman"/>
+              </w:rPr>
+              <w:t>知識</w:t>
             </w:r>
           </w:p>
         </w:tc>
@@ -16018,11 +17794,19 @@
         </w:rPr>
         <w:t>MySQL</w:t>
       </w:r>
-      <w:r>
-        <w:rPr>
-          <w:rFonts w:ascii="Times New Roman" w:eastAsia="標楷體" w:hAnsi="Times New Roman" w:cs="Times New Roman"/>
-        </w:rPr>
-        <w:t>後端串接，以及</w:t>
+      <w:proofErr w:type="gramStart"/>
+      <w:r>
+        <w:rPr>
+          <w:rFonts w:ascii="Times New Roman" w:eastAsia="標楷體" w:hAnsi="Times New Roman" w:cs="Times New Roman"/>
+        </w:rPr>
+        <w:t>後端串接</w:t>
+      </w:r>
+      <w:proofErr w:type="gramEnd"/>
+      <w:r>
+        <w:rPr>
+          <w:rFonts w:ascii="Times New Roman" w:eastAsia="標楷體" w:hAnsi="Times New Roman" w:cs="Times New Roman"/>
+        </w:rPr>
+        <w:t>，以及</w:t>
       </w:r>
       <w:r>
         <w:rPr>
@@ -16126,7 +17910,21 @@
         <w:rPr>
           <w:rFonts w:ascii="Times New Roman" w:eastAsia="標楷體" w:hAnsi="Times New Roman" w:cs="Times New Roman"/>
         </w:rPr>
-        <w:t>情境。內容本身比較抽象，所以我們花了很多時間把裡面的控制措施跟規範改寫成情境內容，像是敏感資料外洩、密碼或重要物品的管理等等。為了讓學習更貼近現實，我們也設計了多種</w:t>
+        <w:t>情境。內容本身比較抽象，所以我們花了很多時間把裡面的控制措施跟規範改寫成情境內容，像是敏感資料外</w:t>
+      </w:r>
+      <w:proofErr w:type="gramStart"/>
+      <w:r>
+        <w:rPr>
+          <w:rFonts w:ascii="Times New Roman" w:eastAsia="標楷體" w:hAnsi="Times New Roman" w:cs="Times New Roman"/>
+        </w:rPr>
+        <w:t>洩</w:t>
+      </w:r>
+      <w:proofErr w:type="gramEnd"/>
+      <w:r>
+        <w:rPr>
+          <w:rFonts w:ascii="Times New Roman" w:eastAsia="標楷體" w:hAnsi="Times New Roman" w:cs="Times New Roman"/>
+        </w:rPr>
+        <w:t>、密碼或重要物品的管理等等。為了讓學習更貼近現實，我們也設計了多種</w:t>
       </w:r>
       <w:r>
         <w:rPr>
@@ -16138,7 +17936,21 @@
         <w:rPr>
           <w:rFonts w:ascii="Times New Roman" w:eastAsia="標楷體" w:hAnsi="Times New Roman" w:cs="Times New Roman"/>
         </w:rPr>
-        <w:t>情境，讓使用者能親自體驗這些狀況。透過這樣的方式，希望未來使用這套系統的人可以更清楚地意識到哪些事情跟資安有關，並且在過程中慢慢培養起正確的防範意識。</w:t>
+        <w:t>情境，讓使用者能親自體驗這些狀況。透過這樣的方式，希望未來使用這套系統的人可以更清楚地意識到哪些事情</w:t>
+      </w:r>
+      <w:proofErr w:type="gramStart"/>
+      <w:r>
+        <w:rPr>
+          <w:rFonts w:ascii="Times New Roman" w:eastAsia="標楷體" w:hAnsi="Times New Roman" w:cs="Times New Roman"/>
+        </w:rPr>
+        <w:t>跟資安</w:t>
+      </w:r>
+      <w:proofErr w:type="gramEnd"/>
+      <w:r>
+        <w:rPr>
+          <w:rFonts w:ascii="Times New Roman" w:eastAsia="標楷體" w:hAnsi="Times New Roman" w:cs="Times New Roman"/>
+        </w:rPr>
+        <w:t>有關，並且在過程中慢慢培養起正確的防範意識。</w:t>
       </w:r>
     </w:p>
     <w:p>
@@ -16174,13 +17986,27 @@
         <w:rPr>
           <w:rFonts w:ascii="Times New Roman" w:eastAsia="標楷體" w:hAnsi="Times New Roman" w:cs="Times New Roman"/>
         </w:rPr>
-        <w:t>我們所做的</w:t>
-      </w:r>
-      <w:r>
-        <w:rPr>
-          <w:rFonts w:ascii="Times New Roman" w:eastAsia="標楷體" w:hAnsi="Times New Roman" w:cs="Times New Roman"/>
-        </w:rPr>
-        <w:t>資安教育訓練系統，不僅展現了我們的努力成果，也具有實際應用與持續發展的價值。</w:t>
+        <w:t>我們所做</w:t>
+      </w:r>
+      <w:proofErr w:type="gramStart"/>
+      <w:r>
+        <w:rPr>
+          <w:rFonts w:ascii="Times New Roman" w:eastAsia="標楷體" w:hAnsi="Times New Roman" w:cs="Times New Roman"/>
+        </w:rPr>
+        <w:t>的</w:t>
+      </w:r>
+      <w:r>
+        <w:rPr>
+          <w:rFonts w:ascii="Times New Roman" w:eastAsia="標楷體" w:hAnsi="Times New Roman" w:cs="Times New Roman"/>
+        </w:rPr>
+        <w:t>資安教育</w:t>
+      </w:r>
+      <w:proofErr w:type="gramEnd"/>
+      <w:r>
+        <w:rPr>
+          <w:rFonts w:ascii="Times New Roman" w:eastAsia="標楷體" w:hAnsi="Times New Roman" w:cs="Times New Roman"/>
+        </w:rPr>
+        <w:t>訓練系統，不僅展現了我們的努力成果，也具有實際應用與持續發展的價值。</w:t>
       </w:r>
     </w:p>
     <w:p>
@@ -16243,7 +18069,21 @@
         <w:rPr>
           <w:rFonts w:ascii="Times New Roman" w:eastAsia="標楷體" w:hAnsi="Times New Roman" w:cs="Times New Roman"/>
         </w:rPr>
-        <w:t>未來，我們計劃持續優化系統功能，提升沉浸式體驗的真實感與互動深度，並強化</w:t>
+        <w:t>未來，我們計劃持續優化系統功能，提升</w:t>
+      </w:r>
+      <w:proofErr w:type="gramStart"/>
+      <w:r>
+        <w:rPr>
+          <w:rFonts w:ascii="Times New Roman" w:eastAsia="標楷體" w:hAnsi="Times New Roman" w:cs="Times New Roman"/>
+        </w:rPr>
+        <w:t>沉</w:t>
+      </w:r>
+      <w:proofErr w:type="gramEnd"/>
+      <w:r>
+        <w:rPr>
+          <w:rFonts w:ascii="Times New Roman" w:eastAsia="標楷體" w:hAnsi="Times New Roman" w:cs="Times New Roman"/>
+        </w:rPr>
+        <w:t>浸式體驗的真實感與互動深度，並強化</w:t>
       </w:r>
       <w:r>
         <w:rPr>
@@ -16255,8 +18095,16 @@
         <w:rPr>
           <w:rFonts w:ascii="Times New Roman" w:eastAsia="標楷體" w:hAnsi="Times New Roman" w:cs="Times New Roman"/>
         </w:rPr>
-        <w:t>在複雜資安情境</w:t>
-      </w:r>
+        <w:t>在</w:t>
+      </w:r>
+      <w:proofErr w:type="gramStart"/>
+      <w:r>
+        <w:rPr>
+          <w:rFonts w:ascii="Times New Roman" w:eastAsia="標楷體" w:hAnsi="Times New Roman" w:cs="Times New Roman"/>
+        </w:rPr>
+        <w:t>複雜資安情境</w:t>
+      </w:r>
+      <w:proofErr w:type="gramEnd"/>
       <w:r>
         <w:rPr>
           <w:rFonts w:ascii="Times New Roman" w:eastAsia="標楷體" w:hAnsi="Times New Roman" w:cs="Times New Roman"/>
@@ -16291,7 +18139,35 @@
         <w:rPr>
           <w:rFonts w:ascii="Times New Roman" w:eastAsia="標楷體" w:hAnsi="Times New Roman" w:cs="Times New Roman"/>
         </w:rPr>
-        <w:t>探索引入更多元的教學模組與案例，以涵蓋更廣泛的資安威脅類型，滿足不同使用者的需求。此外，結合多感官反饋技術</w:t>
+        <w:t>探索引入更多元的教學模組與案例，以涵蓋更廣泛</w:t>
+      </w:r>
+      <w:proofErr w:type="gramStart"/>
+      <w:r>
+        <w:rPr>
+          <w:rFonts w:ascii="Times New Roman" w:eastAsia="標楷體" w:hAnsi="Times New Roman" w:cs="Times New Roman"/>
+        </w:rPr>
+        <w:t>的資安威脅</w:t>
+      </w:r>
+      <w:proofErr w:type="gramEnd"/>
+      <w:r>
+        <w:rPr>
+          <w:rFonts w:ascii="Times New Roman" w:eastAsia="標楷體" w:hAnsi="Times New Roman" w:cs="Times New Roman"/>
+        </w:rPr>
+        <w:t>類型，滿足不同使用者的需求。</w:t>
+      </w:r>
+      <w:proofErr w:type="gramStart"/>
+      <w:r>
+        <w:rPr>
+          <w:rFonts w:ascii="Times New Roman" w:eastAsia="標楷體" w:hAnsi="Times New Roman" w:cs="Times New Roman"/>
+        </w:rPr>
+        <w:t>此外，</w:t>
+      </w:r>
+      <w:proofErr w:type="gramEnd"/>
+      <w:r>
+        <w:rPr>
+          <w:rFonts w:ascii="Times New Roman" w:eastAsia="標楷體" w:hAnsi="Times New Roman" w:cs="Times New Roman"/>
+        </w:rPr>
+        <w:t>結合多感官反饋技術</w:t>
       </w:r>
       <w:r>
         <w:rPr>
@@ -16321,7 +18197,35 @@
         <w:rPr>
           <w:rFonts w:ascii="Times New Roman" w:eastAsia="標楷體" w:hAnsi="Times New Roman" w:cs="Times New Roman"/>
         </w:rPr>
-        <w:t>，進一步提升學習的沉浸性與即時互動效果。並將加強系統的可擴展性與跨平台支援，促進資安教育訓練的普及與多樣化。</w:t>
+        <w:t>，進一步提升學習的</w:t>
+      </w:r>
+      <w:proofErr w:type="gramStart"/>
+      <w:r>
+        <w:rPr>
+          <w:rFonts w:ascii="Times New Roman" w:eastAsia="標楷體" w:hAnsi="Times New Roman" w:cs="Times New Roman"/>
+        </w:rPr>
+        <w:t>沉浸性</w:t>
+      </w:r>
+      <w:proofErr w:type="gramEnd"/>
+      <w:r>
+        <w:rPr>
+          <w:rFonts w:ascii="Times New Roman" w:eastAsia="標楷體" w:hAnsi="Times New Roman" w:cs="Times New Roman"/>
+        </w:rPr>
+        <w:t>與即時互動效果。並將加強系統的可擴展性與跨平台支援，</w:t>
+      </w:r>
+      <w:proofErr w:type="gramStart"/>
+      <w:r>
+        <w:rPr>
+          <w:rFonts w:ascii="Times New Roman" w:eastAsia="標楷體" w:hAnsi="Times New Roman" w:cs="Times New Roman"/>
+        </w:rPr>
+        <w:t>促進資安教育</w:t>
+      </w:r>
+      <w:proofErr w:type="gramEnd"/>
+      <w:r>
+        <w:rPr>
+          <w:rFonts w:ascii="Times New Roman" w:eastAsia="標楷體" w:hAnsi="Times New Roman" w:cs="Times New Roman"/>
+        </w:rPr>
+        <w:t>訓練的普及與多樣化。</w:t>
       </w:r>
     </w:p>
     <w:p>
@@ -16465,6 +18369,7 @@
         </w:rPr>
         <w:t>兼具</w:t>
       </w:r>
+      <w:proofErr w:type="gramStart"/>
       <w:r>
         <w:rPr>
           <w:rFonts w:ascii="Times New Roman" w:eastAsia="標楷體" w:hAnsi="Times New Roman" w:cs="Times New Roman"/>
@@ -16481,7 +18386,28 @@
         <w:rPr>
           <w:rFonts w:ascii="Times New Roman" w:eastAsia="標楷體" w:hAnsi="Times New Roman" w:cs="Times New Roman"/>
         </w:rPr>
-        <w:t>互動性的資安教育平台。學習者可</w:t>
+        <w:t>互動</w:t>
+      </w:r>
+      <w:proofErr w:type="gramEnd"/>
+      <w:r>
+        <w:rPr>
+          <w:rFonts w:ascii="Times New Roman" w:eastAsia="標楷體" w:hAnsi="Times New Roman" w:cs="Times New Roman"/>
+        </w:rPr>
+        <w:t>性</w:t>
+      </w:r>
+      <w:proofErr w:type="gramStart"/>
+      <w:r>
+        <w:rPr>
+          <w:rFonts w:ascii="Times New Roman" w:eastAsia="標楷體" w:hAnsi="Times New Roman" w:cs="Times New Roman"/>
+        </w:rPr>
+        <w:t>的資安教育</w:t>
+      </w:r>
+      <w:proofErr w:type="gramEnd"/>
+      <w:r>
+        <w:rPr>
+          <w:rFonts w:ascii="Times New Roman" w:eastAsia="標楷體" w:hAnsi="Times New Roman" w:cs="Times New Roman"/>
+        </w:rPr>
+        <w:t>平台。學習者可</w:t>
       </w:r>
       <w:r>
         <w:rPr>
@@ -16607,7 +18533,21 @@
         <w:rPr>
           <w:rFonts w:ascii="Times New Roman" w:eastAsia="標楷體" w:hAnsi="Times New Roman" w:cs="Times New Roman"/>
         </w:rPr>
-        <w:t>種真實職場情境，涵蓋常見資安問題（如密碼管理、社交工程等），讓使用者在無風險的虛擬空間中進行實作訓練，提升防護能力。</w:t>
+        <w:t>種真實職場情境，涵蓋</w:t>
+      </w:r>
+      <w:proofErr w:type="gramStart"/>
+      <w:r>
+        <w:rPr>
+          <w:rFonts w:ascii="Times New Roman" w:eastAsia="標楷體" w:hAnsi="Times New Roman" w:cs="Times New Roman"/>
+        </w:rPr>
+        <w:t>常見資安問題</w:t>
+      </w:r>
+      <w:proofErr w:type="gramEnd"/>
+      <w:r>
+        <w:rPr>
+          <w:rFonts w:ascii="Times New Roman" w:eastAsia="標楷體" w:hAnsi="Times New Roman" w:cs="Times New Roman"/>
+        </w:rPr>
+        <w:t>（如密碼管理、社交工程等），讓使用者在無風險的虛擬空間中進行實作訓練，提升防護能力。</w:t>
       </w:r>
     </w:p>
     <w:p>
@@ -16626,14 +18566,32 @@
           <w:b/>
           <w:bCs/>
         </w:rPr>
-        <w:t>導入國際資安標準內容</w:t>
-      </w:r>
+        <w:t>導入</w:t>
+      </w:r>
+      <w:proofErr w:type="gramStart"/>
       <w:r>
         <w:rPr>
           <w:rFonts w:ascii="Times New Roman" w:eastAsia="標楷體" w:hAnsi="Times New Roman" w:cs="Times New Roman"/>
           <w:b/>
           <w:bCs/>
         </w:rPr>
+        <w:t>國際資安標準</w:t>
+      </w:r>
+      <w:proofErr w:type="gramEnd"/>
+      <w:r>
+        <w:rPr>
+          <w:rFonts w:ascii="Times New Roman" w:eastAsia="標楷體" w:hAnsi="Times New Roman" w:cs="Times New Roman"/>
+          <w:b/>
+          <w:bCs/>
+        </w:rPr>
+        <w:t>內容</w:t>
+      </w:r>
+      <w:r>
+        <w:rPr>
+          <w:rFonts w:ascii="Times New Roman" w:eastAsia="標楷體" w:hAnsi="Times New Roman" w:cs="Times New Roman"/>
+          <w:b/>
+          <w:bCs/>
+        </w:rPr>
         <w:t>：</w:t>
       </w:r>
     </w:p>
@@ -16916,7 +18874,21 @@
         <w:rPr>
           <w:rFonts w:ascii="Times New Roman" w:eastAsia="標楷體" w:hAnsi="Times New Roman" w:cs="Times New Roman"/>
         </w:rPr>
-        <w:t>、教育機構課程、個人學習與政府推廣資安意識等情境，具有推廣性與商業應用潛力。</w:t>
+        <w:t>、教育機構課程、個人學習與政府</w:t>
+      </w:r>
+      <w:proofErr w:type="gramStart"/>
+      <w:r>
+        <w:rPr>
+          <w:rFonts w:ascii="Times New Roman" w:eastAsia="標楷體" w:hAnsi="Times New Roman" w:cs="Times New Roman"/>
+        </w:rPr>
+        <w:t>推廣資安意識</w:t>
+      </w:r>
+      <w:proofErr w:type="gramEnd"/>
+      <w:r>
+        <w:rPr>
+          <w:rFonts w:ascii="Times New Roman" w:eastAsia="標楷體" w:hAnsi="Times New Roman" w:cs="Times New Roman"/>
+        </w:rPr>
+        <w:t>等情境，具有推廣性與商業應用潛力。</w:t>
       </w:r>
     </w:p>
     <w:p>
@@ -17008,13 +18980,27 @@
         <w:rPr>
           <w:rFonts w:ascii="Times New Roman" w:eastAsia="標楷體" w:hAnsi="Times New Roman" w:cs="Times New Roman"/>
         </w:rPr>
-        <w:t>對話的理解精度與情境適應能力，例如引入多輪</w:t>
-      </w:r>
-      <w:r>
-        <w:rPr>
-          <w:rFonts w:ascii="Times New Roman" w:eastAsia="標楷體" w:hAnsi="Times New Roman" w:cs="Times New Roman"/>
-        </w:rPr>
-        <w:t>次的</w:t>
+        <w:t>對話的理解精度與情境適應能力，例如引入</w:t>
+      </w:r>
+      <w:proofErr w:type="gramStart"/>
+      <w:r>
+        <w:rPr>
+          <w:rFonts w:ascii="Times New Roman" w:eastAsia="標楷體" w:hAnsi="Times New Roman" w:cs="Times New Roman"/>
+        </w:rPr>
+        <w:t>多輪</w:t>
+      </w:r>
+      <w:r>
+        <w:rPr>
+          <w:rFonts w:ascii="Times New Roman" w:eastAsia="標楷體" w:hAnsi="Times New Roman" w:cs="Times New Roman"/>
+        </w:rPr>
+        <w:t>次</w:t>
+      </w:r>
+      <w:proofErr w:type="gramEnd"/>
+      <w:r>
+        <w:rPr>
+          <w:rFonts w:ascii="Times New Roman" w:eastAsia="標楷體" w:hAnsi="Times New Roman" w:cs="Times New Roman"/>
+        </w:rPr>
+        <w:t>的</w:t>
       </w:r>
       <w:r>
         <w:rPr>
@@ -17065,7 +19051,21 @@
         <w:rPr>
           <w:rFonts w:ascii="Times New Roman" w:eastAsia="標楷體" w:hAnsi="Times New Roman" w:cs="Times New Roman"/>
         </w:rPr>
-        <w:t>，為提升系統的彈性與應用廣度，未來可以依據不同職務角色或產業特性，開發客製化的資安訓練模組。例如針對金融、醫療或製造等高風險產業，設計貼合實務情境的教學內容，</w:t>
+        <w:t>，為提升系統的彈性與應用廣度，未來可以依據不同職務角色或產業特性，開發客製化</w:t>
+      </w:r>
+      <w:proofErr w:type="gramStart"/>
+      <w:r>
+        <w:rPr>
+          <w:rFonts w:ascii="Times New Roman" w:eastAsia="標楷體" w:hAnsi="Times New Roman" w:cs="Times New Roman"/>
+        </w:rPr>
+        <w:t>的資安訓練</w:t>
+      </w:r>
+      <w:proofErr w:type="gramEnd"/>
+      <w:r>
+        <w:rPr>
+          <w:rFonts w:ascii="Times New Roman" w:eastAsia="標楷體" w:hAnsi="Times New Roman" w:cs="Times New Roman"/>
+        </w:rPr>
+        <w:t>模組。例如針對金融、醫療或製造等高風險產業，設計貼合實務情境的教學內容，</w:t>
       </w:r>
       <w:r>
         <w:rPr>
@@ -17088,11 +19088,19 @@
           <w:rFonts w:ascii="Times New Roman" w:eastAsia="標楷體" w:hAnsi="Times New Roman" w:cs="Times New Roman"/>
         </w:rPr>
       </w:pPr>
-      <w:r>
-        <w:rPr>
-          <w:rFonts w:ascii="Times New Roman" w:eastAsia="標楷體" w:hAnsi="Times New Roman" w:cs="Times New Roman"/>
-        </w:rPr>
-        <w:t>此外，學習成效分析亦為重要研究方向。</w:t>
+      <w:proofErr w:type="gramStart"/>
+      <w:r>
+        <w:rPr>
+          <w:rFonts w:ascii="Times New Roman" w:eastAsia="標楷體" w:hAnsi="Times New Roman" w:cs="Times New Roman"/>
+        </w:rPr>
+        <w:t>此外，</w:t>
+      </w:r>
+      <w:proofErr w:type="gramEnd"/>
+      <w:r>
+        <w:rPr>
+          <w:rFonts w:ascii="Times New Roman" w:eastAsia="標楷體" w:hAnsi="Times New Roman" w:cs="Times New Roman"/>
+        </w:rPr>
+        <w:t>學習成效分析亦為重要研究方向。</w:t>
       </w:r>
       <w:r>
         <w:rPr>
@@ -17167,7 +19175,21 @@
         <w:rPr>
           <w:rFonts w:ascii="Times New Roman" w:eastAsia="標楷體" w:hAnsi="Times New Roman" w:cs="Times New Roman"/>
         </w:rPr>
-        <w:t>加入更多感官回饋（如觸覺回饋、視覺特效或環境音效），強化沉浸感，進一步模擬真實職場壓力下的決策行為。同時持續優化語音辨識與回應速度，以減少使用者等待時間，提升整體互動體驗。</w:t>
+        <w:t>加入更多感官回饋（如觸覺回饋、視覺特效或環境音效），強化</w:t>
+      </w:r>
+      <w:proofErr w:type="gramStart"/>
+      <w:r>
+        <w:rPr>
+          <w:rFonts w:ascii="Times New Roman" w:eastAsia="標楷體" w:hAnsi="Times New Roman" w:cs="Times New Roman"/>
+        </w:rPr>
+        <w:t>沉浸感</w:t>
+      </w:r>
+      <w:proofErr w:type="gramEnd"/>
+      <w:r>
+        <w:rPr>
+          <w:rFonts w:ascii="Times New Roman" w:eastAsia="標楷體" w:hAnsi="Times New Roman" w:cs="Times New Roman"/>
+        </w:rPr>
+        <w:t>，進一步模擬真實職場壓力下的決策行為。同時持續優化語音辨識與回應速度，以減少使用者等待時間，提升整體互動體驗。</w:t>
       </w:r>
     </w:p>
     <w:p>
@@ -17194,7 +19216,21 @@
         <w:rPr>
           <w:rFonts w:ascii="Times New Roman" w:eastAsia="標楷體" w:hAnsi="Times New Roman" w:cs="Times New Roman"/>
         </w:rPr>
-        <w:t>版本，降低硬體門檻，讓更多使用者能在不同設備上進行資安訓練，擴大系統的應用範圍與普及率。</w:t>
+        <w:t>版本，降低硬體門檻，讓更多使用者能在不同設備上</w:t>
+      </w:r>
+      <w:proofErr w:type="gramStart"/>
+      <w:r>
+        <w:rPr>
+          <w:rFonts w:ascii="Times New Roman" w:eastAsia="標楷體" w:hAnsi="Times New Roman" w:cs="Times New Roman"/>
+        </w:rPr>
+        <w:t>進行資安訓練</w:t>
+      </w:r>
+      <w:proofErr w:type="gramEnd"/>
+      <w:r>
+        <w:rPr>
+          <w:rFonts w:ascii="Times New Roman" w:eastAsia="標楷體" w:hAnsi="Times New Roman" w:cs="Times New Roman"/>
+        </w:rPr>
+        <w:t>，擴大系統的應用範圍與普及率。</w:t>
       </w:r>
     </w:p>
     <w:p>
@@ -17250,7 +19286,21 @@
         <w:rPr>
           <w:rFonts w:ascii="Times New Roman" w:eastAsia="標楷體" w:hAnsi="Times New Roman" w:cs="Times New Roman"/>
         </w:rPr>
-        <w:t>我們預期會持續優化系統功能，提升沉浸式互動的真實感和深度，並強化</w:t>
+        <w:t>我們預期會持續優化系統功能，提升</w:t>
+      </w:r>
+      <w:proofErr w:type="gramStart"/>
+      <w:r>
+        <w:rPr>
+          <w:rFonts w:ascii="Times New Roman" w:eastAsia="標楷體" w:hAnsi="Times New Roman" w:cs="Times New Roman"/>
+        </w:rPr>
+        <w:t>沉</w:t>
+      </w:r>
+      <w:proofErr w:type="gramEnd"/>
+      <w:r>
+        <w:rPr>
+          <w:rFonts w:ascii="Times New Roman" w:eastAsia="標楷體" w:hAnsi="Times New Roman" w:cs="Times New Roman"/>
+        </w:rPr>
+        <w:t>浸式互動的真實感和深度，並強化</w:t>
       </w:r>
       <w:r>
         <w:rPr>
@@ -17262,8 +19312,72 @@
         <w:rPr>
           <w:rFonts w:ascii="Times New Roman" w:eastAsia="標楷體" w:hAnsi="Times New Roman" w:cs="Times New Roman"/>
         </w:rPr>
-        <w:t>在輔助資安情境理解中的輔助能力，降低人與機器間對話的延遲；同時，我們會持續探索引入更多元化的教學組織案例，透過模擬現實的資安問題，做到降低資安威脅發生的機會，並以此強化不同用戶族群在資安問題應對上的反應速度與知識掌握。同時技術的未來發展可能會是一大挑戰，如該怎麼增加觸覺反饋的體感</w:t>
-      </w:r>
+        <w:t>在</w:t>
+      </w:r>
+      <w:proofErr w:type="gramStart"/>
+      <w:r>
+        <w:rPr>
+          <w:rFonts w:ascii="Times New Roman" w:eastAsia="標楷體" w:hAnsi="Times New Roman" w:cs="Times New Roman"/>
+        </w:rPr>
+        <w:t>輔助資安情境</w:t>
+      </w:r>
+      <w:proofErr w:type="gramEnd"/>
+      <w:r>
+        <w:rPr>
+          <w:rFonts w:ascii="Times New Roman" w:eastAsia="標楷體" w:hAnsi="Times New Roman" w:cs="Times New Roman"/>
+        </w:rPr>
+        <w:t>理解中的輔助能力，降低人與機器間對話的延遲；同時，我們會持續探索引入更多元化的教學組織案例，透過模擬現實</w:t>
+      </w:r>
+      <w:proofErr w:type="gramStart"/>
+      <w:r>
+        <w:rPr>
+          <w:rFonts w:ascii="Times New Roman" w:eastAsia="標楷體" w:hAnsi="Times New Roman" w:cs="Times New Roman"/>
+        </w:rPr>
+        <w:t>的資安問題</w:t>
+      </w:r>
+      <w:proofErr w:type="gramEnd"/>
+      <w:r>
+        <w:rPr>
+          <w:rFonts w:ascii="Times New Roman" w:eastAsia="標楷體" w:hAnsi="Times New Roman" w:cs="Times New Roman"/>
+        </w:rPr>
+        <w:t>，做到</w:t>
+      </w:r>
+      <w:proofErr w:type="gramStart"/>
+      <w:r>
+        <w:rPr>
+          <w:rFonts w:ascii="Times New Roman" w:eastAsia="標楷體" w:hAnsi="Times New Roman" w:cs="Times New Roman"/>
+        </w:rPr>
+        <w:t>降低資安威脅</w:t>
+      </w:r>
+      <w:proofErr w:type="gramEnd"/>
+      <w:r>
+        <w:rPr>
+          <w:rFonts w:ascii="Times New Roman" w:eastAsia="標楷體" w:hAnsi="Times New Roman" w:cs="Times New Roman"/>
+        </w:rPr>
+        <w:t>發生的機會，並以此強化不同用戶族群</w:t>
+      </w:r>
+      <w:proofErr w:type="gramStart"/>
+      <w:r>
+        <w:rPr>
+          <w:rFonts w:ascii="Times New Roman" w:eastAsia="標楷體" w:hAnsi="Times New Roman" w:cs="Times New Roman"/>
+        </w:rPr>
+        <w:t>在資安問題</w:t>
+      </w:r>
+      <w:proofErr w:type="gramEnd"/>
+      <w:r>
+        <w:rPr>
+          <w:rFonts w:ascii="Times New Roman" w:eastAsia="標楷體" w:hAnsi="Times New Roman" w:cs="Times New Roman"/>
+        </w:rPr>
+        <w:t>應對上的反應速度與知識掌握。同時技術的未來發展可能會是一大挑戰，如該怎麼增加觸覺反饋</w:t>
+      </w:r>
+      <w:proofErr w:type="gramStart"/>
+      <w:r>
+        <w:rPr>
+          <w:rFonts w:ascii="Times New Roman" w:eastAsia="標楷體" w:hAnsi="Times New Roman" w:cs="Times New Roman"/>
+        </w:rPr>
+        <w:t>的體感</w:t>
+      </w:r>
+      <w:proofErr w:type="gramEnd"/>
       <w:r>
         <w:rPr>
           <w:rFonts w:ascii="Times New Roman" w:eastAsia="標楷體" w:hAnsi="Times New Roman" w:cs="Times New Roman"/>
@@ -17274,7 +19388,21 @@
         <w:rPr>
           <w:rFonts w:ascii="Times New Roman" w:eastAsia="標楷體" w:hAnsi="Times New Roman" w:cs="Times New Roman"/>
         </w:rPr>
-        <w:t>該怎麼進一步讓使用者的沉浸性與即時互動效果變得更好</w:t>
+        <w:t>該怎麼進一步讓使用者的</w:t>
+      </w:r>
+      <w:proofErr w:type="gramStart"/>
+      <w:r>
+        <w:rPr>
+          <w:rFonts w:ascii="Times New Roman" w:eastAsia="標楷體" w:hAnsi="Times New Roman" w:cs="Times New Roman"/>
+        </w:rPr>
+        <w:t>沉浸性</w:t>
+      </w:r>
+      <w:proofErr w:type="gramEnd"/>
+      <w:r>
+        <w:rPr>
+          <w:rFonts w:ascii="Times New Roman" w:eastAsia="標楷體" w:hAnsi="Times New Roman" w:cs="Times New Roman"/>
+        </w:rPr>
+        <w:t>與即時互動效果變得更好</w:t>
       </w:r>
       <w:r>
         <w:rPr>
@@ -17388,7 +19516,25 @@
           <w:sz w:val="28"/>
           <w:szCs w:val="28"/>
         </w:rPr>
-        <w:t>Baker, R., &amp; Siemens, G. (2014). Learning analytics and educational data mining. </w:t>
+        <w:t xml:space="preserve">Baker, R., &amp; Siemens, G. (2014). </w:t>
+      </w:r>
+      <w:proofErr w:type="gramStart"/>
+      <w:r>
+        <w:rPr>
+          <w:rFonts w:ascii="Times New Roman" w:eastAsia="標楷體" w:hAnsi="Times New Roman" w:cs="Times New Roman"/>
+          <w:sz w:val="28"/>
+          <w:szCs w:val="28"/>
+        </w:rPr>
+        <w:t>Learning</w:t>
+      </w:r>
+      <w:proofErr w:type="gramEnd"/>
+      <w:r>
+        <w:rPr>
+          <w:rFonts w:ascii="Times New Roman" w:eastAsia="標楷體" w:hAnsi="Times New Roman" w:cs="Times New Roman"/>
+          <w:sz w:val="28"/>
+          <w:szCs w:val="28"/>
+        </w:rPr>
+        <w:t xml:space="preserve"> analytics and educational data mining. </w:t>
       </w:r>
       <w:r>
         <w:rPr>
@@ -17904,13 +20050,23 @@
         </w:rPr>
         <w:t>結合虛擬實境與大語言模型技術之</w:t>
       </w:r>
+      <w:proofErr w:type="gramStart"/>
       <w:r>
         <w:rPr>
           <w:rFonts w:ascii="標楷體" w:eastAsia="標楷體" w:hAnsi="標楷體" w:cs="Times New Roman"/>
           <w:szCs w:val="36"/>
           <w14:ligatures w14:val="none"/>
         </w:rPr>
-        <w:t>創新資安教育訓練系統</w:t>
+        <w:t>創新資安教育</w:t>
+      </w:r>
+      <w:proofErr w:type="gramEnd"/>
+      <w:r>
+        <w:rPr>
+          <w:rFonts w:ascii="標楷體" w:eastAsia="標楷體" w:hAnsi="標楷體" w:cs="Times New Roman"/>
+          <w:szCs w:val="36"/>
+          <w14:ligatures w14:val="none"/>
+        </w:rPr>
+        <w:t>訓練系統</w:t>
       </w:r>
       <w:r>
         <w:rPr>
@@ -20061,6 +22217,7 @@
   <w:style w:type="character" w:default="1" w:styleId="a0">
     <w:name w:val="Default Paragraph Font"/>
     <w:uiPriority w:val="1"/>
+    <w:semiHidden/>
     <w:unhideWhenUsed/>
   </w:style>
   <w:style w:type="table" w:default="1" w:styleId="a1">
@@ -20640,6 +22797,23 @@
 </file>
 
 <file path=customXml/item1.xml><?xml version="1.0" encoding="utf-8"?>
+<p:properties xmlns:p="http://schemas.microsoft.com/office/2006/metadata/properties" xmlns:xsi="http://www.w3.org/2001/XMLSchema-instance" xmlns:pc="http://schemas.microsoft.com/office/infopath/2007/PartnerControls">
+  <documentManagement>
+    <_activity xmlns="e263fdbe-65cf-44ae-be34-143a9c00679c" xsi:nil="true"/>
+  </documentManagement>
+</p:properties>
+</file>
+
+<file path=customXml/item2.xml><?xml version="1.0" encoding="utf-8"?>
+<?mso-contentType ?>
+<FormTemplates xmlns="http://schemas.microsoft.com/sharepoint/v3/contenttype/forms">
+  <Display>DocumentLibraryForm</Display>
+  <Edit>DocumentLibraryForm</Edit>
+  <New>DocumentLibraryForm</New>
+</FormTemplates>
+</file>
+
+<file path=customXml/item3.xml><?xml version="1.0" encoding="utf-8"?>
 <ct:contentTypeSchema xmlns:ct="http://schemas.microsoft.com/office/2006/metadata/contentType" xmlns:ma="http://schemas.microsoft.com/office/2006/metadata/properties/metaAttributes" ct:_="" ma:_="" ma:contentTypeName="Document" ma:contentTypeID="0x010100F62136DE91B5AC4FB8B4D80E37AED433" ma:contentTypeVersion="8" ma:contentTypeDescription="Create a new document." ma:contentTypeScope="" ma:versionID="9a9e3728d040380f904eeedc2dfb2fdd">
   <xsd:schema xmlns:xsd="http://www.w3.org/2001/XMLSchema" xmlns:xs="http://www.w3.org/2001/XMLSchema" xmlns:p="http://schemas.microsoft.com/office/2006/metadata/properties" xmlns:ns3="c8f83424-7f8a-4aff-b741-fd9118c82e8b" xmlns:ns4="e263fdbe-65cf-44ae-be34-143a9c00679c" targetNamespace="http://schemas.microsoft.com/office/2006/metadata/properties" ma:root="true" ma:fieldsID="6306756411fd9c7368aef0a412bb4e16" ns3:_="" ns4:_="">
     <xsd:import namespace="c8f83424-7f8a-4aff-b741-fd9118c82e8b"/>
@@ -20828,24 +23002,25 @@
 </ct:contentTypeSchema>
 </file>
 
-<file path=customXml/item2.xml><?xml version="1.0" encoding="utf-8"?>
-<?mso-contentType ?>
-<FormTemplates xmlns="http://schemas.microsoft.com/sharepoint/v3/contenttype/forms">
-  <Display>DocumentLibraryForm</Display>
-  <Edit>DocumentLibraryForm</Edit>
-  <New>DocumentLibraryForm</New>
-</FormTemplates>
+<file path=customXml/itemProps1.xml><?xml version="1.0" encoding="utf-8"?>
+<ds:datastoreItem xmlns:ds="http://schemas.openxmlformats.org/officeDocument/2006/customXml" ds:itemID="{760F4C65-8AC2-4A69-8B0A-DB44BA02D025}">
+  <ds:schemaRefs>
+    <ds:schemaRef ds:uri="http://schemas.microsoft.com/office/2006/metadata/properties"/>
+    <ds:schemaRef ds:uri="http://schemas.microsoft.com/office/infopath/2007/PartnerControls"/>
+    <ds:schemaRef ds:uri="e263fdbe-65cf-44ae-be34-143a9c00679c"/>
+  </ds:schemaRefs>
+</ds:datastoreItem>
 </file>
 
-<file path=customXml/item3.xml><?xml version="1.0" encoding="utf-8"?>
-<p:properties xmlns:p="http://schemas.microsoft.com/office/2006/metadata/properties" xmlns:xsi="http://www.w3.org/2001/XMLSchema-instance" xmlns:pc="http://schemas.microsoft.com/office/infopath/2007/PartnerControls">
-  <documentManagement>
-    <_activity xmlns="e263fdbe-65cf-44ae-be34-143a9c00679c" xsi:nil="true"/>
-  </documentManagement>
-</p:properties>
+<file path=customXml/itemProps2.xml><?xml version="1.0" encoding="utf-8"?>
+<ds:datastoreItem xmlns:ds="http://schemas.openxmlformats.org/officeDocument/2006/customXml" ds:itemID="{01F46C17-5D3B-4ADF-A1A7-FD0F8313A3ED}">
+  <ds:schemaRefs>
+    <ds:schemaRef ds:uri="http://schemas.microsoft.com/sharepoint/v3/contenttype/forms"/>
+  </ds:schemaRefs>
+</ds:datastoreItem>
 </file>
 
-<file path=customXml/itemProps1.xml><?xml version="1.0" encoding="utf-8"?>
+<file path=customXml/itemProps3.xml><?xml version="1.0" encoding="utf-8"?>
 <ds:datastoreItem xmlns:ds="http://schemas.openxmlformats.org/officeDocument/2006/customXml" ds:itemID="{DBD6D342-861A-429A-96C9-FA164F3916EF}">
   <ds:schemaRefs>
     <ds:schemaRef ds:uri="http://schemas.microsoft.com/office/2006/metadata/contentType"/>
@@ -20862,22 +23037,4 @@
     <ds:schemaRef ds:uri="http://schemas.microsoft.com/internal/obd"/>
   </ds:schemaRefs>
 </ds:datastoreItem>
-</file>
-
-<file path=customXml/itemProps2.xml><?xml version="1.0" encoding="utf-8"?>
-<ds:datastoreItem xmlns:ds="http://schemas.openxmlformats.org/officeDocument/2006/customXml" ds:itemID="{01F46C17-5D3B-4ADF-A1A7-FD0F8313A3ED}">
-  <ds:schemaRefs>
-    <ds:schemaRef ds:uri="http://schemas.microsoft.com/sharepoint/v3/contenttype/forms"/>
-  </ds:schemaRefs>
-</ds:datastoreItem>
-</file>
-
-<file path=customXml/itemProps3.xml><?xml version="1.0" encoding="utf-8"?>
-<ds:datastoreItem xmlns:ds="http://schemas.openxmlformats.org/officeDocument/2006/customXml" ds:itemID="{760F4C65-8AC2-4A69-8B0A-DB44BA02D025}">
-  <ds:schemaRefs>
-    <ds:schemaRef ds:uri="http://schemas.microsoft.com/office/2006/metadata/properties"/>
-    <ds:schemaRef ds:uri="http://schemas.microsoft.com/office/infopath/2007/PartnerControls"/>
-    <ds:schemaRef ds:uri="e263fdbe-65cf-44ae-be34-143a9c00679c"/>
-  </ds:schemaRefs>
-</ds:datastoreItem>
 </file>